--- a/КП_ПЗ_Архипов_М.docx
+++ b/КП_ПЗ_Архипов_М.docx
@@ -1534,7 +1534,7 @@
                 <w:noProof/>
                 <w:webHidden/>
               </w:rPr>
-              <w:t>10</w:t>
+              <w:t>9</w:t>
             </w:r>
             <w:r>
               <w:rPr>
@@ -1633,7 +1633,7 @@
                 <w:noProof/>
                 <w:webHidden/>
               </w:rPr>
-              <w:t>10</w:t>
+              <w:t>9</w:t>
             </w:r>
             <w:r>
               <w:rPr>
@@ -1724,7 +1724,7 @@
                 <w:noProof/>
                 <w:webHidden/>
               </w:rPr>
-              <w:t>11</w:t>
+              <w:t>10</w:t>
             </w:r>
             <w:r>
               <w:rPr>
@@ -1815,7 +1815,7 @@
                 <w:noProof/>
                 <w:webHidden/>
               </w:rPr>
-              <w:t>13</w:t>
+              <w:t>12</w:t>
             </w:r>
             <w:r>
               <w:rPr>
@@ -1906,7 +1906,7 @@
                 <w:noProof/>
                 <w:webHidden/>
               </w:rPr>
-              <w:t>13</w:t>
+              <w:t>14</w:t>
             </w:r>
             <w:r>
               <w:rPr>
@@ -1997,7 +1997,7 @@
                 <w:noProof/>
                 <w:webHidden/>
               </w:rPr>
-              <w:t>15</w:t>
+              <w:t>16</w:t>
             </w:r>
             <w:r>
               <w:rPr>
@@ -2179,7 +2179,7 @@
                 <w:noProof/>
                 <w:webHidden/>
               </w:rPr>
-              <w:t>27</w:t>
+              <w:t>24</w:t>
             </w:r>
             <w:r>
               <w:rPr>
@@ -2270,7 +2270,7 @@
                 <w:noProof/>
                 <w:webHidden/>
               </w:rPr>
-              <w:t>27</w:t>
+              <w:t>24</w:t>
             </w:r>
             <w:r>
               <w:rPr>
@@ -2361,7 +2361,7 @@
                 <w:noProof/>
                 <w:webHidden/>
               </w:rPr>
-              <w:t>28</w:t>
+              <w:t>25</w:t>
             </w:r>
             <w:r>
               <w:rPr>
@@ -2452,7 +2452,7 @@
                 <w:noProof/>
                 <w:webHidden/>
               </w:rPr>
-              <w:t>29</w:t>
+              <w:t>26</w:t>
             </w:r>
             <w:r>
               <w:rPr>
@@ -2543,7 +2543,7 @@
                 <w:noProof/>
                 <w:webHidden/>
               </w:rPr>
-              <w:t>30</w:t>
+              <w:t>27</w:t>
             </w:r>
             <w:r>
               <w:rPr>
@@ -2634,7 +2634,7 @@
                 <w:noProof/>
                 <w:webHidden/>
               </w:rPr>
-              <w:t>39</w:t>
+              <w:t>32</w:t>
             </w:r>
             <w:r>
               <w:rPr>
@@ -2725,7 +2725,7 @@
                 <w:noProof/>
                 <w:webHidden/>
               </w:rPr>
-              <w:t>39</w:t>
+              <w:t>32</w:t>
             </w:r>
             <w:r>
               <w:rPr>
@@ -2816,7 +2816,7 @@
                 <w:noProof/>
                 <w:webHidden/>
               </w:rPr>
-              <w:t>40</w:t>
+              <w:t>34</w:t>
             </w:r>
             <w:r>
               <w:rPr>
@@ -2911,7 +2911,7 @@
                 <w:noProof/>
                 <w:webHidden/>
               </w:rPr>
-              <w:t>48</w:t>
+              <w:t>39</w:t>
             </w:r>
             <w:r>
               <w:rPr>
@@ -3016,7 +3016,7 @@
                 <w:noProof/>
                 <w:webHidden/>
               </w:rPr>
-              <w:t>67</w:t>
+              <w:t>50</w:t>
             </w:r>
             <w:r>
               <w:rPr>
@@ -3086,7 +3086,7 @@
                 <w:noProof/>
                 <w:webHidden/>
               </w:rPr>
-              <w:t>70</w:t>
+              <w:t>53</w:t>
             </w:r>
             <w:r>
               <w:rPr>
@@ -3156,7 +3156,7 @@
                 <w:noProof/>
                 <w:webHidden/>
               </w:rPr>
-              <w:t>71</w:t>
+              <w:t>54</w:t>
             </w:r>
             <w:r>
               <w:rPr>
@@ -3227,7 +3227,7 @@
                 <w:noProof/>
                 <w:webHidden/>
               </w:rPr>
-              <w:t>72</w:t>
+              <w:t>55</w:t>
             </w:r>
             <w:r>
               <w:rPr>
@@ -3315,7 +3315,7 @@
                 <w:noProof/>
                 <w:webHidden/>
               </w:rPr>
-              <w:t>73</w:t>
+              <w:t>62</w:t>
             </w:r>
             <w:r>
               <w:rPr>
@@ -3390,7 +3390,7 @@
                 <w:noProof/>
                 <w:webHidden/>
               </w:rPr>
-              <w:t>77</w:t>
+              <w:t>68</w:t>
             </w:r>
             <w:r>
               <w:rPr>
@@ -8679,13 +8679,17 @@
       <w:r>
         <w:rPr>
           <w:noProof/>
+          <w:sz w:val="28"/>
+          <w:szCs w:val="28"/>
+          <w:shd w:val="clear" w:color="auto" w:fill="FFFFFF"/>
+          <w:lang w:eastAsia="en-US"/>
         </w:rPr>
         <w:lastRenderedPageBreak/>
         <w:drawing>
-          <wp:inline distT="0" distB="0" distL="0" distR="0" wp14:anchorId="5BB83204" wp14:editId="267F1AEE">
-            <wp:extent cx="5402580" cy="3758553"/>
-            <wp:effectExtent l="0" t="0" r="7620" b="0"/>
-            <wp:docPr id="140567735" name="Рисунок 1"/>
+          <wp:inline distT="0" distB="0" distL="0" distR="0" wp14:anchorId="299B2F29" wp14:editId="23DCD543">
+            <wp:extent cx="4774874" cy="8258175"/>
+            <wp:effectExtent l="0" t="0" r="6985" b="0"/>
+            <wp:docPr id="1527536282" name="Рисунок 1"/>
             <wp:cNvGraphicFramePr>
               <a:graphicFrameLocks xmlns:a="http://schemas.openxmlformats.org/drawingml/2006/main" noChangeAspect="1"/>
             </wp:cNvGraphicFramePr>
@@ -8693,7 +8697,7 @@
               <a:graphicData uri="http://schemas.openxmlformats.org/drawingml/2006/picture">
                 <pic:pic xmlns:pic="http://schemas.openxmlformats.org/drawingml/2006/picture">
                   <pic:nvPicPr>
-                    <pic:cNvPr id="140567735" name=""/>
+                    <pic:cNvPr id="1527536282" name=""/>
                     <pic:cNvPicPr/>
                   </pic:nvPicPr>
                   <pic:blipFill>
@@ -8705,7 +8709,7 @@
                   <pic:spPr>
                     <a:xfrm>
                       <a:off x="0" y="0"/>
-                      <a:ext cx="5408717" cy="3762823"/>
+                      <a:ext cx="4783063" cy="8272337"/>
                     </a:xfrm>
                     <a:prstGeom prst="rect">
                       <a:avLst/>
@@ -8726,7 +8730,6 @@
         <w:rPr>
           <w:sz w:val="26"/>
           <w:szCs w:val="26"/>
-          <w:highlight w:val="red"/>
           <w:shd w:val="clear" w:color="auto" w:fill="FFFFFF"/>
         </w:rPr>
       </w:pPr>
@@ -8735,7 +8738,6 @@
           <w:rFonts w:eastAsiaTheme="minorEastAsia"/>
           <w:sz w:val="26"/>
           <w:szCs w:val="26"/>
-          <w:highlight w:val="red"/>
           <w:shd w:val="clear" w:color="auto" w:fill="FFFFFF"/>
           <w:lang w:eastAsia="ja-JP"/>
         </w:rPr>
@@ -8745,11 +8747,23 @@
         <w:rPr>
           <w:sz w:val="26"/>
           <w:szCs w:val="26"/>
+          <w:shd w:val="clear" w:color="auto" w:fill="FFFFFF"/>
+        </w:rPr>
+        <w:t>иаграмма вариантов использования</w:t>
+      </w:r>
+    </w:p>
+    <w:p>
+      <w:pPr>
+        <w:spacing w:line="360" w:lineRule="auto"/>
+        <w:ind w:firstLine="709"/>
+        <w:contextualSpacing/>
+        <w:jc w:val="both"/>
+        <w:rPr>
+          <w:sz w:val="28"/>
+          <w:szCs w:val="28"/>
           <w:highlight w:val="red"/>
-          <w:shd w:val="clear" w:color="auto" w:fill="FFFFFF"/>
-        </w:rPr>
-        <w:t>иаграмма вариантов использования</w:t>
-      </w:r>
+        </w:rPr>
+      </w:pPr>
     </w:p>
     <w:p>
       <w:pPr>
@@ -8760,20 +8774,6 @@
         <w:rPr>
           <w:sz w:val="28"/>
           <w:szCs w:val="28"/>
-          <w:highlight w:val="red"/>
-        </w:rPr>
-      </w:pPr>
-    </w:p>
-    <w:p>
-      <w:pPr>
-        <w:spacing w:line="360" w:lineRule="auto"/>
-        <w:ind w:firstLine="709"/>
-        <w:contextualSpacing/>
-        <w:jc w:val="both"/>
-        <w:rPr>
-          <w:sz w:val="28"/>
-          <w:szCs w:val="28"/>
-          <w:highlight w:val="red"/>
         </w:rPr>
       </w:pPr>
       <w:bookmarkStart w:id="45" w:name="_Toc68696090"/>
@@ -8784,15 +8784,14 @@
         <w:rPr>
           <w:sz w:val="28"/>
           <w:szCs w:val="28"/>
-          <w:highlight w:val="red"/>
-        </w:rPr>
+        </w:rPr>
+        <w:lastRenderedPageBreak/>
         <w:t xml:space="preserve">На диаграмме прецедентов </w:t>
       </w:r>
       <w:r>
         <w:rPr>
           <w:sz w:val="28"/>
           <w:szCs w:val="28"/>
-          <w:highlight w:val="red"/>
         </w:rPr>
         <w:t>показан</w:t>
       </w:r>
@@ -8800,7 +8799,6 @@
         <w:rPr>
           <w:sz w:val="28"/>
           <w:szCs w:val="28"/>
-          <w:highlight w:val="red"/>
         </w:rPr>
         <w:t>ы</w:t>
       </w:r>
@@ -8808,7 +8806,6 @@
         <w:rPr>
           <w:sz w:val="28"/>
           <w:szCs w:val="28"/>
-          <w:highlight w:val="red"/>
         </w:rPr>
         <w:t xml:space="preserve"> доступные функции для </w:t>
       </w:r>
@@ -8816,7 +8813,6 @@
         <w:rPr>
           <w:sz w:val="28"/>
           <w:szCs w:val="28"/>
-          <w:highlight w:val="red"/>
         </w:rPr>
         <w:t>администратора</w:t>
       </w:r>
@@ -8824,15 +8820,13 @@
         <w:rPr>
           <w:sz w:val="28"/>
           <w:szCs w:val="28"/>
-          <w:highlight w:val="red"/>
-        </w:rPr>
-        <w:t xml:space="preserve"> и оперативного сотрудника</w:t>
-      </w:r>
-      <w:r>
-        <w:rPr>
-          <w:sz w:val="28"/>
-          <w:szCs w:val="28"/>
-          <w:highlight w:val="red"/>
+        </w:rPr>
+        <w:t>, руководителя дел и наблюдателя</w:t>
+      </w:r>
+      <w:r>
+        <w:rPr>
+          <w:sz w:val="28"/>
+          <w:szCs w:val="28"/>
         </w:rPr>
         <w:t>.</w:t>
       </w:r>
@@ -8867,28 +8861,18 @@
         <w:rPr>
           <w:b/>
           <w:i/>
-          <w:highlight w:val="red"/>
           <w:lang w:eastAsia="en-US"/>
         </w:rPr>
       </w:pPr>
       <w:bookmarkStart w:id="49" w:name="_Toc105597145"/>
       <w:bookmarkStart w:id="50" w:name="_Toc164804151"/>
       <w:r>
-        <w:rPr>
-          <w:highlight w:val="red"/>
-        </w:rPr>
         <w:t xml:space="preserve">2.4 </w:t>
       </w:r>
       <w:r>
-        <w:rPr>
-          <w:highlight w:val="red"/>
-        </w:rPr>
         <w:tab/>
       </w:r>
       <w:r>
-        <w:rPr>
-          <w:highlight w:val="red"/>
-        </w:rPr>
         <w:t>Диаграмма активностей</w:t>
       </w:r>
       <w:bookmarkEnd w:id="45"/>
@@ -8933,16 +8917,42 @@
         <w:rPr>
           <w:sz w:val="28"/>
           <w:szCs w:val="28"/>
-          <w:highlight w:val="red"/>
-        </w:rPr>
-      </w:pPr>
-      <w:r>
-        <w:rPr>
-          <w:sz w:val="28"/>
-          <w:szCs w:val="28"/>
-          <w:highlight w:val="red"/>
-        </w:rPr>
-        <w:t xml:space="preserve">На рисунках 2.3, 2.4 и 2.5 представлены диаграммы активностей для пользователей с ролями «Администратор», «Кассир» и «Менеджер по снабжению» соответственно. </w:t>
+        </w:rPr>
+      </w:pPr>
+      <w:r>
+        <w:rPr>
+          <w:sz w:val="28"/>
+          <w:szCs w:val="28"/>
+        </w:rPr>
+        <w:t>На рисунках 2.3, 2.4 и 2.5 представлены диаграммы активностей для пользователей с ролями «Администратор», «</w:t>
+      </w:r>
+      <w:r>
+        <w:rPr>
+          <w:sz w:val="28"/>
+          <w:szCs w:val="28"/>
+        </w:rPr>
+        <w:t>Руководителя дел</w:t>
+      </w:r>
+      <w:r>
+        <w:rPr>
+          <w:sz w:val="28"/>
+          <w:szCs w:val="28"/>
+        </w:rPr>
+        <w:t>» и «</w:t>
+      </w:r>
+      <w:r>
+        <w:rPr>
+          <w:sz w:val="28"/>
+          <w:szCs w:val="28"/>
+        </w:rPr>
+        <w:t>Наблюдателя</w:t>
+      </w:r>
+      <w:r>
+        <w:rPr>
+          <w:sz w:val="28"/>
+          <w:szCs w:val="28"/>
+        </w:rPr>
+        <w:t>» соответственно.</w:t>
       </w:r>
     </w:p>
     <w:p>
@@ -8959,9 +8969,7 @@
       <w:r>
         <w:rPr>
           <w:noProof/>
-          <w:highlight w:val="red"/>
-        </w:rPr>
-        <w:lastRenderedPageBreak/>
+        </w:rPr>
         <w:drawing>
           <wp:inline distT="0" distB="0" distL="0" distR="0" wp14:anchorId="44D764C7" wp14:editId="3725278E">
             <wp:extent cx="4859215" cy="2897603"/>
@@ -9007,60 +9015,56 @@
         <w:rPr>
           <w:sz w:val="26"/>
           <w:szCs w:val="26"/>
-          <w:highlight w:val="red"/>
           <w:shd w:val="clear" w:color="auto" w:fill="FFFFFF"/>
         </w:rPr>
       </w:pPr>
       <w:r>
         <w:rPr>
           <w:rFonts w:eastAsiaTheme="minorEastAsia"/>
+          <w:sz w:val="26"/>
+          <w:szCs w:val="26"/>
+          <w:shd w:val="clear" w:color="auto" w:fill="FFFFFF"/>
+          <w:lang w:eastAsia="ja-JP"/>
+        </w:rPr>
+        <w:t>Рисунок 2.3 – Д</w:t>
+      </w:r>
+      <w:r>
+        <w:rPr>
+          <w:sz w:val="26"/>
+          <w:szCs w:val="26"/>
+          <w:shd w:val="clear" w:color="auto" w:fill="FFFFFF"/>
+        </w:rPr>
+        <w:t>иаграмма активностей для пользователя «Администратор»</w:t>
+      </w:r>
+    </w:p>
+    <w:p>
+      <w:pPr>
+        <w:spacing w:line="360" w:lineRule="auto"/>
+        <w:contextualSpacing/>
+        <w:jc w:val="center"/>
+        <w:rPr>
           <w:sz w:val="26"/>
           <w:szCs w:val="26"/>
           <w:highlight w:val="red"/>
           <w:shd w:val="clear" w:color="auto" w:fill="FFFFFF"/>
-          <w:lang w:eastAsia="ja-JP"/>
-        </w:rPr>
-        <w:t>Рисунок 2.3 – Д</w:t>
-      </w:r>
-      <w:r>
+        </w:rPr>
+      </w:pPr>
+    </w:p>
+    <w:p>
+      <w:pPr>
+        <w:spacing w:line="360" w:lineRule="auto"/>
+        <w:contextualSpacing/>
+        <w:jc w:val="center"/>
         <w:rPr>
           <w:sz w:val="26"/>
           <w:szCs w:val="26"/>
           <w:highlight w:val="red"/>
           <w:shd w:val="clear" w:color="auto" w:fill="FFFFFF"/>
         </w:rPr>
-        <w:t>иаграмма активностей для пользователя «Администратор»</w:t>
-      </w:r>
-    </w:p>
-    <w:p>
-      <w:pPr>
-        <w:spacing w:line="360" w:lineRule="auto"/>
-        <w:contextualSpacing/>
-        <w:jc w:val="center"/>
-        <w:rPr>
-          <w:sz w:val="26"/>
-          <w:szCs w:val="26"/>
-          <w:highlight w:val="red"/>
-          <w:shd w:val="clear" w:color="auto" w:fill="FFFFFF"/>
-        </w:rPr>
-      </w:pPr>
-    </w:p>
-    <w:p>
-      <w:pPr>
-        <w:spacing w:line="360" w:lineRule="auto"/>
-        <w:contextualSpacing/>
-        <w:jc w:val="center"/>
-        <w:rPr>
-          <w:sz w:val="26"/>
-          <w:szCs w:val="26"/>
-          <w:highlight w:val="red"/>
-          <w:shd w:val="clear" w:color="auto" w:fill="FFFFFF"/>
-        </w:rPr>
       </w:pPr>
       <w:r>
         <w:rPr>
           <w:noProof/>
-          <w:highlight w:val="red"/>
         </w:rPr>
         <w:drawing>
           <wp:inline distT="0" distB="0" distL="0" distR="0" wp14:anchorId="473C9227" wp14:editId="2142170E">
@@ -9107,7 +9111,6 @@
         <w:rPr>
           <w:sz w:val="28"/>
           <w:szCs w:val="28"/>
-          <w:highlight w:val="red"/>
         </w:rPr>
       </w:pPr>
       <w:r>
@@ -9115,7 +9118,6 @@
           <w:rFonts w:eastAsiaTheme="minorEastAsia"/>
           <w:sz w:val="26"/>
           <w:szCs w:val="26"/>
-          <w:highlight w:val="red"/>
           <w:shd w:val="clear" w:color="auto" w:fill="FFFFFF"/>
           <w:lang w:eastAsia="ja-JP"/>
         </w:rPr>
@@ -9125,10 +9127,24 @@
         <w:rPr>
           <w:sz w:val="26"/>
           <w:szCs w:val="26"/>
-          <w:highlight w:val="red"/>
           <w:shd w:val="clear" w:color="auto" w:fill="FFFFFF"/>
         </w:rPr>
-        <w:t>иаграмма активностей для пользователя «Кассир»</w:t>
+        <w:t>иаграмма активностей для пользователя «</w:t>
+      </w:r>
+      <w:r>
+        <w:rPr>
+          <w:sz w:val="28"/>
+          <w:szCs w:val="28"/>
+        </w:rPr>
+        <w:t>Руководителя дел</w:t>
+      </w:r>
+      <w:r>
+        <w:rPr>
+          <w:sz w:val="26"/>
+          <w:szCs w:val="26"/>
+          <w:shd w:val="clear" w:color="auto" w:fill="FFFFFF"/>
+        </w:rPr>
+        <w:t>»</w:t>
       </w:r>
     </w:p>
     <w:p>
@@ -9157,8 +9173,8 @@
       <w:r>
         <w:rPr>
           <w:noProof/>
-          <w:highlight w:val="red"/>
-        </w:rPr>
+        </w:rPr>
+        <w:lastRenderedPageBreak/>
         <w:drawing>
           <wp:inline distT="0" distB="0" distL="0" distR="0" wp14:anchorId="5FE65066" wp14:editId="256303A2">
             <wp:extent cx="3487615" cy="1633952"/>
@@ -9204,81 +9220,123 @@
         <w:rPr>
           <w:sz w:val="26"/>
           <w:szCs w:val="26"/>
-          <w:highlight w:val="red"/>
           <w:shd w:val="clear" w:color="auto" w:fill="FFFFFF"/>
         </w:rPr>
       </w:pPr>
       <w:r>
         <w:rPr>
           <w:rFonts w:eastAsiaTheme="minorEastAsia"/>
+          <w:sz w:val="26"/>
+          <w:szCs w:val="26"/>
+          <w:shd w:val="clear" w:color="auto" w:fill="FFFFFF"/>
+          <w:lang w:eastAsia="ja-JP"/>
+        </w:rPr>
+        <w:t>Рисунок 2.5 – Д</w:t>
+      </w:r>
+      <w:r>
+        <w:rPr>
+          <w:sz w:val="26"/>
+          <w:szCs w:val="26"/>
+          <w:shd w:val="clear" w:color="auto" w:fill="FFFFFF"/>
+        </w:rPr>
+        <w:t>иаграмма активностей для пользователя «</w:t>
+      </w:r>
+      <w:r>
+        <w:rPr>
+          <w:sz w:val="28"/>
+          <w:szCs w:val="28"/>
+        </w:rPr>
+        <w:t>Наблюдателя</w:t>
+      </w:r>
+      <w:r>
+        <w:rPr>
+          <w:sz w:val="26"/>
+          <w:szCs w:val="26"/>
+          <w:shd w:val="clear" w:color="auto" w:fill="FFFFFF"/>
+        </w:rPr>
+        <w:t>»</w:t>
+      </w:r>
+    </w:p>
+    <w:p>
+      <w:pPr>
+        <w:spacing w:line="360" w:lineRule="auto"/>
+        <w:contextualSpacing/>
+        <w:jc w:val="center"/>
+        <w:rPr>
           <w:sz w:val="26"/>
           <w:szCs w:val="26"/>
           <w:highlight w:val="red"/>
           <w:shd w:val="clear" w:color="auto" w:fill="FFFFFF"/>
-          <w:lang w:eastAsia="ja-JP"/>
-        </w:rPr>
-        <w:t>Рисунок 2.5 – Д</w:t>
-      </w:r>
-      <w:r>
-        <w:rPr>
-          <w:sz w:val="26"/>
-          <w:szCs w:val="26"/>
+        </w:rPr>
+      </w:pPr>
+    </w:p>
+    <w:p>
+      <w:pPr>
+        <w:spacing w:line="360" w:lineRule="auto"/>
+        <w:ind w:firstLine="709"/>
+        <w:contextualSpacing/>
+        <w:jc w:val="both"/>
+        <w:rPr>
+          <w:sz w:val="28"/>
+          <w:szCs w:val="28"/>
           <w:highlight w:val="red"/>
-          <w:shd w:val="clear" w:color="auto" w:fill="FFFFFF"/>
-        </w:rPr>
-        <w:t xml:space="preserve">иаграмма активностей для пользователя «Менеджер по </w:t>
-      </w:r>
-      <w:r>
-        <w:rPr>
-          <w:sz w:val="26"/>
-          <w:szCs w:val="26"/>
+        </w:rPr>
+      </w:pPr>
+      <w:r>
+        <w:rPr>
+          <w:sz w:val="28"/>
+          <w:szCs w:val="28"/>
+        </w:rPr>
+        <w:t xml:space="preserve">Как и показано на диаграммах активностей видно, что администратора можно обобщить до </w:t>
+      </w:r>
+      <w:r>
+        <w:rPr>
+          <w:sz w:val="28"/>
+          <w:szCs w:val="28"/>
+        </w:rPr>
+        <w:t>руководителя дел</w:t>
+      </w:r>
+      <w:r>
+        <w:rPr>
+          <w:sz w:val="28"/>
+          <w:szCs w:val="28"/>
+        </w:rPr>
+        <w:t xml:space="preserve"> и </w:t>
+      </w:r>
+      <w:r>
+        <w:rPr>
+          <w:sz w:val="28"/>
+          <w:szCs w:val="28"/>
+        </w:rPr>
+        <w:t>наблюдателя</w:t>
+      </w:r>
+      <w:r>
+        <w:rPr>
+          <w:sz w:val="28"/>
+          <w:szCs w:val="28"/>
+        </w:rPr>
+        <w:t>, но при этом у администратора есть и функции доступные только ему.</w:t>
+      </w:r>
+      <w:r>
+        <w:rPr>
+          <w:sz w:val="28"/>
+          <w:szCs w:val="28"/>
           <w:highlight w:val="red"/>
-          <w:shd w:val="clear" w:color="auto" w:fill="FFFFFF"/>
-        </w:rPr>
-        <w:t>снабжению</w:t>
-      </w:r>
-      <w:r>
-        <w:rPr>
-          <w:sz w:val="26"/>
-          <w:szCs w:val="26"/>
-          <w:highlight w:val="red"/>
-          <w:shd w:val="clear" w:color="auto" w:fill="FFFFFF"/>
-        </w:rPr>
-        <w:t>»</w:t>
-      </w:r>
-    </w:p>
-    <w:p>
-      <w:pPr>
-        <w:spacing w:line="360" w:lineRule="auto"/>
+        </w:rPr>
+        <w:br w:type="page"/>
+      </w:r>
+    </w:p>
+    <w:p>
+      <w:pPr>
+        <w:spacing w:line="360" w:lineRule="auto"/>
+        <w:ind w:firstLine="709"/>
         <w:contextualSpacing/>
-        <w:jc w:val="center"/>
-        <w:rPr>
-          <w:sz w:val="26"/>
-          <w:szCs w:val="26"/>
-          <w:highlight w:val="red"/>
-          <w:shd w:val="clear" w:color="auto" w:fill="FFFFFF"/>
-        </w:rPr>
-      </w:pPr>
-    </w:p>
-    <w:p>
-      <w:pPr>
-        <w:spacing w:line="360" w:lineRule="auto"/>
-        <w:ind w:firstLine="709"/>
-        <w:contextualSpacing/>
-        <w:jc w:val="both"/>
-        <w:rPr>
-          <w:sz w:val="28"/>
-          <w:szCs w:val="28"/>
-        </w:rPr>
-      </w:pPr>
-      <w:r>
-        <w:rPr>
-          <w:sz w:val="28"/>
-          <w:szCs w:val="28"/>
-          <w:highlight w:val="red"/>
-        </w:rPr>
-        <w:t>Как и показано на диаграммах активностей видно, что администратора можно обобщить до кассира и менеджера по снабжению, но при этом у администратора есть и функции доступные только ему.</w:t>
-      </w:r>
+        <w:jc w:val="both"/>
+        <w:rPr>
+          <w:sz w:val="28"/>
+          <w:szCs w:val="28"/>
+        </w:rPr>
+      </w:pPr>
     </w:p>
     <w:p>
       <w:pPr>
@@ -9286,7 +9344,6 @@
       </w:pPr>
       <w:bookmarkStart w:id="51" w:name="_Toc164804152"/>
       <w:r>
-        <w:lastRenderedPageBreak/>
         <w:t>2.5</w:t>
       </w:r>
       <w:r>
@@ -9641,6 +9698,7 @@
           <w:sz w:val="28"/>
           <w:szCs w:val="28"/>
         </w:rPr>
+        <w:lastRenderedPageBreak/>
         <w:t>На рисунке 2.8</w:t>
       </w:r>
       <w:r>
@@ -13202,21 +13260,12 @@
         </w:rPr>
         <w:t>Main</w:t>
       </w:r>
-      <w:proofErr w:type="spellStart"/>
-      <w:r>
-        <w:rPr>
-          <w:sz w:val="28"/>
-          <w:szCs w:val="28"/>
-        </w:rPr>
-        <w:t>ViewModel</w:t>
-      </w:r>
-      <w:proofErr w:type="spellEnd"/>
-      <w:r>
-        <w:rPr>
-          <w:sz w:val="28"/>
-          <w:szCs w:val="28"/>
-        </w:rPr>
-        <w:t xml:space="preserve"> </w:t>
+      <w:r>
+        <w:rPr>
+          <w:sz w:val="28"/>
+          <w:szCs w:val="28"/>
+        </w:rPr>
+        <w:t xml:space="preserve">ViewModel </w:t>
       </w:r>
     </w:p>
     <w:p>
@@ -15540,21 +15589,7 @@
           <w:sz w:val="28"/>
           <w:szCs w:val="28"/>
         </w:rPr>
-        <w:t xml:space="preserve">Проверка: </w:t>
-      </w:r>
-      <w:r>
-        <w:rPr>
-          <w:sz w:val="28"/>
-          <w:szCs w:val="28"/>
-        </w:rPr>
-        <w:t>п</w:t>
-      </w:r>
-      <w:r>
-        <w:rPr>
-          <w:sz w:val="28"/>
-          <w:szCs w:val="28"/>
-        </w:rPr>
-        <w:t xml:space="preserve">ри вводе логина и пароля учётной записи с ролью </w:t>
+        <w:t xml:space="preserve">Проверка: при вводе логина и пароля учётной записи с ролью </w:t>
       </w:r>
       <w:proofErr w:type="spellStart"/>
       <w:r>
@@ -15672,21 +15707,7 @@
           <w:sz w:val="28"/>
           <w:szCs w:val="28"/>
         </w:rPr>
-        <w:t xml:space="preserve">Проверка: </w:t>
-      </w:r>
-      <w:r>
-        <w:rPr>
-          <w:sz w:val="28"/>
-          <w:szCs w:val="28"/>
-        </w:rPr>
-        <w:t>п</w:t>
-      </w:r>
-      <w:r>
-        <w:rPr>
-          <w:sz w:val="28"/>
-          <w:szCs w:val="28"/>
-        </w:rPr>
-        <w:t xml:space="preserve">ри вводе логина и пароля учётной записи с ролью </w:t>
+        <w:t xml:space="preserve">Проверка: при вводе логина и пароля учётной записи с ролью </w:t>
       </w:r>
       <w:proofErr w:type="spellStart"/>
       <w:r>
@@ -15756,21 +15777,7 @@
           <w:sz w:val="28"/>
           <w:szCs w:val="28"/>
         </w:rPr>
-        <w:t xml:space="preserve">Проверка: </w:t>
-      </w:r>
-      <w:r>
-        <w:rPr>
-          <w:sz w:val="28"/>
-          <w:szCs w:val="28"/>
-        </w:rPr>
-        <w:t>д</w:t>
-      </w:r>
-      <w:r>
-        <w:rPr>
-          <w:sz w:val="28"/>
-          <w:szCs w:val="28"/>
-        </w:rPr>
-        <w:t xml:space="preserve">обавление, редактирование и удаление подразделения через </w:t>
+        <w:t xml:space="preserve">Проверка: добавление, редактирование и удаление подразделения через </w:t>
       </w:r>
       <w:proofErr w:type="spellStart"/>
       <w:r>
@@ -15856,21 +15863,7 @@
           <w:sz w:val="28"/>
           <w:szCs w:val="28"/>
         </w:rPr>
-        <w:t xml:space="preserve">Проверка: </w:t>
-      </w:r>
-      <w:r>
-        <w:rPr>
-          <w:sz w:val="28"/>
-          <w:szCs w:val="28"/>
-        </w:rPr>
-        <w:t>д</w:t>
-      </w:r>
-      <w:r>
-        <w:rPr>
-          <w:sz w:val="28"/>
-          <w:szCs w:val="28"/>
-        </w:rPr>
-        <w:t xml:space="preserve">обавление, редактирование и удаление сотрудника через </w:t>
+        <w:t xml:space="preserve">Проверка: добавление, редактирование и удаление сотрудника через </w:t>
       </w:r>
       <w:proofErr w:type="spellStart"/>
       <w:r>
@@ -15941,21 +15934,7 @@
           <w:szCs w:val="28"/>
         </w:rPr>
         <w:lastRenderedPageBreak/>
-        <w:t xml:space="preserve">Проверка: </w:t>
-      </w:r>
-      <w:r>
-        <w:rPr>
-          <w:sz w:val="28"/>
-          <w:szCs w:val="28"/>
-        </w:rPr>
-        <w:t>н</w:t>
-      </w:r>
-      <w:r>
-        <w:rPr>
-          <w:sz w:val="28"/>
-          <w:szCs w:val="28"/>
-        </w:rPr>
-        <w:t>евозможно удалить сотрудника, у которого имеется хотя бы одно дело (</w:t>
+        <w:t>Проверка: невозможно удалить сотрудника, у которого имеется хотя бы одно дело (</w:t>
       </w:r>
       <w:proofErr w:type="spellStart"/>
       <w:r>
@@ -16025,21 +16004,7 @@
           <w:sz w:val="28"/>
           <w:szCs w:val="28"/>
         </w:rPr>
-        <w:t xml:space="preserve">Проверка: </w:t>
-      </w:r>
-      <w:r>
-        <w:rPr>
-          <w:sz w:val="28"/>
-          <w:szCs w:val="28"/>
-        </w:rPr>
-        <w:t>о</w:t>
-      </w:r>
-      <w:r>
-        <w:rPr>
-          <w:sz w:val="28"/>
-          <w:szCs w:val="28"/>
-        </w:rPr>
-        <w:t xml:space="preserve">перация отвязки устанавливает </w:t>
+        <w:t xml:space="preserve">Проверка: операция отвязки устанавливает </w:t>
       </w:r>
       <w:proofErr w:type="spellStart"/>
       <w:r>
@@ -16125,21 +16090,7 @@
           <w:sz w:val="28"/>
           <w:szCs w:val="28"/>
         </w:rPr>
-        <w:t xml:space="preserve">Проверка: </w:t>
-      </w:r>
-      <w:r>
-        <w:rPr>
-          <w:sz w:val="28"/>
-          <w:szCs w:val="28"/>
-        </w:rPr>
-        <w:t>с</w:t>
-      </w:r>
-      <w:r>
-        <w:rPr>
-          <w:sz w:val="28"/>
-          <w:szCs w:val="28"/>
-        </w:rPr>
-        <w:t xml:space="preserve">оздание дела, редактирование полей CaseNumber, Title, Description, смена Status и изменение ведущего сотрудника (только для </w:t>
+        <w:t xml:space="preserve">Проверка: создание дела, редактирование полей CaseNumber, Title, Description, смена Status и изменение ведущего сотрудника (только для </w:t>
       </w:r>
       <w:proofErr w:type="spellStart"/>
       <w:r>
@@ -16209,21 +16160,7 @@
           <w:sz w:val="28"/>
           <w:szCs w:val="28"/>
         </w:rPr>
-        <w:t xml:space="preserve">Проверка: </w:t>
-      </w:r>
-      <w:r>
-        <w:rPr>
-          <w:sz w:val="28"/>
-          <w:szCs w:val="28"/>
-        </w:rPr>
-        <w:t>д</w:t>
-      </w:r>
-      <w:r>
-        <w:rPr>
-          <w:sz w:val="28"/>
-          <w:szCs w:val="28"/>
-        </w:rPr>
-        <w:t xml:space="preserve">обавление, редактирование и удаление улики корректно сохраняется в базе данных и отображается в </w:t>
+        <w:t xml:space="preserve">Проверка: добавление, редактирование и удаление улики корректно сохраняется в базе данных и отображается в </w:t>
       </w:r>
       <w:proofErr w:type="spellStart"/>
       <w:r>
@@ -16309,21 +16246,7 @@
           <w:sz w:val="28"/>
           <w:szCs w:val="28"/>
         </w:rPr>
-        <w:t xml:space="preserve">Проверка: </w:t>
-      </w:r>
-      <w:r>
-        <w:rPr>
-          <w:sz w:val="28"/>
-          <w:szCs w:val="28"/>
-        </w:rPr>
-        <w:t>д</w:t>
-      </w:r>
-      <w:r>
-        <w:rPr>
-          <w:sz w:val="28"/>
-          <w:szCs w:val="28"/>
-        </w:rPr>
-        <w:t>обавление, редактирование и удаление подозреваемого корректно обрабатывается; если подозреваемый фигурирует более чем в одном деле, удаление убирает только связь с текущим делом, не удаляя запись из таблицы Suspects.</w:t>
+        <w:t>Проверка: добавление, редактирование и удаление подозреваемого корректно обрабатывается; если подозреваемый фигурирует более чем в одном деле, удаление убирает только связь с текущим делом, не удаляя запись из таблицы Suspects.</w:t>
       </w:r>
     </w:p>
     <w:p>
@@ -16393,21 +16316,7 @@
           <w:sz w:val="28"/>
           <w:szCs w:val="28"/>
         </w:rPr>
-        <w:t xml:space="preserve">Проверка: </w:t>
-      </w:r>
-      <w:r>
-        <w:rPr>
-          <w:sz w:val="28"/>
-          <w:szCs w:val="28"/>
-        </w:rPr>
-        <w:t>в</w:t>
-      </w:r>
-      <w:r>
-        <w:rPr>
-          <w:sz w:val="28"/>
-          <w:szCs w:val="28"/>
-        </w:rPr>
-        <w:t>ыбор существующей локации из выпадающего списка и ввод новой локации корректно сохраняются: делу присваивается LocationId, а в поле «Место» отображается актуальный адрес.</w:t>
+        <w:t>Проверка: выбор существующей локации из выпадающего списка и ввод новой локации корректно сохраняются: делу присваивается LocationId, а в поле «Место» отображается актуальный адрес.</w:t>
       </w:r>
     </w:p>
     <w:p>
@@ -17690,35 +17599,7 @@
           <w:sz w:val="28"/>
           <w:szCs w:val="28"/>
         </w:rPr>
-        <w:t xml:space="preserve"> Отчество – </w:t>
-      </w:r>
-      <w:r>
-        <w:rPr>
-          <w:sz w:val="28"/>
-          <w:szCs w:val="28"/>
-        </w:rPr>
-        <w:t>«Иван</w:t>
-      </w:r>
-      <w:r>
-        <w:rPr>
-          <w:sz w:val="28"/>
-          <w:szCs w:val="28"/>
-        </w:rPr>
-        <w:t>ович</w:t>
-      </w:r>
-      <w:r>
-        <w:rPr>
-          <w:sz w:val="28"/>
-          <w:szCs w:val="28"/>
-        </w:rPr>
-        <w:t>»</w:t>
-      </w:r>
-      <w:r>
-        <w:rPr>
-          <w:sz w:val="28"/>
-          <w:szCs w:val="28"/>
-        </w:rPr>
-        <w:t xml:space="preserve">, </w:t>
+        <w:t xml:space="preserve"> Отчество – «Иванович», </w:t>
       </w:r>
       <w:r>
         <w:rPr>
@@ -19259,6 +19140,7 @@
       </w:pPr>
       <w:r>
         <w:rPr>
+          <w:noProof/>
           <w:color w:val="000000" w:themeColor="text1"/>
           <w:sz w:val="26"/>
           <w:szCs w:val="26"/>
@@ -19394,6 +19276,7 @@
       </w:pPr>
       <w:r>
         <w:rPr>
+          <w:noProof/>
           <w:sz w:val="28"/>
           <w:szCs w:val="28"/>
         </w:rPr>
@@ -19594,6 +19477,7 @@
       </w:pPr>
       <w:r>
         <w:rPr>
+          <w:noProof/>
           <w:color w:val="000000" w:themeColor="text1"/>
           <w:sz w:val="26"/>
           <w:szCs w:val="26"/>
@@ -19729,6 +19613,7 @@
       </w:pPr>
       <w:r>
         <w:rPr>
+          <w:noProof/>
           <w:color w:val="000000" w:themeColor="text1"/>
           <w:sz w:val="26"/>
           <w:szCs w:val="26"/>
@@ -19931,6 +19816,7 @@
       </w:pPr>
       <w:r>
         <w:rPr>
+          <w:noProof/>
           <w:color w:val="000000" w:themeColor="text1"/>
           <w:sz w:val="26"/>
           <w:szCs w:val="26"/>
@@ -20084,6 +19970,7 @@
       </w:pPr>
       <w:r>
         <w:rPr>
+          <w:noProof/>
           <w:color w:val="000000" w:themeColor="text1"/>
           <w:sz w:val="26"/>
           <w:szCs w:val="26"/>
@@ -20203,6 +20090,7 @@
       </w:pPr>
       <w:r>
         <w:rPr>
+          <w:noProof/>
           <w:color w:val="000000" w:themeColor="text1"/>
           <w:sz w:val="26"/>
           <w:szCs w:val="26"/>
@@ -20322,6 +20210,7 @@
       </w:pPr>
       <w:r>
         <w:rPr>
+          <w:noProof/>
           <w:color w:val="000000" w:themeColor="text1"/>
           <w:sz w:val="26"/>
           <w:szCs w:val="26"/>
@@ -20455,6 +20344,7 @@
       </w:pPr>
       <w:r>
         <w:rPr>
+          <w:noProof/>
           <w:color w:val="000000" w:themeColor="text1"/>
           <w:sz w:val="26"/>
           <w:szCs w:val="26"/>
@@ -20668,6 +20558,7 @@
       </w:pPr>
       <w:r>
         <w:rPr>
+          <w:noProof/>
           <w:color w:val="000000" w:themeColor="text1"/>
           <w:sz w:val="26"/>
           <w:szCs w:val="26"/>
@@ -20817,6 +20708,7 @@
       </w:pPr>
       <w:r>
         <w:rPr>
+          <w:noProof/>
           <w:color w:val="000000" w:themeColor="text1"/>
           <w:sz w:val="26"/>
           <w:szCs w:val="26"/>
@@ -20936,6 +20828,7 @@
       </w:pPr>
       <w:r>
         <w:rPr>
+          <w:noProof/>
           <w:color w:val="000000" w:themeColor="text1"/>
           <w:sz w:val="26"/>
           <w:szCs w:val="26"/>
@@ -21105,6 +20998,7 @@
       </w:pPr>
       <w:r>
         <w:rPr>
+          <w:noProof/>
           <w:color w:val="000000" w:themeColor="text1"/>
           <w:sz w:val="26"/>
           <w:szCs w:val="26"/>
@@ -21224,6 +21118,7 @@
       </w:pPr>
       <w:r>
         <w:rPr>
+          <w:noProof/>
           <w:color w:val="000000" w:themeColor="text1"/>
           <w:sz w:val="26"/>
           <w:szCs w:val="26"/>
@@ -21351,6 +21246,7 @@
       </w:pPr>
       <w:r>
         <w:rPr>
+          <w:noProof/>
           <w:color w:val="000000" w:themeColor="text1"/>
           <w:sz w:val="26"/>
           <w:szCs w:val="26"/>
@@ -21529,6 +21425,7 @@
       </w:pPr>
       <w:r>
         <w:rPr>
+          <w:noProof/>
           <w:color w:val="000000" w:themeColor="text1"/>
           <w:sz w:val="26"/>
           <w:szCs w:val="26"/>
@@ -21648,6 +21545,7 @@
       </w:pPr>
       <w:r>
         <w:rPr>
+          <w:noProof/>
           <w:color w:val="000000" w:themeColor="text1"/>
           <w:sz w:val="26"/>
           <w:szCs w:val="26"/>
@@ -21784,6 +21682,7 @@
       </w:pPr>
       <w:r>
         <w:rPr>
+          <w:noProof/>
           <w:color w:val="000000" w:themeColor="text1"/>
           <w:sz w:val="26"/>
           <w:szCs w:val="26"/>
@@ -21948,6 +21847,7 @@
       </w:pPr>
       <w:r>
         <w:rPr>
+          <w:noProof/>
           <w:color w:val="000000" w:themeColor="text1"/>
           <w:sz w:val="26"/>
           <w:szCs w:val="26"/>
@@ -22115,6 +22015,7 @@
       </w:pPr>
       <w:r>
         <w:rPr>
+          <w:noProof/>
           <w:color w:val="000000" w:themeColor="text1"/>
           <w:sz w:val="26"/>
           <w:szCs w:val="26"/>
@@ -22249,6 +22150,7 @@
       </w:pPr>
       <w:r>
         <w:rPr>
+          <w:noProof/>
           <w:color w:val="000000" w:themeColor="text1"/>
           <w:sz w:val="26"/>
           <w:szCs w:val="26"/>
@@ -22376,6 +22278,7 @@
       </w:pPr>
       <w:r>
         <w:rPr>
+          <w:noProof/>
           <w:color w:val="000000" w:themeColor="text1"/>
           <w:sz w:val="26"/>
           <w:szCs w:val="26"/>
@@ -22513,6 +22416,7 @@
       </w:pPr>
       <w:r>
         <w:rPr>
+          <w:noProof/>
           <w:color w:val="000000" w:themeColor="text1"/>
           <w:sz w:val="26"/>
           <w:szCs w:val="26"/>
@@ -22611,18 +22515,13 @@
         </w:rPr>
         <w:t>Результаты теста на проверку работы с подозреваемыми и назначения локации соответствуют ожиданиям.</w:t>
       </w:r>
-    </w:p>
-    <w:p>
-      <w:pPr>
-        <w:spacing w:line="360" w:lineRule="auto"/>
-        <w:ind w:firstLine="709"/>
-        <w:contextualSpacing/>
-        <w:jc w:val="both"/>
-        <w:rPr>
-          <w:sz w:val="28"/>
-          <w:szCs w:val="28"/>
-        </w:rPr>
-      </w:pPr>
+      <w:r>
+        <w:rPr>
+          <w:sz w:val="28"/>
+          <w:szCs w:val="28"/>
+        </w:rPr>
+        <w:br w:type="page"/>
+      </w:r>
     </w:p>
     <w:p>
       <w:pPr>
@@ -22765,11 +22664,7 @@
           <w:sz w:val="28"/>
           <w:szCs w:val="28"/>
         </w:rPr>
-        <w:lastRenderedPageBreak/>
-        <w:t>Спецификация тестового случая для тестирования конструктора класса</w:t>
-      </w:r>
-      <w:r>
-        <w:t xml:space="preserve"> </w:t>
+        <w:t xml:space="preserve">Спецификация тестового случая для тестирования метода </w:t>
       </w:r>
       <w:proofErr w:type="spellStart"/>
       <w:r>
@@ -22777,7 +22672,7 @@
           <w:sz w:val="28"/>
           <w:szCs w:val="28"/>
         </w:rPr>
-        <w:t>AllOrdersViewModel</w:t>
+        <w:t>ComputeHash</w:t>
       </w:r>
       <w:proofErr w:type="spellEnd"/>
       <w:r>
@@ -22785,6 +22680,22 @@
           <w:sz w:val="28"/>
           <w:szCs w:val="28"/>
         </w:rPr>
+        <w:t xml:space="preserve"> класса </w:t>
+      </w:r>
+      <w:proofErr w:type="spellStart"/>
+      <w:r>
+        <w:rPr>
+          <w:sz w:val="28"/>
+          <w:szCs w:val="28"/>
+        </w:rPr>
+        <w:t>AuthHelper</w:t>
+      </w:r>
+      <w:proofErr w:type="spellEnd"/>
+      <w:r>
+        <w:rPr>
+          <w:sz w:val="28"/>
+          <w:szCs w:val="28"/>
+        </w:rPr>
         <w:t xml:space="preserve"> представлена в таблице 4.1.</w:t>
       </w:r>
     </w:p>
@@ -22813,41 +22724,14 @@
         <w:rPr>
           <w:sz w:val="28"/>
         </w:rPr>
-        <w:t xml:space="preserve">Таблица </w:t>
-      </w:r>
-      <w:r>
-        <w:rPr>
-          <w:sz w:val="28"/>
-        </w:rPr>
-        <w:t>4</w:t>
-      </w:r>
-      <w:r>
-        <w:rPr>
-          <w:sz w:val="28"/>
-        </w:rPr>
-        <w:t xml:space="preserve">.1 – </w:t>
-      </w:r>
-      <w:r>
-        <w:rPr>
-          <w:sz w:val="28"/>
-          <w:szCs w:val="28"/>
-        </w:rPr>
-        <w:t>Спецификация тестового случая для класса</w:t>
-      </w:r>
-      <w:r>
-        <w:rPr>
-          <w:sz w:val="28"/>
-          <w:szCs w:val="28"/>
-        </w:rPr>
-        <w:t xml:space="preserve"> </w:t>
+        <w:t xml:space="preserve">Таблица 4.1 – Спецификация тестового случая для класса </w:t>
       </w:r>
       <w:proofErr w:type="spellStart"/>
       <w:r>
         <w:rPr>
           <w:sz w:val="28"/>
-          <w:szCs w:val="28"/>
-        </w:rPr>
-        <w:t>AllOrdersViewModel</w:t>
+        </w:rPr>
+        <w:t>AuthHelper</w:t>
       </w:r>
       <w:proofErr w:type="spellEnd"/>
     </w:p>
@@ -22887,7 +22771,7 @@
             </w:r>
             <w:proofErr w:type="spellStart"/>
             <w:r>
-              <w:t>AllOrdersViewModel</w:t>
+              <w:t>AuthHelper</w:t>
             </w:r>
             <w:proofErr w:type="spellEnd"/>
           </w:p>
@@ -22902,14 +22786,11 @@
               <w:jc w:val="center"/>
             </w:pPr>
             <w:r>
-              <w:t>Название тестового случая:</w:t>
-            </w:r>
-            <w:r>
-              <w:t xml:space="preserve"> </w:t>
+              <w:t xml:space="preserve">Название тестового случая: </w:t>
             </w:r>
             <w:proofErr w:type="spellStart"/>
             <w:r>
-              <w:t>AllOrdersViewModelTest</w:t>
+              <w:t>ComputeHash_IsDeterministic</w:t>
             </w:r>
             <w:proofErr w:type="spellEnd"/>
           </w:p>
@@ -22926,30 +22807,23 @@
               <w:jc w:val="both"/>
             </w:pPr>
             <w:r>
-              <w:t xml:space="preserve">Описание тестового случая: Тест проверяет правильность работы </w:t>
-            </w:r>
-            <w:r>
-              <w:t xml:space="preserve">конструктора класса </w:t>
+              <w:t xml:space="preserve">Описание тестового случая: Тест проверяет, что метод </w:t>
             </w:r>
             <w:proofErr w:type="spellStart"/>
             <w:r>
-              <w:t>AllOrdersViewModel</w:t>
+              <w:t>ComputeHash</w:t>
             </w:r>
             <w:proofErr w:type="spellEnd"/>
             <w:r>
-              <w:t xml:space="preserve"> – вычисления </w:t>
-            </w:r>
-            <w:r>
-              <w:t>итоговой суммы заказа</w:t>
-            </w:r>
-            <w:r>
-              <w:t xml:space="preserve"> с идентификатором 1007</w:t>
-            </w:r>
-            <w:r>
-              <w:t xml:space="preserve"> на основе товаров входящих в заказ и их атрибутов</w:t>
-            </w:r>
-            <w:r>
-              <w:t>.</w:t>
+              <w:t xml:space="preserve"> возвращает одинаковый хэш при многократном вызове с одинаковым паролем "</w:t>
+            </w:r>
+            <w:proofErr w:type="spellStart"/>
+            <w:r>
+              <w:t>password</w:t>
+            </w:r>
+            <w:proofErr w:type="spellEnd"/>
+            <w:r>
+              <w:t>".</w:t>
             </w:r>
           </w:p>
         </w:tc>
@@ -22965,10 +22839,7 @@
               <w:jc w:val="both"/>
             </w:pPr>
             <w:r>
-              <w:t xml:space="preserve">Ожидаемый результат: </w:t>
-            </w:r>
-            <w:r>
-              <w:t>600</w:t>
+              <w:t>Ожидаемый результат: значения хэшей совпадают</w:t>
             </w:r>
           </w:p>
         </w:tc>
@@ -23002,10 +22873,7 @@
           <w:sz w:val="28"/>
           <w:szCs w:val="28"/>
         </w:rPr>
-        <w:t>Спецификация тестового случая для тестирования конструктора класса</w:t>
-      </w:r>
-      <w:r>
-        <w:t xml:space="preserve"> </w:t>
+        <w:t xml:space="preserve">Спецификация тестового случая для тестирования метода </w:t>
       </w:r>
       <w:proofErr w:type="spellStart"/>
       <w:r>
@@ -23013,7 +22881,7 @@
           <w:sz w:val="28"/>
           <w:szCs w:val="28"/>
         </w:rPr>
-        <w:t>AllSalesViewModel</w:t>
+        <w:t>VerifyPassword</w:t>
       </w:r>
       <w:proofErr w:type="spellEnd"/>
       <w:r>
@@ -23021,6 +22889,22 @@
           <w:sz w:val="28"/>
           <w:szCs w:val="28"/>
         </w:rPr>
+        <w:t xml:space="preserve"> класса </w:t>
+      </w:r>
+      <w:proofErr w:type="spellStart"/>
+      <w:r>
+        <w:rPr>
+          <w:sz w:val="28"/>
+          <w:szCs w:val="28"/>
+        </w:rPr>
+        <w:t>AuthHelper</w:t>
+      </w:r>
+      <w:proofErr w:type="spellEnd"/>
+      <w:r>
+        <w:rPr>
+          <w:sz w:val="28"/>
+          <w:szCs w:val="28"/>
+        </w:rPr>
         <w:t xml:space="preserve"> представлена в таблице 4.2.</w:t>
       </w:r>
     </w:p>
@@ -23049,53 +22933,451 @@
         <w:rPr>
           <w:sz w:val="28"/>
         </w:rPr>
-        <w:t xml:space="preserve">Таблица </w:t>
-      </w:r>
-      <w:r>
-        <w:rPr>
-          <w:sz w:val="28"/>
-        </w:rPr>
-        <w:t>4</w:t>
-      </w:r>
-      <w:r>
-        <w:rPr>
-          <w:sz w:val="28"/>
-        </w:rPr>
-        <w:t>.</w:t>
-      </w:r>
-      <w:r>
-        <w:rPr>
-          <w:sz w:val="28"/>
-        </w:rPr>
-        <w:t>2</w:t>
-      </w:r>
-      <w:r>
-        <w:rPr>
-          <w:sz w:val="28"/>
-        </w:rPr>
-        <w:t xml:space="preserve"> – </w:t>
-      </w:r>
-      <w:r>
-        <w:rPr>
-          <w:sz w:val="28"/>
-          <w:szCs w:val="28"/>
-        </w:rPr>
-        <w:t>Спецификация тестового случая для класса</w:t>
-      </w:r>
-      <w:r>
-        <w:rPr>
-          <w:sz w:val="28"/>
-          <w:szCs w:val="28"/>
-        </w:rPr>
-        <w:t xml:space="preserve"> </w:t>
+        <w:t xml:space="preserve">Таблица 4.2 – Спецификация тестового случая для класса </w:t>
       </w:r>
       <w:proofErr w:type="spellStart"/>
       <w:r>
         <w:rPr>
           <w:sz w:val="28"/>
-          <w:szCs w:val="28"/>
-        </w:rPr>
-        <w:t>AllSalesViewModel</w:t>
+        </w:rPr>
+        <w:t>AuthHelper</w:t>
+      </w:r>
+      <w:proofErr w:type="spellEnd"/>
+    </w:p>
+    <w:p>
+      <w:pPr>
+        <w:spacing w:line="360" w:lineRule="auto"/>
+        <w:ind w:firstLine="709"/>
+        <w:jc w:val="both"/>
+        <w:rPr>
+          <w:sz w:val="28"/>
+        </w:rPr>
+      </w:pPr>
+    </w:p>
+    <w:tbl>
+      <w:tblPr>
+        <w:tblStyle w:val="a7"/>
+        <w:tblW w:w="9344" w:type="dxa"/>
+        <w:tblInd w:w="392" w:type="dxa"/>
+        <w:tblLook w:val="04A0" w:firstRow="1" w:lastRow="0" w:firstColumn="1" w:lastColumn="0" w:noHBand="0" w:noVBand="1"/>
+      </w:tblPr>
+      <w:tblGrid>
+        <w:gridCol w:w="4288"/>
+        <w:gridCol w:w="5056"/>
+      </w:tblGrid>
+      <w:tr>
+        <w:tc>
+          <w:tcPr>
+            <w:tcW w:w="4672" w:type="dxa"/>
+            <w:vAlign w:val="center"/>
+          </w:tcPr>
+          <w:p>
+            <w:pPr>
+              <w:jc w:val="center"/>
+            </w:pPr>
+            <w:r>
+              <w:t xml:space="preserve">Название класса: </w:t>
+            </w:r>
+            <w:proofErr w:type="spellStart"/>
+            <w:r>
+              <w:t>AuthHelper</w:t>
+            </w:r>
+            <w:proofErr w:type="spellEnd"/>
+          </w:p>
+        </w:tc>
+        <w:tc>
+          <w:tcPr>
+            <w:tcW w:w="4672" w:type="dxa"/>
+            <w:vAlign w:val="center"/>
+          </w:tcPr>
+          <w:p>
+            <w:pPr>
+              <w:jc w:val="center"/>
+            </w:pPr>
+            <w:r>
+              <w:t xml:space="preserve">Название тестового случая: </w:t>
+            </w:r>
+            <w:proofErr w:type="spellStart"/>
+            <w:r>
+              <w:t>VerifyPassword_ReturnsTrueForCorrectPassword</w:t>
+            </w:r>
+            <w:proofErr w:type="spellEnd"/>
+          </w:p>
+        </w:tc>
+      </w:tr>
+      <w:tr>
+        <w:tc>
+          <w:tcPr>
+            <w:tcW w:w="9344" w:type="dxa"/>
+            <w:gridSpan w:val="2"/>
+          </w:tcPr>
+          <w:p>
+            <w:pPr>
+              <w:jc w:val="both"/>
+            </w:pPr>
+            <w:r>
+              <w:t xml:space="preserve">Описание тестового случая: Тест проверяет, что метод </w:t>
+            </w:r>
+            <w:proofErr w:type="spellStart"/>
+            <w:r>
+              <w:t>VerifyPassword</w:t>
+            </w:r>
+            <w:proofErr w:type="spellEnd"/>
+            <w:r>
+              <w:t xml:space="preserve"> возвращает </w:t>
+            </w:r>
+            <w:proofErr w:type="spellStart"/>
+            <w:r>
+              <w:t>true</w:t>
+            </w:r>
+            <w:proofErr w:type="spellEnd"/>
+            <w:r>
+              <w:t xml:space="preserve"> при передаче корректного пароля "s3cr3t" и соответствующего ему хэша.</w:t>
+            </w:r>
+          </w:p>
+        </w:tc>
+      </w:tr>
+      <w:tr>
+        <w:tc>
+          <w:tcPr>
+            <w:tcW w:w="9344" w:type="dxa"/>
+            <w:gridSpan w:val="2"/>
+          </w:tcPr>
+          <w:p>
+            <w:pPr>
+              <w:jc w:val="both"/>
+            </w:pPr>
+            <w:r>
+              <w:t xml:space="preserve">Ожидаемый результат: </w:t>
+            </w:r>
+            <w:proofErr w:type="spellStart"/>
+            <w:r>
+              <w:t>true</w:t>
+            </w:r>
+            <w:proofErr w:type="spellEnd"/>
+          </w:p>
+        </w:tc>
+      </w:tr>
+    </w:tbl>
+    <w:p>
+      <w:pPr>
+        <w:spacing w:line="360" w:lineRule="auto"/>
+        <w:ind w:firstLine="709"/>
+        <w:contextualSpacing/>
+        <w:jc w:val="both"/>
+        <w:rPr>
+          <w:sz w:val="28"/>
+          <w:szCs w:val="28"/>
+        </w:rPr>
+      </w:pPr>
+    </w:p>
+    <w:p>
+      <w:pPr>
+        <w:spacing w:line="360" w:lineRule="auto"/>
+        <w:ind w:firstLine="709"/>
+        <w:contextualSpacing/>
+        <w:jc w:val="both"/>
+        <w:rPr>
+          <w:sz w:val="28"/>
+          <w:szCs w:val="28"/>
+        </w:rPr>
+      </w:pPr>
+      <w:r>
+        <w:rPr>
+          <w:sz w:val="28"/>
+          <w:szCs w:val="28"/>
+        </w:rPr>
+        <w:t xml:space="preserve">Спецификация тестового случая для тестирования метода </w:t>
+      </w:r>
+      <w:proofErr w:type="spellStart"/>
+      <w:r>
+        <w:rPr>
+          <w:sz w:val="28"/>
+          <w:szCs w:val="28"/>
+        </w:rPr>
+        <w:t>VerifyPassword</w:t>
+      </w:r>
+      <w:proofErr w:type="spellEnd"/>
+      <w:r>
+        <w:rPr>
+          <w:sz w:val="28"/>
+          <w:szCs w:val="28"/>
+        </w:rPr>
+        <w:t xml:space="preserve"> класса </w:t>
+      </w:r>
+      <w:proofErr w:type="spellStart"/>
+      <w:r>
+        <w:rPr>
+          <w:sz w:val="28"/>
+          <w:szCs w:val="28"/>
+        </w:rPr>
+        <w:t>AuthHelper</w:t>
+      </w:r>
+      <w:proofErr w:type="spellEnd"/>
+      <w:r>
+        <w:rPr>
+          <w:sz w:val="28"/>
+          <w:szCs w:val="28"/>
+        </w:rPr>
+        <w:t xml:space="preserve"> представлена в таблице 4.3.</w:t>
+      </w:r>
+    </w:p>
+    <w:p>
+      <w:pPr>
+        <w:spacing w:line="360" w:lineRule="auto"/>
+        <w:ind w:firstLine="709"/>
+        <w:contextualSpacing/>
+        <w:jc w:val="both"/>
+        <w:rPr>
+          <w:sz w:val="28"/>
+          <w:szCs w:val="28"/>
+        </w:rPr>
+      </w:pPr>
+    </w:p>
+    <w:p>
+      <w:pPr>
+        <w:spacing w:line="360" w:lineRule="auto"/>
+        <w:ind w:firstLine="709"/>
+        <w:jc w:val="both"/>
+        <w:rPr>
+          <w:sz w:val="28"/>
+        </w:rPr>
+      </w:pPr>
+      <w:r>
+        <w:rPr>
+          <w:sz w:val="28"/>
+        </w:rPr>
+        <w:t xml:space="preserve">Таблица 4.3 – Спецификация тестового случая для класса </w:t>
+      </w:r>
+      <w:proofErr w:type="spellStart"/>
+      <w:r>
+        <w:rPr>
+          <w:sz w:val="28"/>
+        </w:rPr>
+        <w:t>AuthHelper</w:t>
+      </w:r>
+      <w:proofErr w:type="spellEnd"/>
+    </w:p>
+    <w:p>
+      <w:pPr>
+        <w:spacing w:line="360" w:lineRule="auto"/>
+        <w:ind w:firstLine="709"/>
+        <w:jc w:val="both"/>
+        <w:rPr>
+          <w:sz w:val="28"/>
+        </w:rPr>
+      </w:pPr>
+    </w:p>
+    <w:tbl>
+      <w:tblPr>
+        <w:tblStyle w:val="a7"/>
+        <w:tblW w:w="9344" w:type="dxa"/>
+        <w:tblInd w:w="392" w:type="dxa"/>
+        <w:tblLook w:val="04A0" w:firstRow="1" w:lastRow="0" w:firstColumn="1" w:lastColumn="0" w:noHBand="0" w:noVBand="1"/>
+      </w:tblPr>
+      <w:tblGrid>
+        <w:gridCol w:w="4288"/>
+        <w:gridCol w:w="5056"/>
+      </w:tblGrid>
+      <w:tr>
+        <w:tc>
+          <w:tcPr>
+            <w:tcW w:w="4672" w:type="dxa"/>
+            <w:vAlign w:val="center"/>
+          </w:tcPr>
+          <w:p>
+            <w:pPr>
+              <w:jc w:val="center"/>
+            </w:pPr>
+            <w:r>
+              <w:t xml:space="preserve">Название класса: </w:t>
+            </w:r>
+            <w:proofErr w:type="spellStart"/>
+            <w:r>
+              <w:t>AuthHelper</w:t>
+            </w:r>
+            <w:proofErr w:type="spellEnd"/>
+          </w:p>
+        </w:tc>
+        <w:tc>
+          <w:tcPr>
+            <w:tcW w:w="4672" w:type="dxa"/>
+            <w:vAlign w:val="center"/>
+          </w:tcPr>
+          <w:p>
+            <w:pPr>
+              <w:jc w:val="center"/>
+            </w:pPr>
+            <w:r>
+              <w:t xml:space="preserve">Название тестового случая: </w:t>
+            </w:r>
+            <w:proofErr w:type="spellStart"/>
+            <w:r>
+              <w:t>VerifyPassword_ReturnsFalseForWrongPassword</w:t>
+            </w:r>
+            <w:proofErr w:type="spellEnd"/>
+          </w:p>
+        </w:tc>
+      </w:tr>
+      <w:tr>
+        <w:tc>
+          <w:tcPr>
+            <w:tcW w:w="9344" w:type="dxa"/>
+            <w:gridSpan w:val="2"/>
+          </w:tcPr>
+          <w:p>
+            <w:pPr>
+              <w:jc w:val="both"/>
+            </w:pPr>
+            <w:r>
+              <w:t xml:space="preserve">Описание тестового случая: Тест проверяет, что метод </w:t>
+            </w:r>
+            <w:proofErr w:type="spellStart"/>
+            <w:r>
+              <w:t>VerifyPassword</w:t>
+            </w:r>
+            <w:proofErr w:type="spellEnd"/>
+            <w:r>
+              <w:t xml:space="preserve"> возвращает </w:t>
+            </w:r>
+            <w:proofErr w:type="spellStart"/>
+            <w:r>
+              <w:t>false</w:t>
+            </w:r>
+            <w:proofErr w:type="spellEnd"/>
+            <w:r>
+              <w:t xml:space="preserve"> при передаче неверного пароля "</w:t>
+            </w:r>
+            <w:proofErr w:type="spellStart"/>
+            <w:r>
+              <w:t>wrong</w:t>
+            </w:r>
+            <w:proofErr w:type="spellEnd"/>
+            <w:r>
+              <w:t>" и корректного хэша, рассчитанного для пароля "s3cr3t".</w:t>
+            </w:r>
+          </w:p>
+        </w:tc>
+      </w:tr>
+      <w:tr>
+        <w:tc>
+          <w:tcPr>
+            <w:tcW w:w="9344" w:type="dxa"/>
+            <w:gridSpan w:val="2"/>
+          </w:tcPr>
+          <w:p>
+            <w:pPr>
+              <w:jc w:val="both"/>
+            </w:pPr>
+            <w:r>
+              <w:lastRenderedPageBreak/>
+              <w:t xml:space="preserve">Ожидаемый результат: </w:t>
+            </w:r>
+            <w:proofErr w:type="spellStart"/>
+            <w:r>
+              <w:t>false</w:t>
+            </w:r>
+            <w:proofErr w:type="spellEnd"/>
+          </w:p>
+        </w:tc>
+      </w:tr>
+    </w:tbl>
+    <w:p>
+      <w:pPr>
+        <w:spacing w:line="360" w:lineRule="auto"/>
+        <w:ind w:firstLine="709"/>
+        <w:contextualSpacing/>
+        <w:jc w:val="both"/>
+        <w:rPr>
+          <w:sz w:val="28"/>
+          <w:szCs w:val="28"/>
+        </w:rPr>
+      </w:pPr>
+    </w:p>
+    <w:p>
+      <w:pPr>
+        <w:spacing w:line="360" w:lineRule="auto"/>
+        <w:ind w:firstLine="709"/>
+        <w:contextualSpacing/>
+        <w:jc w:val="both"/>
+        <w:rPr>
+          <w:sz w:val="28"/>
+          <w:szCs w:val="28"/>
+        </w:rPr>
+      </w:pPr>
+      <w:r>
+        <w:rPr>
+          <w:sz w:val="28"/>
+          <w:szCs w:val="28"/>
+        </w:rPr>
+        <w:t xml:space="preserve">Спецификация тестового случая для тестирования свойства </w:t>
+      </w:r>
+      <w:proofErr w:type="spellStart"/>
+      <w:r>
+        <w:rPr>
+          <w:sz w:val="28"/>
+          <w:szCs w:val="28"/>
+        </w:rPr>
+        <w:t>FullName</w:t>
+      </w:r>
+      <w:proofErr w:type="spellEnd"/>
+      <w:r>
+        <w:rPr>
+          <w:sz w:val="28"/>
+          <w:szCs w:val="28"/>
+        </w:rPr>
+        <w:t xml:space="preserve"> класса </w:t>
+      </w:r>
+      <w:proofErr w:type="spellStart"/>
+      <w:r>
+        <w:rPr>
+          <w:sz w:val="28"/>
+          <w:szCs w:val="28"/>
+        </w:rPr>
+        <w:t>Officer</w:t>
+      </w:r>
+      <w:proofErr w:type="spellEnd"/>
+      <w:r>
+        <w:rPr>
+          <w:sz w:val="28"/>
+          <w:szCs w:val="28"/>
+        </w:rPr>
+        <w:t xml:space="preserve"> представлена в таблице 4.4.</w:t>
+      </w:r>
+    </w:p>
+    <w:p>
+      <w:pPr>
+        <w:spacing w:line="360" w:lineRule="auto"/>
+        <w:ind w:firstLine="709"/>
+        <w:contextualSpacing/>
+        <w:jc w:val="both"/>
+        <w:rPr>
+          <w:sz w:val="28"/>
+          <w:szCs w:val="28"/>
+        </w:rPr>
+      </w:pPr>
+    </w:p>
+    <w:p>
+      <w:pPr>
+        <w:spacing w:line="360" w:lineRule="auto"/>
+        <w:ind w:firstLine="709"/>
+        <w:jc w:val="both"/>
+        <w:rPr>
+          <w:sz w:val="28"/>
+        </w:rPr>
+      </w:pPr>
+      <w:r>
+        <w:rPr>
+          <w:sz w:val="28"/>
+        </w:rPr>
+        <w:t xml:space="preserve">Таблица 4.4 – Спецификация тестового случая для класса </w:t>
+      </w:r>
+      <w:proofErr w:type="spellStart"/>
+      <w:r>
+        <w:rPr>
+          <w:sz w:val="28"/>
+        </w:rPr>
+        <w:t>Officer</w:t>
       </w:r>
       <w:proofErr w:type="spellEnd"/>
     </w:p>
@@ -23135,7 +23417,7 @@
             </w:r>
             <w:proofErr w:type="spellStart"/>
             <w:r>
-              <w:t>AllSalesViewModel</w:t>
+              <w:t>Officer</w:t>
             </w:r>
             <w:proofErr w:type="spellEnd"/>
           </w:p>
@@ -23150,14 +23432,11 @@
               <w:jc w:val="center"/>
             </w:pPr>
             <w:r>
-              <w:t>Название тестового случая:</w:t>
-            </w:r>
-            <w:r>
-              <w:t xml:space="preserve"> </w:t>
+              <w:t xml:space="preserve">Название тестового случая: </w:t>
             </w:r>
             <w:proofErr w:type="spellStart"/>
             <w:r>
-              <w:t>AllSalesViewModelTest</w:t>
+              <w:t>Officer_FullName_WithoutPatronymic</w:t>
             </w:r>
             <w:proofErr w:type="spellEnd"/>
           </w:p>
@@ -23174,27 +23453,23 @@
               <w:jc w:val="both"/>
             </w:pPr>
             <w:r>
-              <w:t xml:space="preserve">Описание тестового случая: Тест проверяет правильность работы </w:t>
-            </w:r>
-            <w:r>
-              <w:t xml:space="preserve">конструктора класса </w:t>
+              <w:t xml:space="preserve">Описание тестового случая: Тест проверяет корректность формирования свойства </w:t>
             </w:r>
             <w:proofErr w:type="spellStart"/>
             <w:r>
-              <w:t>AllSalesViewModel</w:t>
+              <w:t>FullName</w:t>
             </w:r>
             <w:proofErr w:type="spellEnd"/>
             <w:r>
-              <w:t xml:space="preserve"> </w:t>
-            </w:r>
-            <w:r>
-              <w:t xml:space="preserve">– вычисления </w:t>
-            </w:r>
-            <w:r>
-              <w:t>итоговой суммы продажи с идентификатором 1002 на основе товаров входящих в продажу и их атрибутов</w:t>
-            </w:r>
-            <w:r>
-              <w:t>.</w:t>
+              <w:t xml:space="preserve"> при отсутствии отчества (Patronymic = </w:t>
+            </w:r>
+            <w:proofErr w:type="spellStart"/>
+            <w:r>
+              <w:t>null</w:t>
+            </w:r>
+            <w:proofErr w:type="spellEnd"/>
+            <w:r>
+              <w:t>).</w:t>
             </w:r>
           </w:p>
         </w:tc>
@@ -23210,10 +23485,23 @@
               <w:jc w:val="both"/>
             </w:pPr>
             <w:r>
-              <w:t xml:space="preserve">Ожидаемый результат: </w:t>
-            </w:r>
-            <w:r>
-              <w:t>1050</w:t>
+              <w:t>Ожидаемый результат: "</w:t>
+            </w:r>
+            <w:proofErr w:type="spellStart"/>
+            <w:r>
+              <w:t>Ivanov</w:t>
+            </w:r>
+            <w:proofErr w:type="spellEnd"/>
+            <w:r>
+              <w:t xml:space="preserve"> </w:t>
+            </w:r>
+            <w:proofErr w:type="spellStart"/>
+            <w:r>
+              <w:t>Ivan</w:t>
+            </w:r>
+            <w:proofErr w:type="spellEnd"/>
+            <w:r>
+              <w:t>"</w:t>
             </w:r>
           </w:p>
         </w:tc>
@@ -23247,10 +23535,7 @@
           <w:sz w:val="28"/>
           <w:szCs w:val="28"/>
         </w:rPr>
-        <w:t>Спецификация тестового случая для тестирования конструктора класса</w:t>
-      </w:r>
-      <w:r>
-        <w:t xml:space="preserve"> </w:t>
+        <w:t xml:space="preserve">Спецификация тестового случая для тестирования свойства </w:t>
       </w:r>
       <w:proofErr w:type="spellStart"/>
       <w:r>
@@ -23258,7 +23543,7 @@
           <w:sz w:val="28"/>
           <w:szCs w:val="28"/>
         </w:rPr>
-        <w:t>PlaceViewModel</w:t>
+        <w:t>FullName</w:t>
       </w:r>
       <w:proofErr w:type="spellEnd"/>
       <w:r>
@@ -23266,7 +23551,23 @@
           <w:sz w:val="28"/>
           <w:szCs w:val="28"/>
         </w:rPr>
-        <w:t xml:space="preserve"> представлена в таблице 4.3.</w:t>
+        <w:t xml:space="preserve"> класса </w:t>
+      </w:r>
+      <w:proofErr w:type="spellStart"/>
+      <w:r>
+        <w:rPr>
+          <w:sz w:val="28"/>
+          <w:szCs w:val="28"/>
+        </w:rPr>
+        <w:t>Officer</w:t>
+      </w:r>
+      <w:proofErr w:type="spellEnd"/>
+      <w:r>
+        <w:rPr>
+          <w:sz w:val="28"/>
+          <w:szCs w:val="28"/>
+        </w:rPr>
+        <w:t xml:space="preserve"> представлена в таблице 4.5.</w:t>
       </w:r>
     </w:p>
     <w:p>
@@ -23294,53 +23595,14 @@
         <w:rPr>
           <w:sz w:val="28"/>
         </w:rPr>
-        <w:t xml:space="preserve">Таблица </w:t>
-      </w:r>
-      <w:r>
-        <w:rPr>
-          <w:sz w:val="28"/>
-        </w:rPr>
-        <w:t>4</w:t>
-      </w:r>
-      <w:r>
-        <w:rPr>
-          <w:sz w:val="28"/>
-        </w:rPr>
-        <w:t>.</w:t>
-      </w:r>
-      <w:r>
-        <w:rPr>
-          <w:sz w:val="28"/>
-        </w:rPr>
-        <w:t>3</w:t>
-      </w:r>
-      <w:r>
-        <w:rPr>
-          <w:sz w:val="28"/>
-        </w:rPr>
-        <w:t xml:space="preserve"> – </w:t>
-      </w:r>
-      <w:r>
-        <w:rPr>
-          <w:sz w:val="28"/>
-          <w:szCs w:val="28"/>
-        </w:rPr>
-        <w:t>Спецификация тестового случая для класса</w:t>
-      </w:r>
-      <w:r>
-        <w:rPr>
-          <w:sz w:val="28"/>
-          <w:szCs w:val="28"/>
-        </w:rPr>
-        <w:t xml:space="preserve"> </w:t>
+        <w:t xml:space="preserve">Таблица 4.5 – Спецификация тестового случая для класса </w:t>
       </w:r>
       <w:proofErr w:type="spellStart"/>
       <w:r>
         <w:rPr>
           <w:sz w:val="28"/>
-          <w:szCs w:val="28"/>
-        </w:rPr>
-        <w:t>PlaceViewModel</w:t>
+        </w:rPr>
+        <w:t>Officer</w:t>
       </w:r>
       <w:proofErr w:type="spellEnd"/>
     </w:p>
@@ -23380,7 +23642,7 @@
             </w:r>
             <w:proofErr w:type="spellStart"/>
             <w:r>
-              <w:t>AllSalesViewModel</w:t>
+              <w:t>Officer</w:t>
             </w:r>
             <w:proofErr w:type="spellEnd"/>
           </w:p>
@@ -23395,14 +23657,11 @@
               <w:jc w:val="center"/>
             </w:pPr>
             <w:r>
-              <w:t>Название тестового случая:</w:t>
-            </w:r>
-            <w:r>
-              <w:t xml:space="preserve"> </w:t>
+              <w:t xml:space="preserve">Название тестового случая: </w:t>
             </w:r>
             <w:proofErr w:type="spellStart"/>
             <w:r>
-              <w:t>PlaceViewModelTest</w:t>
+              <w:t>Officer_FullName_WithPatronymic</w:t>
             </w:r>
             <w:proofErr w:type="spellEnd"/>
           </w:p>
@@ -23419,27 +23678,23 @@
               <w:jc w:val="both"/>
             </w:pPr>
             <w:r>
-              <w:t xml:space="preserve">Описание тестового случая: Тест проверяет правильность работы </w:t>
-            </w:r>
-            <w:r>
-              <w:t xml:space="preserve">конструктора класса </w:t>
+              <w:t xml:space="preserve">Описание тестового случая: Тест проверяет корректность формирования свойства </w:t>
             </w:r>
             <w:proofErr w:type="spellStart"/>
             <w:r>
-              <w:t>PlaceViewModel</w:t>
+              <w:t>FullName</w:t>
             </w:r>
             <w:proofErr w:type="spellEnd"/>
             <w:r>
-              <w:t xml:space="preserve"> </w:t>
-            </w:r>
-            <w:r>
-              <w:t xml:space="preserve">– </w:t>
-            </w:r>
-            <w:r>
-              <w:t>преобразование места склада с номером «5,1» в строку, удобную для просмотра пользователем</w:t>
-            </w:r>
-            <w:r>
-              <w:t>.</w:t>
+              <w:t xml:space="preserve"> при наличии отчества "</w:t>
+            </w:r>
+            <w:proofErr w:type="spellStart"/>
+            <w:r>
+              <w:t>Petrovich</w:t>
+            </w:r>
+            <w:proofErr w:type="spellEnd"/>
+            <w:r>
+              <w:t>".</w:t>
             </w:r>
           </w:p>
         </w:tc>
@@ -23455,10 +23710,31 @@
               <w:jc w:val="both"/>
             </w:pPr>
             <w:r>
-              <w:t xml:space="preserve">Ожидаемый результат: </w:t>
-            </w:r>
-            <w:r>
-              <w:t>5Ш1П</w:t>
+              <w:t>Ожидаемый результат: "</w:t>
+            </w:r>
+            <w:proofErr w:type="spellStart"/>
+            <w:r>
+              <w:t>Ivanov</w:t>
+            </w:r>
+            <w:proofErr w:type="spellEnd"/>
+            <w:r>
+              <w:t xml:space="preserve"> </w:t>
+            </w:r>
+            <w:proofErr w:type="spellStart"/>
+            <w:r>
+              <w:t>Ivan</w:t>
+            </w:r>
+            <w:proofErr w:type="spellEnd"/>
+            <w:r>
+              <w:t xml:space="preserve"> </w:t>
+            </w:r>
+            <w:proofErr w:type="spellStart"/>
+            <w:r>
+              <w:t>Petrovich</w:t>
+            </w:r>
+            <w:proofErr w:type="spellEnd"/>
+            <w:r>
+              <w:t>"</w:t>
             </w:r>
           </w:p>
         </w:tc>
@@ -23492,8 +23768,438 @@
           <w:sz w:val="28"/>
           <w:szCs w:val="28"/>
         </w:rPr>
+        <w:t>Спецификация тестового случая для тестирования свойства Address класса Department представлена в таблице 4.6.</w:t>
+      </w:r>
+    </w:p>
+    <w:p>
+      <w:pPr>
+        <w:spacing w:line="360" w:lineRule="auto"/>
+        <w:ind w:firstLine="709"/>
+        <w:contextualSpacing/>
+        <w:jc w:val="both"/>
+        <w:rPr>
+          <w:sz w:val="28"/>
+          <w:szCs w:val="28"/>
+        </w:rPr>
+      </w:pPr>
+    </w:p>
+    <w:p>
+      <w:pPr>
+        <w:spacing w:line="360" w:lineRule="auto"/>
+        <w:ind w:firstLine="709"/>
+        <w:jc w:val="both"/>
+        <w:rPr>
+          <w:sz w:val="28"/>
+        </w:rPr>
+      </w:pPr>
+      <w:r>
+        <w:rPr>
+          <w:sz w:val="28"/>
+        </w:rPr>
+        <w:t>Таблица 4.6 – Спецификация тестового случая для класса Department</w:t>
+      </w:r>
+    </w:p>
+    <w:p>
+      <w:pPr>
+        <w:spacing w:line="360" w:lineRule="auto"/>
+        <w:ind w:firstLine="709"/>
+        <w:jc w:val="both"/>
+        <w:rPr>
+          <w:sz w:val="28"/>
+        </w:rPr>
+      </w:pPr>
+    </w:p>
+    <w:tbl>
+      <w:tblPr>
+        <w:tblStyle w:val="a7"/>
+        <w:tblW w:w="9344" w:type="dxa"/>
+        <w:tblInd w:w="392" w:type="dxa"/>
+        <w:tblLook w:val="04A0" w:firstRow="1" w:lastRow="0" w:firstColumn="1" w:lastColumn="0" w:noHBand="0" w:noVBand="1"/>
+      </w:tblPr>
+      <w:tblGrid>
+        <w:gridCol w:w="4672"/>
+        <w:gridCol w:w="4672"/>
+      </w:tblGrid>
+      <w:tr>
+        <w:tc>
+          <w:tcPr>
+            <w:tcW w:w="4672" w:type="dxa"/>
+            <w:vAlign w:val="center"/>
+          </w:tcPr>
+          <w:p>
+            <w:pPr>
+              <w:jc w:val="center"/>
+            </w:pPr>
+            <w:r>
+              <w:t>Название класса: Department</w:t>
+            </w:r>
+          </w:p>
+        </w:tc>
+        <w:tc>
+          <w:tcPr>
+            <w:tcW w:w="4672" w:type="dxa"/>
+            <w:vAlign w:val="center"/>
+          </w:tcPr>
+          <w:p>
+            <w:pPr>
+              <w:jc w:val="center"/>
+              <w:rPr>
+                <w:lang w:val="en-US"/>
+              </w:rPr>
+            </w:pPr>
+            <w:r>
+              <w:t>Название</w:t>
+            </w:r>
+            <w:r>
+              <w:rPr>
+                <w:lang w:val="en-US"/>
+              </w:rPr>
+              <w:t xml:space="preserve"> </w:t>
+            </w:r>
+            <w:r>
+              <w:t>тестового</w:t>
+            </w:r>
+            <w:r>
+              <w:rPr>
+                <w:lang w:val="en-US"/>
+              </w:rPr>
+              <w:t xml:space="preserve"> </w:t>
+            </w:r>
+            <w:r>
+              <w:t>случая</w:t>
+            </w:r>
+            <w:r>
+              <w:rPr>
+                <w:lang w:val="en-US"/>
+              </w:rPr>
+              <w:t xml:space="preserve">: </w:t>
+            </w:r>
+            <w:proofErr w:type="spellStart"/>
+            <w:r>
+              <w:rPr>
+                <w:lang w:val="en-US"/>
+              </w:rPr>
+              <w:t>Department_Address_ComposesCorrectly</w:t>
+            </w:r>
+            <w:proofErr w:type="spellEnd"/>
+          </w:p>
+        </w:tc>
+      </w:tr>
+      <w:tr>
+        <w:tc>
+          <w:tcPr>
+            <w:tcW w:w="9344" w:type="dxa"/>
+            <w:gridSpan w:val="2"/>
+          </w:tcPr>
+          <w:p>
+            <w:pPr>
+              <w:jc w:val="both"/>
+            </w:pPr>
+            <w:r>
+              <w:t>Описание тестового случая: Тест проверяет корректность формирования свойства Address на основе полей Street = "</w:t>
+            </w:r>
+            <w:proofErr w:type="spellStart"/>
+            <w:r>
+              <w:t>Main</w:t>
+            </w:r>
+            <w:proofErr w:type="spellEnd"/>
+            <w:r>
+              <w:t>", House = "1A", City = "</w:t>
+            </w:r>
+            <w:proofErr w:type="spellStart"/>
+            <w:r>
+              <w:t>Cityville</w:t>
+            </w:r>
+            <w:proofErr w:type="spellEnd"/>
+            <w:r>
+              <w:t>".</w:t>
+            </w:r>
+          </w:p>
+        </w:tc>
+      </w:tr>
+      <w:tr>
+        <w:tc>
+          <w:tcPr>
+            <w:tcW w:w="9344" w:type="dxa"/>
+            <w:gridSpan w:val="2"/>
+          </w:tcPr>
+          <w:p>
+            <w:pPr>
+              <w:jc w:val="both"/>
+            </w:pPr>
+            <w:r>
+              <w:t>Ожидаемый результат: "</w:t>
+            </w:r>
+            <w:proofErr w:type="spellStart"/>
+            <w:r>
+              <w:t>Main</w:t>
+            </w:r>
+            <w:proofErr w:type="spellEnd"/>
+            <w:r>
+              <w:t xml:space="preserve">, 1A, </w:t>
+            </w:r>
+            <w:proofErr w:type="spellStart"/>
+            <w:r>
+              <w:t>Cityville</w:t>
+            </w:r>
+            <w:proofErr w:type="spellEnd"/>
+            <w:r>
+              <w:t>"</w:t>
+            </w:r>
+          </w:p>
+        </w:tc>
+      </w:tr>
+    </w:tbl>
+    <w:p>
+      <w:pPr>
+        <w:spacing w:line="360" w:lineRule="auto"/>
+        <w:ind w:firstLine="709"/>
+        <w:contextualSpacing/>
+        <w:jc w:val="both"/>
+        <w:rPr>
+          <w:sz w:val="28"/>
+          <w:szCs w:val="28"/>
+        </w:rPr>
+      </w:pPr>
+    </w:p>
+    <w:p>
+      <w:pPr>
+        <w:spacing w:line="360" w:lineRule="auto"/>
+        <w:ind w:firstLine="709"/>
+        <w:contextualSpacing/>
+        <w:jc w:val="both"/>
+        <w:rPr>
+          <w:sz w:val="28"/>
+          <w:szCs w:val="28"/>
+        </w:rPr>
+      </w:pPr>
+      <w:r>
+        <w:rPr>
+          <w:sz w:val="28"/>
+          <w:szCs w:val="28"/>
+        </w:rPr>
         <w:lastRenderedPageBreak/>
-        <w:t>На рисунке 4.42 представлен скриншот успешного выполнения всех тестов.</w:t>
+        <w:t xml:space="preserve">Спецификация тестового случая для тестирования свойства Status класса </w:t>
+      </w:r>
+      <w:proofErr w:type="spellStart"/>
+      <w:r>
+        <w:rPr>
+          <w:sz w:val="28"/>
+          <w:szCs w:val="28"/>
+        </w:rPr>
+        <w:t>CaseRecord</w:t>
+      </w:r>
+      <w:proofErr w:type="spellEnd"/>
+      <w:r>
+        <w:rPr>
+          <w:sz w:val="28"/>
+          <w:szCs w:val="28"/>
+        </w:rPr>
+        <w:t xml:space="preserve"> представлена в таблице 4.7.</w:t>
+      </w:r>
+    </w:p>
+    <w:p>
+      <w:pPr>
+        <w:spacing w:line="360" w:lineRule="auto"/>
+        <w:ind w:firstLine="709"/>
+        <w:contextualSpacing/>
+        <w:jc w:val="both"/>
+        <w:rPr>
+          <w:sz w:val="28"/>
+          <w:szCs w:val="28"/>
+        </w:rPr>
+      </w:pPr>
+    </w:p>
+    <w:p>
+      <w:pPr>
+        <w:spacing w:line="360" w:lineRule="auto"/>
+        <w:ind w:firstLine="709"/>
+        <w:jc w:val="both"/>
+        <w:rPr>
+          <w:sz w:val="28"/>
+        </w:rPr>
+      </w:pPr>
+      <w:r>
+        <w:rPr>
+          <w:sz w:val="28"/>
+        </w:rPr>
+        <w:t xml:space="preserve">Таблица 4.7 – Спецификация тестового случая для класса </w:t>
+      </w:r>
+      <w:proofErr w:type="spellStart"/>
+      <w:r>
+        <w:rPr>
+          <w:sz w:val="28"/>
+        </w:rPr>
+        <w:t>CaseRecord</w:t>
+      </w:r>
+      <w:proofErr w:type="spellEnd"/>
+    </w:p>
+    <w:p>
+      <w:pPr>
+        <w:spacing w:line="360" w:lineRule="auto"/>
+        <w:ind w:firstLine="709"/>
+        <w:jc w:val="both"/>
+        <w:rPr>
+          <w:sz w:val="28"/>
+        </w:rPr>
+      </w:pPr>
+    </w:p>
+    <w:tbl>
+      <w:tblPr>
+        <w:tblStyle w:val="a7"/>
+        <w:tblW w:w="9344" w:type="dxa"/>
+        <w:tblInd w:w="392" w:type="dxa"/>
+        <w:tblLook w:val="04A0" w:firstRow="1" w:lastRow="0" w:firstColumn="1" w:lastColumn="0" w:noHBand="0" w:noVBand="1"/>
+      </w:tblPr>
+      <w:tblGrid>
+        <w:gridCol w:w="4672"/>
+        <w:gridCol w:w="4672"/>
+      </w:tblGrid>
+      <w:tr>
+        <w:tc>
+          <w:tcPr>
+            <w:tcW w:w="4672" w:type="dxa"/>
+            <w:vAlign w:val="center"/>
+          </w:tcPr>
+          <w:p>
+            <w:pPr>
+              <w:jc w:val="center"/>
+            </w:pPr>
+            <w:r>
+              <w:t xml:space="preserve">Название класса: </w:t>
+            </w:r>
+            <w:proofErr w:type="spellStart"/>
+            <w:r>
+              <w:t>CaseRecord</w:t>
+            </w:r>
+            <w:proofErr w:type="spellEnd"/>
+          </w:p>
+        </w:tc>
+        <w:tc>
+          <w:tcPr>
+            <w:tcW w:w="4672" w:type="dxa"/>
+            <w:vAlign w:val="center"/>
+          </w:tcPr>
+          <w:p>
+            <w:pPr>
+              <w:jc w:val="center"/>
+            </w:pPr>
+            <w:r>
+              <w:t xml:space="preserve">Название тестового случая: </w:t>
+            </w:r>
+            <w:proofErr w:type="spellStart"/>
+            <w:r>
+              <w:t>CaseRecord_Status_EnumMapping</w:t>
+            </w:r>
+            <w:proofErr w:type="spellEnd"/>
+          </w:p>
+        </w:tc>
+      </w:tr>
+      <w:tr>
+        <w:tc>
+          <w:tcPr>
+            <w:tcW w:w="9344" w:type="dxa"/>
+            <w:gridSpan w:val="2"/>
+          </w:tcPr>
+          <w:p>
+            <w:pPr>
+              <w:jc w:val="both"/>
+            </w:pPr>
+            <w:r>
+              <w:t xml:space="preserve">Описание тестового случая: Тест проверяет корректность соответствия перечисления </w:t>
+            </w:r>
+            <w:proofErr w:type="spellStart"/>
+            <w:r>
+              <w:t>CaseStatus</w:t>
+            </w:r>
+            <w:proofErr w:type="spellEnd"/>
+            <w:r>
+              <w:t xml:space="preserve"> и числового значения StatusId при установке значений </w:t>
+            </w:r>
+            <w:proofErr w:type="spellStart"/>
+            <w:r>
+              <w:t>InProgress</w:t>
+            </w:r>
+            <w:proofErr w:type="spellEnd"/>
+            <w:r>
+              <w:t xml:space="preserve"> и </w:t>
+            </w:r>
+            <w:proofErr w:type="spellStart"/>
+            <w:r>
+              <w:t>Closed</w:t>
+            </w:r>
+            <w:proofErr w:type="spellEnd"/>
+            <w:r>
+              <w:t>.</w:t>
+            </w:r>
+          </w:p>
+        </w:tc>
+      </w:tr>
+      <w:tr>
+        <w:tc>
+          <w:tcPr>
+            <w:tcW w:w="9344" w:type="dxa"/>
+            <w:gridSpan w:val="2"/>
+          </w:tcPr>
+          <w:p>
+            <w:pPr>
+              <w:jc w:val="both"/>
+            </w:pPr>
+            <w:r>
+              <w:t xml:space="preserve">Ожидаемый результат: StatusId соответствует целочисленному значению перечисления </w:t>
+            </w:r>
+            <w:proofErr w:type="spellStart"/>
+            <w:r>
+              <w:t>CaseStatus</w:t>
+            </w:r>
+            <w:proofErr w:type="spellEnd"/>
+          </w:p>
+        </w:tc>
+      </w:tr>
+    </w:tbl>
+    <w:p>
+      <w:pPr>
+        <w:spacing w:line="360" w:lineRule="auto"/>
+        <w:ind w:firstLine="709"/>
+        <w:contextualSpacing/>
+        <w:jc w:val="both"/>
+        <w:rPr>
+          <w:sz w:val="28"/>
+          <w:szCs w:val="28"/>
+        </w:rPr>
+      </w:pPr>
+    </w:p>
+    <w:p>
+      <w:pPr>
+        <w:spacing w:line="360" w:lineRule="auto"/>
+        <w:ind w:firstLine="709"/>
+        <w:contextualSpacing/>
+        <w:jc w:val="both"/>
+        <w:rPr>
+          <w:sz w:val="28"/>
+          <w:szCs w:val="28"/>
+        </w:rPr>
+      </w:pPr>
+      <w:r>
+        <w:rPr>
+          <w:sz w:val="28"/>
+          <w:szCs w:val="28"/>
+        </w:rPr>
+        <w:t>На рисунке 4.</w:t>
+      </w:r>
+      <w:r>
+        <w:rPr>
+          <w:sz w:val="28"/>
+          <w:szCs w:val="28"/>
+        </w:rPr>
+        <w:t>8</w:t>
+      </w:r>
+      <w:r>
+        <w:rPr>
+          <w:sz w:val="28"/>
+          <w:szCs w:val="28"/>
+        </w:rPr>
+        <w:t xml:space="preserve"> представлен скриншот успешного выполнения всех тестов.</w:t>
       </w:r>
     </w:p>
     <w:p>
@@ -23521,12 +24227,14 @@
       <w:r>
         <w:rPr>
           <w:noProof/>
+          <w:sz w:val="28"/>
+          <w:szCs w:val="28"/>
         </w:rPr>
         <w:drawing>
-          <wp:inline distT="0" distB="0" distL="0" distR="0" wp14:anchorId="4B55B603" wp14:editId="0856AF56">
-            <wp:extent cx="4353560" cy="1156298"/>
-            <wp:effectExtent l="0" t="0" r="0" b="0"/>
-            <wp:docPr id="782313530" name="Рисунок 1"/>
+          <wp:inline distT="0" distB="0" distL="0" distR="0" wp14:anchorId="2BF6CEA6" wp14:editId="0631DF15">
+            <wp:extent cx="4564820" cy="1638476"/>
+            <wp:effectExtent l="0" t="0" r="7620" b="0"/>
+            <wp:docPr id="68430770" name="Рисунок 1"/>
             <wp:cNvGraphicFramePr>
               <a:graphicFrameLocks xmlns:a="http://schemas.openxmlformats.org/drawingml/2006/main" noChangeAspect="1"/>
             </wp:cNvGraphicFramePr>
@@ -23534,7 +24242,7 @@
               <a:graphicData uri="http://schemas.openxmlformats.org/drawingml/2006/picture">
                 <pic:pic xmlns:pic="http://schemas.openxmlformats.org/drawingml/2006/picture">
                   <pic:nvPicPr>
-                    <pic:cNvPr id="782313530" name=""/>
+                    <pic:cNvPr id="68430770" name=""/>
                     <pic:cNvPicPr/>
                   </pic:nvPicPr>
                   <pic:blipFill>
@@ -23546,7 +24254,7 @@
                   <pic:spPr>
                     <a:xfrm>
                       <a:off x="0" y="0"/>
-                      <a:ext cx="4367686" cy="1160050"/>
+                      <a:ext cx="4582998" cy="1645001"/>
                     </a:xfrm>
                     <a:prstGeom prst="rect">
                       <a:avLst/>
@@ -23630,8 +24338,34 @@
           <w:sz w:val="28"/>
           <w:szCs w:val="28"/>
         </w:rPr>
-        <w:t>На рисунке 4.43 представлен скриншот покрытия кода приложения тестами.</w:t>
-      </w:r>
+        <w:t>На рисунке 4.</w:t>
+      </w:r>
+      <w:r>
+        <w:rPr>
+          <w:sz w:val="28"/>
+          <w:szCs w:val="28"/>
+        </w:rPr>
+        <w:t>9</w:t>
+      </w:r>
+      <w:r>
+        <w:rPr>
+          <w:sz w:val="28"/>
+          <w:szCs w:val="28"/>
+        </w:rPr>
+        <w:t xml:space="preserve"> представлен скриншот покрытия кода приложения тестами.</w:t>
+      </w:r>
+    </w:p>
+    <w:p>
+      <w:pPr>
+        <w:spacing w:line="360" w:lineRule="auto"/>
+        <w:ind w:firstLine="709"/>
+        <w:contextualSpacing/>
+        <w:jc w:val="both"/>
+        <w:rPr>
+          <w:sz w:val="28"/>
+          <w:szCs w:val="28"/>
+        </w:rPr>
+      </w:pPr>
     </w:p>
     <w:p>
       <w:pPr>
@@ -23646,12 +24380,14 @@
       <w:r>
         <w:rPr>
           <w:noProof/>
+          <w:sz w:val="28"/>
+          <w:szCs w:val="28"/>
         </w:rPr>
         <w:drawing>
-          <wp:inline distT="0" distB="0" distL="0" distR="0" wp14:anchorId="3EA8D159" wp14:editId="4C18C9A6">
-            <wp:extent cx="5455920" cy="1235707"/>
-            <wp:effectExtent l="0" t="0" r="0" b="0"/>
-            <wp:docPr id="1636869843" name="Рисунок 1"/>
+          <wp:inline distT="0" distB="0" distL="0" distR="0" wp14:anchorId="1C6DE4C2" wp14:editId="367F70AB">
+            <wp:extent cx="5156835" cy="1089999"/>
+            <wp:effectExtent l="0" t="0" r="5715" b="0"/>
+            <wp:docPr id="12479991" name="Рисунок 1"/>
             <wp:cNvGraphicFramePr>
               <a:graphicFrameLocks xmlns:a="http://schemas.openxmlformats.org/drawingml/2006/main" noChangeAspect="1"/>
             </wp:cNvGraphicFramePr>
@@ -23659,7 +24395,7 @@
               <a:graphicData uri="http://schemas.openxmlformats.org/drawingml/2006/picture">
                 <pic:pic xmlns:pic="http://schemas.openxmlformats.org/drawingml/2006/picture">
                   <pic:nvPicPr>
-                    <pic:cNvPr id="1636869843" name=""/>
+                    <pic:cNvPr id="12479991" name=""/>
                     <pic:cNvPicPr/>
                   </pic:nvPicPr>
                   <pic:blipFill>
@@ -23671,7 +24407,7 @@
                   <pic:spPr>
                     <a:xfrm>
                       <a:off x="0" y="0"/>
-                      <a:ext cx="5465590" cy="1237897"/>
+                      <a:ext cx="5167067" cy="1092162"/>
                     </a:xfrm>
                     <a:prstGeom prst="rect">
                       <a:avLst/>
@@ -23755,42 +24491,6 @@
     </w:p>
     <w:p>
       <w:pPr>
-        <w:spacing w:line="360" w:lineRule="auto"/>
-        <w:ind w:firstLine="709"/>
-        <w:contextualSpacing/>
-        <w:jc w:val="both"/>
-        <w:rPr>
-          <w:sz w:val="28"/>
-          <w:szCs w:val="28"/>
-        </w:rPr>
-      </w:pPr>
-    </w:p>
-    <w:p>
-      <w:pPr>
-        <w:spacing w:line="360" w:lineRule="auto"/>
-        <w:ind w:firstLine="709"/>
-        <w:contextualSpacing/>
-        <w:jc w:val="both"/>
-        <w:rPr>
-          <w:sz w:val="28"/>
-          <w:szCs w:val="28"/>
-        </w:rPr>
-      </w:pPr>
-    </w:p>
-    <w:p>
-      <w:pPr>
-        <w:spacing w:line="360" w:lineRule="auto"/>
-        <w:ind w:firstLine="709"/>
-        <w:contextualSpacing/>
-        <w:jc w:val="both"/>
-        <w:rPr>
-          <w:sz w:val="28"/>
-          <w:szCs w:val="28"/>
-        </w:rPr>
-      </w:pPr>
-    </w:p>
-    <w:p>
-      <w:pPr>
         <w:spacing w:after="160" w:line="259" w:lineRule="auto"/>
         <w:rPr>
           <w:sz w:val="28"/>
@@ -23883,37 +24583,7 @@
         <w:rPr>
           <w:sz w:val="28"/>
         </w:rPr>
-        <w:t>В ре</w:t>
-      </w:r>
-      <w:r>
-        <w:rPr>
-          <w:sz w:val="28"/>
-        </w:rPr>
-        <w:t>зультате выполнения работы был спроектирован</w:t>
-      </w:r>
-      <w:r>
-        <w:rPr>
-          <w:sz w:val="28"/>
-        </w:rPr>
-        <w:t xml:space="preserve"> и разработан </w:t>
-      </w:r>
-      <w:r>
-        <w:rPr>
-          <w:sz w:val="28"/>
-        </w:rPr>
-        <w:t>программный продукт для автоматизации работы склада художественного магазина</w:t>
-      </w:r>
-      <w:r>
-        <w:rPr>
-          <w:sz w:val="28"/>
-        </w:rPr>
-        <w:t xml:space="preserve">. </w:t>
-      </w:r>
-      <w:r>
-        <w:rPr>
-          <w:sz w:val="28"/>
-        </w:rPr>
-        <w:t>Процесс создания включал в себя анализ предметной области, проектирование приложения и базы данных, а также тестирование приложения.</w:t>
+        <w:t xml:space="preserve">В результате выполнения работы был спроектирован и реализован программный продукт для автоматизации учёта и управления расследованиями и делопроизводством (учёт офицеров, дел, подозреваемых, вещественных доказательств и ролей пользователей). Процесс разработки включал анализ предметной области, проектирование архитектуры приложения и структуры базы данных (EF Core), реализацию бизнес-логики и WPF-интерфейса, а также обеспечение аутентификации с хешированием паролей. Реализованы основные функции: создание и поиск дел, управление статусами с историей изменений, учёт и привязка доказательств, привязка пользователей к офицерам и ролям. Проведено тестирование ключевой бизнес-логики (хеширование и проверка паролей, формирование представлений моделей и корректность маппинга статусов). </w:t>
       </w:r>
     </w:p>
     <w:p>
@@ -23924,50 +24594,15 @@
         <w:jc w:val="both"/>
         <w:rPr>
           <w:sz w:val="28"/>
-        </w:rPr>
-      </w:pPr>
-      <w:r>
-        <w:rPr>
-          <w:sz w:val="28"/>
-        </w:rPr>
-        <w:t>Все п</w:t>
-      </w:r>
-      <w:r>
-        <w:rPr>
-          <w:sz w:val="28"/>
-        </w:rPr>
-        <w:t xml:space="preserve">оставленные задачи </w:t>
-      </w:r>
-      <w:r>
-        <w:rPr>
-          <w:sz w:val="28"/>
-        </w:rPr>
-        <w:t>курсовой работы</w:t>
-      </w:r>
-      <w:r>
-        <w:rPr>
-          <w:sz w:val="28"/>
-        </w:rPr>
-        <w:t xml:space="preserve"> были</w:t>
-      </w:r>
-      <w:r>
-        <w:rPr>
-          <w:sz w:val="28"/>
-        </w:rPr>
-        <w:t xml:space="preserve"> выполнены.</w:t>
-      </w:r>
-    </w:p>
-    <w:p>
-      <w:pPr>
-        <w:spacing w:line="360" w:lineRule="auto"/>
-        <w:ind w:firstLine="709"/>
-        <w:contextualSpacing/>
-        <w:jc w:val="both"/>
-        <w:rPr>
-          <w:sz w:val="28"/>
-          <w:szCs w:val="28"/>
-        </w:rPr>
-      </w:pPr>
+          <w:szCs w:val="28"/>
+        </w:rPr>
+      </w:pPr>
+      <w:r>
+        <w:rPr>
+          <w:sz w:val="28"/>
+        </w:rPr>
+        <w:t>Все поставленные в рамках курсовой работы задачи выполнены.</w:t>
+      </w:r>
     </w:p>
     <w:p>
       <w:pPr>
@@ -30772,47 +31407,7 @@
           <w:szCs w:val="19"/>
           <w:lang w:val="en-US"/>
         </w:rPr>
-        <w:t xml:space="preserve">(x =&gt; </w:t>
-      </w:r>
-      <w:proofErr w:type="spellStart"/>
-      <w:r>
-        <w:rPr>
-          <w:bCs/>
-          <w:sz w:val="19"/>
-          <w:szCs w:val="19"/>
-          <w:lang w:val="en-US"/>
-        </w:rPr>
-        <w:t>x.Id</w:t>
-      </w:r>
-      <w:proofErr w:type="spellEnd"/>
-      <w:r>
-        <w:rPr>
-          <w:bCs/>
-          <w:sz w:val="19"/>
-          <w:szCs w:val="19"/>
-          <w:lang w:val="en-US"/>
-        </w:rPr>
-        <w:t xml:space="preserve"> == </w:t>
-      </w:r>
-      <w:proofErr w:type="spellStart"/>
-      <w:r>
-        <w:rPr>
-          <w:bCs/>
-          <w:sz w:val="19"/>
-          <w:szCs w:val="19"/>
-          <w:lang w:val="en-US"/>
-        </w:rPr>
-        <w:t>c.Id</w:t>
-      </w:r>
-      <w:proofErr w:type="spellEnd"/>
-      <w:r>
-        <w:rPr>
-          <w:bCs/>
-          <w:sz w:val="19"/>
-          <w:szCs w:val="19"/>
-          <w:lang w:val="en-US"/>
-        </w:rPr>
-        <w:t>);</w:t>
+        <w:t>(x =&gt; x.Id == c.Id);</w:t>
       </w:r>
     </w:p>
     <w:p>
@@ -34442,47 +35037,7 @@
           <w:szCs w:val="19"/>
           <w:lang w:val="en-US"/>
         </w:rPr>
-        <w:t xml:space="preserve">(x =&gt; </w:t>
-      </w:r>
-      <w:proofErr w:type="spellStart"/>
-      <w:r>
-        <w:rPr>
-          <w:bCs/>
-          <w:sz w:val="19"/>
-          <w:szCs w:val="19"/>
-          <w:lang w:val="en-US"/>
-        </w:rPr>
-        <w:t>x.Id</w:t>
-      </w:r>
-      <w:proofErr w:type="spellEnd"/>
-      <w:r>
-        <w:rPr>
-          <w:bCs/>
-          <w:sz w:val="19"/>
-          <w:szCs w:val="19"/>
-          <w:lang w:val="en-US"/>
-        </w:rPr>
-        <w:t xml:space="preserve"> == </w:t>
-      </w:r>
-      <w:proofErr w:type="spellStart"/>
-      <w:r>
-        <w:rPr>
-          <w:bCs/>
-          <w:sz w:val="19"/>
-          <w:szCs w:val="19"/>
-          <w:lang w:val="en-US"/>
-        </w:rPr>
-        <w:t>cr.Id</w:t>
-      </w:r>
-      <w:proofErr w:type="spellEnd"/>
-      <w:r>
-        <w:rPr>
-          <w:bCs/>
-          <w:sz w:val="19"/>
-          <w:szCs w:val="19"/>
-          <w:lang w:val="en-US"/>
-        </w:rPr>
-        <w:t>);</w:t>
+        <w:t>(x =&gt; x.Id == cr.Id);</w:t>
       </w:r>
     </w:p>
     <w:p>
@@ -37243,29 +37798,7 @@
           <w:szCs w:val="19"/>
           <w:lang w:val="en-US" w:eastAsia="ja-JP"/>
         </w:rPr>
-        <w:t xml:space="preserve">&gt;? </w:t>
-      </w:r>
-      <w:proofErr w:type="spellStart"/>
-      <w:r>
-        <w:rPr>
-          <w:rFonts w:eastAsiaTheme="minorEastAsia"/>
-          <w:color w:val="000000"/>
-          <w:sz w:val="19"/>
-          <w:szCs w:val="19"/>
-          <w:lang w:val="en-US" w:eastAsia="ja-JP"/>
-        </w:rPr>
-        <w:t>CasesLed</w:t>
-      </w:r>
-      <w:proofErr w:type="spellEnd"/>
-      <w:r>
-        <w:rPr>
-          <w:rFonts w:eastAsiaTheme="minorEastAsia"/>
-          <w:color w:val="000000"/>
-          <w:sz w:val="19"/>
-          <w:szCs w:val="19"/>
-          <w:lang w:val="en-US" w:eastAsia="ja-JP"/>
-        </w:rPr>
-        <w:t xml:space="preserve"> { get; set; }</w:t>
+        <w:t>&gt;? CasesLed { get; set; }</w:t>
       </w:r>
     </w:p>
     <w:p>
@@ -43582,7 +44115,7 @@
         <w:adjustRightInd w:val="0"/>
         <w:ind w:firstLine="709"/>
         <w:rPr>
-          <w:rFonts w:ascii="Cascadia Mono" w:eastAsiaTheme="minorEastAsia" w:hAnsi="Cascadia Mono" w:cs="Cascadia Mono"/>
+          <w:rFonts w:eastAsiaTheme="minorEastAsia"/>
           <w:color w:val="000000"/>
           <w:sz w:val="19"/>
           <w:szCs w:val="19"/>
@@ -43591,17 +44124,17 @@
       </w:pPr>
       <w:r>
         <w:rPr>
-          <w:rFonts w:ascii="Cascadia Mono" w:eastAsiaTheme="minorEastAsia" w:hAnsi="Cascadia Mono" w:cs="Cascadia Mono"/>
-          <w:color w:val="000000"/>
-          <w:sz w:val="19"/>
-          <w:szCs w:val="19"/>
-          <w:lang w:val="en-US" w:eastAsia="ja-JP"/>
-        </w:rPr>
-        <w:t>namespace</w:t>
-      </w:r>
-      <w:r>
-        <w:rPr>
-          <w:rFonts w:ascii="Cascadia Mono" w:eastAsiaTheme="minorEastAsia" w:hAnsi="Cascadia Mono" w:cs="Cascadia Mono"/>
+          <w:rFonts w:eastAsiaTheme="minorEastAsia"/>
+          <w:color w:val="000000"/>
+          <w:sz w:val="19"/>
+          <w:szCs w:val="19"/>
+          <w:lang w:val="en-US" w:eastAsia="ja-JP"/>
+        </w:rPr>
+        <w:t>using</w:t>
+      </w:r>
+      <w:r>
+        <w:rPr>
+          <w:rFonts w:eastAsiaTheme="minorEastAsia"/>
           <w:color w:val="000000"/>
           <w:sz w:val="19"/>
           <w:szCs w:val="19"/>
@@ -43611,13 +44144,23 @@
       </w:r>
       <w:r>
         <w:rPr>
-          <w:rFonts w:ascii="Cascadia Mono" w:eastAsiaTheme="minorEastAsia" w:hAnsi="Cascadia Mono" w:cs="Cascadia Mono"/>
-          <w:color w:val="000000"/>
-          <w:sz w:val="19"/>
-          <w:szCs w:val="19"/>
-          <w:lang w:val="en-US" w:eastAsia="ja-JP"/>
-        </w:rPr>
-        <w:t>Test</w:t>
+          <w:rFonts w:eastAsiaTheme="minorEastAsia"/>
+          <w:color w:val="000000"/>
+          <w:sz w:val="19"/>
+          <w:szCs w:val="19"/>
+          <w:lang w:val="en-US" w:eastAsia="ja-JP"/>
+        </w:rPr>
+        <w:t>System</w:t>
+      </w:r>
+      <w:r>
+        <w:rPr>
+          <w:rFonts w:eastAsiaTheme="minorEastAsia"/>
+          <w:color w:val="000000"/>
+          <w:sz w:val="19"/>
+          <w:szCs w:val="19"/>
+          <w:lang w:eastAsia="ja-JP"/>
+        </w:rPr>
+        <w:t>;</w:t>
       </w:r>
     </w:p>
     <w:p>
@@ -43627,22 +44170,22 @@
         <w:adjustRightInd w:val="0"/>
         <w:ind w:firstLine="709"/>
         <w:rPr>
-          <w:rFonts w:ascii="Cascadia Mono" w:eastAsiaTheme="minorEastAsia" w:hAnsi="Cascadia Mono" w:cs="Cascadia Mono"/>
-          <w:color w:val="000000"/>
-          <w:sz w:val="19"/>
-          <w:szCs w:val="19"/>
-          <w:lang w:val="en-US" w:eastAsia="ja-JP"/>
-        </w:rPr>
-      </w:pPr>
-      <w:r>
-        <w:rPr>
-          <w:rFonts w:ascii="Cascadia Mono" w:eastAsiaTheme="minorEastAsia" w:hAnsi="Cascadia Mono" w:cs="Cascadia Mono"/>
-          <w:color w:val="000000"/>
-          <w:sz w:val="19"/>
-          <w:szCs w:val="19"/>
-          <w:lang w:val="en-US" w:eastAsia="ja-JP"/>
-        </w:rPr>
-        <w:t>{</w:t>
+          <w:rFonts w:eastAsiaTheme="minorEastAsia"/>
+          <w:color w:val="000000"/>
+          <w:sz w:val="19"/>
+          <w:szCs w:val="19"/>
+          <w:lang w:val="en-US" w:eastAsia="ja-JP"/>
+        </w:rPr>
+      </w:pPr>
+      <w:r>
+        <w:rPr>
+          <w:rFonts w:eastAsiaTheme="minorEastAsia"/>
+          <w:color w:val="000000"/>
+          <w:sz w:val="19"/>
+          <w:szCs w:val="19"/>
+          <w:lang w:val="en-US" w:eastAsia="ja-JP"/>
+        </w:rPr>
+        <w:t>using WpfLibrary1;</w:t>
       </w:r>
     </w:p>
     <w:p>
@@ -43652,44 +44195,44 @@
         <w:adjustRightInd w:val="0"/>
         <w:ind w:firstLine="709"/>
         <w:rPr>
-          <w:rFonts w:ascii="Cascadia Mono" w:eastAsiaTheme="minorEastAsia" w:hAnsi="Cascadia Mono" w:cs="Cascadia Mono"/>
-          <w:color w:val="000000"/>
-          <w:sz w:val="19"/>
-          <w:szCs w:val="19"/>
-          <w:lang w:val="en-US" w:eastAsia="ja-JP"/>
-        </w:rPr>
-      </w:pPr>
-      <w:r>
-        <w:rPr>
-          <w:rFonts w:ascii="Cascadia Mono" w:eastAsiaTheme="minorEastAsia" w:hAnsi="Cascadia Mono" w:cs="Cascadia Mono"/>
-          <w:color w:val="000000"/>
-          <w:sz w:val="19"/>
-          <w:szCs w:val="19"/>
-          <w:lang w:val="en-US" w:eastAsia="ja-JP"/>
-        </w:rPr>
-        <w:t xml:space="preserve">    [</w:t>
+          <w:rFonts w:eastAsiaTheme="minorEastAsia"/>
+          <w:color w:val="000000"/>
+          <w:sz w:val="19"/>
+          <w:szCs w:val="19"/>
+          <w:lang w:val="en-US" w:eastAsia="ja-JP"/>
+        </w:rPr>
+      </w:pPr>
+      <w:r>
+        <w:rPr>
+          <w:rFonts w:eastAsiaTheme="minorEastAsia"/>
+          <w:color w:val="000000"/>
+          <w:sz w:val="19"/>
+          <w:szCs w:val="19"/>
+          <w:lang w:val="en-US" w:eastAsia="ja-JP"/>
+        </w:rPr>
+        <w:t xml:space="preserve">using </w:t>
       </w:r>
       <w:proofErr w:type="spellStart"/>
       <w:r>
         <w:rPr>
-          <w:rFonts w:ascii="Cascadia Mono" w:eastAsiaTheme="minorEastAsia" w:hAnsi="Cascadia Mono" w:cs="Cascadia Mono"/>
-          <w:color w:val="000000"/>
-          <w:sz w:val="19"/>
-          <w:szCs w:val="19"/>
-          <w:lang w:val="en-US" w:eastAsia="ja-JP"/>
-        </w:rPr>
-        <w:t>TestClass</w:t>
+          <w:rFonts w:eastAsiaTheme="minorEastAsia"/>
+          <w:color w:val="000000"/>
+          <w:sz w:val="19"/>
+          <w:szCs w:val="19"/>
+          <w:lang w:val="en-US" w:eastAsia="ja-JP"/>
+        </w:rPr>
+        <w:t>Xunit</w:t>
       </w:r>
       <w:proofErr w:type="spellEnd"/>
       <w:r>
         <w:rPr>
-          <w:rFonts w:ascii="Cascadia Mono" w:eastAsiaTheme="minorEastAsia" w:hAnsi="Cascadia Mono" w:cs="Cascadia Mono"/>
-          <w:color w:val="000000"/>
-          <w:sz w:val="19"/>
-          <w:szCs w:val="19"/>
-          <w:lang w:val="en-US" w:eastAsia="ja-JP"/>
-        </w:rPr>
-        <w:t>]</w:t>
+          <w:rFonts w:eastAsiaTheme="minorEastAsia"/>
+          <w:color w:val="000000"/>
+          <w:sz w:val="19"/>
+          <w:szCs w:val="19"/>
+          <w:lang w:val="en-US" w:eastAsia="ja-JP"/>
+        </w:rPr>
+        <w:t>;</w:t>
       </w:r>
     </w:p>
     <w:p>
@@ -43699,35 +44242,13 @@
         <w:adjustRightInd w:val="0"/>
         <w:ind w:firstLine="709"/>
         <w:rPr>
-          <w:rFonts w:ascii="Cascadia Mono" w:eastAsiaTheme="minorEastAsia" w:hAnsi="Cascadia Mono" w:cs="Cascadia Mono"/>
-          <w:color w:val="000000"/>
-          <w:sz w:val="19"/>
-          <w:szCs w:val="19"/>
-          <w:lang w:val="en-US" w:eastAsia="ja-JP"/>
-        </w:rPr>
-      </w:pPr>
-      <w:r>
-        <w:rPr>
-          <w:rFonts w:ascii="Cascadia Mono" w:eastAsiaTheme="minorEastAsia" w:hAnsi="Cascadia Mono" w:cs="Cascadia Mono"/>
-          <w:color w:val="000000"/>
-          <w:sz w:val="19"/>
-          <w:szCs w:val="19"/>
-          <w:lang w:val="en-US" w:eastAsia="ja-JP"/>
-        </w:rPr>
-        <w:t xml:space="preserve">    public class </w:t>
-      </w:r>
-      <w:proofErr w:type="spellStart"/>
-      <w:r>
-        <w:rPr>
-          <w:rFonts w:ascii="Cascadia Mono" w:eastAsiaTheme="minorEastAsia" w:hAnsi="Cascadia Mono" w:cs="Cascadia Mono"/>
-          <w:color w:val="000000"/>
-          <w:sz w:val="19"/>
-          <w:szCs w:val="19"/>
-          <w:lang w:val="en-US" w:eastAsia="ja-JP"/>
-        </w:rPr>
-        <w:t>UnitTest</w:t>
-      </w:r>
-      <w:proofErr w:type="spellEnd"/>
+          <w:rFonts w:eastAsiaTheme="minorEastAsia"/>
+          <w:color w:val="000000"/>
+          <w:sz w:val="19"/>
+          <w:szCs w:val="19"/>
+          <w:lang w:val="en-US" w:eastAsia="ja-JP"/>
+        </w:rPr>
+      </w:pPr>
     </w:p>
     <w:p>
       <w:pPr>
@@ -43736,23 +44257,35 @@
         <w:adjustRightInd w:val="0"/>
         <w:ind w:firstLine="709"/>
         <w:rPr>
-          <w:rFonts w:ascii="Cascadia Mono" w:eastAsiaTheme="minorEastAsia" w:hAnsi="Cascadia Mono" w:cs="Cascadia Mono"/>
-          <w:color w:val="000000"/>
-          <w:sz w:val="19"/>
-          <w:szCs w:val="19"/>
-          <w:lang w:val="en-US" w:eastAsia="ja-JP"/>
-        </w:rPr>
-      </w:pPr>
-      <w:r>
-        <w:rPr>
-          <w:rFonts w:ascii="Cascadia Mono" w:eastAsiaTheme="minorEastAsia" w:hAnsi="Cascadia Mono" w:cs="Cascadia Mono"/>
-          <w:color w:val="000000"/>
-          <w:sz w:val="19"/>
-          <w:szCs w:val="19"/>
-          <w:lang w:val="en-US" w:eastAsia="ja-JP"/>
-        </w:rPr>
-        <w:t xml:space="preserve">    {</w:t>
-      </w:r>
+          <w:rFonts w:eastAsiaTheme="minorEastAsia"/>
+          <w:color w:val="000000"/>
+          <w:sz w:val="19"/>
+          <w:szCs w:val="19"/>
+          <w:lang w:val="en-US" w:eastAsia="ja-JP"/>
+        </w:rPr>
+      </w:pPr>
+      <w:r>
+        <w:rPr>
+          <w:rFonts w:eastAsiaTheme="minorEastAsia"/>
+          <w:color w:val="000000"/>
+          <w:sz w:val="19"/>
+          <w:szCs w:val="19"/>
+          <w:lang w:val="en-US" w:eastAsia="ja-JP"/>
+        </w:rPr>
+        <w:t xml:space="preserve">namespace </w:t>
+      </w:r>
+      <w:proofErr w:type="spellStart"/>
+      <w:r>
+        <w:rPr>
+          <w:rFonts w:eastAsiaTheme="minorEastAsia"/>
+          <w:color w:val="000000"/>
+          <w:sz w:val="19"/>
+          <w:szCs w:val="19"/>
+          <w:lang w:val="en-US" w:eastAsia="ja-JP"/>
+        </w:rPr>
+        <w:t>TestKR</w:t>
+      </w:r>
+      <w:proofErr w:type="spellEnd"/>
     </w:p>
     <w:p>
       <w:pPr>
@@ -43761,44 +44294,22 @@
         <w:adjustRightInd w:val="0"/>
         <w:ind w:firstLine="709"/>
         <w:rPr>
-          <w:rFonts w:ascii="Cascadia Mono" w:eastAsiaTheme="minorEastAsia" w:hAnsi="Cascadia Mono" w:cs="Cascadia Mono"/>
-          <w:color w:val="000000"/>
-          <w:sz w:val="19"/>
-          <w:szCs w:val="19"/>
-          <w:lang w:val="en-US" w:eastAsia="ja-JP"/>
-        </w:rPr>
-      </w:pPr>
-      <w:r>
-        <w:rPr>
-          <w:rFonts w:ascii="Cascadia Mono" w:eastAsiaTheme="minorEastAsia" w:hAnsi="Cascadia Mono" w:cs="Cascadia Mono"/>
-          <w:color w:val="000000"/>
-          <w:sz w:val="19"/>
-          <w:szCs w:val="19"/>
-          <w:lang w:val="en-US" w:eastAsia="ja-JP"/>
-        </w:rPr>
-        <w:t xml:space="preserve">        [</w:t>
-      </w:r>
-      <w:proofErr w:type="spellStart"/>
-      <w:r>
-        <w:rPr>
-          <w:rFonts w:ascii="Cascadia Mono" w:eastAsiaTheme="minorEastAsia" w:hAnsi="Cascadia Mono" w:cs="Cascadia Mono"/>
-          <w:color w:val="000000"/>
-          <w:sz w:val="19"/>
-          <w:szCs w:val="19"/>
-          <w:lang w:val="en-US" w:eastAsia="ja-JP"/>
-        </w:rPr>
-        <w:t>TestMethod</w:t>
-      </w:r>
-      <w:proofErr w:type="spellEnd"/>
-      <w:r>
-        <w:rPr>
-          <w:rFonts w:ascii="Cascadia Mono" w:eastAsiaTheme="minorEastAsia" w:hAnsi="Cascadia Mono" w:cs="Cascadia Mono"/>
-          <w:color w:val="000000"/>
-          <w:sz w:val="19"/>
-          <w:szCs w:val="19"/>
-          <w:lang w:val="en-US" w:eastAsia="ja-JP"/>
-        </w:rPr>
-        <w:t>]</w:t>
+          <w:rFonts w:eastAsiaTheme="minorEastAsia"/>
+          <w:color w:val="000000"/>
+          <w:sz w:val="19"/>
+          <w:szCs w:val="19"/>
+          <w:lang w:val="en-US" w:eastAsia="ja-JP"/>
+        </w:rPr>
+      </w:pPr>
+      <w:r>
+        <w:rPr>
+          <w:rFonts w:eastAsiaTheme="minorEastAsia"/>
+          <w:color w:val="000000"/>
+          <w:sz w:val="19"/>
+          <w:szCs w:val="19"/>
+          <w:lang w:val="en-US" w:eastAsia="ja-JP"/>
+        </w:rPr>
+        <w:t>{</w:t>
       </w:r>
     </w:p>
     <w:p>
@@ -43808,44 +44319,22 @@
         <w:adjustRightInd w:val="0"/>
         <w:ind w:firstLine="709"/>
         <w:rPr>
-          <w:rFonts w:ascii="Cascadia Mono" w:eastAsiaTheme="minorEastAsia" w:hAnsi="Cascadia Mono" w:cs="Cascadia Mono"/>
-          <w:color w:val="000000"/>
-          <w:sz w:val="19"/>
-          <w:szCs w:val="19"/>
-          <w:lang w:val="en-US" w:eastAsia="ja-JP"/>
-        </w:rPr>
-      </w:pPr>
-      <w:r>
-        <w:rPr>
-          <w:rFonts w:ascii="Cascadia Mono" w:eastAsiaTheme="minorEastAsia" w:hAnsi="Cascadia Mono" w:cs="Cascadia Mono"/>
-          <w:color w:val="000000"/>
-          <w:sz w:val="19"/>
-          <w:szCs w:val="19"/>
-          <w:lang w:val="en-US" w:eastAsia="ja-JP"/>
-        </w:rPr>
-        <w:t xml:space="preserve">        public void </w:t>
-      </w:r>
-      <w:proofErr w:type="spellStart"/>
-      <w:r>
-        <w:rPr>
-          <w:rFonts w:ascii="Cascadia Mono" w:eastAsiaTheme="minorEastAsia" w:hAnsi="Cascadia Mono" w:cs="Cascadia Mono"/>
-          <w:color w:val="000000"/>
-          <w:sz w:val="19"/>
-          <w:szCs w:val="19"/>
-          <w:lang w:val="en-US" w:eastAsia="ja-JP"/>
-        </w:rPr>
-        <w:t>AllOrdersViewModelTest</w:t>
-      </w:r>
-      <w:proofErr w:type="spellEnd"/>
-      <w:r>
-        <w:rPr>
-          <w:rFonts w:ascii="Cascadia Mono" w:eastAsiaTheme="minorEastAsia" w:hAnsi="Cascadia Mono" w:cs="Cascadia Mono"/>
-          <w:color w:val="000000"/>
-          <w:sz w:val="19"/>
-          <w:szCs w:val="19"/>
-          <w:lang w:val="en-US" w:eastAsia="ja-JP"/>
-        </w:rPr>
-        <w:t>()</w:t>
+          <w:rFonts w:eastAsiaTheme="minorEastAsia"/>
+          <w:color w:val="000000"/>
+          <w:sz w:val="19"/>
+          <w:szCs w:val="19"/>
+          <w:lang w:val="en-US" w:eastAsia="ja-JP"/>
+        </w:rPr>
+      </w:pPr>
+      <w:r>
+        <w:rPr>
+          <w:rFonts w:eastAsiaTheme="minorEastAsia"/>
+          <w:color w:val="000000"/>
+          <w:sz w:val="19"/>
+          <w:szCs w:val="19"/>
+          <w:lang w:val="en-US" w:eastAsia="ja-JP"/>
+        </w:rPr>
+        <w:t xml:space="preserve">    public class UnitTest1</w:t>
       </w:r>
     </w:p>
     <w:p>
@@ -43855,22 +44344,22 @@
         <w:adjustRightInd w:val="0"/>
         <w:ind w:firstLine="709"/>
         <w:rPr>
-          <w:rFonts w:ascii="Cascadia Mono" w:eastAsiaTheme="minorEastAsia" w:hAnsi="Cascadia Mono" w:cs="Cascadia Mono"/>
-          <w:color w:val="000000"/>
-          <w:sz w:val="19"/>
-          <w:szCs w:val="19"/>
-          <w:lang w:val="en-US" w:eastAsia="ja-JP"/>
-        </w:rPr>
-      </w:pPr>
-      <w:r>
-        <w:rPr>
-          <w:rFonts w:ascii="Cascadia Mono" w:eastAsiaTheme="minorEastAsia" w:hAnsi="Cascadia Mono" w:cs="Cascadia Mono"/>
-          <w:color w:val="000000"/>
-          <w:sz w:val="19"/>
-          <w:szCs w:val="19"/>
-          <w:lang w:val="en-US" w:eastAsia="ja-JP"/>
-        </w:rPr>
-        <w:t xml:space="preserve">        {</w:t>
+          <w:rFonts w:eastAsiaTheme="minorEastAsia"/>
+          <w:color w:val="000000"/>
+          <w:sz w:val="19"/>
+          <w:szCs w:val="19"/>
+          <w:lang w:val="en-US" w:eastAsia="ja-JP"/>
+        </w:rPr>
+      </w:pPr>
+      <w:r>
+        <w:rPr>
+          <w:rFonts w:eastAsiaTheme="minorEastAsia"/>
+          <w:color w:val="000000"/>
+          <w:sz w:val="19"/>
+          <w:szCs w:val="19"/>
+          <w:lang w:val="en-US" w:eastAsia="ja-JP"/>
+        </w:rPr>
+        <w:t xml:space="preserve">    {</w:t>
       </w:r>
     </w:p>
     <w:p>
@@ -43880,44 +44369,22 @@
         <w:adjustRightInd w:val="0"/>
         <w:ind w:firstLine="709"/>
         <w:rPr>
-          <w:rFonts w:ascii="Cascadia Mono" w:eastAsiaTheme="minorEastAsia" w:hAnsi="Cascadia Mono" w:cs="Cascadia Mono"/>
-          <w:color w:val="000000"/>
-          <w:sz w:val="19"/>
-          <w:szCs w:val="19"/>
-          <w:lang w:val="en-US" w:eastAsia="ja-JP"/>
-        </w:rPr>
-      </w:pPr>
-      <w:r>
-        <w:rPr>
-          <w:rFonts w:ascii="Cascadia Mono" w:eastAsiaTheme="minorEastAsia" w:hAnsi="Cascadia Mono" w:cs="Cascadia Mono"/>
-          <w:color w:val="000000"/>
-          <w:sz w:val="19"/>
-          <w:szCs w:val="19"/>
-          <w:lang w:val="en-US" w:eastAsia="ja-JP"/>
-        </w:rPr>
-        <w:t xml:space="preserve">            decimal </w:t>
-      </w:r>
-      <w:proofErr w:type="spellStart"/>
-      <w:r>
-        <w:rPr>
-          <w:rFonts w:ascii="Cascadia Mono" w:eastAsiaTheme="minorEastAsia" w:hAnsi="Cascadia Mono" w:cs="Cascadia Mono"/>
-          <w:color w:val="000000"/>
-          <w:sz w:val="19"/>
-          <w:szCs w:val="19"/>
-          <w:lang w:val="en-US" w:eastAsia="ja-JP"/>
-        </w:rPr>
-        <w:t>OrderSummExpected</w:t>
-      </w:r>
-      <w:proofErr w:type="spellEnd"/>
-      <w:r>
-        <w:rPr>
-          <w:rFonts w:ascii="Cascadia Mono" w:eastAsiaTheme="minorEastAsia" w:hAnsi="Cascadia Mono" w:cs="Cascadia Mono"/>
-          <w:color w:val="000000"/>
-          <w:sz w:val="19"/>
-          <w:szCs w:val="19"/>
-          <w:lang w:val="en-US" w:eastAsia="ja-JP"/>
-        </w:rPr>
-        <w:t xml:space="preserve"> = 600;</w:t>
+          <w:rFonts w:eastAsiaTheme="minorEastAsia"/>
+          <w:color w:val="000000"/>
+          <w:sz w:val="19"/>
+          <w:szCs w:val="19"/>
+          <w:lang w:val="en-US" w:eastAsia="ja-JP"/>
+        </w:rPr>
+      </w:pPr>
+      <w:r>
+        <w:rPr>
+          <w:rFonts w:eastAsiaTheme="minorEastAsia"/>
+          <w:color w:val="000000"/>
+          <w:sz w:val="19"/>
+          <w:szCs w:val="19"/>
+          <w:lang w:val="en-US" w:eastAsia="ja-JP"/>
+        </w:rPr>
+        <w:t xml:space="preserve">        [Fact]</w:t>
       </w:r>
     </w:p>
     <w:p>
@@ -43927,13 +44394,45 @@
         <w:adjustRightInd w:val="0"/>
         <w:ind w:firstLine="709"/>
         <w:rPr>
-          <w:rFonts w:ascii="Cascadia Mono" w:eastAsiaTheme="minorEastAsia" w:hAnsi="Cascadia Mono" w:cs="Cascadia Mono"/>
-          <w:color w:val="000000"/>
-          <w:sz w:val="19"/>
-          <w:szCs w:val="19"/>
-          <w:lang w:val="en-US" w:eastAsia="ja-JP"/>
-        </w:rPr>
-      </w:pPr>
+          <w:rFonts w:eastAsiaTheme="minorEastAsia"/>
+          <w:color w:val="000000"/>
+          <w:sz w:val="19"/>
+          <w:szCs w:val="19"/>
+          <w:lang w:val="en-US" w:eastAsia="ja-JP"/>
+        </w:rPr>
+      </w:pPr>
+      <w:r>
+        <w:rPr>
+          <w:rFonts w:eastAsiaTheme="minorEastAsia"/>
+          <w:color w:val="000000"/>
+          <w:sz w:val="19"/>
+          <w:szCs w:val="19"/>
+          <w:lang w:val="en-US" w:eastAsia="ja-JP"/>
+        </w:rPr>
+        <w:t xml:space="preserve">        public void </w:t>
+      </w:r>
+      <w:proofErr w:type="spellStart"/>
+      <w:r>
+        <w:rPr>
+          <w:rFonts w:eastAsiaTheme="minorEastAsia"/>
+          <w:color w:val="000000"/>
+          <w:sz w:val="19"/>
+          <w:szCs w:val="19"/>
+          <w:lang w:val="en-US" w:eastAsia="ja-JP"/>
+        </w:rPr>
+        <w:t>ComputeHash_IsDeterministic</w:t>
+      </w:r>
+      <w:proofErr w:type="spellEnd"/>
+      <w:r>
+        <w:rPr>
+          <w:rFonts w:eastAsiaTheme="minorEastAsia"/>
+          <w:color w:val="000000"/>
+          <w:sz w:val="19"/>
+          <w:szCs w:val="19"/>
+          <w:lang w:val="en-US" w:eastAsia="ja-JP"/>
+        </w:rPr>
+        <w:t>()</w:t>
+      </w:r>
     </w:p>
     <w:p>
       <w:pPr>
@@ -43942,22 +44441,22 @@
         <w:adjustRightInd w:val="0"/>
         <w:ind w:firstLine="709"/>
         <w:rPr>
-          <w:rFonts w:ascii="Cascadia Mono" w:eastAsiaTheme="minorEastAsia" w:hAnsi="Cascadia Mono" w:cs="Cascadia Mono"/>
-          <w:color w:val="000000"/>
-          <w:sz w:val="19"/>
-          <w:szCs w:val="19"/>
-          <w:lang w:val="en-US" w:eastAsia="ja-JP"/>
-        </w:rPr>
-      </w:pPr>
-      <w:r>
-        <w:rPr>
-          <w:rFonts w:ascii="Cascadia Mono" w:eastAsiaTheme="minorEastAsia" w:hAnsi="Cascadia Mono" w:cs="Cascadia Mono"/>
-          <w:color w:val="000000"/>
-          <w:sz w:val="19"/>
-          <w:szCs w:val="19"/>
-          <w:lang w:val="en-US" w:eastAsia="ja-JP"/>
-        </w:rPr>
-        <w:t xml:space="preserve">            var context = new Kurs2RudenkoContext();</w:t>
+          <w:rFonts w:eastAsiaTheme="minorEastAsia"/>
+          <w:color w:val="000000"/>
+          <w:sz w:val="19"/>
+          <w:szCs w:val="19"/>
+          <w:lang w:val="en-US" w:eastAsia="ja-JP"/>
+        </w:rPr>
+      </w:pPr>
+      <w:r>
+        <w:rPr>
+          <w:rFonts w:eastAsiaTheme="minorEastAsia"/>
+          <w:color w:val="000000"/>
+          <w:sz w:val="19"/>
+          <w:szCs w:val="19"/>
+          <w:lang w:val="en-US" w:eastAsia="ja-JP"/>
+        </w:rPr>
+        <w:t xml:space="preserve">        {</w:t>
       </w:r>
     </w:p>
     <w:p>
@@ -43967,66 +44466,44 @@
         <w:adjustRightInd w:val="0"/>
         <w:ind w:firstLine="709"/>
         <w:rPr>
-          <w:rFonts w:ascii="Cascadia Mono" w:eastAsiaTheme="minorEastAsia" w:hAnsi="Cascadia Mono" w:cs="Cascadia Mono"/>
-          <w:color w:val="000000"/>
-          <w:sz w:val="19"/>
-          <w:szCs w:val="19"/>
-          <w:lang w:val="en-US" w:eastAsia="ja-JP"/>
-        </w:rPr>
-      </w:pPr>
-      <w:r>
-        <w:rPr>
-          <w:rFonts w:ascii="Cascadia Mono" w:eastAsiaTheme="minorEastAsia" w:hAnsi="Cascadia Mono" w:cs="Cascadia Mono"/>
-          <w:color w:val="000000"/>
-          <w:sz w:val="19"/>
-          <w:szCs w:val="19"/>
-          <w:lang w:val="en-US" w:eastAsia="ja-JP"/>
-        </w:rPr>
-        <w:t xml:space="preserve">            </w:t>
+          <w:rFonts w:eastAsiaTheme="minorEastAsia"/>
+          <w:color w:val="000000"/>
+          <w:sz w:val="19"/>
+          <w:szCs w:val="19"/>
+          <w:lang w:val="en-US" w:eastAsia="ja-JP"/>
+        </w:rPr>
+      </w:pPr>
+      <w:r>
+        <w:rPr>
+          <w:rFonts w:eastAsiaTheme="minorEastAsia"/>
+          <w:color w:val="000000"/>
+          <w:sz w:val="19"/>
+          <w:szCs w:val="19"/>
+          <w:lang w:val="en-US" w:eastAsia="ja-JP"/>
+        </w:rPr>
+        <w:t xml:space="preserve">            var a = </w:t>
       </w:r>
       <w:proofErr w:type="spellStart"/>
       <w:r>
         <w:rPr>
-          <w:rFonts w:ascii="Cascadia Mono" w:eastAsiaTheme="minorEastAsia" w:hAnsi="Cascadia Mono" w:cs="Cascadia Mono"/>
-          <w:color w:val="000000"/>
-          <w:sz w:val="19"/>
-          <w:szCs w:val="19"/>
-          <w:lang w:val="en-US" w:eastAsia="ja-JP"/>
-        </w:rPr>
-        <w:t>AllOrdersViewModel</w:t>
+          <w:rFonts w:eastAsiaTheme="minorEastAsia"/>
+          <w:color w:val="000000"/>
+          <w:sz w:val="19"/>
+          <w:szCs w:val="19"/>
+          <w:lang w:val="en-US" w:eastAsia="ja-JP"/>
+        </w:rPr>
+        <w:t>AuthHelper.ComputeHash</w:t>
       </w:r>
       <w:proofErr w:type="spellEnd"/>
       <w:r>
         <w:rPr>
-          <w:rFonts w:ascii="Cascadia Mono" w:eastAsiaTheme="minorEastAsia" w:hAnsi="Cascadia Mono" w:cs="Cascadia Mono"/>
-          <w:color w:val="000000"/>
-          <w:sz w:val="19"/>
-          <w:szCs w:val="19"/>
-          <w:lang w:val="en-US" w:eastAsia="ja-JP"/>
-        </w:rPr>
-        <w:t xml:space="preserve"> order = new </w:t>
-      </w:r>
-      <w:proofErr w:type="spellStart"/>
-      <w:r>
-        <w:rPr>
-          <w:rFonts w:ascii="Cascadia Mono" w:eastAsiaTheme="minorEastAsia" w:hAnsi="Cascadia Mono" w:cs="Cascadia Mono"/>
-          <w:color w:val="000000"/>
-          <w:sz w:val="19"/>
-          <w:szCs w:val="19"/>
-          <w:lang w:val="en-US" w:eastAsia="ja-JP"/>
-        </w:rPr>
-        <w:t>AllOrdersViewModel</w:t>
-      </w:r>
-      <w:proofErr w:type="spellEnd"/>
-      <w:r>
-        <w:rPr>
-          <w:rFonts w:ascii="Cascadia Mono" w:eastAsiaTheme="minorEastAsia" w:hAnsi="Cascadia Mono" w:cs="Cascadia Mono"/>
-          <w:color w:val="000000"/>
-          <w:sz w:val="19"/>
-          <w:szCs w:val="19"/>
-          <w:lang w:val="en-US" w:eastAsia="ja-JP"/>
-        </w:rPr>
-        <w:t>(1007, context);</w:t>
+          <w:rFonts w:eastAsiaTheme="minorEastAsia"/>
+          <w:color w:val="000000"/>
+          <w:sz w:val="19"/>
+          <w:szCs w:val="19"/>
+          <w:lang w:val="en-US" w:eastAsia="ja-JP"/>
+        </w:rPr>
+        <w:t>("password");</w:t>
       </w:r>
     </w:p>
     <w:p>
@@ -44036,66 +44513,44 @@
         <w:adjustRightInd w:val="0"/>
         <w:ind w:firstLine="709"/>
         <w:rPr>
-          <w:rFonts w:ascii="Cascadia Mono" w:eastAsiaTheme="minorEastAsia" w:hAnsi="Cascadia Mono" w:cs="Cascadia Mono"/>
-          <w:color w:val="000000"/>
-          <w:sz w:val="19"/>
-          <w:szCs w:val="19"/>
-          <w:lang w:val="en-US" w:eastAsia="ja-JP"/>
-        </w:rPr>
-      </w:pPr>
-      <w:r>
-        <w:rPr>
-          <w:rFonts w:ascii="Cascadia Mono" w:eastAsiaTheme="minorEastAsia" w:hAnsi="Cascadia Mono" w:cs="Cascadia Mono"/>
-          <w:color w:val="000000"/>
-          <w:sz w:val="19"/>
-          <w:szCs w:val="19"/>
-          <w:lang w:val="en-US" w:eastAsia="ja-JP"/>
-        </w:rPr>
-        <w:t xml:space="preserve">            decimal </w:t>
+          <w:rFonts w:eastAsiaTheme="minorEastAsia"/>
+          <w:color w:val="000000"/>
+          <w:sz w:val="19"/>
+          <w:szCs w:val="19"/>
+          <w:lang w:val="en-US" w:eastAsia="ja-JP"/>
+        </w:rPr>
+      </w:pPr>
+      <w:r>
+        <w:rPr>
+          <w:rFonts w:eastAsiaTheme="minorEastAsia"/>
+          <w:color w:val="000000"/>
+          <w:sz w:val="19"/>
+          <w:szCs w:val="19"/>
+          <w:lang w:val="en-US" w:eastAsia="ja-JP"/>
+        </w:rPr>
+        <w:t xml:space="preserve">            var b = </w:t>
       </w:r>
       <w:proofErr w:type="spellStart"/>
       <w:r>
         <w:rPr>
-          <w:rFonts w:ascii="Cascadia Mono" w:eastAsiaTheme="minorEastAsia" w:hAnsi="Cascadia Mono" w:cs="Cascadia Mono"/>
-          <w:color w:val="000000"/>
-          <w:sz w:val="19"/>
-          <w:szCs w:val="19"/>
-          <w:lang w:val="en-US" w:eastAsia="ja-JP"/>
-        </w:rPr>
-        <w:t>OrderSummReceived</w:t>
+          <w:rFonts w:eastAsiaTheme="minorEastAsia"/>
+          <w:color w:val="000000"/>
+          <w:sz w:val="19"/>
+          <w:szCs w:val="19"/>
+          <w:lang w:val="en-US" w:eastAsia="ja-JP"/>
+        </w:rPr>
+        <w:t>AuthHelper.ComputeHash</w:t>
       </w:r>
       <w:proofErr w:type="spellEnd"/>
       <w:r>
         <w:rPr>
-          <w:rFonts w:ascii="Cascadia Mono" w:eastAsiaTheme="minorEastAsia" w:hAnsi="Cascadia Mono" w:cs="Cascadia Mono"/>
-          <w:color w:val="000000"/>
-          <w:sz w:val="19"/>
-          <w:szCs w:val="19"/>
-          <w:lang w:val="en-US" w:eastAsia="ja-JP"/>
-        </w:rPr>
-        <w:t xml:space="preserve"> = </w:t>
-      </w:r>
-      <w:proofErr w:type="spellStart"/>
-      <w:r>
-        <w:rPr>
-          <w:rFonts w:ascii="Cascadia Mono" w:eastAsiaTheme="minorEastAsia" w:hAnsi="Cascadia Mono" w:cs="Cascadia Mono"/>
-          <w:color w:val="000000"/>
-          <w:sz w:val="19"/>
-          <w:szCs w:val="19"/>
-          <w:lang w:val="en-US" w:eastAsia="ja-JP"/>
-        </w:rPr>
-        <w:t>order.summ</w:t>
-      </w:r>
-      <w:proofErr w:type="spellEnd"/>
-      <w:r>
-        <w:rPr>
-          <w:rFonts w:ascii="Cascadia Mono" w:eastAsiaTheme="minorEastAsia" w:hAnsi="Cascadia Mono" w:cs="Cascadia Mono"/>
-          <w:color w:val="000000"/>
-          <w:sz w:val="19"/>
-          <w:szCs w:val="19"/>
-          <w:lang w:val="en-US" w:eastAsia="ja-JP"/>
-        </w:rPr>
-        <w:t>;</w:t>
+          <w:rFonts w:eastAsiaTheme="minorEastAsia"/>
+          <w:color w:val="000000"/>
+          <w:sz w:val="19"/>
+          <w:szCs w:val="19"/>
+          <w:lang w:val="en-US" w:eastAsia="ja-JP"/>
+        </w:rPr>
+        <w:t>("password");</w:t>
       </w:r>
     </w:p>
     <w:p>
@@ -44105,13 +44560,45 @@
         <w:adjustRightInd w:val="0"/>
         <w:ind w:firstLine="709"/>
         <w:rPr>
-          <w:rFonts w:ascii="Cascadia Mono" w:eastAsiaTheme="minorEastAsia" w:hAnsi="Cascadia Mono" w:cs="Cascadia Mono"/>
-          <w:color w:val="000000"/>
-          <w:sz w:val="19"/>
-          <w:szCs w:val="19"/>
-          <w:lang w:val="en-US" w:eastAsia="ja-JP"/>
-        </w:rPr>
-      </w:pPr>
+          <w:rFonts w:eastAsiaTheme="minorEastAsia"/>
+          <w:color w:val="000000"/>
+          <w:sz w:val="19"/>
+          <w:szCs w:val="19"/>
+          <w:lang w:val="en-US" w:eastAsia="ja-JP"/>
+        </w:rPr>
+      </w:pPr>
+      <w:r>
+        <w:rPr>
+          <w:rFonts w:eastAsiaTheme="minorEastAsia"/>
+          <w:color w:val="000000"/>
+          <w:sz w:val="19"/>
+          <w:szCs w:val="19"/>
+          <w:lang w:val="en-US" w:eastAsia="ja-JP"/>
+        </w:rPr>
+        <w:t xml:space="preserve">            </w:t>
+      </w:r>
+      <w:proofErr w:type="spellStart"/>
+      <w:r>
+        <w:rPr>
+          <w:rFonts w:eastAsiaTheme="minorEastAsia"/>
+          <w:color w:val="000000"/>
+          <w:sz w:val="19"/>
+          <w:szCs w:val="19"/>
+          <w:lang w:val="en-US" w:eastAsia="ja-JP"/>
+        </w:rPr>
+        <w:t>Assert.Equal</w:t>
+      </w:r>
+      <w:proofErr w:type="spellEnd"/>
+      <w:r>
+        <w:rPr>
+          <w:rFonts w:eastAsiaTheme="minorEastAsia"/>
+          <w:color w:val="000000"/>
+          <w:sz w:val="19"/>
+          <w:szCs w:val="19"/>
+          <w:lang w:val="en-US" w:eastAsia="ja-JP"/>
+        </w:rPr>
+        <w:t>(a, b);</w:t>
+      </w:r>
     </w:p>
     <w:p>
       <w:pPr>
@@ -44120,88 +44607,22 @@
         <w:adjustRightInd w:val="0"/>
         <w:ind w:firstLine="709"/>
         <w:rPr>
-          <w:rFonts w:ascii="Cascadia Mono" w:eastAsiaTheme="minorEastAsia" w:hAnsi="Cascadia Mono" w:cs="Cascadia Mono"/>
-          <w:color w:val="000000"/>
-          <w:sz w:val="19"/>
-          <w:szCs w:val="19"/>
-          <w:lang w:val="en-US" w:eastAsia="ja-JP"/>
-        </w:rPr>
-      </w:pPr>
-      <w:r>
-        <w:rPr>
-          <w:rFonts w:ascii="Cascadia Mono" w:eastAsiaTheme="minorEastAsia" w:hAnsi="Cascadia Mono" w:cs="Cascadia Mono"/>
-          <w:color w:val="000000"/>
-          <w:sz w:val="19"/>
-          <w:szCs w:val="19"/>
-          <w:lang w:val="en-US" w:eastAsia="ja-JP"/>
-        </w:rPr>
-        <w:t xml:space="preserve">            </w:t>
-      </w:r>
-      <w:proofErr w:type="spellStart"/>
-      <w:r>
-        <w:rPr>
-          <w:rFonts w:ascii="Cascadia Mono" w:eastAsiaTheme="minorEastAsia" w:hAnsi="Cascadia Mono" w:cs="Cascadia Mono"/>
-          <w:color w:val="000000"/>
-          <w:sz w:val="19"/>
-          <w:szCs w:val="19"/>
-          <w:lang w:val="en-US" w:eastAsia="ja-JP"/>
-        </w:rPr>
-        <w:t>Assert.AreEqual</w:t>
-      </w:r>
-      <w:proofErr w:type="spellEnd"/>
-      <w:r>
-        <w:rPr>
-          <w:rFonts w:ascii="Cascadia Mono" w:eastAsiaTheme="minorEastAsia" w:hAnsi="Cascadia Mono" w:cs="Cascadia Mono"/>
-          <w:color w:val="000000"/>
-          <w:sz w:val="19"/>
-          <w:szCs w:val="19"/>
-          <w:lang w:val="en-US" w:eastAsia="ja-JP"/>
-        </w:rPr>
-        <w:t>(</w:t>
-      </w:r>
-      <w:proofErr w:type="spellStart"/>
-      <w:r>
-        <w:rPr>
-          <w:rFonts w:ascii="Cascadia Mono" w:eastAsiaTheme="minorEastAsia" w:hAnsi="Cascadia Mono" w:cs="Cascadia Mono"/>
-          <w:color w:val="000000"/>
-          <w:sz w:val="19"/>
-          <w:szCs w:val="19"/>
-          <w:lang w:val="en-US" w:eastAsia="ja-JP"/>
-        </w:rPr>
-        <w:t>OrderSummExpected</w:t>
-      </w:r>
-      <w:proofErr w:type="spellEnd"/>
-      <w:r>
-        <w:rPr>
-          <w:rFonts w:ascii="Cascadia Mono" w:eastAsiaTheme="minorEastAsia" w:hAnsi="Cascadia Mono" w:cs="Cascadia Mono"/>
-          <w:color w:val="000000"/>
-          <w:sz w:val="19"/>
-          <w:szCs w:val="19"/>
-          <w:lang w:val="en-US" w:eastAsia="ja-JP"/>
-        </w:rPr>
-        <w:t xml:space="preserve">, </w:t>
-      </w:r>
-      <w:proofErr w:type="spellStart"/>
-      <w:r>
-        <w:rPr>
-          <w:rFonts w:ascii="Cascadia Mono" w:eastAsiaTheme="minorEastAsia" w:hAnsi="Cascadia Mono" w:cs="Cascadia Mono"/>
-          <w:color w:val="000000"/>
-          <w:sz w:val="19"/>
-          <w:szCs w:val="19"/>
-          <w:lang w:val="en-US" w:eastAsia="ja-JP"/>
-        </w:rPr>
-        <w:t>OrderSummReceived</w:t>
-      </w:r>
-      <w:proofErr w:type="spellEnd"/>
-      <w:r>
-        <w:rPr>
-          <w:rFonts w:ascii="Cascadia Mono" w:eastAsiaTheme="minorEastAsia" w:hAnsi="Cascadia Mono" w:cs="Cascadia Mono"/>
-          <w:color w:val="000000"/>
-          <w:sz w:val="19"/>
-          <w:szCs w:val="19"/>
-          <w:lang w:val="en-US" w:eastAsia="ja-JP"/>
-        </w:rPr>
-        <w:t>);</w:t>
+          <w:rFonts w:eastAsiaTheme="minorEastAsia"/>
+          <w:color w:val="000000"/>
+          <w:sz w:val="19"/>
+          <w:szCs w:val="19"/>
+          <w:lang w:val="en-US" w:eastAsia="ja-JP"/>
+        </w:rPr>
+      </w:pPr>
+      <w:r>
+        <w:rPr>
+          <w:rFonts w:eastAsiaTheme="minorEastAsia"/>
+          <w:color w:val="000000"/>
+          <w:sz w:val="19"/>
+          <w:szCs w:val="19"/>
+          <w:lang w:val="en-US" w:eastAsia="ja-JP"/>
+        </w:rPr>
+        <w:t xml:space="preserve">        }</w:t>
       </w:r>
     </w:p>
     <w:p>
@@ -44211,23 +44632,13 @@
         <w:adjustRightInd w:val="0"/>
         <w:ind w:firstLine="709"/>
         <w:rPr>
-          <w:rFonts w:ascii="Cascadia Mono" w:eastAsiaTheme="minorEastAsia" w:hAnsi="Cascadia Mono" w:cs="Cascadia Mono"/>
-          <w:color w:val="000000"/>
-          <w:sz w:val="19"/>
-          <w:szCs w:val="19"/>
-          <w:lang w:val="en-US" w:eastAsia="ja-JP"/>
-        </w:rPr>
-      </w:pPr>
-      <w:r>
-        <w:rPr>
-          <w:rFonts w:ascii="Cascadia Mono" w:eastAsiaTheme="minorEastAsia" w:hAnsi="Cascadia Mono" w:cs="Cascadia Mono"/>
-          <w:color w:val="000000"/>
-          <w:sz w:val="19"/>
-          <w:szCs w:val="19"/>
-          <w:lang w:val="en-US" w:eastAsia="ja-JP"/>
-        </w:rPr>
-        <w:t xml:space="preserve">        }</w:t>
-      </w:r>
+          <w:rFonts w:eastAsiaTheme="minorEastAsia"/>
+          <w:color w:val="000000"/>
+          <w:sz w:val="19"/>
+          <w:szCs w:val="19"/>
+          <w:lang w:val="en-US" w:eastAsia="ja-JP"/>
+        </w:rPr>
+      </w:pPr>
     </w:p>
     <w:p>
       <w:pPr>
@@ -44236,13 +44647,23 @@
         <w:adjustRightInd w:val="0"/>
         <w:ind w:firstLine="709"/>
         <w:rPr>
-          <w:rFonts w:ascii="Cascadia Mono" w:eastAsiaTheme="minorEastAsia" w:hAnsi="Cascadia Mono" w:cs="Cascadia Mono"/>
-          <w:color w:val="000000"/>
-          <w:sz w:val="19"/>
-          <w:szCs w:val="19"/>
-          <w:lang w:val="en-US" w:eastAsia="ja-JP"/>
-        </w:rPr>
-      </w:pPr>
+          <w:rFonts w:eastAsiaTheme="minorEastAsia"/>
+          <w:color w:val="000000"/>
+          <w:sz w:val="19"/>
+          <w:szCs w:val="19"/>
+          <w:lang w:val="en-US" w:eastAsia="ja-JP"/>
+        </w:rPr>
+      </w:pPr>
+      <w:r>
+        <w:rPr>
+          <w:rFonts w:eastAsiaTheme="minorEastAsia"/>
+          <w:color w:val="000000"/>
+          <w:sz w:val="19"/>
+          <w:szCs w:val="19"/>
+          <w:lang w:val="en-US" w:eastAsia="ja-JP"/>
+        </w:rPr>
+        <w:t xml:space="preserve">        [Fact]</w:t>
+      </w:r>
     </w:p>
     <w:p>
       <w:pPr>
@@ -44251,44 +44672,44 @@
         <w:adjustRightInd w:val="0"/>
         <w:ind w:firstLine="709"/>
         <w:rPr>
-          <w:rFonts w:ascii="Cascadia Mono" w:eastAsiaTheme="minorEastAsia" w:hAnsi="Cascadia Mono" w:cs="Cascadia Mono"/>
-          <w:color w:val="000000"/>
-          <w:sz w:val="19"/>
-          <w:szCs w:val="19"/>
-          <w:lang w:val="en-US" w:eastAsia="ja-JP"/>
-        </w:rPr>
-      </w:pPr>
-      <w:r>
-        <w:rPr>
-          <w:rFonts w:ascii="Cascadia Mono" w:eastAsiaTheme="minorEastAsia" w:hAnsi="Cascadia Mono" w:cs="Cascadia Mono"/>
-          <w:color w:val="000000"/>
-          <w:sz w:val="19"/>
-          <w:szCs w:val="19"/>
-          <w:lang w:val="en-US" w:eastAsia="ja-JP"/>
-        </w:rPr>
-        <w:t xml:space="preserve">        [</w:t>
+          <w:rFonts w:eastAsiaTheme="minorEastAsia"/>
+          <w:color w:val="000000"/>
+          <w:sz w:val="19"/>
+          <w:szCs w:val="19"/>
+          <w:lang w:val="en-US" w:eastAsia="ja-JP"/>
+        </w:rPr>
+      </w:pPr>
+      <w:r>
+        <w:rPr>
+          <w:rFonts w:eastAsiaTheme="minorEastAsia"/>
+          <w:color w:val="000000"/>
+          <w:sz w:val="19"/>
+          <w:szCs w:val="19"/>
+          <w:lang w:val="en-US" w:eastAsia="ja-JP"/>
+        </w:rPr>
+        <w:t xml:space="preserve">        public void </w:t>
       </w:r>
       <w:proofErr w:type="spellStart"/>
       <w:r>
         <w:rPr>
-          <w:rFonts w:ascii="Cascadia Mono" w:eastAsiaTheme="minorEastAsia" w:hAnsi="Cascadia Mono" w:cs="Cascadia Mono"/>
-          <w:color w:val="000000"/>
-          <w:sz w:val="19"/>
-          <w:szCs w:val="19"/>
-          <w:lang w:val="en-US" w:eastAsia="ja-JP"/>
-        </w:rPr>
-        <w:t>TestMethod</w:t>
+          <w:rFonts w:eastAsiaTheme="minorEastAsia"/>
+          <w:color w:val="000000"/>
+          <w:sz w:val="19"/>
+          <w:szCs w:val="19"/>
+          <w:lang w:val="en-US" w:eastAsia="ja-JP"/>
+        </w:rPr>
+        <w:t>VerifyPassword_ReturnsTrueForCorrectPassword</w:t>
       </w:r>
       <w:proofErr w:type="spellEnd"/>
       <w:r>
         <w:rPr>
-          <w:rFonts w:ascii="Cascadia Mono" w:eastAsiaTheme="minorEastAsia" w:hAnsi="Cascadia Mono" w:cs="Cascadia Mono"/>
-          <w:color w:val="000000"/>
-          <w:sz w:val="19"/>
-          <w:szCs w:val="19"/>
-          <w:lang w:val="en-US" w:eastAsia="ja-JP"/>
-        </w:rPr>
-        <w:t>]</w:t>
+          <w:rFonts w:eastAsiaTheme="minorEastAsia"/>
+          <w:color w:val="000000"/>
+          <w:sz w:val="19"/>
+          <w:szCs w:val="19"/>
+          <w:lang w:val="en-US" w:eastAsia="ja-JP"/>
+        </w:rPr>
+        <w:t>()</w:t>
       </w:r>
     </w:p>
     <w:p>
@@ -44298,44 +44719,22 @@
         <w:adjustRightInd w:val="0"/>
         <w:ind w:firstLine="709"/>
         <w:rPr>
-          <w:rFonts w:ascii="Cascadia Mono" w:eastAsiaTheme="minorEastAsia" w:hAnsi="Cascadia Mono" w:cs="Cascadia Mono"/>
-          <w:color w:val="000000"/>
-          <w:sz w:val="19"/>
-          <w:szCs w:val="19"/>
-          <w:lang w:val="en-US" w:eastAsia="ja-JP"/>
-        </w:rPr>
-      </w:pPr>
-      <w:r>
-        <w:rPr>
-          <w:rFonts w:ascii="Cascadia Mono" w:eastAsiaTheme="minorEastAsia" w:hAnsi="Cascadia Mono" w:cs="Cascadia Mono"/>
-          <w:color w:val="000000"/>
-          <w:sz w:val="19"/>
-          <w:szCs w:val="19"/>
-          <w:lang w:val="en-US" w:eastAsia="ja-JP"/>
-        </w:rPr>
-        <w:t xml:space="preserve">        public void </w:t>
-      </w:r>
-      <w:proofErr w:type="spellStart"/>
-      <w:r>
-        <w:rPr>
-          <w:rFonts w:ascii="Cascadia Mono" w:eastAsiaTheme="minorEastAsia" w:hAnsi="Cascadia Mono" w:cs="Cascadia Mono"/>
-          <w:color w:val="000000"/>
-          <w:sz w:val="19"/>
-          <w:szCs w:val="19"/>
-          <w:lang w:val="en-US" w:eastAsia="ja-JP"/>
-        </w:rPr>
-        <w:t>AllSalesViewModelTest</w:t>
-      </w:r>
-      <w:proofErr w:type="spellEnd"/>
-      <w:r>
-        <w:rPr>
-          <w:rFonts w:ascii="Cascadia Mono" w:eastAsiaTheme="minorEastAsia" w:hAnsi="Cascadia Mono" w:cs="Cascadia Mono"/>
-          <w:color w:val="000000"/>
-          <w:sz w:val="19"/>
-          <w:szCs w:val="19"/>
-          <w:lang w:val="en-US" w:eastAsia="ja-JP"/>
-        </w:rPr>
-        <w:t>()</w:t>
+          <w:rFonts w:eastAsiaTheme="minorEastAsia"/>
+          <w:color w:val="000000"/>
+          <w:sz w:val="19"/>
+          <w:szCs w:val="19"/>
+          <w:lang w:val="en-US" w:eastAsia="ja-JP"/>
+        </w:rPr>
+      </w:pPr>
+      <w:r>
+        <w:rPr>
+          <w:rFonts w:eastAsiaTheme="minorEastAsia"/>
+          <w:color w:val="000000"/>
+          <w:sz w:val="19"/>
+          <w:szCs w:val="19"/>
+          <w:lang w:val="en-US" w:eastAsia="ja-JP"/>
+        </w:rPr>
+        <w:t xml:space="preserve">        {</w:t>
       </w:r>
     </w:p>
     <w:p>
@@ -44345,22 +44744,22 @@
         <w:adjustRightInd w:val="0"/>
         <w:ind w:firstLine="709"/>
         <w:rPr>
-          <w:rFonts w:ascii="Cascadia Mono" w:eastAsiaTheme="minorEastAsia" w:hAnsi="Cascadia Mono" w:cs="Cascadia Mono"/>
-          <w:color w:val="000000"/>
-          <w:sz w:val="19"/>
-          <w:szCs w:val="19"/>
-          <w:lang w:val="en-US" w:eastAsia="ja-JP"/>
-        </w:rPr>
-      </w:pPr>
-      <w:r>
-        <w:rPr>
-          <w:rFonts w:ascii="Cascadia Mono" w:eastAsiaTheme="minorEastAsia" w:hAnsi="Cascadia Mono" w:cs="Cascadia Mono"/>
-          <w:color w:val="000000"/>
-          <w:sz w:val="19"/>
-          <w:szCs w:val="19"/>
-          <w:lang w:val="en-US" w:eastAsia="ja-JP"/>
-        </w:rPr>
-        <w:t xml:space="preserve">        {</w:t>
+          <w:rFonts w:eastAsiaTheme="minorEastAsia"/>
+          <w:color w:val="000000"/>
+          <w:sz w:val="19"/>
+          <w:szCs w:val="19"/>
+          <w:lang w:val="en-US" w:eastAsia="ja-JP"/>
+        </w:rPr>
+      </w:pPr>
+      <w:r>
+        <w:rPr>
+          <w:rFonts w:eastAsiaTheme="minorEastAsia"/>
+          <w:color w:val="000000"/>
+          <w:sz w:val="19"/>
+          <w:szCs w:val="19"/>
+          <w:lang w:val="en-US" w:eastAsia="ja-JP"/>
+        </w:rPr>
+        <w:t xml:space="preserve">            var pw = "s3cr3t";</w:t>
       </w:r>
     </w:p>
     <w:p>
@@ -44370,44 +44769,44 @@
         <w:adjustRightInd w:val="0"/>
         <w:ind w:firstLine="709"/>
         <w:rPr>
-          <w:rFonts w:ascii="Cascadia Mono" w:eastAsiaTheme="minorEastAsia" w:hAnsi="Cascadia Mono" w:cs="Cascadia Mono"/>
-          <w:color w:val="000000"/>
-          <w:sz w:val="19"/>
-          <w:szCs w:val="19"/>
-          <w:lang w:val="en-US" w:eastAsia="ja-JP"/>
-        </w:rPr>
-      </w:pPr>
-      <w:r>
-        <w:rPr>
-          <w:rFonts w:ascii="Cascadia Mono" w:eastAsiaTheme="minorEastAsia" w:hAnsi="Cascadia Mono" w:cs="Cascadia Mono"/>
-          <w:color w:val="000000"/>
-          <w:sz w:val="19"/>
-          <w:szCs w:val="19"/>
-          <w:lang w:val="en-US" w:eastAsia="ja-JP"/>
-        </w:rPr>
-        <w:t xml:space="preserve">            decimal </w:t>
+          <w:rFonts w:eastAsiaTheme="minorEastAsia"/>
+          <w:color w:val="000000"/>
+          <w:sz w:val="19"/>
+          <w:szCs w:val="19"/>
+          <w:lang w:val="en-US" w:eastAsia="ja-JP"/>
+        </w:rPr>
+      </w:pPr>
+      <w:r>
+        <w:rPr>
+          <w:rFonts w:eastAsiaTheme="minorEastAsia"/>
+          <w:color w:val="000000"/>
+          <w:sz w:val="19"/>
+          <w:szCs w:val="19"/>
+          <w:lang w:val="en-US" w:eastAsia="ja-JP"/>
+        </w:rPr>
+        <w:t xml:space="preserve">            var h = </w:t>
       </w:r>
       <w:proofErr w:type="spellStart"/>
       <w:r>
         <w:rPr>
-          <w:rFonts w:ascii="Cascadia Mono" w:eastAsiaTheme="minorEastAsia" w:hAnsi="Cascadia Mono" w:cs="Cascadia Mono"/>
-          <w:color w:val="000000"/>
-          <w:sz w:val="19"/>
-          <w:szCs w:val="19"/>
-          <w:lang w:val="en-US" w:eastAsia="ja-JP"/>
-        </w:rPr>
-        <w:t>SaleSummExpected</w:t>
+          <w:rFonts w:eastAsiaTheme="minorEastAsia"/>
+          <w:color w:val="000000"/>
+          <w:sz w:val="19"/>
+          <w:szCs w:val="19"/>
+          <w:lang w:val="en-US" w:eastAsia="ja-JP"/>
+        </w:rPr>
+        <w:t>AuthHelper.ComputeHash</w:t>
       </w:r>
       <w:proofErr w:type="spellEnd"/>
       <w:r>
         <w:rPr>
-          <w:rFonts w:ascii="Cascadia Mono" w:eastAsiaTheme="minorEastAsia" w:hAnsi="Cascadia Mono" w:cs="Cascadia Mono"/>
-          <w:color w:val="000000"/>
-          <w:sz w:val="19"/>
-          <w:szCs w:val="19"/>
-          <w:lang w:val="en-US" w:eastAsia="ja-JP"/>
-        </w:rPr>
-        <w:t xml:space="preserve"> = 1050;</w:t>
+          <w:rFonts w:eastAsiaTheme="minorEastAsia"/>
+          <w:color w:val="000000"/>
+          <w:sz w:val="19"/>
+          <w:szCs w:val="19"/>
+          <w:lang w:val="en-US" w:eastAsia="ja-JP"/>
+        </w:rPr>
+        <w:t>(pw);</w:t>
       </w:r>
     </w:p>
     <w:p>
@@ -44417,13 +44816,67 @@
         <w:adjustRightInd w:val="0"/>
         <w:ind w:firstLine="709"/>
         <w:rPr>
-          <w:rFonts w:ascii="Cascadia Mono" w:eastAsiaTheme="minorEastAsia" w:hAnsi="Cascadia Mono" w:cs="Cascadia Mono"/>
-          <w:color w:val="000000"/>
-          <w:sz w:val="19"/>
-          <w:szCs w:val="19"/>
-          <w:lang w:val="en-US" w:eastAsia="ja-JP"/>
-        </w:rPr>
-      </w:pPr>
+          <w:rFonts w:eastAsiaTheme="minorEastAsia"/>
+          <w:color w:val="000000"/>
+          <w:sz w:val="19"/>
+          <w:szCs w:val="19"/>
+          <w:lang w:val="en-US" w:eastAsia="ja-JP"/>
+        </w:rPr>
+      </w:pPr>
+      <w:r>
+        <w:rPr>
+          <w:rFonts w:eastAsiaTheme="minorEastAsia"/>
+          <w:color w:val="000000"/>
+          <w:sz w:val="19"/>
+          <w:szCs w:val="19"/>
+          <w:lang w:val="en-US" w:eastAsia="ja-JP"/>
+        </w:rPr>
+        <w:t xml:space="preserve">            </w:t>
+      </w:r>
+      <w:proofErr w:type="spellStart"/>
+      <w:r>
+        <w:rPr>
+          <w:rFonts w:eastAsiaTheme="minorEastAsia"/>
+          <w:color w:val="000000"/>
+          <w:sz w:val="19"/>
+          <w:szCs w:val="19"/>
+          <w:lang w:val="en-US" w:eastAsia="ja-JP"/>
+        </w:rPr>
+        <w:t>Assert.True</w:t>
+      </w:r>
+      <w:proofErr w:type="spellEnd"/>
+      <w:r>
+        <w:rPr>
+          <w:rFonts w:eastAsiaTheme="minorEastAsia"/>
+          <w:color w:val="000000"/>
+          <w:sz w:val="19"/>
+          <w:szCs w:val="19"/>
+          <w:lang w:val="en-US" w:eastAsia="ja-JP"/>
+        </w:rPr>
+        <w:t>(</w:t>
+      </w:r>
+      <w:proofErr w:type="spellStart"/>
+      <w:r>
+        <w:rPr>
+          <w:rFonts w:eastAsiaTheme="minorEastAsia"/>
+          <w:color w:val="000000"/>
+          <w:sz w:val="19"/>
+          <w:szCs w:val="19"/>
+          <w:lang w:val="en-US" w:eastAsia="ja-JP"/>
+        </w:rPr>
+        <w:t>AuthHelper.VerifyPassword</w:t>
+      </w:r>
+      <w:proofErr w:type="spellEnd"/>
+      <w:r>
+        <w:rPr>
+          <w:rFonts w:eastAsiaTheme="minorEastAsia"/>
+          <w:color w:val="000000"/>
+          <w:sz w:val="19"/>
+          <w:szCs w:val="19"/>
+          <w:lang w:val="en-US" w:eastAsia="ja-JP"/>
+        </w:rPr>
+        <w:t>(pw, h));</w:t>
+      </w:r>
     </w:p>
     <w:p>
       <w:pPr>
@@ -44432,22 +44885,22 @@
         <w:adjustRightInd w:val="0"/>
         <w:ind w:firstLine="709"/>
         <w:rPr>
-          <w:rFonts w:ascii="Cascadia Mono" w:eastAsiaTheme="minorEastAsia" w:hAnsi="Cascadia Mono" w:cs="Cascadia Mono"/>
-          <w:color w:val="000000"/>
-          <w:sz w:val="19"/>
-          <w:szCs w:val="19"/>
-          <w:lang w:val="en-US" w:eastAsia="ja-JP"/>
-        </w:rPr>
-      </w:pPr>
-      <w:r>
-        <w:rPr>
-          <w:rFonts w:ascii="Cascadia Mono" w:eastAsiaTheme="minorEastAsia" w:hAnsi="Cascadia Mono" w:cs="Cascadia Mono"/>
-          <w:color w:val="000000"/>
-          <w:sz w:val="19"/>
-          <w:szCs w:val="19"/>
-          <w:lang w:val="en-US" w:eastAsia="ja-JP"/>
-        </w:rPr>
-        <w:t xml:space="preserve">            var context = new Kurs2RudenkoContext();</w:t>
+          <w:rFonts w:eastAsiaTheme="minorEastAsia"/>
+          <w:color w:val="000000"/>
+          <w:sz w:val="19"/>
+          <w:szCs w:val="19"/>
+          <w:lang w:val="en-US" w:eastAsia="ja-JP"/>
+        </w:rPr>
+      </w:pPr>
+      <w:r>
+        <w:rPr>
+          <w:rFonts w:eastAsiaTheme="minorEastAsia"/>
+          <w:color w:val="000000"/>
+          <w:sz w:val="19"/>
+          <w:szCs w:val="19"/>
+          <w:lang w:val="en-US" w:eastAsia="ja-JP"/>
+        </w:rPr>
+        <w:t xml:space="preserve">        }</w:t>
       </w:r>
     </w:p>
     <w:p>
@@ -44457,67 +44910,13 @@
         <w:adjustRightInd w:val="0"/>
         <w:ind w:firstLine="709"/>
         <w:rPr>
-          <w:rFonts w:ascii="Cascadia Mono" w:eastAsiaTheme="minorEastAsia" w:hAnsi="Cascadia Mono" w:cs="Cascadia Mono"/>
-          <w:color w:val="000000"/>
-          <w:sz w:val="19"/>
-          <w:szCs w:val="19"/>
-          <w:lang w:val="en-US" w:eastAsia="ja-JP"/>
-        </w:rPr>
-      </w:pPr>
-      <w:r>
-        <w:rPr>
-          <w:rFonts w:ascii="Cascadia Mono" w:eastAsiaTheme="minorEastAsia" w:hAnsi="Cascadia Mono" w:cs="Cascadia Mono"/>
-          <w:color w:val="000000"/>
-          <w:sz w:val="19"/>
-          <w:szCs w:val="19"/>
-          <w:lang w:val="en-US" w:eastAsia="ja-JP"/>
-        </w:rPr>
-        <w:t xml:space="preserve">            </w:t>
-      </w:r>
-      <w:proofErr w:type="spellStart"/>
-      <w:r>
-        <w:rPr>
-          <w:rFonts w:ascii="Cascadia Mono" w:eastAsiaTheme="minorEastAsia" w:hAnsi="Cascadia Mono" w:cs="Cascadia Mono"/>
-          <w:color w:val="000000"/>
-          <w:sz w:val="19"/>
-          <w:szCs w:val="19"/>
-          <w:lang w:val="en-US" w:eastAsia="ja-JP"/>
-        </w:rPr>
-        <w:t>AllSalesViewModel</w:t>
-      </w:r>
-      <w:proofErr w:type="spellEnd"/>
-      <w:r>
-        <w:rPr>
-          <w:rFonts w:ascii="Cascadia Mono" w:eastAsiaTheme="minorEastAsia" w:hAnsi="Cascadia Mono" w:cs="Cascadia Mono"/>
-          <w:color w:val="000000"/>
-          <w:sz w:val="19"/>
-          <w:szCs w:val="19"/>
-          <w:lang w:val="en-US" w:eastAsia="ja-JP"/>
-        </w:rPr>
-        <w:t xml:space="preserve"> sale = new </w:t>
-      </w:r>
-      <w:proofErr w:type="spellStart"/>
-      <w:r>
-        <w:rPr>
-          <w:rFonts w:ascii="Cascadia Mono" w:eastAsiaTheme="minorEastAsia" w:hAnsi="Cascadia Mono" w:cs="Cascadia Mono"/>
-          <w:color w:val="000000"/>
-          <w:sz w:val="19"/>
-          <w:szCs w:val="19"/>
-          <w:lang w:val="en-US" w:eastAsia="ja-JP"/>
-        </w:rPr>
-        <w:t>AllSalesViewModel</w:t>
-      </w:r>
-      <w:proofErr w:type="spellEnd"/>
-      <w:r>
-        <w:rPr>
-          <w:rFonts w:ascii="Cascadia Mono" w:eastAsiaTheme="minorEastAsia" w:hAnsi="Cascadia Mono" w:cs="Cascadia Mono"/>
-          <w:color w:val="000000"/>
-          <w:sz w:val="19"/>
-          <w:szCs w:val="19"/>
-          <w:lang w:val="en-US" w:eastAsia="ja-JP"/>
-        </w:rPr>
-        <w:t>(1002, context);</w:t>
-      </w:r>
+          <w:rFonts w:eastAsiaTheme="minorEastAsia"/>
+          <w:color w:val="000000"/>
+          <w:sz w:val="19"/>
+          <w:szCs w:val="19"/>
+          <w:lang w:val="en-US" w:eastAsia="ja-JP"/>
+        </w:rPr>
+      </w:pPr>
     </w:p>
     <w:p>
       <w:pPr>
@@ -44526,66 +44925,22 @@
         <w:adjustRightInd w:val="0"/>
         <w:ind w:firstLine="709"/>
         <w:rPr>
-          <w:rFonts w:ascii="Cascadia Mono" w:eastAsiaTheme="minorEastAsia" w:hAnsi="Cascadia Mono" w:cs="Cascadia Mono"/>
-          <w:color w:val="000000"/>
-          <w:sz w:val="19"/>
-          <w:szCs w:val="19"/>
-          <w:lang w:val="en-US" w:eastAsia="ja-JP"/>
-        </w:rPr>
-      </w:pPr>
-      <w:r>
-        <w:rPr>
-          <w:rFonts w:ascii="Cascadia Mono" w:eastAsiaTheme="minorEastAsia" w:hAnsi="Cascadia Mono" w:cs="Cascadia Mono"/>
-          <w:color w:val="000000"/>
-          <w:sz w:val="19"/>
-          <w:szCs w:val="19"/>
-          <w:lang w:val="en-US" w:eastAsia="ja-JP"/>
-        </w:rPr>
-        <w:t xml:space="preserve">            decimal </w:t>
-      </w:r>
-      <w:proofErr w:type="spellStart"/>
-      <w:r>
-        <w:rPr>
-          <w:rFonts w:ascii="Cascadia Mono" w:eastAsiaTheme="minorEastAsia" w:hAnsi="Cascadia Mono" w:cs="Cascadia Mono"/>
-          <w:color w:val="000000"/>
-          <w:sz w:val="19"/>
-          <w:szCs w:val="19"/>
-          <w:lang w:val="en-US" w:eastAsia="ja-JP"/>
-        </w:rPr>
-        <w:t>SaleSummReceived</w:t>
-      </w:r>
-      <w:proofErr w:type="spellEnd"/>
-      <w:r>
-        <w:rPr>
-          <w:rFonts w:ascii="Cascadia Mono" w:eastAsiaTheme="minorEastAsia" w:hAnsi="Cascadia Mono" w:cs="Cascadia Mono"/>
-          <w:color w:val="000000"/>
-          <w:sz w:val="19"/>
-          <w:szCs w:val="19"/>
-          <w:lang w:val="en-US" w:eastAsia="ja-JP"/>
-        </w:rPr>
-        <w:t xml:space="preserve"> = </w:t>
-      </w:r>
-      <w:proofErr w:type="spellStart"/>
-      <w:r>
-        <w:rPr>
-          <w:rFonts w:ascii="Cascadia Mono" w:eastAsiaTheme="minorEastAsia" w:hAnsi="Cascadia Mono" w:cs="Cascadia Mono"/>
-          <w:color w:val="000000"/>
-          <w:sz w:val="19"/>
-          <w:szCs w:val="19"/>
-          <w:lang w:val="en-US" w:eastAsia="ja-JP"/>
-        </w:rPr>
-        <w:t>sale.summ</w:t>
-      </w:r>
-      <w:proofErr w:type="spellEnd"/>
-      <w:r>
-        <w:rPr>
-          <w:rFonts w:ascii="Cascadia Mono" w:eastAsiaTheme="minorEastAsia" w:hAnsi="Cascadia Mono" w:cs="Cascadia Mono"/>
-          <w:color w:val="000000"/>
-          <w:sz w:val="19"/>
-          <w:szCs w:val="19"/>
-          <w:lang w:val="en-US" w:eastAsia="ja-JP"/>
-        </w:rPr>
-        <w:t>;</w:t>
+          <w:rFonts w:eastAsiaTheme="minorEastAsia"/>
+          <w:color w:val="000000"/>
+          <w:sz w:val="19"/>
+          <w:szCs w:val="19"/>
+          <w:lang w:val="en-US" w:eastAsia="ja-JP"/>
+        </w:rPr>
+      </w:pPr>
+      <w:r>
+        <w:rPr>
+          <w:rFonts w:eastAsiaTheme="minorEastAsia"/>
+          <w:color w:val="000000"/>
+          <w:sz w:val="19"/>
+          <w:szCs w:val="19"/>
+          <w:lang w:val="en-US" w:eastAsia="ja-JP"/>
+        </w:rPr>
+        <w:t xml:space="preserve">        [Fact]</w:t>
       </w:r>
     </w:p>
     <w:p>
@@ -44595,13 +44950,45 @@
         <w:adjustRightInd w:val="0"/>
         <w:ind w:firstLine="709"/>
         <w:rPr>
-          <w:rFonts w:ascii="Cascadia Mono" w:eastAsiaTheme="minorEastAsia" w:hAnsi="Cascadia Mono" w:cs="Cascadia Mono"/>
-          <w:color w:val="000000"/>
-          <w:sz w:val="19"/>
-          <w:szCs w:val="19"/>
-          <w:lang w:val="en-US" w:eastAsia="ja-JP"/>
-        </w:rPr>
-      </w:pPr>
+          <w:rFonts w:eastAsiaTheme="minorEastAsia"/>
+          <w:color w:val="000000"/>
+          <w:sz w:val="19"/>
+          <w:szCs w:val="19"/>
+          <w:lang w:val="en-US" w:eastAsia="ja-JP"/>
+        </w:rPr>
+      </w:pPr>
+      <w:r>
+        <w:rPr>
+          <w:rFonts w:eastAsiaTheme="minorEastAsia"/>
+          <w:color w:val="000000"/>
+          <w:sz w:val="19"/>
+          <w:szCs w:val="19"/>
+          <w:lang w:val="en-US" w:eastAsia="ja-JP"/>
+        </w:rPr>
+        <w:t xml:space="preserve">        public void </w:t>
+      </w:r>
+      <w:proofErr w:type="spellStart"/>
+      <w:r>
+        <w:rPr>
+          <w:rFonts w:eastAsiaTheme="minorEastAsia"/>
+          <w:color w:val="000000"/>
+          <w:sz w:val="19"/>
+          <w:szCs w:val="19"/>
+          <w:lang w:val="en-US" w:eastAsia="ja-JP"/>
+        </w:rPr>
+        <w:t>VerifyPassword_ReturnsFalseForWrongPassword</w:t>
+      </w:r>
+      <w:proofErr w:type="spellEnd"/>
+      <w:r>
+        <w:rPr>
+          <w:rFonts w:eastAsiaTheme="minorEastAsia"/>
+          <w:color w:val="000000"/>
+          <w:sz w:val="19"/>
+          <w:szCs w:val="19"/>
+          <w:lang w:val="en-US" w:eastAsia="ja-JP"/>
+        </w:rPr>
+        <w:t>()</w:t>
+      </w:r>
     </w:p>
     <w:p>
       <w:pPr>
@@ -44610,88 +44997,22 @@
         <w:adjustRightInd w:val="0"/>
         <w:ind w:firstLine="709"/>
         <w:rPr>
-          <w:rFonts w:ascii="Cascadia Mono" w:eastAsiaTheme="minorEastAsia" w:hAnsi="Cascadia Mono" w:cs="Cascadia Mono"/>
-          <w:color w:val="000000"/>
-          <w:sz w:val="19"/>
-          <w:szCs w:val="19"/>
-          <w:lang w:val="en-US" w:eastAsia="ja-JP"/>
-        </w:rPr>
-      </w:pPr>
-      <w:r>
-        <w:rPr>
-          <w:rFonts w:ascii="Cascadia Mono" w:eastAsiaTheme="minorEastAsia" w:hAnsi="Cascadia Mono" w:cs="Cascadia Mono"/>
-          <w:color w:val="000000"/>
-          <w:sz w:val="19"/>
-          <w:szCs w:val="19"/>
-          <w:lang w:val="en-US" w:eastAsia="ja-JP"/>
-        </w:rPr>
-        <w:t xml:space="preserve">            </w:t>
-      </w:r>
-      <w:proofErr w:type="spellStart"/>
-      <w:r>
-        <w:rPr>
-          <w:rFonts w:ascii="Cascadia Mono" w:eastAsiaTheme="minorEastAsia" w:hAnsi="Cascadia Mono" w:cs="Cascadia Mono"/>
-          <w:color w:val="000000"/>
-          <w:sz w:val="19"/>
-          <w:szCs w:val="19"/>
-          <w:lang w:val="en-US" w:eastAsia="ja-JP"/>
-        </w:rPr>
-        <w:t>Assert.AreEqual</w:t>
-      </w:r>
-      <w:proofErr w:type="spellEnd"/>
-      <w:r>
-        <w:rPr>
-          <w:rFonts w:ascii="Cascadia Mono" w:eastAsiaTheme="minorEastAsia" w:hAnsi="Cascadia Mono" w:cs="Cascadia Mono"/>
-          <w:color w:val="000000"/>
-          <w:sz w:val="19"/>
-          <w:szCs w:val="19"/>
-          <w:lang w:val="en-US" w:eastAsia="ja-JP"/>
-        </w:rPr>
-        <w:t>(</w:t>
-      </w:r>
-      <w:proofErr w:type="spellStart"/>
-      <w:r>
-        <w:rPr>
-          <w:rFonts w:ascii="Cascadia Mono" w:eastAsiaTheme="minorEastAsia" w:hAnsi="Cascadia Mono" w:cs="Cascadia Mono"/>
-          <w:color w:val="000000"/>
-          <w:sz w:val="19"/>
-          <w:szCs w:val="19"/>
-          <w:lang w:val="en-US" w:eastAsia="ja-JP"/>
-        </w:rPr>
-        <w:t>SaleSummExpected</w:t>
-      </w:r>
-      <w:proofErr w:type="spellEnd"/>
-      <w:r>
-        <w:rPr>
-          <w:rFonts w:ascii="Cascadia Mono" w:eastAsiaTheme="minorEastAsia" w:hAnsi="Cascadia Mono" w:cs="Cascadia Mono"/>
-          <w:color w:val="000000"/>
-          <w:sz w:val="19"/>
-          <w:szCs w:val="19"/>
-          <w:lang w:val="en-US" w:eastAsia="ja-JP"/>
-        </w:rPr>
-        <w:t xml:space="preserve">, </w:t>
-      </w:r>
-      <w:proofErr w:type="spellStart"/>
-      <w:r>
-        <w:rPr>
-          <w:rFonts w:ascii="Cascadia Mono" w:eastAsiaTheme="minorEastAsia" w:hAnsi="Cascadia Mono" w:cs="Cascadia Mono"/>
-          <w:color w:val="000000"/>
-          <w:sz w:val="19"/>
-          <w:szCs w:val="19"/>
-          <w:lang w:val="en-US" w:eastAsia="ja-JP"/>
-        </w:rPr>
-        <w:t>SaleSummReceived</w:t>
-      </w:r>
-      <w:proofErr w:type="spellEnd"/>
-      <w:r>
-        <w:rPr>
-          <w:rFonts w:ascii="Cascadia Mono" w:eastAsiaTheme="minorEastAsia" w:hAnsi="Cascadia Mono" w:cs="Cascadia Mono"/>
-          <w:color w:val="000000"/>
-          <w:sz w:val="19"/>
-          <w:szCs w:val="19"/>
-          <w:lang w:val="en-US" w:eastAsia="ja-JP"/>
-        </w:rPr>
-        <w:t>);</w:t>
+          <w:rFonts w:eastAsiaTheme="minorEastAsia"/>
+          <w:color w:val="000000"/>
+          <w:sz w:val="19"/>
+          <w:szCs w:val="19"/>
+          <w:lang w:val="en-US" w:eastAsia="ja-JP"/>
+        </w:rPr>
+      </w:pPr>
+      <w:r>
+        <w:rPr>
+          <w:rFonts w:eastAsiaTheme="minorEastAsia"/>
+          <w:color w:val="000000"/>
+          <w:sz w:val="19"/>
+          <w:szCs w:val="19"/>
+          <w:lang w:val="en-US" w:eastAsia="ja-JP"/>
+        </w:rPr>
+        <w:t xml:space="preserve">        {</w:t>
       </w:r>
     </w:p>
     <w:p>
@@ -44701,22 +45022,22 @@
         <w:adjustRightInd w:val="0"/>
         <w:ind w:firstLine="709"/>
         <w:rPr>
-          <w:rFonts w:ascii="Cascadia Mono" w:eastAsiaTheme="minorEastAsia" w:hAnsi="Cascadia Mono" w:cs="Cascadia Mono"/>
-          <w:color w:val="000000"/>
-          <w:sz w:val="19"/>
-          <w:szCs w:val="19"/>
-          <w:lang w:val="en-US" w:eastAsia="ja-JP"/>
-        </w:rPr>
-      </w:pPr>
-      <w:r>
-        <w:rPr>
-          <w:rFonts w:ascii="Cascadia Mono" w:eastAsiaTheme="minorEastAsia" w:hAnsi="Cascadia Mono" w:cs="Cascadia Mono"/>
-          <w:color w:val="000000"/>
-          <w:sz w:val="19"/>
-          <w:szCs w:val="19"/>
-          <w:lang w:val="en-US" w:eastAsia="ja-JP"/>
-        </w:rPr>
-        <w:t xml:space="preserve">        }</w:t>
+          <w:rFonts w:eastAsiaTheme="minorEastAsia"/>
+          <w:color w:val="000000"/>
+          <w:sz w:val="19"/>
+          <w:szCs w:val="19"/>
+          <w:lang w:val="en-US" w:eastAsia="ja-JP"/>
+        </w:rPr>
+      </w:pPr>
+      <w:r>
+        <w:rPr>
+          <w:rFonts w:eastAsiaTheme="minorEastAsia"/>
+          <w:color w:val="000000"/>
+          <w:sz w:val="19"/>
+          <w:szCs w:val="19"/>
+          <w:lang w:val="en-US" w:eastAsia="ja-JP"/>
+        </w:rPr>
+        <w:t xml:space="preserve">            var pw = "s3cr3t";</w:t>
       </w:r>
     </w:p>
     <w:p>
@@ -44726,44 +45047,44 @@
         <w:adjustRightInd w:val="0"/>
         <w:ind w:firstLine="709"/>
         <w:rPr>
-          <w:rFonts w:ascii="Cascadia Mono" w:eastAsiaTheme="minorEastAsia" w:hAnsi="Cascadia Mono" w:cs="Cascadia Mono"/>
-          <w:color w:val="000000"/>
-          <w:sz w:val="19"/>
-          <w:szCs w:val="19"/>
-          <w:lang w:val="en-US" w:eastAsia="ja-JP"/>
-        </w:rPr>
-      </w:pPr>
-      <w:r>
-        <w:rPr>
-          <w:rFonts w:ascii="Cascadia Mono" w:eastAsiaTheme="minorEastAsia" w:hAnsi="Cascadia Mono" w:cs="Cascadia Mono"/>
-          <w:color w:val="000000"/>
-          <w:sz w:val="19"/>
-          <w:szCs w:val="19"/>
-          <w:lang w:val="en-US" w:eastAsia="ja-JP"/>
-        </w:rPr>
-        <w:t xml:space="preserve">        [</w:t>
+          <w:rFonts w:eastAsiaTheme="minorEastAsia"/>
+          <w:color w:val="000000"/>
+          <w:sz w:val="19"/>
+          <w:szCs w:val="19"/>
+          <w:lang w:val="en-US" w:eastAsia="ja-JP"/>
+        </w:rPr>
+      </w:pPr>
+      <w:r>
+        <w:rPr>
+          <w:rFonts w:eastAsiaTheme="minorEastAsia"/>
+          <w:color w:val="000000"/>
+          <w:sz w:val="19"/>
+          <w:szCs w:val="19"/>
+          <w:lang w:val="en-US" w:eastAsia="ja-JP"/>
+        </w:rPr>
+        <w:t xml:space="preserve">            var h = </w:t>
       </w:r>
       <w:proofErr w:type="spellStart"/>
       <w:r>
         <w:rPr>
-          <w:rFonts w:ascii="Cascadia Mono" w:eastAsiaTheme="minorEastAsia" w:hAnsi="Cascadia Mono" w:cs="Cascadia Mono"/>
-          <w:color w:val="000000"/>
-          <w:sz w:val="19"/>
-          <w:szCs w:val="19"/>
-          <w:lang w:val="en-US" w:eastAsia="ja-JP"/>
-        </w:rPr>
-        <w:t>TestMethod</w:t>
+          <w:rFonts w:eastAsiaTheme="minorEastAsia"/>
+          <w:color w:val="000000"/>
+          <w:sz w:val="19"/>
+          <w:szCs w:val="19"/>
+          <w:lang w:val="en-US" w:eastAsia="ja-JP"/>
+        </w:rPr>
+        <w:t>AuthHelper.ComputeHash</w:t>
       </w:r>
       <w:proofErr w:type="spellEnd"/>
       <w:r>
         <w:rPr>
-          <w:rFonts w:ascii="Cascadia Mono" w:eastAsiaTheme="minorEastAsia" w:hAnsi="Cascadia Mono" w:cs="Cascadia Mono"/>
-          <w:color w:val="000000"/>
-          <w:sz w:val="19"/>
-          <w:szCs w:val="19"/>
-          <w:lang w:val="en-US" w:eastAsia="ja-JP"/>
-        </w:rPr>
-        <w:t>]</w:t>
+          <w:rFonts w:eastAsiaTheme="minorEastAsia"/>
+          <w:color w:val="000000"/>
+          <w:sz w:val="19"/>
+          <w:szCs w:val="19"/>
+          <w:lang w:val="en-US" w:eastAsia="ja-JP"/>
+        </w:rPr>
+        <w:t>(pw);</w:t>
       </w:r>
     </w:p>
     <w:p>
@@ -44773,44 +45094,66 @@
         <w:adjustRightInd w:val="0"/>
         <w:ind w:firstLine="709"/>
         <w:rPr>
-          <w:rFonts w:ascii="Cascadia Mono" w:eastAsiaTheme="minorEastAsia" w:hAnsi="Cascadia Mono" w:cs="Cascadia Mono"/>
-          <w:color w:val="000000"/>
-          <w:sz w:val="19"/>
-          <w:szCs w:val="19"/>
-          <w:lang w:val="en-US" w:eastAsia="ja-JP"/>
-        </w:rPr>
-      </w:pPr>
-      <w:r>
-        <w:rPr>
-          <w:rFonts w:ascii="Cascadia Mono" w:eastAsiaTheme="minorEastAsia" w:hAnsi="Cascadia Mono" w:cs="Cascadia Mono"/>
-          <w:color w:val="000000"/>
-          <w:sz w:val="19"/>
-          <w:szCs w:val="19"/>
-          <w:lang w:val="en-US" w:eastAsia="ja-JP"/>
-        </w:rPr>
-        <w:t xml:space="preserve">        public void </w:t>
+          <w:rFonts w:eastAsiaTheme="minorEastAsia"/>
+          <w:color w:val="000000"/>
+          <w:sz w:val="19"/>
+          <w:szCs w:val="19"/>
+          <w:lang w:val="en-US" w:eastAsia="ja-JP"/>
+        </w:rPr>
+      </w:pPr>
+      <w:r>
+        <w:rPr>
+          <w:rFonts w:eastAsiaTheme="minorEastAsia"/>
+          <w:color w:val="000000"/>
+          <w:sz w:val="19"/>
+          <w:szCs w:val="19"/>
+          <w:lang w:val="en-US" w:eastAsia="ja-JP"/>
+        </w:rPr>
+        <w:t xml:space="preserve">            </w:t>
       </w:r>
       <w:proofErr w:type="spellStart"/>
       <w:r>
         <w:rPr>
-          <w:rFonts w:ascii="Cascadia Mono" w:eastAsiaTheme="minorEastAsia" w:hAnsi="Cascadia Mono" w:cs="Cascadia Mono"/>
-          <w:color w:val="000000"/>
-          <w:sz w:val="19"/>
-          <w:szCs w:val="19"/>
-          <w:lang w:val="en-US" w:eastAsia="ja-JP"/>
-        </w:rPr>
-        <w:t>PlaceViewModelTest</w:t>
+          <w:rFonts w:eastAsiaTheme="minorEastAsia"/>
+          <w:color w:val="000000"/>
+          <w:sz w:val="19"/>
+          <w:szCs w:val="19"/>
+          <w:lang w:val="en-US" w:eastAsia="ja-JP"/>
+        </w:rPr>
+        <w:t>Assert.False</w:t>
       </w:r>
       <w:proofErr w:type="spellEnd"/>
       <w:r>
         <w:rPr>
-          <w:rFonts w:ascii="Cascadia Mono" w:eastAsiaTheme="minorEastAsia" w:hAnsi="Cascadia Mono" w:cs="Cascadia Mono"/>
-          <w:color w:val="000000"/>
-          <w:sz w:val="19"/>
-          <w:szCs w:val="19"/>
-          <w:lang w:val="en-US" w:eastAsia="ja-JP"/>
-        </w:rPr>
-        <w:t>()</w:t>
+          <w:rFonts w:eastAsiaTheme="minorEastAsia"/>
+          <w:color w:val="000000"/>
+          <w:sz w:val="19"/>
+          <w:szCs w:val="19"/>
+          <w:lang w:val="en-US" w:eastAsia="ja-JP"/>
+        </w:rPr>
+        <w:t>(</w:t>
+      </w:r>
+      <w:proofErr w:type="spellStart"/>
+      <w:r>
+        <w:rPr>
+          <w:rFonts w:eastAsiaTheme="minorEastAsia"/>
+          <w:color w:val="000000"/>
+          <w:sz w:val="19"/>
+          <w:szCs w:val="19"/>
+          <w:lang w:val="en-US" w:eastAsia="ja-JP"/>
+        </w:rPr>
+        <w:t>AuthHelper.VerifyPassword</w:t>
+      </w:r>
+      <w:proofErr w:type="spellEnd"/>
+      <w:r>
+        <w:rPr>
+          <w:rFonts w:eastAsiaTheme="minorEastAsia"/>
+          <w:color w:val="000000"/>
+          <w:sz w:val="19"/>
+          <w:szCs w:val="19"/>
+          <w:lang w:val="en-US" w:eastAsia="ja-JP"/>
+        </w:rPr>
+        <w:t>("wrong", h));</w:t>
       </w:r>
     </w:p>
     <w:p>
@@ -44820,22 +45163,22 @@
         <w:adjustRightInd w:val="0"/>
         <w:ind w:firstLine="709"/>
         <w:rPr>
-          <w:rFonts w:ascii="Cascadia Mono" w:eastAsiaTheme="minorEastAsia" w:hAnsi="Cascadia Mono" w:cs="Cascadia Mono"/>
-          <w:color w:val="000000"/>
-          <w:sz w:val="19"/>
-          <w:szCs w:val="19"/>
-          <w:lang w:val="en-US" w:eastAsia="ja-JP"/>
-        </w:rPr>
-      </w:pPr>
-      <w:r>
-        <w:rPr>
-          <w:rFonts w:ascii="Cascadia Mono" w:eastAsiaTheme="minorEastAsia" w:hAnsi="Cascadia Mono" w:cs="Cascadia Mono"/>
-          <w:color w:val="000000"/>
-          <w:sz w:val="19"/>
-          <w:szCs w:val="19"/>
-          <w:lang w:val="en-US" w:eastAsia="ja-JP"/>
-        </w:rPr>
-        <w:t xml:space="preserve">        {</w:t>
+          <w:rFonts w:eastAsiaTheme="minorEastAsia"/>
+          <w:color w:val="000000"/>
+          <w:sz w:val="19"/>
+          <w:szCs w:val="19"/>
+          <w:lang w:val="en-US" w:eastAsia="ja-JP"/>
+        </w:rPr>
+      </w:pPr>
+      <w:r>
+        <w:rPr>
+          <w:rFonts w:eastAsiaTheme="minorEastAsia"/>
+          <w:color w:val="000000"/>
+          <w:sz w:val="19"/>
+          <w:szCs w:val="19"/>
+          <w:lang w:val="en-US" w:eastAsia="ja-JP"/>
+        </w:rPr>
+        <w:t xml:space="preserve">        }</w:t>
       </w:r>
     </w:p>
     <w:p>
@@ -44845,85 +45188,13 @@
         <w:adjustRightInd w:val="0"/>
         <w:ind w:firstLine="709"/>
         <w:rPr>
-          <w:rFonts w:ascii="Cascadia Mono" w:eastAsiaTheme="minorEastAsia" w:hAnsi="Cascadia Mono" w:cs="Cascadia Mono"/>
-          <w:color w:val="000000"/>
-          <w:sz w:val="19"/>
-          <w:szCs w:val="19"/>
-          <w:lang w:val="en-US" w:eastAsia="ja-JP"/>
-        </w:rPr>
-      </w:pPr>
-      <w:r>
-        <w:rPr>
-          <w:rFonts w:ascii="Cascadia Mono" w:eastAsiaTheme="minorEastAsia" w:hAnsi="Cascadia Mono" w:cs="Cascadia Mono"/>
-          <w:color w:val="000000"/>
-          <w:sz w:val="19"/>
-          <w:szCs w:val="19"/>
-          <w:lang w:val="en-US" w:eastAsia="ja-JP"/>
-        </w:rPr>
-        <w:t xml:space="preserve">            string </w:t>
-      </w:r>
-      <w:proofErr w:type="spellStart"/>
-      <w:r>
-        <w:rPr>
-          <w:rFonts w:ascii="Cascadia Mono" w:eastAsiaTheme="minorEastAsia" w:hAnsi="Cascadia Mono" w:cs="Cascadia Mono"/>
-          <w:color w:val="000000"/>
-          <w:sz w:val="19"/>
-          <w:szCs w:val="19"/>
-          <w:lang w:val="en-US" w:eastAsia="ja-JP"/>
-        </w:rPr>
-        <w:t>PlaceExpected</w:t>
-      </w:r>
-      <w:proofErr w:type="spellEnd"/>
-      <w:r>
-        <w:rPr>
-          <w:rFonts w:ascii="Cascadia Mono" w:eastAsiaTheme="minorEastAsia" w:hAnsi="Cascadia Mono" w:cs="Cascadia Mono"/>
-          <w:color w:val="000000"/>
-          <w:sz w:val="19"/>
-          <w:szCs w:val="19"/>
-          <w:lang w:val="en-US" w:eastAsia="ja-JP"/>
-        </w:rPr>
-        <w:t xml:space="preserve"> = "5</w:t>
-      </w:r>
-      <w:r>
-        <w:rPr>
-          <w:rFonts w:ascii="Cascadia Mono" w:eastAsiaTheme="minorEastAsia" w:hAnsi="Cascadia Mono" w:cs="Cascadia Mono"/>
-          <w:color w:val="000000"/>
-          <w:sz w:val="19"/>
-          <w:szCs w:val="19"/>
-          <w:lang w:eastAsia="ja-JP"/>
-        </w:rPr>
-        <w:t>Ш</w:t>
-      </w:r>
-      <w:r>
-        <w:rPr>
-          <w:rFonts w:ascii="Cascadia Mono" w:eastAsiaTheme="minorEastAsia" w:hAnsi="Cascadia Mono" w:cs="Cascadia Mono"/>
-          <w:color w:val="000000"/>
-          <w:sz w:val="19"/>
-          <w:szCs w:val="19"/>
-          <w:lang w:val="en-US" w:eastAsia="ja-JP"/>
-        </w:rPr>
-        <w:t>1</w:t>
-      </w:r>
-      <w:r>
-        <w:rPr>
-          <w:rFonts w:ascii="Cascadia Mono" w:eastAsiaTheme="minorEastAsia" w:hAnsi="Cascadia Mono" w:cs="Cascadia Mono"/>
-          <w:color w:val="000000"/>
-          <w:sz w:val="19"/>
-          <w:szCs w:val="19"/>
-          <w:lang w:eastAsia="ja-JP"/>
-        </w:rPr>
-        <w:t>П</w:t>
-      </w:r>
-      <w:r>
-        <w:rPr>
-          <w:rFonts w:ascii="Cascadia Mono" w:eastAsiaTheme="minorEastAsia" w:hAnsi="Cascadia Mono" w:cs="Cascadia Mono"/>
-          <w:color w:val="000000"/>
-          <w:sz w:val="19"/>
-          <w:szCs w:val="19"/>
-          <w:lang w:val="en-US" w:eastAsia="ja-JP"/>
-        </w:rPr>
-        <w:t>";</w:t>
-      </w:r>
+          <w:rFonts w:eastAsiaTheme="minorEastAsia"/>
+          <w:color w:val="000000"/>
+          <w:sz w:val="19"/>
+          <w:szCs w:val="19"/>
+          <w:lang w:val="en-US" w:eastAsia="ja-JP"/>
+        </w:rPr>
+      </w:pPr>
     </w:p>
     <w:p>
       <w:pPr>
@@ -44932,13 +45203,23 @@
         <w:adjustRightInd w:val="0"/>
         <w:ind w:firstLine="709"/>
         <w:rPr>
-          <w:rFonts w:ascii="Cascadia Mono" w:eastAsiaTheme="minorEastAsia" w:hAnsi="Cascadia Mono" w:cs="Cascadia Mono"/>
-          <w:color w:val="000000"/>
-          <w:sz w:val="19"/>
-          <w:szCs w:val="19"/>
-          <w:lang w:val="en-US" w:eastAsia="ja-JP"/>
-        </w:rPr>
-      </w:pPr>
+          <w:rFonts w:eastAsiaTheme="minorEastAsia"/>
+          <w:color w:val="000000"/>
+          <w:sz w:val="19"/>
+          <w:szCs w:val="19"/>
+          <w:lang w:val="en-US" w:eastAsia="ja-JP"/>
+        </w:rPr>
+      </w:pPr>
+      <w:r>
+        <w:rPr>
+          <w:rFonts w:eastAsiaTheme="minorEastAsia"/>
+          <w:color w:val="000000"/>
+          <w:sz w:val="19"/>
+          <w:szCs w:val="19"/>
+          <w:lang w:val="en-US" w:eastAsia="ja-JP"/>
+        </w:rPr>
+        <w:t xml:space="preserve">        [Fact]</w:t>
+      </w:r>
     </w:p>
     <w:p>
       <w:pPr>
@@ -44947,22 +45228,44 @@
         <w:adjustRightInd w:val="0"/>
         <w:ind w:firstLine="709"/>
         <w:rPr>
-          <w:rFonts w:ascii="Cascadia Mono" w:eastAsiaTheme="minorEastAsia" w:hAnsi="Cascadia Mono" w:cs="Cascadia Mono"/>
-          <w:color w:val="000000"/>
-          <w:sz w:val="19"/>
-          <w:szCs w:val="19"/>
-          <w:lang w:val="en-US" w:eastAsia="ja-JP"/>
-        </w:rPr>
-      </w:pPr>
-      <w:r>
-        <w:rPr>
-          <w:rFonts w:ascii="Cascadia Mono" w:eastAsiaTheme="minorEastAsia" w:hAnsi="Cascadia Mono" w:cs="Cascadia Mono"/>
-          <w:color w:val="000000"/>
-          <w:sz w:val="19"/>
-          <w:szCs w:val="19"/>
-          <w:lang w:val="en-US" w:eastAsia="ja-JP"/>
-        </w:rPr>
-        <w:t xml:space="preserve">            var context = new Kurs2RudenkoContext();</w:t>
+          <w:rFonts w:eastAsiaTheme="minorEastAsia"/>
+          <w:color w:val="000000"/>
+          <w:sz w:val="19"/>
+          <w:szCs w:val="19"/>
+          <w:lang w:val="en-US" w:eastAsia="ja-JP"/>
+        </w:rPr>
+      </w:pPr>
+      <w:r>
+        <w:rPr>
+          <w:rFonts w:eastAsiaTheme="minorEastAsia"/>
+          <w:color w:val="000000"/>
+          <w:sz w:val="19"/>
+          <w:szCs w:val="19"/>
+          <w:lang w:val="en-US" w:eastAsia="ja-JP"/>
+        </w:rPr>
+        <w:t xml:space="preserve">        public void </w:t>
+      </w:r>
+      <w:proofErr w:type="spellStart"/>
+      <w:r>
+        <w:rPr>
+          <w:rFonts w:eastAsiaTheme="minorEastAsia"/>
+          <w:color w:val="000000"/>
+          <w:sz w:val="19"/>
+          <w:szCs w:val="19"/>
+          <w:lang w:val="en-US" w:eastAsia="ja-JP"/>
+        </w:rPr>
+        <w:t>Officer_FullName_WithoutPatronymic</w:t>
+      </w:r>
+      <w:proofErr w:type="spellEnd"/>
+      <w:r>
+        <w:rPr>
+          <w:rFonts w:eastAsiaTheme="minorEastAsia"/>
+          <w:color w:val="000000"/>
+          <w:sz w:val="19"/>
+          <w:szCs w:val="19"/>
+          <w:lang w:val="en-US" w:eastAsia="ja-JP"/>
+        </w:rPr>
+        <w:t>()</w:t>
       </w:r>
     </w:p>
     <w:p>
@@ -44972,44 +45275,22 @@
         <w:adjustRightInd w:val="0"/>
         <w:ind w:firstLine="709"/>
         <w:rPr>
-          <w:rFonts w:ascii="Cascadia Mono" w:eastAsiaTheme="minorEastAsia" w:hAnsi="Cascadia Mono" w:cs="Cascadia Mono"/>
-          <w:color w:val="000000"/>
-          <w:sz w:val="19"/>
-          <w:szCs w:val="19"/>
-          <w:lang w:val="en-US" w:eastAsia="ja-JP"/>
-        </w:rPr>
-      </w:pPr>
-      <w:r>
-        <w:rPr>
-          <w:rFonts w:ascii="Cascadia Mono" w:eastAsiaTheme="minorEastAsia" w:hAnsi="Cascadia Mono" w:cs="Cascadia Mono"/>
-          <w:color w:val="000000"/>
-          <w:sz w:val="19"/>
-          <w:szCs w:val="19"/>
-          <w:lang w:val="en-US" w:eastAsia="ja-JP"/>
-        </w:rPr>
-        <w:t xml:space="preserve">            Stock </w:t>
-      </w:r>
-      <w:proofErr w:type="spellStart"/>
-      <w:r>
-        <w:rPr>
-          <w:rFonts w:ascii="Cascadia Mono" w:eastAsiaTheme="minorEastAsia" w:hAnsi="Cascadia Mono" w:cs="Cascadia Mono"/>
-          <w:color w:val="000000"/>
-          <w:sz w:val="19"/>
-          <w:szCs w:val="19"/>
-          <w:lang w:val="en-US" w:eastAsia="ja-JP"/>
-        </w:rPr>
-        <w:t>stock</w:t>
-      </w:r>
-      <w:proofErr w:type="spellEnd"/>
-      <w:r>
-        <w:rPr>
-          <w:rFonts w:ascii="Cascadia Mono" w:eastAsiaTheme="minorEastAsia" w:hAnsi="Cascadia Mono" w:cs="Cascadia Mono"/>
-          <w:color w:val="000000"/>
-          <w:sz w:val="19"/>
-          <w:szCs w:val="19"/>
-          <w:lang w:val="en-US" w:eastAsia="ja-JP"/>
-        </w:rPr>
-        <w:t xml:space="preserve"> = new Stock();</w:t>
+          <w:rFonts w:eastAsiaTheme="minorEastAsia"/>
+          <w:color w:val="000000"/>
+          <w:sz w:val="19"/>
+          <w:szCs w:val="19"/>
+          <w:lang w:val="en-US" w:eastAsia="ja-JP"/>
+        </w:rPr>
+      </w:pPr>
+      <w:r>
+        <w:rPr>
+          <w:rFonts w:eastAsiaTheme="minorEastAsia"/>
+          <w:color w:val="000000"/>
+          <w:sz w:val="19"/>
+          <w:szCs w:val="19"/>
+          <w:lang w:val="en-US" w:eastAsia="ja-JP"/>
+        </w:rPr>
+        <w:t xml:space="preserve">        {</w:t>
       </w:r>
     </w:p>
     <w:p>
@@ -45019,44 +45300,22 @@
         <w:adjustRightInd w:val="0"/>
         <w:ind w:firstLine="709"/>
         <w:rPr>
-          <w:rFonts w:ascii="Cascadia Mono" w:eastAsiaTheme="minorEastAsia" w:hAnsi="Cascadia Mono" w:cs="Cascadia Mono"/>
-          <w:color w:val="000000"/>
-          <w:sz w:val="19"/>
-          <w:szCs w:val="19"/>
-          <w:lang w:val="en-US" w:eastAsia="ja-JP"/>
-        </w:rPr>
-      </w:pPr>
-      <w:r>
-        <w:rPr>
-          <w:rFonts w:ascii="Cascadia Mono" w:eastAsiaTheme="minorEastAsia" w:hAnsi="Cascadia Mono" w:cs="Cascadia Mono"/>
-          <w:color w:val="000000"/>
-          <w:sz w:val="19"/>
-          <w:szCs w:val="19"/>
-          <w:lang w:val="en-US" w:eastAsia="ja-JP"/>
-        </w:rPr>
-        <w:t xml:space="preserve">            </w:t>
-      </w:r>
-      <w:proofErr w:type="spellStart"/>
-      <w:r>
-        <w:rPr>
-          <w:rFonts w:ascii="Cascadia Mono" w:eastAsiaTheme="minorEastAsia" w:hAnsi="Cascadia Mono" w:cs="Cascadia Mono"/>
-          <w:color w:val="000000"/>
-          <w:sz w:val="19"/>
-          <w:szCs w:val="19"/>
-          <w:lang w:val="en-US" w:eastAsia="ja-JP"/>
-        </w:rPr>
-        <w:t>stock.Place</w:t>
-      </w:r>
-      <w:proofErr w:type="spellEnd"/>
-      <w:r>
-        <w:rPr>
-          <w:rFonts w:ascii="Cascadia Mono" w:eastAsiaTheme="minorEastAsia" w:hAnsi="Cascadia Mono" w:cs="Cascadia Mono"/>
-          <w:color w:val="000000"/>
-          <w:sz w:val="19"/>
-          <w:szCs w:val="19"/>
-          <w:lang w:val="en-US" w:eastAsia="ja-JP"/>
-        </w:rPr>
-        <w:t xml:space="preserve"> = "5,1";</w:t>
+          <w:rFonts w:eastAsiaTheme="minorEastAsia"/>
+          <w:color w:val="000000"/>
+          <w:sz w:val="19"/>
+          <w:szCs w:val="19"/>
+          <w:lang w:val="en-US" w:eastAsia="ja-JP"/>
+        </w:rPr>
+      </w:pPr>
+      <w:r>
+        <w:rPr>
+          <w:rFonts w:eastAsiaTheme="minorEastAsia"/>
+          <w:color w:val="000000"/>
+          <w:sz w:val="19"/>
+          <w:szCs w:val="19"/>
+          <w:lang w:val="en-US" w:eastAsia="ja-JP"/>
+        </w:rPr>
+        <w:t xml:space="preserve">            var o = new Officer { FirstName = "Ivan", LastName = "Ivanov", Patronymic = null };</w:t>
       </w:r>
     </w:p>
     <w:p>
@@ -45066,16 +45325,16 @@
         <w:adjustRightInd w:val="0"/>
         <w:ind w:firstLine="709"/>
         <w:rPr>
-          <w:rFonts w:ascii="Cascadia Mono" w:eastAsiaTheme="minorEastAsia" w:hAnsi="Cascadia Mono" w:cs="Cascadia Mono"/>
-          <w:color w:val="000000"/>
-          <w:sz w:val="19"/>
-          <w:szCs w:val="19"/>
-          <w:lang w:val="en-US" w:eastAsia="ja-JP"/>
-        </w:rPr>
-      </w:pPr>
-      <w:r>
-        <w:rPr>
-          <w:rFonts w:ascii="Cascadia Mono" w:eastAsiaTheme="minorEastAsia" w:hAnsi="Cascadia Mono" w:cs="Cascadia Mono"/>
+          <w:rFonts w:eastAsiaTheme="minorEastAsia"/>
+          <w:color w:val="000000"/>
+          <w:sz w:val="19"/>
+          <w:szCs w:val="19"/>
+          <w:lang w:val="en-US" w:eastAsia="ja-JP"/>
+        </w:rPr>
+      </w:pPr>
+      <w:r>
+        <w:rPr>
+          <w:rFonts w:eastAsiaTheme="minorEastAsia"/>
           <w:color w:val="000000"/>
           <w:sz w:val="19"/>
           <w:szCs w:val="19"/>
@@ -45086,24 +45345,46 @@
       <w:proofErr w:type="spellStart"/>
       <w:r>
         <w:rPr>
-          <w:rFonts w:ascii="Cascadia Mono" w:eastAsiaTheme="minorEastAsia" w:hAnsi="Cascadia Mono" w:cs="Cascadia Mono"/>
-          <w:color w:val="000000"/>
-          <w:sz w:val="19"/>
-          <w:szCs w:val="19"/>
-          <w:lang w:val="en-US" w:eastAsia="ja-JP"/>
-        </w:rPr>
-        <w:t>stock.Count</w:t>
+          <w:rFonts w:eastAsiaTheme="minorEastAsia"/>
+          <w:color w:val="000000"/>
+          <w:sz w:val="19"/>
+          <w:szCs w:val="19"/>
+          <w:lang w:val="en-US" w:eastAsia="ja-JP"/>
+        </w:rPr>
+        <w:t>Assert.Equal</w:t>
       </w:r>
       <w:proofErr w:type="spellEnd"/>
       <w:r>
         <w:rPr>
-          <w:rFonts w:ascii="Cascadia Mono" w:eastAsiaTheme="minorEastAsia" w:hAnsi="Cascadia Mono" w:cs="Cascadia Mono"/>
-          <w:color w:val="000000"/>
-          <w:sz w:val="19"/>
-          <w:szCs w:val="19"/>
-          <w:lang w:val="en-US" w:eastAsia="ja-JP"/>
-        </w:rPr>
-        <w:t xml:space="preserve"> = 0;</w:t>
+          <w:rFonts w:eastAsiaTheme="minorEastAsia"/>
+          <w:color w:val="000000"/>
+          <w:sz w:val="19"/>
+          <w:szCs w:val="19"/>
+          <w:lang w:val="en-US" w:eastAsia="ja-JP"/>
+        </w:rPr>
+        <w:t xml:space="preserve">("Ivanov Ivan", </w:t>
+      </w:r>
+      <w:proofErr w:type="spellStart"/>
+      <w:r>
+        <w:rPr>
+          <w:rFonts w:eastAsiaTheme="minorEastAsia"/>
+          <w:color w:val="000000"/>
+          <w:sz w:val="19"/>
+          <w:szCs w:val="19"/>
+          <w:lang w:val="en-US" w:eastAsia="ja-JP"/>
+        </w:rPr>
+        <w:t>o.FullName</w:t>
+      </w:r>
+      <w:proofErr w:type="spellEnd"/>
+      <w:r>
+        <w:rPr>
+          <w:rFonts w:eastAsiaTheme="minorEastAsia"/>
+          <w:color w:val="000000"/>
+          <w:sz w:val="19"/>
+          <w:szCs w:val="19"/>
+          <w:lang w:val="en-US" w:eastAsia="ja-JP"/>
+        </w:rPr>
+        <w:t>);</w:t>
       </w:r>
     </w:p>
     <w:p>
@@ -45113,88 +45394,22 @@
         <w:adjustRightInd w:val="0"/>
         <w:ind w:firstLine="709"/>
         <w:rPr>
-          <w:rFonts w:ascii="Cascadia Mono" w:eastAsiaTheme="minorEastAsia" w:hAnsi="Cascadia Mono" w:cs="Cascadia Mono"/>
-          <w:color w:val="000000"/>
-          <w:sz w:val="19"/>
-          <w:szCs w:val="19"/>
-          <w:lang w:val="en-US" w:eastAsia="ja-JP"/>
-        </w:rPr>
-      </w:pPr>
-      <w:r>
-        <w:rPr>
-          <w:rFonts w:ascii="Cascadia Mono" w:eastAsiaTheme="minorEastAsia" w:hAnsi="Cascadia Mono" w:cs="Cascadia Mono"/>
-          <w:color w:val="000000"/>
-          <w:sz w:val="19"/>
-          <w:szCs w:val="19"/>
-          <w:lang w:val="en-US" w:eastAsia="ja-JP"/>
-        </w:rPr>
-        <w:t xml:space="preserve">            </w:t>
-      </w:r>
-      <w:proofErr w:type="spellStart"/>
-      <w:r>
-        <w:rPr>
-          <w:rFonts w:ascii="Cascadia Mono" w:eastAsiaTheme="minorEastAsia" w:hAnsi="Cascadia Mono" w:cs="Cascadia Mono"/>
-          <w:color w:val="000000"/>
-          <w:sz w:val="19"/>
-          <w:szCs w:val="19"/>
-          <w:lang w:val="en-US" w:eastAsia="ja-JP"/>
-        </w:rPr>
-        <w:t>PlaceViewModel</w:t>
-      </w:r>
-      <w:proofErr w:type="spellEnd"/>
-      <w:r>
-        <w:rPr>
-          <w:rFonts w:ascii="Cascadia Mono" w:eastAsiaTheme="minorEastAsia" w:hAnsi="Cascadia Mono" w:cs="Cascadia Mono"/>
-          <w:color w:val="000000"/>
-          <w:sz w:val="19"/>
-          <w:szCs w:val="19"/>
-          <w:lang w:val="en-US" w:eastAsia="ja-JP"/>
-        </w:rPr>
-        <w:t xml:space="preserve"> </w:t>
-      </w:r>
-      <w:proofErr w:type="spellStart"/>
-      <w:r>
-        <w:rPr>
-          <w:rFonts w:ascii="Cascadia Mono" w:eastAsiaTheme="minorEastAsia" w:hAnsi="Cascadia Mono" w:cs="Cascadia Mono"/>
-          <w:color w:val="000000"/>
-          <w:sz w:val="19"/>
-          <w:szCs w:val="19"/>
-          <w:lang w:val="en-US" w:eastAsia="ja-JP"/>
-        </w:rPr>
-        <w:t>placeVM</w:t>
-      </w:r>
-      <w:proofErr w:type="spellEnd"/>
-      <w:r>
-        <w:rPr>
-          <w:rFonts w:ascii="Cascadia Mono" w:eastAsiaTheme="minorEastAsia" w:hAnsi="Cascadia Mono" w:cs="Cascadia Mono"/>
-          <w:color w:val="000000"/>
-          <w:sz w:val="19"/>
-          <w:szCs w:val="19"/>
-          <w:lang w:val="en-US" w:eastAsia="ja-JP"/>
-        </w:rPr>
-        <w:t xml:space="preserve"> = new </w:t>
-      </w:r>
-      <w:proofErr w:type="spellStart"/>
-      <w:r>
-        <w:rPr>
-          <w:rFonts w:ascii="Cascadia Mono" w:eastAsiaTheme="minorEastAsia" w:hAnsi="Cascadia Mono" w:cs="Cascadia Mono"/>
-          <w:color w:val="000000"/>
-          <w:sz w:val="19"/>
-          <w:szCs w:val="19"/>
-          <w:lang w:val="en-US" w:eastAsia="ja-JP"/>
-        </w:rPr>
-        <w:t>PlaceViewModel</w:t>
-      </w:r>
-      <w:proofErr w:type="spellEnd"/>
-      <w:r>
-        <w:rPr>
-          <w:rFonts w:ascii="Cascadia Mono" w:eastAsiaTheme="minorEastAsia" w:hAnsi="Cascadia Mono" w:cs="Cascadia Mono"/>
-          <w:color w:val="000000"/>
-          <w:sz w:val="19"/>
-          <w:szCs w:val="19"/>
-          <w:lang w:val="en-US" w:eastAsia="ja-JP"/>
-        </w:rPr>
-        <w:t>(stock);</w:t>
+          <w:rFonts w:eastAsiaTheme="minorEastAsia"/>
+          <w:color w:val="000000"/>
+          <w:sz w:val="19"/>
+          <w:szCs w:val="19"/>
+          <w:lang w:val="en-US" w:eastAsia="ja-JP"/>
+        </w:rPr>
+      </w:pPr>
+      <w:r>
+        <w:rPr>
+          <w:rFonts w:eastAsiaTheme="minorEastAsia"/>
+          <w:color w:val="000000"/>
+          <w:sz w:val="19"/>
+          <w:szCs w:val="19"/>
+          <w:lang w:val="en-US" w:eastAsia="ja-JP"/>
+        </w:rPr>
+        <w:t xml:space="preserve">        }</w:t>
       </w:r>
     </w:p>
     <w:p>
@@ -45204,67 +45419,13 @@
         <w:adjustRightInd w:val="0"/>
         <w:ind w:firstLine="709"/>
         <w:rPr>
-          <w:rFonts w:ascii="Cascadia Mono" w:eastAsiaTheme="minorEastAsia" w:hAnsi="Cascadia Mono" w:cs="Cascadia Mono"/>
-          <w:color w:val="000000"/>
-          <w:sz w:val="19"/>
-          <w:szCs w:val="19"/>
-          <w:lang w:val="en-US" w:eastAsia="ja-JP"/>
-        </w:rPr>
-      </w:pPr>
-      <w:r>
-        <w:rPr>
-          <w:rFonts w:ascii="Cascadia Mono" w:eastAsiaTheme="minorEastAsia" w:hAnsi="Cascadia Mono" w:cs="Cascadia Mono"/>
-          <w:color w:val="000000"/>
-          <w:sz w:val="19"/>
-          <w:szCs w:val="19"/>
-          <w:lang w:val="en-US" w:eastAsia="ja-JP"/>
-        </w:rPr>
-        <w:t xml:space="preserve">            string </w:t>
-      </w:r>
-      <w:proofErr w:type="spellStart"/>
-      <w:r>
-        <w:rPr>
-          <w:rFonts w:ascii="Cascadia Mono" w:eastAsiaTheme="minorEastAsia" w:hAnsi="Cascadia Mono" w:cs="Cascadia Mono"/>
-          <w:color w:val="000000"/>
-          <w:sz w:val="19"/>
-          <w:szCs w:val="19"/>
-          <w:lang w:val="en-US" w:eastAsia="ja-JP"/>
-        </w:rPr>
-        <w:t>PlaceReceived</w:t>
-      </w:r>
-      <w:proofErr w:type="spellEnd"/>
-      <w:r>
-        <w:rPr>
-          <w:rFonts w:ascii="Cascadia Mono" w:eastAsiaTheme="minorEastAsia" w:hAnsi="Cascadia Mono" w:cs="Cascadia Mono"/>
-          <w:color w:val="000000"/>
-          <w:sz w:val="19"/>
-          <w:szCs w:val="19"/>
-          <w:lang w:val="en-US" w:eastAsia="ja-JP"/>
-        </w:rPr>
-        <w:t xml:space="preserve"> = </w:t>
-      </w:r>
-      <w:proofErr w:type="spellStart"/>
-      <w:r>
-        <w:rPr>
-          <w:rFonts w:ascii="Cascadia Mono" w:eastAsiaTheme="minorEastAsia" w:hAnsi="Cascadia Mono" w:cs="Cascadia Mono"/>
-          <w:color w:val="000000"/>
-          <w:sz w:val="19"/>
-          <w:szCs w:val="19"/>
-          <w:lang w:val="en-US" w:eastAsia="ja-JP"/>
-        </w:rPr>
-        <w:t>placeVM.place</w:t>
-      </w:r>
-      <w:proofErr w:type="spellEnd"/>
-      <w:r>
-        <w:rPr>
-          <w:rFonts w:ascii="Cascadia Mono" w:eastAsiaTheme="minorEastAsia" w:hAnsi="Cascadia Mono" w:cs="Cascadia Mono"/>
-          <w:color w:val="000000"/>
-          <w:sz w:val="19"/>
-          <w:szCs w:val="19"/>
-          <w:lang w:val="en-US" w:eastAsia="ja-JP"/>
-        </w:rPr>
-        <w:t>;</w:t>
-      </w:r>
+          <w:rFonts w:eastAsiaTheme="minorEastAsia"/>
+          <w:color w:val="000000"/>
+          <w:sz w:val="19"/>
+          <w:szCs w:val="19"/>
+          <w:lang w:val="en-US" w:eastAsia="ja-JP"/>
+        </w:rPr>
+      </w:pPr>
     </w:p>
     <w:p>
       <w:pPr>
@@ -45273,88 +45434,22 @@
         <w:adjustRightInd w:val="0"/>
         <w:ind w:firstLine="709"/>
         <w:rPr>
-          <w:rFonts w:ascii="Cascadia Mono" w:eastAsiaTheme="minorEastAsia" w:hAnsi="Cascadia Mono" w:cs="Cascadia Mono"/>
-          <w:color w:val="000000"/>
-          <w:sz w:val="19"/>
-          <w:szCs w:val="19"/>
-          <w:lang w:val="en-US" w:eastAsia="ja-JP"/>
-        </w:rPr>
-      </w:pPr>
-      <w:r>
-        <w:rPr>
-          <w:rFonts w:ascii="Cascadia Mono" w:eastAsiaTheme="minorEastAsia" w:hAnsi="Cascadia Mono" w:cs="Cascadia Mono"/>
-          <w:color w:val="000000"/>
-          <w:sz w:val="19"/>
-          <w:szCs w:val="19"/>
-          <w:lang w:val="en-US" w:eastAsia="ja-JP"/>
-        </w:rPr>
-        <w:t xml:space="preserve">            </w:t>
-      </w:r>
-      <w:proofErr w:type="spellStart"/>
-      <w:r>
-        <w:rPr>
-          <w:rFonts w:ascii="Cascadia Mono" w:eastAsiaTheme="minorEastAsia" w:hAnsi="Cascadia Mono" w:cs="Cascadia Mono"/>
-          <w:color w:val="000000"/>
-          <w:sz w:val="19"/>
-          <w:szCs w:val="19"/>
-          <w:lang w:val="en-US" w:eastAsia="ja-JP"/>
-        </w:rPr>
-        <w:t>Assert.AreEqual</w:t>
-      </w:r>
-      <w:proofErr w:type="spellEnd"/>
-      <w:r>
-        <w:rPr>
-          <w:rFonts w:ascii="Cascadia Mono" w:eastAsiaTheme="minorEastAsia" w:hAnsi="Cascadia Mono" w:cs="Cascadia Mono"/>
-          <w:color w:val="000000"/>
-          <w:sz w:val="19"/>
-          <w:szCs w:val="19"/>
-          <w:lang w:val="en-US" w:eastAsia="ja-JP"/>
-        </w:rPr>
-        <w:t>(</w:t>
-      </w:r>
-      <w:proofErr w:type="spellStart"/>
-      <w:r>
-        <w:rPr>
-          <w:rFonts w:ascii="Cascadia Mono" w:eastAsiaTheme="minorEastAsia" w:hAnsi="Cascadia Mono" w:cs="Cascadia Mono"/>
-          <w:color w:val="000000"/>
-          <w:sz w:val="19"/>
-          <w:szCs w:val="19"/>
-          <w:lang w:val="en-US" w:eastAsia="ja-JP"/>
-        </w:rPr>
-        <w:t>PlaceExpected</w:t>
-      </w:r>
-      <w:proofErr w:type="spellEnd"/>
-      <w:r>
-        <w:rPr>
-          <w:rFonts w:ascii="Cascadia Mono" w:eastAsiaTheme="minorEastAsia" w:hAnsi="Cascadia Mono" w:cs="Cascadia Mono"/>
-          <w:color w:val="000000"/>
-          <w:sz w:val="19"/>
-          <w:szCs w:val="19"/>
-          <w:lang w:val="en-US" w:eastAsia="ja-JP"/>
-        </w:rPr>
-        <w:t xml:space="preserve">, </w:t>
-      </w:r>
-      <w:proofErr w:type="spellStart"/>
-      <w:r>
-        <w:rPr>
-          <w:rFonts w:ascii="Cascadia Mono" w:eastAsiaTheme="minorEastAsia" w:hAnsi="Cascadia Mono" w:cs="Cascadia Mono"/>
-          <w:color w:val="000000"/>
-          <w:sz w:val="19"/>
-          <w:szCs w:val="19"/>
-          <w:lang w:val="en-US" w:eastAsia="ja-JP"/>
-        </w:rPr>
-        <w:t>PlaceReceived</w:t>
-      </w:r>
-      <w:proofErr w:type="spellEnd"/>
-      <w:r>
-        <w:rPr>
-          <w:rFonts w:ascii="Cascadia Mono" w:eastAsiaTheme="minorEastAsia" w:hAnsi="Cascadia Mono" w:cs="Cascadia Mono"/>
-          <w:color w:val="000000"/>
-          <w:sz w:val="19"/>
-          <w:szCs w:val="19"/>
-          <w:lang w:val="en-US" w:eastAsia="ja-JP"/>
-        </w:rPr>
-        <w:t>);</w:t>
+          <w:rFonts w:eastAsiaTheme="minorEastAsia"/>
+          <w:color w:val="000000"/>
+          <w:sz w:val="19"/>
+          <w:szCs w:val="19"/>
+          <w:lang w:val="en-US" w:eastAsia="ja-JP"/>
+        </w:rPr>
+      </w:pPr>
+      <w:r>
+        <w:rPr>
+          <w:rFonts w:eastAsiaTheme="minorEastAsia"/>
+          <w:color w:val="000000"/>
+          <w:sz w:val="19"/>
+          <w:szCs w:val="19"/>
+          <w:lang w:val="en-US" w:eastAsia="ja-JP"/>
+        </w:rPr>
+        <w:t xml:space="preserve">        [Fact]</w:t>
       </w:r>
     </w:p>
     <w:p>
@@ -45364,32 +45459,44 @@
         <w:adjustRightInd w:val="0"/>
         <w:ind w:firstLine="709"/>
         <w:rPr>
-          <w:rFonts w:ascii="Cascadia Mono" w:eastAsiaTheme="minorEastAsia" w:hAnsi="Cascadia Mono" w:cs="Cascadia Mono"/>
-          <w:color w:val="000000"/>
-          <w:sz w:val="19"/>
-          <w:szCs w:val="19"/>
-          <w:lang w:eastAsia="ja-JP"/>
-        </w:rPr>
-      </w:pPr>
-      <w:r>
-        <w:rPr>
-          <w:rFonts w:ascii="Cascadia Mono" w:eastAsiaTheme="minorEastAsia" w:hAnsi="Cascadia Mono" w:cs="Cascadia Mono"/>
-          <w:color w:val="000000"/>
-          <w:sz w:val="19"/>
-          <w:szCs w:val="19"/>
-          <w:lang w:val="en-US" w:eastAsia="ja-JP"/>
-        </w:rPr>
-        <w:t xml:space="preserve">        </w:t>
-      </w:r>
-      <w:r>
-        <w:rPr>
-          <w:rFonts w:ascii="Cascadia Mono" w:eastAsiaTheme="minorEastAsia" w:hAnsi="Cascadia Mono" w:cs="Cascadia Mono"/>
-          <w:color w:val="000000"/>
-          <w:sz w:val="19"/>
-          <w:szCs w:val="19"/>
-          <w:lang w:eastAsia="ja-JP"/>
-        </w:rPr>
-        <w:t>}</w:t>
+          <w:rFonts w:eastAsiaTheme="minorEastAsia"/>
+          <w:color w:val="000000"/>
+          <w:sz w:val="19"/>
+          <w:szCs w:val="19"/>
+          <w:lang w:val="en-US" w:eastAsia="ja-JP"/>
+        </w:rPr>
+      </w:pPr>
+      <w:r>
+        <w:rPr>
+          <w:rFonts w:eastAsiaTheme="minorEastAsia"/>
+          <w:color w:val="000000"/>
+          <w:sz w:val="19"/>
+          <w:szCs w:val="19"/>
+          <w:lang w:val="en-US" w:eastAsia="ja-JP"/>
+        </w:rPr>
+        <w:t xml:space="preserve">        public void </w:t>
+      </w:r>
+      <w:proofErr w:type="spellStart"/>
+      <w:r>
+        <w:rPr>
+          <w:rFonts w:eastAsiaTheme="minorEastAsia"/>
+          <w:color w:val="000000"/>
+          <w:sz w:val="19"/>
+          <w:szCs w:val="19"/>
+          <w:lang w:val="en-US" w:eastAsia="ja-JP"/>
+        </w:rPr>
+        <w:t>Officer_FullName_WithPatronymic</w:t>
+      </w:r>
+      <w:proofErr w:type="spellEnd"/>
+      <w:r>
+        <w:rPr>
+          <w:rFonts w:eastAsiaTheme="minorEastAsia"/>
+          <w:color w:val="000000"/>
+          <w:sz w:val="19"/>
+          <w:szCs w:val="19"/>
+          <w:lang w:val="en-US" w:eastAsia="ja-JP"/>
+        </w:rPr>
+        <w:t>()</w:t>
       </w:r>
     </w:p>
     <w:p>
@@ -45399,22 +45506,22 @@
         <w:adjustRightInd w:val="0"/>
         <w:ind w:firstLine="709"/>
         <w:rPr>
-          <w:rFonts w:ascii="Cascadia Mono" w:eastAsiaTheme="minorEastAsia" w:hAnsi="Cascadia Mono" w:cs="Cascadia Mono"/>
-          <w:color w:val="000000"/>
-          <w:sz w:val="19"/>
-          <w:szCs w:val="19"/>
-          <w:lang w:eastAsia="ja-JP"/>
-        </w:rPr>
-      </w:pPr>
-      <w:r>
-        <w:rPr>
-          <w:rFonts w:ascii="Cascadia Mono" w:eastAsiaTheme="minorEastAsia" w:hAnsi="Cascadia Mono" w:cs="Cascadia Mono"/>
-          <w:color w:val="000000"/>
-          <w:sz w:val="19"/>
-          <w:szCs w:val="19"/>
-          <w:lang w:eastAsia="ja-JP"/>
-        </w:rPr>
-        <w:t xml:space="preserve">    }</w:t>
+          <w:rFonts w:eastAsiaTheme="minorEastAsia"/>
+          <w:color w:val="000000"/>
+          <w:sz w:val="19"/>
+          <w:szCs w:val="19"/>
+          <w:lang w:val="en-US" w:eastAsia="ja-JP"/>
+        </w:rPr>
+      </w:pPr>
+      <w:r>
+        <w:rPr>
+          <w:rFonts w:eastAsiaTheme="minorEastAsia"/>
+          <w:color w:val="000000"/>
+          <w:sz w:val="19"/>
+          <w:szCs w:val="19"/>
+          <w:lang w:val="en-US" w:eastAsia="ja-JP"/>
+        </w:rPr>
+        <w:t xml:space="preserve">        {</w:t>
       </w:r>
     </w:p>
     <w:p>
@@ -45422,16 +45529,883 @@
         <w:autoSpaceDE w:val="0"/>
         <w:autoSpaceDN w:val="0"/>
         <w:adjustRightInd w:val="0"/>
-        <w:ind w:firstLine="708"/>
-        <w:rPr>
-          <w:bCs/>
-          <w:sz w:val="28"/>
-          <w:szCs w:val="28"/>
-        </w:rPr>
-      </w:pPr>
-      <w:r>
-        <w:rPr>
-          <w:rFonts w:ascii="Cascadia Mono" w:eastAsiaTheme="minorEastAsia" w:hAnsi="Cascadia Mono" w:cs="Cascadia Mono"/>
+        <w:ind w:firstLine="709"/>
+        <w:rPr>
+          <w:rFonts w:eastAsiaTheme="minorEastAsia"/>
+          <w:color w:val="000000"/>
+          <w:sz w:val="19"/>
+          <w:szCs w:val="19"/>
+          <w:lang w:val="en-US" w:eastAsia="ja-JP"/>
+        </w:rPr>
+      </w:pPr>
+      <w:r>
+        <w:rPr>
+          <w:rFonts w:eastAsiaTheme="minorEastAsia"/>
+          <w:color w:val="000000"/>
+          <w:sz w:val="19"/>
+          <w:szCs w:val="19"/>
+          <w:lang w:val="en-US" w:eastAsia="ja-JP"/>
+        </w:rPr>
+        <w:t xml:space="preserve">            var o = new Officer { FirstName = "Ivan", LastName = "Ivanov", Patronymic = "Petrovich" };</w:t>
+      </w:r>
+    </w:p>
+    <w:p>
+      <w:pPr>
+        <w:autoSpaceDE w:val="0"/>
+        <w:autoSpaceDN w:val="0"/>
+        <w:adjustRightInd w:val="0"/>
+        <w:ind w:firstLine="709"/>
+        <w:rPr>
+          <w:rFonts w:eastAsiaTheme="minorEastAsia"/>
+          <w:color w:val="000000"/>
+          <w:sz w:val="19"/>
+          <w:szCs w:val="19"/>
+          <w:lang w:val="en-US" w:eastAsia="ja-JP"/>
+        </w:rPr>
+      </w:pPr>
+      <w:r>
+        <w:rPr>
+          <w:rFonts w:eastAsiaTheme="minorEastAsia"/>
+          <w:color w:val="000000"/>
+          <w:sz w:val="19"/>
+          <w:szCs w:val="19"/>
+          <w:lang w:val="en-US" w:eastAsia="ja-JP"/>
+        </w:rPr>
+        <w:t xml:space="preserve">            </w:t>
+      </w:r>
+      <w:proofErr w:type="spellStart"/>
+      <w:r>
+        <w:rPr>
+          <w:rFonts w:eastAsiaTheme="minorEastAsia"/>
+          <w:color w:val="000000"/>
+          <w:sz w:val="19"/>
+          <w:szCs w:val="19"/>
+          <w:lang w:val="en-US" w:eastAsia="ja-JP"/>
+        </w:rPr>
+        <w:t>Assert.Equal</w:t>
+      </w:r>
+      <w:proofErr w:type="spellEnd"/>
+      <w:r>
+        <w:rPr>
+          <w:rFonts w:eastAsiaTheme="minorEastAsia"/>
+          <w:color w:val="000000"/>
+          <w:sz w:val="19"/>
+          <w:szCs w:val="19"/>
+          <w:lang w:val="en-US" w:eastAsia="ja-JP"/>
+        </w:rPr>
+        <w:t xml:space="preserve">("Ivanov Ivan Petrovich", </w:t>
+      </w:r>
+      <w:proofErr w:type="spellStart"/>
+      <w:r>
+        <w:rPr>
+          <w:rFonts w:eastAsiaTheme="minorEastAsia"/>
+          <w:color w:val="000000"/>
+          <w:sz w:val="19"/>
+          <w:szCs w:val="19"/>
+          <w:lang w:val="en-US" w:eastAsia="ja-JP"/>
+        </w:rPr>
+        <w:t>o.FullName</w:t>
+      </w:r>
+      <w:proofErr w:type="spellEnd"/>
+      <w:r>
+        <w:rPr>
+          <w:rFonts w:eastAsiaTheme="minorEastAsia"/>
+          <w:color w:val="000000"/>
+          <w:sz w:val="19"/>
+          <w:szCs w:val="19"/>
+          <w:lang w:val="en-US" w:eastAsia="ja-JP"/>
+        </w:rPr>
+        <w:t>);</w:t>
+      </w:r>
+    </w:p>
+    <w:p>
+      <w:pPr>
+        <w:autoSpaceDE w:val="0"/>
+        <w:autoSpaceDN w:val="0"/>
+        <w:adjustRightInd w:val="0"/>
+        <w:ind w:firstLine="709"/>
+        <w:rPr>
+          <w:rFonts w:eastAsiaTheme="minorEastAsia"/>
+          <w:color w:val="000000"/>
+          <w:sz w:val="19"/>
+          <w:szCs w:val="19"/>
+          <w:lang w:val="en-US" w:eastAsia="ja-JP"/>
+        </w:rPr>
+      </w:pPr>
+      <w:r>
+        <w:rPr>
+          <w:rFonts w:eastAsiaTheme="minorEastAsia"/>
+          <w:color w:val="000000"/>
+          <w:sz w:val="19"/>
+          <w:szCs w:val="19"/>
+          <w:lang w:val="en-US" w:eastAsia="ja-JP"/>
+        </w:rPr>
+        <w:t xml:space="preserve">        }</w:t>
+      </w:r>
+    </w:p>
+    <w:p>
+      <w:pPr>
+        <w:autoSpaceDE w:val="0"/>
+        <w:autoSpaceDN w:val="0"/>
+        <w:adjustRightInd w:val="0"/>
+        <w:ind w:firstLine="709"/>
+        <w:rPr>
+          <w:rFonts w:eastAsiaTheme="minorEastAsia"/>
+          <w:color w:val="000000"/>
+          <w:sz w:val="19"/>
+          <w:szCs w:val="19"/>
+          <w:lang w:val="en-US" w:eastAsia="ja-JP"/>
+        </w:rPr>
+      </w:pPr>
+    </w:p>
+    <w:p>
+      <w:pPr>
+        <w:autoSpaceDE w:val="0"/>
+        <w:autoSpaceDN w:val="0"/>
+        <w:adjustRightInd w:val="0"/>
+        <w:ind w:firstLine="709"/>
+        <w:rPr>
+          <w:rFonts w:eastAsiaTheme="minorEastAsia"/>
+          <w:color w:val="000000"/>
+          <w:sz w:val="19"/>
+          <w:szCs w:val="19"/>
+          <w:lang w:val="en-US" w:eastAsia="ja-JP"/>
+        </w:rPr>
+      </w:pPr>
+      <w:r>
+        <w:rPr>
+          <w:rFonts w:eastAsiaTheme="minorEastAsia"/>
+          <w:color w:val="000000"/>
+          <w:sz w:val="19"/>
+          <w:szCs w:val="19"/>
+          <w:lang w:val="en-US" w:eastAsia="ja-JP"/>
+        </w:rPr>
+        <w:t xml:space="preserve">        [Fact]</w:t>
+      </w:r>
+    </w:p>
+    <w:p>
+      <w:pPr>
+        <w:autoSpaceDE w:val="0"/>
+        <w:autoSpaceDN w:val="0"/>
+        <w:adjustRightInd w:val="0"/>
+        <w:ind w:firstLine="709"/>
+        <w:rPr>
+          <w:rFonts w:eastAsiaTheme="minorEastAsia"/>
+          <w:color w:val="000000"/>
+          <w:sz w:val="19"/>
+          <w:szCs w:val="19"/>
+          <w:lang w:val="en-US" w:eastAsia="ja-JP"/>
+        </w:rPr>
+      </w:pPr>
+      <w:r>
+        <w:rPr>
+          <w:rFonts w:eastAsiaTheme="minorEastAsia"/>
+          <w:color w:val="000000"/>
+          <w:sz w:val="19"/>
+          <w:szCs w:val="19"/>
+          <w:lang w:val="en-US" w:eastAsia="ja-JP"/>
+        </w:rPr>
+        <w:t xml:space="preserve">        public void </w:t>
+      </w:r>
+      <w:proofErr w:type="spellStart"/>
+      <w:r>
+        <w:rPr>
+          <w:rFonts w:eastAsiaTheme="minorEastAsia"/>
+          <w:color w:val="000000"/>
+          <w:sz w:val="19"/>
+          <w:szCs w:val="19"/>
+          <w:lang w:val="en-US" w:eastAsia="ja-JP"/>
+        </w:rPr>
+        <w:t>Department_Address_ComposesCorrectly</w:t>
+      </w:r>
+      <w:proofErr w:type="spellEnd"/>
+      <w:r>
+        <w:rPr>
+          <w:rFonts w:eastAsiaTheme="minorEastAsia"/>
+          <w:color w:val="000000"/>
+          <w:sz w:val="19"/>
+          <w:szCs w:val="19"/>
+          <w:lang w:val="en-US" w:eastAsia="ja-JP"/>
+        </w:rPr>
+        <w:t>()</w:t>
+      </w:r>
+    </w:p>
+    <w:p>
+      <w:pPr>
+        <w:autoSpaceDE w:val="0"/>
+        <w:autoSpaceDN w:val="0"/>
+        <w:adjustRightInd w:val="0"/>
+        <w:ind w:firstLine="709"/>
+        <w:rPr>
+          <w:rFonts w:eastAsiaTheme="minorEastAsia"/>
+          <w:color w:val="000000"/>
+          <w:sz w:val="19"/>
+          <w:szCs w:val="19"/>
+          <w:lang w:val="en-US" w:eastAsia="ja-JP"/>
+        </w:rPr>
+      </w:pPr>
+      <w:r>
+        <w:rPr>
+          <w:rFonts w:eastAsiaTheme="minorEastAsia"/>
+          <w:color w:val="000000"/>
+          <w:sz w:val="19"/>
+          <w:szCs w:val="19"/>
+          <w:lang w:val="en-US" w:eastAsia="ja-JP"/>
+        </w:rPr>
+        <w:t xml:space="preserve">        {</w:t>
+      </w:r>
+    </w:p>
+    <w:p>
+      <w:pPr>
+        <w:autoSpaceDE w:val="0"/>
+        <w:autoSpaceDN w:val="0"/>
+        <w:adjustRightInd w:val="0"/>
+        <w:ind w:firstLine="709"/>
+        <w:rPr>
+          <w:rFonts w:eastAsiaTheme="minorEastAsia"/>
+          <w:color w:val="000000"/>
+          <w:sz w:val="19"/>
+          <w:szCs w:val="19"/>
+          <w:lang w:val="en-US" w:eastAsia="ja-JP"/>
+        </w:rPr>
+      </w:pPr>
+      <w:r>
+        <w:rPr>
+          <w:rFonts w:eastAsiaTheme="minorEastAsia"/>
+          <w:color w:val="000000"/>
+          <w:sz w:val="19"/>
+          <w:szCs w:val="19"/>
+          <w:lang w:val="en-US" w:eastAsia="ja-JP"/>
+        </w:rPr>
+        <w:t xml:space="preserve">            var d = new Department { Street = "Main", House = "1A", City = "</w:t>
+      </w:r>
+      <w:proofErr w:type="spellStart"/>
+      <w:r>
+        <w:rPr>
+          <w:rFonts w:eastAsiaTheme="minorEastAsia"/>
+          <w:color w:val="000000"/>
+          <w:sz w:val="19"/>
+          <w:szCs w:val="19"/>
+          <w:lang w:val="en-US" w:eastAsia="ja-JP"/>
+        </w:rPr>
+        <w:t>Cityville</w:t>
+      </w:r>
+      <w:proofErr w:type="spellEnd"/>
+      <w:r>
+        <w:rPr>
+          <w:rFonts w:eastAsiaTheme="minorEastAsia"/>
+          <w:color w:val="000000"/>
+          <w:sz w:val="19"/>
+          <w:szCs w:val="19"/>
+          <w:lang w:val="en-US" w:eastAsia="ja-JP"/>
+        </w:rPr>
+        <w:t>" };</w:t>
+      </w:r>
+    </w:p>
+    <w:p>
+      <w:pPr>
+        <w:autoSpaceDE w:val="0"/>
+        <w:autoSpaceDN w:val="0"/>
+        <w:adjustRightInd w:val="0"/>
+        <w:ind w:firstLine="709"/>
+        <w:rPr>
+          <w:rFonts w:eastAsiaTheme="minorEastAsia"/>
+          <w:color w:val="000000"/>
+          <w:sz w:val="19"/>
+          <w:szCs w:val="19"/>
+          <w:lang w:val="en-US" w:eastAsia="ja-JP"/>
+        </w:rPr>
+      </w:pPr>
+      <w:r>
+        <w:rPr>
+          <w:rFonts w:eastAsiaTheme="minorEastAsia"/>
+          <w:color w:val="000000"/>
+          <w:sz w:val="19"/>
+          <w:szCs w:val="19"/>
+          <w:lang w:val="en-US" w:eastAsia="ja-JP"/>
+        </w:rPr>
+        <w:t xml:space="preserve">            </w:t>
+      </w:r>
+      <w:proofErr w:type="spellStart"/>
+      <w:r>
+        <w:rPr>
+          <w:rFonts w:eastAsiaTheme="minorEastAsia"/>
+          <w:color w:val="000000"/>
+          <w:sz w:val="19"/>
+          <w:szCs w:val="19"/>
+          <w:lang w:val="en-US" w:eastAsia="ja-JP"/>
+        </w:rPr>
+        <w:t>Assert.Equal</w:t>
+      </w:r>
+      <w:proofErr w:type="spellEnd"/>
+      <w:r>
+        <w:rPr>
+          <w:rFonts w:eastAsiaTheme="minorEastAsia"/>
+          <w:color w:val="000000"/>
+          <w:sz w:val="19"/>
+          <w:szCs w:val="19"/>
+          <w:lang w:val="en-US" w:eastAsia="ja-JP"/>
+        </w:rPr>
+        <w:t xml:space="preserve">("Main, 1A, </w:t>
+      </w:r>
+      <w:proofErr w:type="spellStart"/>
+      <w:r>
+        <w:rPr>
+          <w:rFonts w:eastAsiaTheme="minorEastAsia"/>
+          <w:color w:val="000000"/>
+          <w:sz w:val="19"/>
+          <w:szCs w:val="19"/>
+          <w:lang w:val="en-US" w:eastAsia="ja-JP"/>
+        </w:rPr>
+        <w:t>Cityville</w:t>
+      </w:r>
+      <w:proofErr w:type="spellEnd"/>
+      <w:r>
+        <w:rPr>
+          <w:rFonts w:eastAsiaTheme="minorEastAsia"/>
+          <w:color w:val="000000"/>
+          <w:sz w:val="19"/>
+          <w:szCs w:val="19"/>
+          <w:lang w:val="en-US" w:eastAsia="ja-JP"/>
+        </w:rPr>
+        <w:t xml:space="preserve">", </w:t>
+      </w:r>
+      <w:proofErr w:type="spellStart"/>
+      <w:r>
+        <w:rPr>
+          <w:rFonts w:eastAsiaTheme="minorEastAsia"/>
+          <w:color w:val="000000"/>
+          <w:sz w:val="19"/>
+          <w:szCs w:val="19"/>
+          <w:lang w:val="en-US" w:eastAsia="ja-JP"/>
+        </w:rPr>
+        <w:t>d.Address</w:t>
+      </w:r>
+      <w:proofErr w:type="spellEnd"/>
+      <w:r>
+        <w:rPr>
+          <w:rFonts w:eastAsiaTheme="minorEastAsia"/>
+          <w:color w:val="000000"/>
+          <w:sz w:val="19"/>
+          <w:szCs w:val="19"/>
+          <w:lang w:val="en-US" w:eastAsia="ja-JP"/>
+        </w:rPr>
+        <w:t>);</w:t>
+      </w:r>
+    </w:p>
+    <w:p>
+      <w:pPr>
+        <w:autoSpaceDE w:val="0"/>
+        <w:autoSpaceDN w:val="0"/>
+        <w:adjustRightInd w:val="0"/>
+        <w:ind w:firstLine="709"/>
+        <w:rPr>
+          <w:rFonts w:eastAsiaTheme="minorEastAsia"/>
+          <w:color w:val="000000"/>
+          <w:sz w:val="19"/>
+          <w:szCs w:val="19"/>
+          <w:lang w:val="en-US" w:eastAsia="ja-JP"/>
+        </w:rPr>
+      </w:pPr>
+      <w:r>
+        <w:rPr>
+          <w:rFonts w:eastAsiaTheme="minorEastAsia"/>
+          <w:color w:val="000000"/>
+          <w:sz w:val="19"/>
+          <w:szCs w:val="19"/>
+          <w:lang w:val="en-US" w:eastAsia="ja-JP"/>
+        </w:rPr>
+        <w:t xml:space="preserve">        }</w:t>
+      </w:r>
+    </w:p>
+    <w:p>
+      <w:pPr>
+        <w:autoSpaceDE w:val="0"/>
+        <w:autoSpaceDN w:val="0"/>
+        <w:adjustRightInd w:val="0"/>
+        <w:ind w:firstLine="709"/>
+        <w:rPr>
+          <w:rFonts w:eastAsiaTheme="minorEastAsia"/>
+          <w:color w:val="000000"/>
+          <w:sz w:val="19"/>
+          <w:szCs w:val="19"/>
+          <w:lang w:val="en-US" w:eastAsia="ja-JP"/>
+        </w:rPr>
+      </w:pPr>
+    </w:p>
+    <w:p>
+      <w:pPr>
+        <w:autoSpaceDE w:val="0"/>
+        <w:autoSpaceDN w:val="0"/>
+        <w:adjustRightInd w:val="0"/>
+        <w:ind w:firstLine="709"/>
+        <w:rPr>
+          <w:rFonts w:eastAsiaTheme="minorEastAsia"/>
+          <w:color w:val="000000"/>
+          <w:sz w:val="19"/>
+          <w:szCs w:val="19"/>
+          <w:lang w:val="en-US" w:eastAsia="ja-JP"/>
+        </w:rPr>
+      </w:pPr>
+      <w:r>
+        <w:rPr>
+          <w:rFonts w:eastAsiaTheme="minorEastAsia"/>
+          <w:color w:val="000000"/>
+          <w:sz w:val="19"/>
+          <w:szCs w:val="19"/>
+          <w:lang w:val="en-US" w:eastAsia="ja-JP"/>
+        </w:rPr>
+        <w:t xml:space="preserve">        [Fact]</w:t>
+      </w:r>
+    </w:p>
+    <w:p>
+      <w:pPr>
+        <w:autoSpaceDE w:val="0"/>
+        <w:autoSpaceDN w:val="0"/>
+        <w:adjustRightInd w:val="0"/>
+        <w:ind w:firstLine="709"/>
+        <w:rPr>
+          <w:rFonts w:eastAsiaTheme="minorEastAsia"/>
+          <w:color w:val="000000"/>
+          <w:sz w:val="19"/>
+          <w:szCs w:val="19"/>
+          <w:lang w:val="en-US" w:eastAsia="ja-JP"/>
+        </w:rPr>
+      </w:pPr>
+      <w:r>
+        <w:rPr>
+          <w:rFonts w:eastAsiaTheme="minorEastAsia"/>
+          <w:color w:val="000000"/>
+          <w:sz w:val="19"/>
+          <w:szCs w:val="19"/>
+          <w:lang w:val="en-US" w:eastAsia="ja-JP"/>
+        </w:rPr>
+        <w:lastRenderedPageBreak/>
+        <w:t xml:space="preserve">        public void </w:t>
+      </w:r>
+      <w:proofErr w:type="spellStart"/>
+      <w:r>
+        <w:rPr>
+          <w:rFonts w:eastAsiaTheme="minorEastAsia"/>
+          <w:color w:val="000000"/>
+          <w:sz w:val="19"/>
+          <w:szCs w:val="19"/>
+          <w:lang w:val="en-US" w:eastAsia="ja-JP"/>
+        </w:rPr>
+        <w:t>CaseRecord_Status_EnumMapping</w:t>
+      </w:r>
+      <w:proofErr w:type="spellEnd"/>
+      <w:r>
+        <w:rPr>
+          <w:rFonts w:eastAsiaTheme="minorEastAsia"/>
+          <w:color w:val="000000"/>
+          <w:sz w:val="19"/>
+          <w:szCs w:val="19"/>
+          <w:lang w:val="en-US" w:eastAsia="ja-JP"/>
+        </w:rPr>
+        <w:t>()</w:t>
+      </w:r>
+    </w:p>
+    <w:p>
+      <w:pPr>
+        <w:autoSpaceDE w:val="0"/>
+        <w:autoSpaceDN w:val="0"/>
+        <w:adjustRightInd w:val="0"/>
+        <w:ind w:firstLine="709"/>
+        <w:rPr>
+          <w:rFonts w:eastAsiaTheme="minorEastAsia"/>
+          <w:color w:val="000000"/>
+          <w:sz w:val="19"/>
+          <w:szCs w:val="19"/>
+          <w:lang w:val="en-US" w:eastAsia="ja-JP"/>
+        </w:rPr>
+      </w:pPr>
+      <w:r>
+        <w:rPr>
+          <w:rFonts w:eastAsiaTheme="minorEastAsia"/>
+          <w:color w:val="000000"/>
+          <w:sz w:val="19"/>
+          <w:szCs w:val="19"/>
+          <w:lang w:val="en-US" w:eastAsia="ja-JP"/>
+        </w:rPr>
+        <w:t xml:space="preserve">        {</w:t>
+      </w:r>
+    </w:p>
+    <w:p>
+      <w:pPr>
+        <w:autoSpaceDE w:val="0"/>
+        <w:autoSpaceDN w:val="0"/>
+        <w:adjustRightInd w:val="0"/>
+        <w:ind w:firstLine="709"/>
+        <w:rPr>
+          <w:rFonts w:eastAsiaTheme="minorEastAsia"/>
+          <w:color w:val="000000"/>
+          <w:sz w:val="19"/>
+          <w:szCs w:val="19"/>
+          <w:lang w:val="en-US" w:eastAsia="ja-JP"/>
+        </w:rPr>
+      </w:pPr>
+      <w:r>
+        <w:rPr>
+          <w:rFonts w:eastAsiaTheme="minorEastAsia"/>
+          <w:color w:val="000000"/>
+          <w:sz w:val="19"/>
+          <w:szCs w:val="19"/>
+          <w:lang w:val="en-US" w:eastAsia="ja-JP"/>
+        </w:rPr>
+        <w:t xml:space="preserve">            var c = new </w:t>
+      </w:r>
+      <w:proofErr w:type="spellStart"/>
+      <w:r>
+        <w:rPr>
+          <w:rFonts w:eastAsiaTheme="minorEastAsia"/>
+          <w:color w:val="000000"/>
+          <w:sz w:val="19"/>
+          <w:szCs w:val="19"/>
+          <w:lang w:val="en-US" w:eastAsia="ja-JP"/>
+        </w:rPr>
+        <w:t>CaseRecord</w:t>
+      </w:r>
+      <w:proofErr w:type="spellEnd"/>
+      <w:r>
+        <w:rPr>
+          <w:rFonts w:eastAsiaTheme="minorEastAsia"/>
+          <w:color w:val="000000"/>
+          <w:sz w:val="19"/>
+          <w:szCs w:val="19"/>
+          <w:lang w:val="en-US" w:eastAsia="ja-JP"/>
+        </w:rPr>
+        <w:t xml:space="preserve"> { Status = </w:t>
+      </w:r>
+      <w:proofErr w:type="spellStart"/>
+      <w:r>
+        <w:rPr>
+          <w:rFonts w:eastAsiaTheme="minorEastAsia"/>
+          <w:color w:val="000000"/>
+          <w:sz w:val="19"/>
+          <w:szCs w:val="19"/>
+          <w:lang w:val="en-US" w:eastAsia="ja-JP"/>
+        </w:rPr>
+        <w:t>CaseStatus.InProgress</w:t>
+      </w:r>
+      <w:proofErr w:type="spellEnd"/>
+      <w:r>
+        <w:rPr>
+          <w:rFonts w:eastAsiaTheme="minorEastAsia"/>
+          <w:color w:val="000000"/>
+          <w:sz w:val="19"/>
+          <w:szCs w:val="19"/>
+          <w:lang w:val="en-US" w:eastAsia="ja-JP"/>
+        </w:rPr>
+        <w:t xml:space="preserve"> };</w:t>
+      </w:r>
+    </w:p>
+    <w:p>
+      <w:pPr>
+        <w:autoSpaceDE w:val="0"/>
+        <w:autoSpaceDN w:val="0"/>
+        <w:adjustRightInd w:val="0"/>
+        <w:ind w:firstLine="709"/>
+        <w:rPr>
+          <w:rFonts w:eastAsiaTheme="minorEastAsia"/>
+          <w:color w:val="000000"/>
+          <w:sz w:val="19"/>
+          <w:szCs w:val="19"/>
+          <w:lang w:val="en-US" w:eastAsia="ja-JP"/>
+        </w:rPr>
+      </w:pPr>
+      <w:r>
+        <w:rPr>
+          <w:rFonts w:eastAsiaTheme="minorEastAsia"/>
+          <w:color w:val="000000"/>
+          <w:sz w:val="19"/>
+          <w:szCs w:val="19"/>
+          <w:lang w:val="en-US" w:eastAsia="ja-JP"/>
+        </w:rPr>
+        <w:t xml:space="preserve">            </w:t>
+      </w:r>
+      <w:proofErr w:type="spellStart"/>
+      <w:r>
+        <w:rPr>
+          <w:rFonts w:eastAsiaTheme="minorEastAsia"/>
+          <w:color w:val="000000"/>
+          <w:sz w:val="19"/>
+          <w:szCs w:val="19"/>
+          <w:lang w:val="en-US" w:eastAsia="ja-JP"/>
+        </w:rPr>
+        <w:t>Assert.Equal</w:t>
+      </w:r>
+      <w:proofErr w:type="spellEnd"/>
+      <w:r>
+        <w:rPr>
+          <w:rFonts w:eastAsiaTheme="minorEastAsia"/>
+          <w:color w:val="000000"/>
+          <w:sz w:val="19"/>
+          <w:szCs w:val="19"/>
+          <w:lang w:val="en-US" w:eastAsia="ja-JP"/>
+        </w:rPr>
+        <w:t>((int)</w:t>
+      </w:r>
+      <w:proofErr w:type="spellStart"/>
+      <w:r>
+        <w:rPr>
+          <w:rFonts w:eastAsiaTheme="minorEastAsia"/>
+          <w:color w:val="000000"/>
+          <w:sz w:val="19"/>
+          <w:szCs w:val="19"/>
+          <w:lang w:val="en-US" w:eastAsia="ja-JP"/>
+        </w:rPr>
+        <w:t>CaseStatus.InProgress</w:t>
+      </w:r>
+      <w:proofErr w:type="spellEnd"/>
+      <w:r>
+        <w:rPr>
+          <w:rFonts w:eastAsiaTheme="minorEastAsia"/>
+          <w:color w:val="000000"/>
+          <w:sz w:val="19"/>
+          <w:szCs w:val="19"/>
+          <w:lang w:val="en-US" w:eastAsia="ja-JP"/>
+        </w:rPr>
+        <w:t>, c.StatusId);</w:t>
+      </w:r>
+    </w:p>
+    <w:p>
+      <w:pPr>
+        <w:autoSpaceDE w:val="0"/>
+        <w:autoSpaceDN w:val="0"/>
+        <w:adjustRightInd w:val="0"/>
+        <w:ind w:firstLine="709"/>
+        <w:rPr>
+          <w:rFonts w:eastAsiaTheme="minorEastAsia"/>
+          <w:color w:val="000000"/>
+          <w:sz w:val="19"/>
+          <w:szCs w:val="19"/>
+          <w:lang w:val="en-US" w:eastAsia="ja-JP"/>
+        </w:rPr>
+      </w:pPr>
+      <w:r>
+        <w:rPr>
+          <w:rFonts w:eastAsiaTheme="minorEastAsia"/>
+          <w:color w:val="000000"/>
+          <w:sz w:val="19"/>
+          <w:szCs w:val="19"/>
+          <w:lang w:val="en-US" w:eastAsia="ja-JP"/>
+        </w:rPr>
+        <w:t xml:space="preserve">            </w:t>
+      </w:r>
+      <w:proofErr w:type="spellStart"/>
+      <w:r>
+        <w:rPr>
+          <w:rFonts w:eastAsiaTheme="minorEastAsia"/>
+          <w:color w:val="000000"/>
+          <w:sz w:val="19"/>
+          <w:szCs w:val="19"/>
+          <w:lang w:val="en-US" w:eastAsia="ja-JP"/>
+        </w:rPr>
+        <w:t>c.Status</w:t>
+      </w:r>
+      <w:proofErr w:type="spellEnd"/>
+      <w:r>
+        <w:rPr>
+          <w:rFonts w:eastAsiaTheme="minorEastAsia"/>
+          <w:color w:val="000000"/>
+          <w:sz w:val="19"/>
+          <w:szCs w:val="19"/>
+          <w:lang w:val="en-US" w:eastAsia="ja-JP"/>
+        </w:rPr>
+        <w:t xml:space="preserve"> = </w:t>
+      </w:r>
+      <w:proofErr w:type="spellStart"/>
+      <w:r>
+        <w:rPr>
+          <w:rFonts w:eastAsiaTheme="minorEastAsia"/>
+          <w:color w:val="000000"/>
+          <w:sz w:val="19"/>
+          <w:szCs w:val="19"/>
+          <w:lang w:val="en-US" w:eastAsia="ja-JP"/>
+        </w:rPr>
+        <w:t>CaseStatus.Closed</w:t>
+      </w:r>
+      <w:proofErr w:type="spellEnd"/>
+      <w:r>
+        <w:rPr>
+          <w:rFonts w:eastAsiaTheme="minorEastAsia"/>
+          <w:color w:val="000000"/>
+          <w:sz w:val="19"/>
+          <w:szCs w:val="19"/>
+          <w:lang w:val="en-US" w:eastAsia="ja-JP"/>
+        </w:rPr>
+        <w:t>;</w:t>
+      </w:r>
+    </w:p>
+    <w:p>
+      <w:pPr>
+        <w:autoSpaceDE w:val="0"/>
+        <w:autoSpaceDN w:val="0"/>
+        <w:adjustRightInd w:val="0"/>
+        <w:ind w:firstLine="709"/>
+        <w:rPr>
+          <w:rFonts w:eastAsiaTheme="minorEastAsia"/>
+          <w:color w:val="000000"/>
+          <w:sz w:val="19"/>
+          <w:szCs w:val="19"/>
+          <w:lang w:val="en-US" w:eastAsia="ja-JP"/>
+        </w:rPr>
+      </w:pPr>
+      <w:r>
+        <w:rPr>
+          <w:rFonts w:eastAsiaTheme="minorEastAsia"/>
+          <w:color w:val="000000"/>
+          <w:sz w:val="19"/>
+          <w:szCs w:val="19"/>
+          <w:lang w:val="en-US" w:eastAsia="ja-JP"/>
+        </w:rPr>
+        <w:t xml:space="preserve">            </w:t>
+      </w:r>
+      <w:proofErr w:type="spellStart"/>
+      <w:r>
+        <w:rPr>
+          <w:rFonts w:eastAsiaTheme="minorEastAsia"/>
+          <w:color w:val="000000"/>
+          <w:sz w:val="19"/>
+          <w:szCs w:val="19"/>
+          <w:lang w:val="en-US" w:eastAsia="ja-JP"/>
+        </w:rPr>
+        <w:t>Assert.Equal</w:t>
+      </w:r>
+      <w:proofErr w:type="spellEnd"/>
+      <w:r>
+        <w:rPr>
+          <w:rFonts w:eastAsiaTheme="minorEastAsia"/>
+          <w:color w:val="000000"/>
+          <w:sz w:val="19"/>
+          <w:szCs w:val="19"/>
+          <w:lang w:val="en-US" w:eastAsia="ja-JP"/>
+        </w:rPr>
+        <w:t>((int)</w:t>
+      </w:r>
+      <w:proofErr w:type="spellStart"/>
+      <w:r>
+        <w:rPr>
+          <w:rFonts w:eastAsiaTheme="minorEastAsia"/>
+          <w:color w:val="000000"/>
+          <w:sz w:val="19"/>
+          <w:szCs w:val="19"/>
+          <w:lang w:val="en-US" w:eastAsia="ja-JP"/>
+        </w:rPr>
+        <w:t>CaseStatus.Closed</w:t>
+      </w:r>
+      <w:proofErr w:type="spellEnd"/>
+      <w:r>
+        <w:rPr>
+          <w:rFonts w:eastAsiaTheme="minorEastAsia"/>
+          <w:color w:val="000000"/>
+          <w:sz w:val="19"/>
+          <w:szCs w:val="19"/>
+          <w:lang w:val="en-US" w:eastAsia="ja-JP"/>
+        </w:rPr>
+        <w:t xml:space="preserve">, </w:t>
+      </w:r>
+      <w:proofErr w:type="spellStart"/>
+      <w:r>
+        <w:rPr>
+          <w:rFonts w:eastAsiaTheme="minorEastAsia"/>
+          <w:color w:val="000000"/>
+          <w:sz w:val="19"/>
+          <w:szCs w:val="19"/>
+          <w:lang w:val="en-US" w:eastAsia="ja-JP"/>
+        </w:rPr>
+        <w:t>c.StatusId</w:t>
+      </w:r>
+      <w:proofErr w:type="spellEnd"/>
+      <w:r>
+        <w:rPr>
+          <w:rFonts w:eastAsiaTheme="minorEastAsia"/>
+          <w:color w:val="000000"/>
+          <w:sz w:val="19"/>
+          <w:szCs w:val="19"/>
+          <w:lang w:val="en-US" w:eastAsia="ja-JP"/>
+        </w:rPr>
+        <w:t>);</w:t>
+      </w:r>
+    </w:p>
+    <w:p>
+      <w:pPr>
+        <w:autoSpaceDE w:val="0"/>
+        <w:autoSpaceDN w:val="0"/>
+        <w:adjustRightInd w:val="0"/>
+        <w:ind w:firstLine="709"/>
+        <w:rPr>
+          <w:rFonts w:eastAsiaTheme="minorEastAsia"/>
+          <w:color w:val="000000"/>
+          <w:sz w:val="19"/>
+          <w:szCs w:val="19"/>
+          <w:lang w:eastAsia="ja-JP"/>
+        </w:rPr>
+      </w:pPr>
+      <w:r>
+        <w:rPr>
+          <w:rFonts w:eastAsiaTheme="minorEastAsia"/>
+          <w:color w:val="000000"/>
+          <w:sz w:val="19"/>
+          <w:szCs w:val="19"/>
+          <w:lang w:val="en-US" w:eastAsia="ja-JP"/>
+        </w:rPr>
+        <w:t xml:space="preserve">        </w:t>
+      </w:r>
+      <w:r>
+        <w:rPr>
+          <w:rFonts w:eastAsiaTheme="minorEastAsia"/>
+          <w:color w:val="000000"/>
+          <w:sz w:val="19"/>
+          <w:szCs w:val="19"/>
+          <w:lang w:eastAsia="ja-JP"/>
+        </w:rPr>
+        <w:t>}</w:t>
+      </w:r>
+    </w:p>
+    <w:p>
+      <w:pPr>
+        <w:autoSpaceDE w:val="0"/>
+        <w:autoSpaceDN w:val="0"/>
+        <w:adjustRightInd w:val="0"/>
+        <w:ind w:firstLine="709"/>
+        <w:rPr>
+          <w:rFonts w:eastAsiaTheme="minorEastAsia"/>
+          <w:color w:val="000000"/>
+          <w:sz w:val="19"/>
+          <w:szCs w:val="19"/>
+          <w:lang w:eastAsia="ja-JP"/>
+        </w:rPr>
+      </w:pPr>
+      <w:r>
+        <w:rPr>
+          <w:rFonts w:eastAsiaTheme="minorEastAsia"/>
+          <w:color w:val="000000"/>
+          <w:sz w:val="19"/>
+          <w:szCs w:val="19"/>
+          <w:lang w:eastAsia="ja-JP"/>
+        </w:rPr>
+        <w:t xml:space="preserve">    }</w:t>
+      </w:r>
+    </w:p>
+    <w:p>
+      <w:pPr>
+        <w:autoSpaceDE w:val="0"/>
+        <w:autoSpaceDN w:val="0"/>
+        <w:adjustRightInd w:val="0"/>
+        <w:ind w:firstLine="709"/>
+        <w:rPr>
+          <w:rFonts w:eastAsiaTheme="minorEastAsia"/>
+          <w:color w:val="000000"/>
+          <w:sz w:val="19"/>
+          <w:szCs w:val="19"/>
+          <w:lang w:eastAsia="ja-JP"/>
+        </w:rPr>
+      </w:pPr>
+      <w:r>
+        <w:rPr>
+          <w:rFonts w:eastAsiaTheme="minorEastAsia"/>
           <w:color w:val="000000"/>
           <w:sz w:val="19"/>
           <w:szCs w:val="19"/>
@@ -45645,25 +46619,7 @@
               <w:iCs/>
               <w:sz w:val="28"/>
             </w:rPr>
-            <w:t>ИП</w:t>
-          </w:r>
-          <w:r>
-            <w:rPr>
-              <w:rFonts w:ascii="Arial" w:hAnsi="Arial" w:cs="Arial"/>
-              <w:i/>
-              <w:iCs/>
-              <w:sz w:val="28"/>
-            </w:rPr>
-            <w:t>сп-</w:t>
-          </w:r>
-          <w:r>
-            <w:rPr>
-              <w:rFonts w:ascii="Arial" w:hAnsi="Arial" w:cs="Arial"/>
-              <w:i/>
-              <w:iCs/>
-              <w:sz w:val="28"/>
-            </w:rPr>
-            <w:t>121</w:t>
+            <w:t>ИПсп-123</w:t>
           </w:r>
           <w:r>
             <w:rPr>
@@ -46444,7 +47400,16 @@
               <w:iCs/>
               <w:sz w:val="28"/>
             </w:rPr>
-            <w:t>121</w:t>
+            <w:t>12</w:t>
+          </w:r>
+          <w:r>
+            <w:rPr>
+              <w:rFonts w:ascii="Arial" w:hAnsi="Arial" w:cs="Arial"/>
+              <w:i/>
+              <w:iCs/>
+              <w:sz w:val="28"/>
+            </w:rPr>
+            <w:t>3</w:t>
           </w:r>
           <w:r>
             <w:rPr>
@@ -46952,7 +47917,7 @@
               <w:sz w:val="20"/>
               <w:szCs w:val="20"/>
             </w:rPr>
-            <w:t>Руденко</w:t>
+            <w:t>Архипов</w:t>
           </w:r>
           <w:r>
             <w:rPr>
@@ -46973,7 +47938,7 @@
               <w:sz w:val="20"/>
               <w:szCs w:val="20"/>
             </w:rPr>
-            <w:t>А</w:t>
+            <w:t>М</w:t>
           </w:r>
           <w:r>
             <w:rPr>
@@ -46983,7 +47948,27 @@
               <w:sz w:val="20"/>
               <w:szCs w:val="20"/>
             </w:rPr>
-            <w:t>.М.</w:t>
+            <w:t>.</w:t>
+          </w:r>
+          <w:r>
+            <w:rPr>
+              <w:rFonts w:ascii="Arial" w:hAnsi="Arial" w:cs="Arial"/>
+              <w:i/>
+              <w:w w:val="90"/>
+              <w:sz w:val="20"/>
+              <w:szCs w:val="20"/>
+            </w:rPr>
+            <w:t>В</w:t>
+          </w:r>
+          <w:r>
+            <w:rPr>
+              <w:rFonts w:ascii="Arial" w:hAnsi="Arial" w:cs="Arial"/>
+              <w:i/>
+              <w:w w:val="90"/>
+              <w:sz w:val="20"/>
+              <w:szCs w:val="20"/>
+            </w:rPr>
+            <w:t>.</w:t>
           </w:r>
           <w:proofErr w:type="gramEnd"/>
         </w:p>
@@ -47286,8 +48271,40 @@
               <w:sz w:val="20"/>
               <w:szCs w:val="20"/>
             </w:rPr>
-            <w:t> Лоханов А.В.</w:t>
+            <w:t> </w:t>
           </w:r>
+          <w:r>
+            <w:rPr>
+              <w:rFonts w:ascii="Arial" w:hAnsi="Arial" w:cs="Arial"/>
+              <w:i/>
+              <w:w w:val="90"/>
+              <w:sz w:val="20"/>
+              <w:szCs w:val="20"/>
+            </w:rPr>
+            <w:t>Опарин</w:t>
+          </w:r>
+          <w:r>
+            <w:rPr>
+              <w:rFonts w:ascii="Arial" w:hAnsi="Arial" w:cs="Arial"/>
+              <w:i/>
+              <w:w w:val="90"/>
+              <w:sz w:val="20"/>
+              <w:szCs w:val="20"/>
+            </w:rPr>
+            <w:t xml:space="preserve"> </w:t>
+          </w:r>
+          <w:proofErr w:type="gramStart"/>
+          <w:r>
+            <w:rPr>
+              <w:rFonts w:ascii="Arial" w:hAnsi="Arial" w:cs="Arial"/>
+              <w:i/>
+              <w:w w:val="90"/>
+              <w:sz w:val="20"/>
+              <w:szCs w:val="20"/>
+            </w:rPr>
+            <w:t>Е.С.</w:t>
+          </w:r>
+          <w:proofErr w:type="gramEnd"/>
         </w:p>
       </w:tc>
       <w:tc>
@@ -47764,7 +48781,17 @@
               <w:sz w:val="28"/>
               <w:szCs w:val="28"/>
             </w:rPr>
-            <w:t>121</w:t>
+            <w:t>12</w:t>
+          </w:r>
+          <w:r>
+            <w:rPr>
+              <w:rFonts w:ascii="Arial" w:hAnsi="Arial" w:cs="Arial"/>
+              <w:i/>
+              <w:w w:val="90"/>
+              <w:sz w:val="28"/>
+              <w:szCs w:val="28"/>
+            </w:rPr>
+            <w:t>3</w:t>
           </w:r>
           <w:r>
             <w:rPr>
@@ -54751,6 +55778,7 @@
   <w:style w:type="character" w:default="1" w:styleId="a0">
     <w:name w:val="Default Paragraph Font"/>
     <w:uiPriority w:val="1"/>
+    <w:semiHidden/>
     <w:unhideWhenUsed/>
   </w:style>
   <w:style w:type="table" w:default="1" w:styleId="a1">

--- a/КП_ПЗ_Архипов_М.docx
+++ b/КП_ПЗ_Архипов_М.docx
@@ -8652,16 +8652,20 @@
         </w:rPr>
         <w:t>.</w:t>
       </w:r>
-    </w:p>
-    <w:p>
-      <w:pPr>
-        <w:spacing w:line="360" w:lineRule="auto"/>
-        <w:ind w:firstLine="709"/>
-        <w:contextualSpacing/>
-        <w:jc w:val="both"/>
-        <w:rPr>
-          <w:sz w:val="28"/>
-          <w:szCs w:val="28"/>
+      <w:r>
+        <w:rPr>
+          <w:sz w:val="28"/>
+          <w:szCs w:val="28"/>
+        </w:rPr>
+        <w:br w:type="page"/>
+      </w:r>
+    </w:p>
+    <w:p>
+      <w:pPr>
+        <w:spacing w:line="360" w:lineRule="auto"/>
+        <w:jc w:val="center"/>
+        <w:rPr>
+          <w:noProof/>
         </w:rPr>
       </w:pPr>
     </w:p>
@@ -8679,17 +8683,12 @@
       <w:r>
         <w:rPr>
           <w:noProof/>
-          <w:sz w:val="28"/>
-          <w:szCs w:val="28"/>
-          <w:shd w:val="clear" w:color="auto" w:fill="FFFFFF"/>
-          <w:lang w:eastAsia="en-US"/>
-        </w:rPr>
-        <w:lastRenderedPageBreak/>
+        </w:rPr>
         <w:drawing>
-          <wp:inline distT="0" distB="0" distL="0" distR="0" wp14:anchorId="299B2F29" wp14:editId="23DCD543">
-            <wp:extent cx="4774874" cy="8258175"/>
-            <wp:effectExtent l="0" t="0" r="6985" b="0"/>
-            <wp:docPr id="1527536282" name="Рисунок 1"/>
+          <wp:inline distT="0" distB="0" distL="0" distR="0" wp14:anchorId="145555CF" wp14:editId="0440AA20">
+            <wp:extent cx="4211368" cy="6899564"/>
+            <wp:effectExtent l="0" t="0" r="0" b="0"/>
+            <wp:docPr id="1392628583" name="Рисунок 3"/>
             <wp:cNvGraphicFramePr>
               <a:graphicFrameLocks xmlns:a="http://schemas.openxmlformats.org/drawingml/2006/main" noChangeAspect="1"/>
             </wp:cNvGraphicFramePr>
@@ -8697,23 +8696,36 @@
               <a:graphicData uri="http://schemas.openxmlformats.org/drawingml/2006/picture">
                 <pic:pic xmlns:pic="http://schemas.openxmlformats.org/drawingml/2006/picture">
                   <pic:nvPicPr>
-                    <pic:cNvPr id="1527536282" name=""/>
-                    <pic:cNvPicPr/>
+                    <pic:cNvPr id="0" name="Picture 1"/>
+                    <pic:cNvPicPr>
+                      <a:picLocks noChangeAspect="1" noChangeArrowheads="1"/>
+                    </pic:cNvPicPr>
                   </pic:nvPicPr>
                   <pic:blipFill>
-                    <a:blip r:embed="rId9"/>
+                    <a:blip r:embed="rId9">
+                      <a:extLst>
+                        <a:ext uri="{28A0092B-C50C-407E-A947-70E740481C1C}">
+                          <a14:useLocalDpi xmlns:a14="http://schemas.microsoft.com/office/drawing/2010/main" val="0"/>
+                        </a:ext>
+                      </a:extLst>
+                    </a:blip>
+                    <a:srcRect/>
                     <a:stretch>
                       <a:fillRect/>
                     </a:stretch>
                   </pic:blipFill>
-                  <pic:spPr>
+                  <pic:spPr bwMode="auto">
                     <a:xfrm>
                       <a:off x="0" y="0"/>
-                      <a:ext cx="4783063" cy="8272337"/>
+                      <a:ext cx="4213799" cy="6903547"/>
                     </a:xfrm>
                     <a:prstGeom prst="rect">
                       <a:avLst/>
                     </a:prstGeom>
+                    <a:noFill/>
+                    <a:ln>
+                      <a:noFill/>
+                    </a:ln>
                   </pic:spPr>
                 </pic:pic>
               </a:graphicData>
@@ -8785,7 +8797,6 @@
           <w:sz w:val="28"/>
           <w:szCs w:val="28"/>
         </w:rPr>
-        <w:lastRenderedPageBreak/>
         <w:t xml:space="preserve">На диаграмме прецедентов </w:t>
       </w:r>
       <w:r>
@@ -8830,24 +8841,17 @@
         </w:rPr>
         <w:t>.</w:t>
       </w:r>
-    </w:p>
-    <w:p>
-      <w:pPr>
-        <w:spacing w:line="360" w:lineRule="auto"/>
-        <w:ind w:firstLine="709"/>
-        <w:contextualSpacing/>
-        <w:jc w:val="both"/>
-        <w:rPr>
-          <w:sz w:val="28"/>
-          <w:szCs w:val="28"/>
-          <w:highlight w:val="red"/>
-        </w:rPr>
-      </w:pPr>
-    </w:p>
-    <w:p>
-      <w:pPr>
-        <w:spacing w:line="360" w:lineRule="auto"/>
-        <w:ind w:firstLine="709"/>
+      <w:r>
+        <w:rPr>
+          <w:sz w:val="28"/>
+          <w:szCs w:val="28"/>
+        </w:rPr>
+        <w:br w:type="page"/>
+      </w:r>
+    </w:p>
+    <w:p>
+      <w:pPr>
+        <w:spacing w:line="360" w:lineRule="auto"/>
         <w:contextualSpacing/>
         <w:jc w:val="both"/>
         <w:rPr>
@@ -8966,15 +8970,247 @@
           <w:highlight w:val="red"/>
         </w:rPr>
       </w:pPr>
-      <w:r>
-        <w:rPr>
-          <w:noProof/>
+    </w:p>
+    <w:tbl>
+      <w:tblPr>
+        <w:tblStyle w:val="a7"/>
+        <w:tblW w:w="0" w:type="auto"/>
+        <w:tblLook w:val="04A0" w:firstRow="1" w:lastRow="0" w:firstColumn="1" w:lastColumn="0" w:noHBand="0" w:noVBand="1"/>
+      </w:tblPr>
+      <w:tblGrid>
+        <w:gridCol w:w="4955"/>
+        <w:gridCol w:w="4956"/>
+      </w:tblGrid>
+      <w:tr>
+        <w:tc>
+          <w:tcPr>
+            <w:tcW w:w="4955" w:type="dxa"/>
+            <w:tcBorders>
+              <w:top w:val="single" w:sz="4" w:space="0" w:color="FFFFFF" w:themeColor="background1"/>
+              <w:left w:val="single" w:sz="4" w:space="0" w:color="FFFFFF" w:themeColor="background1"/>
+              <w:bottom w:val="single" w:sz="4" w:space="0" w:color="FFFFFF" w:themeColor="background1"/>
+              <w:right w:val="single" w:sz="4" w:space="0" w:color="FFFFFF" w:themeColor="background1"/>
+            </w:tcBorders>
+          </w:tcPr>
+          <w:p>
+            <w:pPr>
+              <w:spacing w:line="360" w:lineRule="auto"/>
+              <w:contextualSpacing/>
+              <w:jc w:val="center"/>
+              <w:rPr>
+                <w:sz w:val="28"/>
+                <w:szCs w:val="28"/>
+                <w:highlight w:val="red"/>
+              </w:rPr>
+            </w:pPr>
+            <w:r>
+              <w:rPr>
+                <w:sz w:val="28"/>
+                <w:szCs w:val="28"/>
+              </w:rPr>
+              <w:drawing>
+                <wp:inline distT="0" distB="0" distL="0" distR="0" wp14:anchorId="56E6268A" wp14:editId="4BAE29B4">
+                  <wp:extent cx="2585358" cy="4266227"/>
+                  <wp:effectExtent l="0" t="0" r="5715" b="1270"/>
+                  <wp:docPr id="446456059" name="Рисунок 1"/>
+                  <wp:cNvGraphicFramePr>
+                    <a:graphicFrameLocks xmlns:a="http://schemas.openxmlformats.org/drawingml/2006/main" noChangeAspect="1"/>
+                  </wp:cNvGraphicFramePr>
+                  <a:graphic xmlns:a="http://schemas.openxmlformats.org/drawingml/2006/main">
+                    <a:graphicData uri="http://schemas.openxmlformats.org/drawingml/2006/picture">
+                      <pic:pic xmlns:pic="http://schemas.openxmlformats.org/drawingml/2006/picture">
+                        <pic:nvPicPr>
+                          <pic:cNvPr id="1832474757" name=""/>
+                          <pic:cNvPicPr/>
+                        </pic:nvPicPr>
+                        <pic:blipFill>
+                          <a:blip r:embed="rId10"/>
+                          <a:stretch>
+                            <a:fillRect/>
+                          </a:stretch>
+                        </pic:blipFill>
+                        <pic:spPr>
+                          <a:xfrm>
+                            <a:off x="0" y="0"/>
+                            <a:ext cx="2599611" cy="4289746"/>
+                          </a:xfrm>
+                          <a:prstGeom prst="rect">
+                            <a:avLst/>
+                          </a:prstGeom>
+                        </pic:spPr>
+                      </pic:pic>
+                    </a:graphicData>
+                  </a:graphic>
+                </wp:inline>
+              </w:drawing>
+            </w:r>
+          </w:p>
+        </w:tc>
+        <w:tc>
+          <w:tcPr>
+            <w:tcW w:w="4956" w:type="dxa"/>
+            <w:tcBorders>
+              <w:top w:val="single" w:sz="4" w:space="0" w:color="FFFFFF" w:themeColor="background1"/>
+              <w:left w:val="single" w:sz="4" w:space="0" w:color="FFFFFF" w:themeColor="background1"/>
+              <w:bottom w:val="single" w:sz="4" w:space="0" w:color="FFFFFF" w:themeColor="background1"/>
+              <w:right w:val="single" w:sz="4" w:space="0" w:color="FFFFFF" w:themeColor="background1"/>
+            </w:tcBorders>
+          </w:tcPr>
+          <w:p>
+            <w:pPr>
+              <w:spacing w:line="360" w:lineRule="auto"/>
+              <w:contextualSpacing/>
+              <w:jc w:val="center"/>
+              <w:rPr>
+                <w:sz w:val="28"/>
+                <w:szCs w:val="28"/>
+                <w:highlight w:val="red"/>
+              </w:rPr>
+            </w:pPr>
+            <w:r>
+              <w:rPr>
+                <w:sz w:val="28"/>
+                <w:szCs w:val="28"/>
+              </w:rPr>
+              <w:drawing>
+                <wp:inline distT="0" distB="0" distL="0" distR="0" wp14:anchorId="4B7856D3" wp14:editId="4539B8C0">
+                  <wp:extent cx="2840795" cy="4154816"/>
+                  <wp:effectExtent l="0" t="0" r="0" b="0"/>
+                  <wp:docPr id="392216039" name="Рисунок 1"/>
+                  <wp:cNvGraphicFramePr>
+                    <a:graphicFrameLocks xmlns:a="http://schemas.openxmlformats.org/drawingml/2006/main" noChangeAspect="1"/>
+                  </wp:cNvGraphicFramePr>
+                  <a:graphic xmlns:a="http://schemas.openxmlformats.org/drawingml/2006/main">
+                    <a:graphicData uri="http://schemas.openxmlformats.org/drawingml/2006/picture">
+                      <pic:pic xmlns:pic="http://schemas.openxmlformats.org/drawingml/2006/picture">
+                        <pic:nvPicPr>
+                          <pic:cNvPr id="337880654" name=""/>
+                          <pic:cNvPicPr/>
+                        </pic:nvPicPr>
+                        <pic:blipFill>
+                          <a:blip r:embed="rId11"/>
+                          <a:stretch>
+                            <a:fillRect/>
+                          </a:stretch>
+                        </pic:blipFill>
+                        <pic:spPr>
+                          <a:xfrm>
+                            <a:off x="0" y="0"/>
+                            <a:ext cx="2849089" cy="4166947"/>
+                          </a:xfrm>
+                          <a:prstGeom prst="rect">
+                            <a:avLst/>
+                          </a:prstGeom>
+                        </pic:spPr>
+                      </pic:pic>
+                    </a:graphicData>
+                  </a:graphic>
+                </wp:inline>
+              </w:drawing>
+            </w:r>
+          </w:p>
+        </w:tc>
+      </w:tr>
+    </w:tbl>
+    <w:p>
+      <w:pPr>
+        <w:spacing w:line="360" w:lineRule="auto"/>
+        <w:contextualSpacing/>
+        <w:rPr>
+          <w:sz w:val="28"/>
+          <w:szCs w:val="28"/>
+          <w:highlight w:val="red"/>
+        </w:rPr>
+      </w:pPr>
+    </w:p>
+    <w:p>
+      <w:pPr>
+        <w:spacing w:line="360" w:lineRule="auto"/>
+        <w:contextualSpacing/>
+        <w:jc w:val="center"/>
+        <w:rPr>
+          <w:sz w:val="26"/>
+          <w:szCs w:val="26"/>
+          <w:shd w:val="clear" w:color="auto" w:fill="FFFFFF"/>
+        </w:rPr>
+      </w:pPr>
+      <w:r>
+        <w:rPr>
+          <w:rFonts w:eastAsiaTheme="minorEastAsia"/>
+          <w:sz w:val="26"/>
+          <w:szCs w:val="26"/>
+          <w:shd w:val="clear" w:color="auto" w:fill="FFFFFF"/>
+          <w:lang w:eastAsia="ja-JP"/>
+        </w:rPr>
+        <w:t>Рисунок 2.3 – Д</w:t>
+      </w:r>
+      <w:r>
+        <w:rPr>
+          <w:sz w:val="26"/>
+          <w:szCs w:val="26"/>
+          <w:shd w:val="clear" w:color="auto" w:fill="FFFFFF"/>
+        </w:rPr>
+        <w:t>иаграмма активностей для пользователя «Администратор»</w:t>
+      </w:r>
+      <w:r>
+        <w:rPr>
+          <w:sz w:val="26"/>
+          <w:szCs w:val="26"/>
+          <w:shd w:val="clear" w:color="auto" w:fill="FFFFFF"/>
+        </w:rPr>
+        <w:br w:type="page"/>
+      </w:r>
+    </w:p>
+    <w:p>
+      <w:pPr>
+        <w:spacing w:line="360" w:lineRule="auto"/>
+        <w:contextualSpacing/>
+        <w:jc w:val="center"/>
+        <w:rPr>
+          <w:sz w:val="26"/>
+          <w:szCs w:val="26"/>
+          <w:shd w:val="clear" w:color="auto" w:fill="FFFFFF"/>
+        </w:rPr>
+      </w:pPr>
+    </w:p>
+    <w:p>
+      <w:pPr>
+        <w:spacing w:line="360" w:lineRule="auto"/>
+        <w:contextualSpacing/>
+        <w:jc w:val="center"/>
+        <w:rPr>
+          <w:sz w:val="26"/>
+          <w:szCs w:val="26"/>
+          <w:highlight w:val="red"/>
+          <w:shd w:val="clear" w:color="auto" w:fill="FFFFFF"/>
+        </w:rPr>
+      </w:pPr>
+    </w:p>
+    <w:p>
+      <w:pPr>
+        <w:spacing w:line="360" w:lineRule="auto"/>
+        <w:contextualSpacing/>
+        <w:jc w:val="center"/>
+        <w:rPr>
+          <w:sz w:val="26"/>
+          <w:szCs w:val="26"/>
+          <w:highlight w:val="red"/>
+          <w:shd w:val="clear" w:color="auto" w:fill="FFFFFF"/>
+          <w:lang w:val="en-US"/>
+        </w:rPr>
+      </w:pPr>
+      <w:r>
+        <w:rPr>
+          <w:sz w:val="26"/>
+          <w:szCs w:val="26"/>
+          <w:shd w:val="clear" w:color="auto" w:fill="FFFFFF"/>
+          <w:lang w:val="en-US"/>
         </w:rPr>
         <w:drawing>
-          <wp:inline distT="0" distB="0" distL="0" distR="0" wp14:anchorId="44D764C7" wp14:editId="3725278E">
-            <wp:extent cx="4859215" cy="2897603"/>
+          <wp:inline distT="0" distB="0" distL="0" distR="0" wp14:anchorId="5110F37F" wp14:editId="7644D452">
+            <wp:extent cx="2724150" cy="6023790"/>
             <wp:effectExtent l="0" t="0" r="0" b="0"/>
-            <wp:docPr id="1928797707" name="Рисунок 1"/>
+            <wp:docPr id="206978222" name="Рисунок 1"/>
             <wp:cNvGraphicFramePr>
               <a:graphicFrameLocks xmlns:a="http://schemas.openxmlformats.org/drawingml/2006/main" noChangeAspect="1"/>
             </wp:cNvGraphicFramePr>
@@ -8982,212 +9218,7 @@
               <a:graphicData uri="http://schemas.openxmlformats.org/drawingml/2006/picture">
                 <pic:pic xmlns:pic="http://schemas.openxmlformats.org/drawingml/2006/picture">
                   <pic:nvPicPr>
-                    <pic:cNvPr id="1928797707" name=""/>
-                    <pic:cNvPicPr/>
-                  </pic:nvPicPr>
-                  <pic:blipFill>
-                    <a:blip r:embed="rId10"/>
-                    <a:stretch>
-                      <a:fillRect/>
-                    </a:stretch>
-                  </pic:blipFill>
-                  <pic:spPr>
-                    <a:xfrm>
-                      <a:off x="0" y="0"/>
-                      <a:ext cx="4870301" cy="2904214"/>
-                    </a:xfrm>
-                    <a:prstGeom prst="rect">
-                      <a:avLst/>
-                    </a:prstGeom>
-                  </pic:spPr>
-                </pic:pic>
-              </a:graphicData>
-            </a:graphic>
-          </wp:inline>
-        </w:drawing>
-      </w:r>
-    </w:p>
-    <w:p>
-      <w:pPr>
-        <w:spacing w:line="360" w:lineRule="auto"/>
-        <w:contextualSpacing/>
-        <w:jc w:val="center"/>
-        <w:rPr>
-          <w:sz w:val="26"/>
-          <w:szCs w:val="26"/>
-          <w:shd w:val="clear" w:color="auto" w:fill="FFFFFF"/>
-        </w:rPr>
-      </w:pPr>
-      <w:r>
-        <w:rPr>
-          <w:rFonts w:eastAsiaTheme="minorEastAsia"/>
-          <w:sz w:val="26"/>
-          <w:szCs w:val="26"/>
-          <w:shd w:val="clear" w:color="auto" w:fill="FFFFFF"/>
-          <w:lang w:eastAsia="ja-JP"/>
-        </w:rPr>
-        <w:t>Рисунок 2.3 – Д</w:t>
-      </w:r>
-      <w:r>
-        <w:rPr>
-          <w:sz w:val="26"/>
-          <w:szCs w:val="26"/>
-          <w:shd w:val="clear" w:color="auto" w:fill="FFFFFF"/>
-        </w:rPr>
-        <w:t>иаграмма активностей для пользователя «Администратор»</w:t>
-      </w:r>
-    </w:p>
-    <w:p>
-      <w:pPr>
-        <w:spacing w:line="360" w:lineRule="auto"/>
-        <w:contextualSpacing/>
-        <w:jc w:val="center"/>
-        <w:rPr>
-          <w:sz w:val="26"/>
-          <w:szCs w:val="26"/>
-          <w:highlight w:val="red"/>
-          <w:shd w:val="clear" w:color="auto" w:fill="FFFFFF"/>
-        </w:rPr>
-      </w:pPr>
-    </w:p>
-    <w:p>
-      <w:pPr>
-        <w:spacing w:line="360" w:lineRule="auto"/>
-        <w:contextualSpacing/>
-        <w:jc w:val="center"/>
-        <w:rPr>
-          <w:sz w:val="26"/>
-          <w:szCs w:val="26"/>
-          <w:highlight w:val="red"/>
-          <w:shd w:val="clear" w:color="auto" w:fill="FFFFFF"/>
-        </w:rPr>
-      </w:pPr>
-      <w:r>
-        <w:rPr>
-          <w:noProof/>
-        </w:rPr>
-        <w:drawing>
-          <wp:inline distT="0" distB="0" distL="0" distR="0" wp14:anchorId="473C9227" wp14:editId="2142170E">
-            <wp:extent cx="3593123" cy="1687729"/>
-            <wp:effectExtent l="0" t="0" r="0" b="0"/>
-            <wp:docPr id="2057234970" name="Рисунок 1"/>
-            <wp:cNvGraphicFramePr>
-              <a:graphicFrameLocks xmlns:a="http://schemas.openxmlformats.org/drawingml/2006/main" noChangeAspect="1"/>
-            </wp:cNvGraphicFramePr>
-            <a:graphic xmlns:a="http://schemas.openxmlformats.org/drawingml/2006/main">
-              <a:graphicData uri="http://schemas.openxmlformats.org/drawingml/2006/picture">
-                <pic:pic xmlns:pic="http://schemas.openxmlformats.org/drawingml/2006/picture">
-                  <pic:nvPicPr>
-                    <pic:cNvPr id="2057234970" name=""/>
-                    <pic:cNvPicPr/>
-                  </pic:nvPicPr>
-                  <pic:blipFill>
-                    <a:blip r:embed="rId11"/>
-                    <a:stretch>
-                      <a:fillRect/>
-                    </a:stretch>
-                  </pic:blipFill>
-                  <pic:spPr>
-                    <a:xfrm>
-                      <a:off x="0" y="0"/>
-                      <a:ext cx="3635047" cy="1707421"/>
-                    </a:xfrm>
-                    <a:prstGeom prst="rect">
-                      <a:avLst/>
-                    </a:prstGeom>
-                  </pic:spPr>
-                </pic:pic>
-              </a:graphicData>
-            </a:graphic>
-          </wp:inline>
-        </w:drawing>
-      </w:r>
-    </w:p>
-    <w:p>
-      <w:pPr>
-        <w:spacing w:line="360" w:lineRule="auto"/>
-        <w:contextualSpacing/>
-        <w:jc w:val="center"/>
-        <w:rPr>
-          <w:sz w:val="28"/>
-          <w:szCs w:val="28"/>
-        </w:rPr>
-      </w:pPr>
-      <w:r>
-        <w:rPr>
-          <w:rFonts w:eastAsiaTheme="minorEastAsia"/>
-          <w:sz w:val="26"/>
-          <w:szCs w:val="26"/>
-          <w:shd w:val="clear" w:color="auto" w:fill="FFFFFF"/>
-          <w:lang w:eastAsia="ja-JP"/>
-        </w:rPr>
-        <w:t>Рисунок 2.4 – Д</w:t>
-      </w:r>
-      <w:r>
-        <w:rPr>
-          <w:sz w:val="26"/>
-          <w:szCs w:val="26"/>
-          <w:shd w:val="clear" w:color="auto" w:fill="FFFFFF"/>
-        </w:rPr>
-        <w:t>иаграмма активностей для пользователя «</w:t>
-      </w:r>
-      <w:r>
-        <w:rPr>
-          <w:sz w:val="28"/>
-          <w:szCs w:val="28"/>
-        </w:rPr>
-        <w:t>Руководителя дел</w:t>
-      </w:r>
-      <w:r>
-        <w:rPr>
-          <w:sz w:val="26"/>
-          <w:szCs w:val="26"/>
-          <w:shd w:val="clear" w:color="auto" w:fill="FFFFFF"/>
-        </w:rPr>
-        <w:t>»</w:t>
-      </w:r>
-    </w:p>
-    <w:p>
-      <w:pPr>
-        <w:spacing w:line="360" w:lineRule="auto"/>
-        <w:contextualSpacing/>
-        <w:jc w:val="center"/>
-        <w:rPr>
-          <w:sz w:val="28"/>
-          <w:szCs w:val="28"/>
-          <w:highlight w:val="red"/>
-        </w:rPr>
-      </w:pPr>
-    </w:p>
-    <w:p>
-      <w:pPr>
-        <w:spacing w:line="360" w:lineRule="auto"/>
-        <w:contextualSpacing/>
-        <w:jc w:val="center"/>
-        <w:rPr>
-          <w:sz w:val="28"/>
-          <w:szCs w:val="28"/>
-          <w:highlight w:val="red"/>
-        </w:rPr>
-      </w:pPr>
-      <w:r>
-        <w:rPr>
-          <w:noProof/>
-        </w:rPr>
-        <w:lastRenderedPageBreak/>
-        <w:drawing>
-          <wp:inline distT="0" distB="0" distL="0" distR="0" wp14:anchorId="5FE65066" wp14:editId="256303A2">
-            <wp:extent cx="3487615" cy="1633952"/>
-            <wp:effectExtent l="0" t="0" r="0" b="0"/>
-            <wp:docPr id="650397813" name="Рисунок 1"/>
-            <wp:cNvGraphicFramePr>
-              <a:graphicFrameLocks xmlns:a="http://schemas.openxmlformats.org/drawingml/2006/main" noChangeAspect="1"/>
-            </wp:cNvGraphicFramePr>
-            <a:graphic xmlns:a="http://schemas.openxmlformats.org/drawingml/2006/main">
-              <a:graphicData uri="http://schemas.openxmlformats.org/drawingml/2006/picture">
-                <pic:pic xmlns:pic="http://schemas.openxmlformats.org/drawingml/2006/picture">
-                  <pic:nvPicPr>
-                    <pic:cNvPr id="650397813" name=""/>
+                    <pic:cNvPr id="206978222" name=""/>
                     <pic:cNvPicPr/>
                   </pic:nvPicPr>
                   <pic:blipFill>
@@ -9199,7 +9230,136 @@
                   <pic:spPr>
                     <a:xfrm>
                       <a:off x="0" y="0"/>
-                      <a:ext cx="3500216" cy="1639855"/>
+                      <a:ext cx="2725191" cy="6026091"/>
+                    </a:xfrm>
+                    <a:prstGeom prst="rect">
+                      <a:avLst/>
+                    </a:prstGeom>
+                  </pic:spPr>
+                </pic:pic>
+              </a:graphicData>
+            </a:graphic>
+          </wp:inline>
+        </w:drawing>
+      </w:r>
+    </w:p>
+    <w:p>
+      <w:pPr>
+        <w:spacing w:line="360" w:lineRule="auto"/>
+        <w:contextualSpacing/>
+        <w:jc w:val="center"/>
+        <w:rPr>
+          <w:sz w:val="26"/>
+          <w:szCs w:val="26"/>
+          <w:shd w:val="clear" w:color="auto" w:fill="FFFFFF"/>
+        </w:rPr>
+      </w:pPr>
+      <w:r>
+        <w:rPr>
+          <w:rFonts w:eastAsiaTheme="minorEastAsia"/>
+          <w:sz w:val="26"/>
+          <w:szCs w:val="26"/>
+          <w:shd w:val="clear" w:color="auto" w:fill="FFFFFF"/>
+          <w:lang w:eastAsia="ja-JP"/>
+        </w:rPr>
+        <w:t>Рисунок 2.4 – Д</w:t>
+      </w:r>
+      <w:r>
+        <w:rPr>
+          <w:sz w:val="26"/>
+          <w:szCs w:val="26"/>
+          <w:shd w:val="clear" w:color="auto" w:fill="FFFFFF"/>
+        </w:rPr>
+        <w:t>иаграмма активностей для пользователя «</w:t>
+      </w:r>
+      <w:r>
+        <w:rPr>
+          <w:sz w:val="28"/>
+          <w:szCs w:val="28"/>
+        </w:rPr>
+        <w:t>Руководителя дел</w:t>
+      </w:r>
+      <w:r>
+        <w:rPr>
+          <w:sz w:val="26"/>
+          <w:szCs w:val="26"/>
+          <w:shd w:val="clear" w:color="auto" w:fill="FFFFFF"/>
+        </w:rPr>
+        <w:t>»</w:t>
+      </w:r>
+      <w:r>
+        <w:rPr>
+          <w:sz w:val="26"/>
+          <w:szCs w:val="26"/>
+          <w:shd w:val="clear" w:color="auto" w:fill="FFFFFF"/>
+        </w:rPr>
+        <w:br w:type="page"/>
+      </w:r>
+    </w:p>
+    <w:p>
+      <w:pPr>
+        <w:spacing w:line="360" w:lineRule="auto"/>
+        <w:contextualSpacing/>
+        <w:jc w:val="center"/>
+        <w:rPr>
+          <w:sz w:val="28"/>
+          <w:szCs w:val="28"/>
+        </w:rPr>
+      </w:pPr>
+    </w:p>
+    <w:p>
+      <w:pPr>
+        <w:spacing w:line="360" w:lineRule="auto"/>
+        <w:contextualSpacing/>
+        <w:jc w:val="center"/>
+        <w:rPr>
+          <w:sz w:val="28"/>
+          <w:szCs w:val="28"/>
+          <w:highlight w:val="red"/>
+        </w:rPr>
+      </w:pPr>
+    </w:p>
+    <w:p>
+      <w:pPr>
+        <w:spacing w:line="360" w:lineRule="auto"/>
+        <w:contextualSpacing/>
+        <w:jc w:val="center"/>
+        <w:rPr>
+          <w:sz w:val="28"/>
+          <w:szCs w:val="28"/>
+          <w:highlight w:val="red"/>
+        </w:rPr>
+      </w:pPr>
+      <w:r>
+        <w:rPr>
+          <w:sz w:val="28"/>
+          <w:szCs w:val="28"/>
+        </w:rPr>
+        <w:drawing>
+          <wp:inline distT="0" distB="0" distL="0" distR="0" wp14:anchorId="6F2C4B5E" wp14:editId="229C6729">
+            <wp:extent cx="2257425" cy="3790664"/>
+            <wp:effectExtent l="0" t="0" r="0" b="635"/>
+            <wp:docPr id="1814300103" name="Рисунок 1"/>
+            <wp:cNvGraphicFramePr>
+              <a:graphicFrameLocks xmlns:a="http://schemas.openxmlformats.org/drawingml/2006/main" noChangeAspect="1"/>
+            </wp:cNvGraphicFramePr>
+            <a:graphic xmlns:a="http://schemas.openxmlformats.org/drawingml/2006/main">
+              <a:graphicData uri="http://schemas.openxmlformats.org/drawingml/2006/picture">
+                <pic:pic xmlns:pic="http://schemas.openxmlformats.org/drawingml/2006/picture">
+                  <pic:nvPicPr>
+                    <pic:cNvPr id="1814300103" name=""/>
+                    <pic:cNvPicPr/>
+                  </pic:nvPicPr>
+                  <pic:blipFill>
+                    <a:blip r:embed="rId13"/>
+                    <a:stretch>
+                      <a:fillRect/>
+                    </a:stretch>
+                  </pic:blipFill>
+                  <pic:spPr>
+                    <a:xfrm>
+                      <a:off x="0" y="0"/>
+                      <a:ext cx="2260613" cy="3796017"/>
                     </a:xfrm>
                     <a:prstGeom prst="rect">
                       <a:avLst/>
@@ -9442,7 +9602,7 @@
                     <pic:cNvPicPr/>
                   </pic:nvPicPr>
                   <pic:blipFill>
-                    <a:blip r:embed="rId13"/>
+                    <a:blip r:embed="rId14"/>
                     <a:stretch>
                       <a:fillRect/>
                     </a:stretch>
@@ -9604,7 +9764,7 @@
                     <pic:cNvPicPr/>
                   </pic:nvPicPr>
                   <pic:blipFill>
-                    <a:blip r:embed="rId14"/>
+                    <a:blip r:embed="rId15"/>
                     <a:stretch>
                       <a:fillRect/>
                     </a:stretch>
@@ -9774,7 +9934,7 @@
                     <pic:cNvPicPr/>
                   </pic:nvPicPr>
                   <pic:blipFill>
-                    <a:blip r:embed="rId15"/>
+                    <a:blip r:embed="rId16"/>
                     <a:stretch>
                       <a:fillRect/>
                     </a:stretch>
@@ -9884,7 +10044,7 @@
                     <pic:cNvPicPr/>
                   </pic:nvPicPr>
                   <pic:blipFill>
-                    <a:blip r:embed="rId16"/>
+                    <a:blip r:embed="rId17"/>
                     <a:stretch>
                       <a:fillRect/>
                     </a:stretch>
@@ -10014,7 +10174,7 @@
                     <pic:cNvPicPr/>
                   </pic:nvPicPr>
                   <pic:blipFill>
-                    <a:blip r:embed="rId17"/>
+                    <a:blip r:embed="rId18"/>
                     <a:stretch>
                       <a:fillRect/>
                     </a:stretch>
@@ -10141,7 +10301,7 @@
                     <pic:cNvPicPr/>
                   </pic:nvPicPr>
                   <pic:blipFill>
-                    <a:blip r:embed="rId18"/>
+                    <a:blip r:embed="rId19"/>
                     <a:stretch>
                       <a:fillRect/>
                     </a:stretch>
@@ -10254,7 +10414,7 @@
                     <pic:cNvPicPr/>
                   </pic:nvPicPr>
                   <pic:blipFill>
-                    <a:blip r:embed="rId19"/>
+                    <a:blip r:embed="rId20"/>
                     <a:stretch>
                       <a:fillRect/>
                     </a:stretch>
@@ -10380,7 +10540,7 @@
                     <pic:cNvPicPr/>
                   </pic:nvPicPr>
                   <pic:blipFill>
-                    <a:blip r:embed="rId20"/>
+                    <a:blip r:embed="rId21"/>
                     <a:stretch>
                       <a:fillRect/>
                     </a:stretch>
@@ -10495,7 +10655,7 @@
                     <pic:cNvPicPr/>
                   </pic:nvPicPr>
                   <pic:blipFill>
-                    <a:blip r:embed="rId21"/>
+                    <a:blip r:embed="rId22"/>
                     <a:stretch>
                       <a:fillRect/>
                     </a:stretch>
@@ -10619,7 +10779,7 @@
                     <pic:cNvPicPr/>
                   </pic:nvPicPr>
                   <pic:blipFill>
-                    <a:blip r:embed="rId22"/>
+                    <a:blip r:embed="rId23"/>
                     <a:stretch>
                       <a:fillRect/>
                     </a:stretch>
@@ -10836,1816 +10996,6 @@
             <wp:extent cx="4384963" cy="2726881"/>
             <wp:effectExtent l="0" t="0" r="0" b="0"/>
             <wp:docPr id="3" name="Рисунок 3"/>
-            <wp:cNvGraphicFramePr>
-              <a:graphicFrameLocks xmlns:a="http://schemas.openxmlformats.org/drawingml/2006/main" noChangeAspect="1"/>
-            </wp:cNvGraphicFramePr>
-            <a:graphic xmlns:a="http://schemas.openxmlformats.org/drawingml/2006/main">
-              <a:graphicData uri="http://schemas.openxmlformats.org/drawingml/2006/picture">
-                <pic:pic xmlns:pic="http://schemas.openxmlformats.org/drawingml/2006/picture">
-                  <pic:nvPicPr>
-                    <pic:cNvPr id="1" name=""/>
-                    <pic:cNvPicPr/>
-                  </pic:nvPicPr>
-                  <pic:blipFill>
-                    <a:blip r:embed="rId23"/>
-                    <a:stretch>
-                      <a:fillRect/>
-                    </a:stretch>
-                  </pic:blipFill>
-                  <pic:spPr>
-                    <a:xfrm>
-                      <a:off x="0" y="0"/>
-                      <a:ext cx="4400842" cy="2736756"/>
-                    </a:xfrm>
-                    <a:prstGeom prst="rect">
-                      <a:avLst/>
-                    </a:prstGeom>
-                  </pic:spPr>
-                </pic:pic>
-              </a:graphicData>
-            </a:graphic>
-          </wp:inline>
-        </w:drawing>
-      </w:r>
-    </w:p>
-    <w:p>
-      <w:pPr>
-        <w:spacing w:line="360" w:lineRule="auto"/>
-        <w:contextualSpacing/>
-        <w:jc w:val="center"/>
-        <w:rPr>
-          <w:sz w:val="26"/>
-          <w:szCs w:val="26"/>
-        </w:rPr>
-      </w:pPr>
-      <w:r>
-        <w:rPr>
-          <w:sz w:val="26"/>
-          <w:szCs w:val="26"/>
-        </w:rPr>
-        <w:t xml:space="preserve">Рисунок </w:t>
-      </w:r>
-      <w:r>
-        <w:rPr>
-          <w:sz w:val="26"/>
-          <w:szCs w:val="26"/>
-        </w:rPr>
-        <w:t>2.</w:t>
-      </w:r>
-      <w:r>
-        <w:rPr>
-          <w:sz w:val="26"/>
-          <w:szCs w:val="26"/>
-        </w:rPr>
-        <w:t>16</w:t>
-      </w:r>
-      <w:r>
-        <w:rPr>
-          <w:sz w:val="26"/>
-          <w:szCs w:val="26"/>
-        </w:rPr>
-        <w:t xml:space="preserve"> – </w:t>
-      </w:r>
-      <w:r>
-        <w:rPr>
-          <w:sz w:val="26"/>
-          <w:szCs w:val="26"/>
-        </w:rPr>
-        <w:t xml:space="preserve">Диаграмма </w:t>
-      </w:r>
-      <w:r>
-        <w:rPr>
-          <w:sz w:val="26"/>
-          <w:szCs w:val="26"/>
-        </w:rPr>
-        <w:t>классов</w:t>
-      </w:r>
-    </w:p>
-    <w:p>
-      <w:pPr>
-        <w:spacing w:line="360" w:lineRule="auto"/>
-        <w:contextualSpacing/>
-        <w:jc w:val="center"/>
-        <w:rPr>
-          <w:sz w:val="28"/>
-          <w:szCs w:val="28"/>
-        </w:rPr>
-      </w:pPr>
-    </w:p>
-    <w:p>
-      <w:pPr>
-        <w:spacing w:line="360" w:lineRule="auto"/>
-        <w:ind w:firstLine="709"/>
-        <w:contextualSpacing/>
-        <w:jc w:val="both"/>
-        <w:rPr>
-          <w:sz w:val="28"/>
-          <w:szCs w:val="28"/>
-        </w:rPr>
-      </w:pPr>
-      <w:r>
-        <w:rPr>
-          <w:sz w:val="28"/>
-          <w:szCs w:val="28"/>
-        </w:rPr>
-        <w:t xml:space="preserve">Класс </w:t>
-      </w:r>
-      <w:proofErr w:type="spellStart"/>
-      <w:r>
-        <w:rPr>
-          <w:sz w:val="28"/>
-          <w:szCs w:val="28"/>
-        </w:rPr>
-        <w:t>MainViewModel</w:t>
-      </w:r>
-      <w:proofErr w:type="spellEnd"/>
-      <w:r>
-        <w:rPr>
-          <w:sz w:val="28"/>
-          <w:szCs w:val="28"/>
-        </w:rPr>
-        <w:t xml:space="preserve"> реализует интерфейс </w:t>
-      </w:r>
-      <w:proofErr w:type="spellStart"/>
-      <w:r>
-        <w:rPr>
-          <w:sz w:val="28"/>
-          <w:szCs w:val="28"/>
-        </w:rPr>
-        <w:t>INotifyPropertyChanged</w:t>
-      </w:r>
-      <w:proofErr w:type="spellEnd"/>
-      <w:r>
-        <w:rPr>
-          <w:sz w:val="28"/>
-          <w:szCs w:val="28"/>
-        </w:rPr>
-        <w:t xml:space="preserve"> и является центральным классом уровня представления. Он содержит приватные поля: _</w:t>
-      </w:r>
-      <w:proofErr w:type="spellStart"/>
-      <w:r>
-        <w:rPr>
-          <w:sz w:val="28"/>
-          <w:szCs w:val="28"/>
-        </w:rPr>
-        <w:t>context</w:t>
-      </w:r>
-      <w:proofErr w:type="spellEnd"/>
-      <w:r>
-        <w:rPr>
-          <w:sz w:val="28"/>
-          <w:szCs w:val="28"/>
-        </w:rPr>
-        <w:t xml:space="preserve"> — объект типа </w:t>
-      </w:r>
-      <w:proofErr w:type="spellStart"/>
-      <w:r>
-        <w:rPr>
-          <w:sz w:val="28"/>
-          <w:szCs w:val="28"/>
-        </w:rPr>
-        <w:t>ORDContext</w:t>
-      </w:r>
-      <w:proofErr w:type="spellEnd"/>
-      <w:r>
-        <w:rPr>
-          <w:sz w:val="28"/>
-          <w:szCs w:val="28"/>
-        </w:rPr>
-        <w:t xml:space="preserve"> для работы с базой данных, _</w:t>
-      </w:r>
-      <w:proofErr w:type="spellStart"/>
-      <w:r>
-        <w:rPr>
-          <w:sz w:val="28"/>
-          <w:szCs w:val="28"/>
-        </w:rPr>
-        <w:t>currentUser</w:t>
-      </w:r>
-      <w:proofErr w:type="spellEnd"/>
-      <w:r>
-        <w:rPr>
-          <w:sz w:val="28"/>
-          <w:szCs w:val="28"/>
-        </w:rPr>
-        <w:t xml:space="preserve"> — объект типа User, представляющий текущего авторизованного пользователя, _</w:t>
-      </w:r>
-      <w:proofErr w:type="spellStart"/>
-      <w:r>
-        <w:rPr>
-          <w:sz w:val="28"/>
-          <w:szCs w:val="28"/>
-        </w:rPr>
-        <w:t>currentOfficerId</w:t>
-      </w:r>
-      <w:proofErr w:type="spellEnd"/>
-      <w:r>
-        <w:rPr>
-          <w:sz w:val="28"/>
-          <w:szCs w:val="28"/>
-        </w:rPr>
-        <w:t xml:space="preserve"> — целочисленный идентификатор сотрудника. Среди публичных свойств класса выделяются: Cases — коллекция объектов </w:t>
-      </w:r>
-      <w:proofErr w:type="spellStart"/>
-      <w:r>
-        <w:rPr>
-          <w:sz w:val="28"/>
-          <w:szCs w:val="28"/>
-        </w:rPr>
-        <w:t>CaseRecord</w:t>
-      </w:r>
-      <w:proofErr w:type="spellEnd"/>
-      <w:r>
-        <w:rPr>
-          <w:sz w:val="28"/>
-          <w:szCs w:val="28"/>
-        </w:rPr>
-        <w:t xml:space="preserve">, </w:t>
-      </w:r>
-      <w:proofErr w:type="spellStart"/>
-      <w:r>
-        <w:rPr>
-          <w:sz w:val="28"/>
-          <w:szCs w:val="28"/>
-        </w:rPr>
-        <w:t>SelectedCase</w:t>
-      </w:r>
-      <w:proofErr w:type="spellEnd"/>
-      <w:r>
-        <w:rPr>
-          <w:sz w:val="28"/>
-          <w:szCs w:val="28"/>
-        </w:rPr>
-        <w:t xml:space="preserve"> — выбранный в интерфейсе объект </w:t>
-      </w:r>
-      <w:proofErr w:type="spellStart"/>
-      <w:r>
-        <w:rPr>
-          <w:sz w:val="28"/>
-          <w:szCs w:val="28"/>
-        </w:rPr>
-        <w:t>CaseRecord</w:t>
-      </w:r>
-      <w:proofErr w:type="spellEnd"/>
-      <w:r>
-        <w:rPr>
-          <w:sz w:val="28"/>
-          <w:szCs w:val="28"/>
-        </w:rPr>
-        <w:t xml:space="preserve">, </w:t>
-      </w:r>
-      <w:proofErr w:type="spellStart"/>
-      <w:r>
-        <w:rPr>
-          <w:sz w:val="28"/>
-          <w:szCs w:val="28"/>
-        </w:rPr>
-        <w:t>CurrentUser</w:t>
-      </w:r>
-      <w:proofErr w:type="spellEnd"/>
-      <w:r>
-        <w:rPr>
-          <w:sz w:val="28"/>
-          <w:szCs w:val="28"/>
-        </w:rPr>
-        <w:t xml:space="preserve"> — текущий пользователь, </w:t>
-      </w:r>
-      <w:proofErr w:type="spellStart"/>
-      <w:r>
-        <w:rPr>
-          <w:sz w:val="28"/>
-          <w:szCs w:val="28"/>
-        </w:rPr>
-        <w:t>CanEditAll</w:t>
-      </w:r>
-      <w:proofErr w:type="spellEnd"/>
-      <w:r>
-        <w:rPr>
-          <w:sz w:val="28"/>
-          <w:szCs w:val="28"/>
-        </w:rPr>
-        <w:t xml:space="preserve"> — логическое свойство, определяющее права на редактирование на основе роли. Класс также содержит команды </w:t>
-      </w:r>
-      <w:proofErr w:type="spellStart"/>
-      <w:r>
-        <w:rPr>
-          <w:sz w:val="28"/>
-          <w:szCs w:val="28"/>
-        </w:rPr>
-        <w:t>AddSampleCaseCommand</w:t>
-      </w:r>
-      <w:proofErr w:type="spellEnd"/>
-      <w:r>
-        <w:rPr>
-          <w:sz w:val="28"/>
-          <w:szCs w:val="28"/>
-        </w:rPr>
-        <w:t xml:space="preserve">, </w:t>
-      </w:r>
-      <w:proofErr w:type="spellStart"/>
-      <w:r>
-        <w:rPr>
-          <w:sz w:val="28"/>
-          <w:szCs w:val="28"/>
-        </w:rPr>
-        <w:t>DeleteCaseCommand</w:t>
-      </w:r>
-      <w:proofErr w:type="spellEnd"/>
-      <w:r>
-        <w:rPr>
-          <w:sz w:val="28"/>
-          <w:szCs w:val="28"/>
-        </w:rPr>
-        <w:t xml:space="preserve">, </w:t>
-      </w:r>
-      <w:proofErr w:type="spellStart"/>
-      <w:r>
-        <w:rPr>
-          <w:sz w:val="28"/>
-          <w:szCs w:val="28"/>
-        </w:rPr>
-        <w:t>EditLeadOfficerCommand</w:t>
-      </w:r>
-      <w:proofErr w:type="spellEnd"/>
-      <w:r>
-        <w:rPr>
-          <w:sz w:val="28"/>
-          <w:szCs w:val="28"/>
-        </w:rPr>
-        <w:t xml:space="preserve">, </w:t>
-      </w:r>
-      <w:proofErr w:type="spellStart"/>
-      <w:r>
-        <w:rPr>
-          <w:sz w:val="28"/>
-          <w:szCs w:val="28"/>
-        </w:rPr>
-        <w:t>ShowDetailsCommand</w:t>
-      </w:r>
-      <w:proofErr w:type="spellEnd"/>
-      <w:r>
-        <w:rPr>
-          <w:sz w:val="28"/>
-          <w:szCs w:val="28"/>
-        </w:rPr>
-        <w:t xml:space="preserve">, реализованные через вспомогательный класс </w:t>
-      </w:r>
-      <w:proofErr w:type="spellStart"/>
-      <w:r>
-        <w:rPr>
-          <w:sz w:val="28"/>
-          <w:szCs w:val="28"/>
-        </w:rPr>
-        <w:t>RelayCommand</w:t>
-      </w:r>
-      <w:proofErr w:type="spellEnd"/>
-      <w:r>
-        <w:rPr>
-          <w:sz w:val="28"/>
-          <w:szCs w:val="28"/>
-        </w:rPr>
-        <w:t xml:space="preserve">. Методы </w:t>
-      </w:r>
-      <w:proofErr w:type="spellStart"/>
-      <w:r>
-        <w:rPr>
-          <w:sz w:val="28"/>
-          <w:szCs w:val="28"/>
-        </w:rPr>
-        <w:t>AddSample</w:t>
-      </w:r>
-      <w:proofErr w:type="spellEnd"/>
-      <w:r>
-        <w:rPr>
-          <w:sz w:val="28"/>
-          <w:szCs w:val="28"/>
-        </w:rPr>
-        <w:t xml:space="preserve">, </w:t>
-      </w:r>
-      <w:proofErr w:type="spellStart"/>
-      <w:r>
-        <w:rPr>
-          <w:sz w:val="28"/>
-          <w:szCs w:val="28"/>
-        </w:rPr>
-        <w:t>DeleteSelected</w:t>
-      </w:r>
-      <w:proofErr w:type="spellEnd"/>
-      <w:r>
-        <w:rPr>
-          <w:sz w:val="28"/>
-          <w:szCs w:val="28"/>
-        </w:rPr>
-        <w:t xml:space="preserve">, </w:t>
-      </w:r>
-      <w:proofErr w:type="spellStart"/>
-      <w:r>
-        <w:rPr>
-          <w:sz w:val="28"/>
-          <w:szCs w:val="28"/>
-        </w:rPr>
-        <w:t>EditLeadOfficer</w:t>
-      </w:r>
-      <w:proofErr w:type="spellEnd"/>
-      <w:r>
-        <w:rPr>
-          <w:sz w:val="28"/>
-          <w:szCs w:val="28"/>
-        </w:rPr>
-        <w:t xml:space="preserve">, </w:t>
-      </w:r>
-      <w:proofErr w:type="spellStart"/>
-      <w:r>
-        <w:rPr>
-          <w:sz w:val="28"/>
-          <w:szCs w:val="28"/>
-        </w:rPr>
-        <w:t>ShowDetails</w:t>
-      </w:r>
-      <w:proofErr w:type="spellEnd"/>
-      <w:r>
-        <w:rPr>
-          <w:sz w:val="28"/>
-          <w:szCs w:val="28"/>
-        </w:rPr>
-        <w:t xml:space="preserve"> и </w:t>
-      </w:r>
-      <w:proofErr w:type="spellStart"/>
-      <w:r>
-        <w:rPr>
-          <w:sz w:val="28"/>
-          <w:szCs w:val="28"/>
-        </w:rPr>
-        <w:lastRenderedPageBreak/>
-        <w:t>OnPropertyChanged</w:t>
-      </w:r>
-      <w:proofErr w:type="spellEnd"/>
-      <w:r>
-        <w:rPr>
-          <w:sz w:val="28"/>
-          <w:szCs w:val="28"/>
-        </w:rPr>
-        <w:t xml:space="preserve"> обеспечивают логику работы команд и уведомления об изменениях свойств.</w:t>
-      </w:r>
-    </w:p>
-    <w:p>
-      <w:pPr>
-        <w:spacing w:line="360" w:lineRule="auto"/>
-        <w:ind w:firstLine="709"/>
-        <w:contextualSpacing/>
-        <w:jc w:val="both"/>
-        <w:rPr>
-          <w:sz w:val="28"/>
-          <w:szCs w:val="28"/>
-        </w:rPr>
-      </w:pPr>
-      <w:r>
-        <w:rPr>
-          <w:sz w:val="28"/>
-          <w:szCs w:val="28"/>
-        </w:rPr>
-        <w:t xml:space="preserve">Класс </w:t>
-      </w:r>
-      <w:proofErr w:type="spellStart"/>
-      <w:r>
-        <w:rPr>
-          <w:sz w:val="28"/>
-          <w:szCs w:val="28"/>
-        </w:rPr>
-        <w:t>CaseRecord</w:t>
-      </w:r>
-      <w:proofErr w:type="spellEnd"/>
-      <w:r>
-        <w:rPr>
-          <w:sz w:val="28"/>
-          <w:szCs w:val="28"/>
-        </w:rPr>
-        <w:t xml:space="preserve"> представляет уголовное дело. Он содержит свойства: Id — уникальный идентификатор, CaseNumber — номер дела, Title — заголовок, Description — описание, StatusId и вычисляемое свойство Status типа </w:t>
-      </w:r>
-      <w:proofErr w:type="spellStart"/>
-      <w:r>
-        <w:rPr>
-          <w:sz w:val="28"/>
-          <w:szCs w:val="28"/>
-        </w:rPr>
-        <w:t>CaseStatus</w:t>
-      </w:r>
-      <w:proofErr w:type="spellEnd"/>
-      <w:r>
-        <w:rPr>
-          <w:sz w:val="28"/>
-          <w:szCs w:val="28"/>
-        </w:rPr>
-        <w:t xml:space="preserve">, CreatedAt и UpdatedAt — даты создания и обновления. Класс связан с классом </w:t>
-      </w:r>
-      <w:proofErr w:type="spellStart"/>
-      <w:r>
-        <w:rPr>
-          <w:sz w:val="28"/>
-          <w:szCs w:val="28"/>
-        </w:rPr>
-        <w:t>Officer</w:t>
-      </w:r>
-      <w:proofErr w:type="spellEnd"/>
-      <w:r>
-        <w:rPr>
-          <w:sz w:val="28"/>
-          <w:szCs w:val="28"/>
-        </w:rPr>
-        <w:t xml:space="preserve"> через свойство </w:t>
-      </w:r>
-      <w:proofErr w:type="spellStart"/>
-      <w:r>
-        <w:rPr>
-          <w:sz w:val="28"/>
-          <w:szCs w:val="28"/>
-        </w:rPr>
-        <w:t>LeadOfficer</w:t>
-      </w:r>
-      <w:proofErr w:type="spellEnd"/>
-      <w:r>
-        <w:rPr>
-          <w:sz w:val="28"/>
-          <w:szCs w:val="28"/>
-        </w:rPr>
-        <w:t xml:space="preserve"> (ведущий сотрудник), с классом </w:t>
-      </w:r>
-      <w:proofErr w:type="spellStart"/>
-      <w:r>
-        <w:rPr>
-          <w:sz w:val="28"/>
-          <w:szCs w:val="28"/>
-        </w:rPr>
-        <w:t>Location</w:t>
-      </w:r>
-      <w:proofErr w:type="spellEnd"/>
-      <w:r>
-        <w:rPr>
-          <w:sz w:val="28"/>
-          <w:szCs w:val="28"/>
-        </w:rPr>
-        <w:t xml:space="preserve"> — через свойство </w:t>
-      </w:r>
-      <w:proofErr w:type="spellStart"/>
-      <w:r>
-        <w:rPr>
-          <w:sz w:val="28"/>
-          <w:szCs w:val="28"/>
-        </w:rPr>
-        <w:t>Location</w:t>
-      </w:r>
-      <w:proofErr w:type="spellEnd"/>
-      <w:r>
-        <w:rPr>
-          <w:sz w:val="28"/>
-          <w:szCs w:val="28"/>
-        </w:rPr>
-        <w:t xml:space="preserve">, а также содержит коллекции Suspects, </w:t>
-      </w:r>
-      <w:proofErr w:type="spellStart"/>
-      <w:r>
-        <w:rPr>
-          <w:sz w:val="28"/>
-          <w:szCs w:val="28"/>
-        </w:rPr>
-        <w:t>StatusHistories</w:t>
-      </w:r>
-      <w:proofErr w:type="spellEnd"/>
-      <w:r>
-        <w:rPr>
-          <w:sz w:val="28"/>
-          <w:szCs w:val="28"/>
-        </w:rPr>
-        <w:t xml:space="preserve"> и </w:t>
-      </w:r>
-      <w:proofErr w:type="spellStart"/>
-      <w:r>
-        <w:rPr>
-          <w:sz w:val="28"/>
-          <w:szCs w:val="28"/>
-        </w:rPr>
-        <w:t>EvidenceItems</w:t>
-      </w:r>
-      <w:proofErr w:type="spellEnd"/>
-      <w:r>
-        <w:rPr>
-          <w:sz w:val="28"/>
-          <w:szCs w:val="28"/>
-        </w:rPr>
-        <w:t>.</w:t>
-      </w:r>
-    </w:p>
-    <w:p>
-      <w:pPr>
-        <w:spacing w:line="360" w:lineRule="auto"/>
-        <w:ind w:firstLine="709"/>
-        <w:contextualSpacing/>
-        <w:jc w:val="both"/>
-        <w:rPr>
-          <w:sz w:val="28"/>
-          <w:szCs w:val="28"/>
-        </w:rPr>
-      </w:pPr>
-      <w:r>
-        <w:rPr>
-          <w:sz w:val="28"/>
-          <w:szCs w:val="28"/>
-        </w:rPr>
-        <w:t xml:space="preserve">Класс </w:t>
-      </w:r>
-      <w:proofErr w:type="spellStart"/>
-      <w:r>
-        <w:rPr>
-          <w:sz w:val="28"/>
-          <w:szCs w:val="28"/>
-        </w:rPr>
-        <w:t>Officer</w:t>
-      </w:r>
-      <w:proofErr w:type="spellEnd"/>
-      <w:r>
-        <w:rPr>
-          <w:sz w:val="28"/>
-          <w:szCs w:val="28"/>
-        </w:rPr>
-        <w:t xml:space="preserve"> представляет сотрудника. Содержит свойства Id, FirstName, LastName, Patronymic, Email, Phone, HiredDate, </w:t>
-      </w:r>
-      <w:proofErr w:type="spellStart"/>
-      <w:r>
-        <w:rPr>
-          <w:sz w:val="28"/>
-          <w:szCs w:val="28"/>
-        </w:rPr>
-        <w:t>CanBeLead</w:t>
-      </w:r>
-      <w:proofErr w:type="spellEnd"/>
-      <w:r>
-        <w:rPr>
-          <w:sz w:val="28"/>
-          <w:szCs w:val="28"/>
-        </w:rPr>
-        <w:t xml:space="preserve">, а также вычисляемое свойство </w:t>
-      </w:r>
-      <w:proofErr w:type="spellStart"/>
-      <w:r>
-        <w:rPr>
-          <w:sz w:val="28"/>
-          <w:szCs w:val="28"/>
-        </w:rPr>
-        <w:t>FullName</w:t>
-      </w:r>
-      <w:proofErr w:type="spellEnd"/>
-      <w:r>
-        <w:rPr>
-          <w:sz w:val="28"/>
-          <w:szCs w:val="28"/>
-        </w:rPr>
-        <w:t xml:space="preserve">, формирующее полное имя сотрудника. Класс связан с классом </w:t>
-      </w:r>
-      <w:proofErr w:type="spellStart"/>
-      <w:r>
-        <w:rPr>
-          <w:sz w:val="28"/>
-          <w:szCs w:val="28"/>
-        </w:rPr>
-        <w:t>OfficerRank</w:t>
-      </w:r>
-      <w:proofErr w:type="spellEnd"/>
-      <w:r>
-        <w:rPr>
-          <w:sz w:val="28"/>
-          <w:szCs w:val="28"/>
-        </w:rPr>
-        <w:t xml:space="preserve"> через свойство </w:t>
-      </w:r>
-      <w:proofErr w:type="spellStart"/>
-      <w:r>
-        <w:rPr>
-          <w:sz w:val="28"/>
-          <w:szCs w:val="28"/>
-        </w:rPr>
-        <w:t>Rank</w:t>
-      </w:r>
-      <w:proofErr w:type="spellEnd"/>
-      <w:r>
-        <w:rPr>
-          <w:sz w:val="28"/>
-          <w:szCs w:val="28"/>
-        </w:rPr>
-        <w:t xml:space="preserve">, с классом Department через свойство Department, содержит коллекции </w:t>
-      </w:r>
-      <w:proofErr w:type="spellStart"/>
-      <w:r>
-        <w:rPr>
-          <w:sz w:val="28"/>
-          <w:szCs w:val="28"/>
-        </w:rPr>
-        <w:t>CasesLed</w:t>
-      </w:r>
-      <w:proofErr w:type="spellEnd"/>
-      <w:r>
-        <w:rPr>
-          <w:sz w:val="28"/>
-          <w:szCs w:val="28"/>
-        </w:rPr>
-        <w:t xml:space="preserve"> и </w:t>
-      </w:r>
-      <w:proofErr w:type="spellStart"/>
-      <w:r>
-        <w:rPr>
-          <w:sz w:val="28"/>
-          <w:szCs w:val="28"/>
-        </w:rPr>
-        <w:t>CollectedEvidence</w:t>
-      </w:r>
-      <w:proofErr w:type="spellEnd"/>
-      <w:r>
-        <w:rPr>
-          <w:sz w:val="28"/>
-          <w:szCs w:val="28"/>
-        </w:rPr>
-        <w:t>, а также навигационное свойство User.</w:t>
-      </w:r>
-    </w:p>
-    <w:p>
-      <w:pPr>
-        <w:spacing w:line="360" w:lineRule="auto"/>
-        <w:ind w:firstLine="709"/>
-        <w:contextualSpacing/>
-        <w:jc w:val="both"/>
-        <w:rPr>
-          <w:sz w:val="28"/>
-          <w:szCs w:val="28"/>
-        </w:rPr>
-      </w:pPr>
-      <w:r>
-        <w:rPr>
-          <w:sz w:val="28"/>
-          <w:szCs w:val="28"/>
-        </w:rPr>
-        <w:t>Класс Department представляет подразделение. Содержит свойства Id, Name, Street, House, City, Phone, а также вычисляемое свойство Address, формирующее полный адрес на основе составных частей. Класс содержит коллекцию Officers — список сотрудников подразделения.</w:t>
-      </w:r>
-    </w:p>
-    <w:p>
-      <w:pPr>
-        <w:spacing w:line="360" w:lineRule="auto"/>
-        <w:ind w:firstLine="709"/>
-        <w:contextualSpacing/>
-        <w:jc w:val="both"/>
-        <w:rPr>
-          <w:sz w:val="28"/>
-          <w:szCs w:val="28"/>
-        </w:rPr>
-      </w:pPr>
-      <w:r>
-        <w:rPr>
-          <w:sz w:val="28"/>
-          <w:szCs w:val="28"/>
-        </w:rPr>
-        <w:t>Класс Evidence представляет вещественное доказательство. Содержит</w:t>
-      </w:r>
-      <w:r>
-        <w:rPr>
-          <w:sz w:val="28"/>
-          <w:szCs w:val="28"/>
-          <w:lang w:val="en-US"/>
-        </w:rPr>
-        <w:t xml:space="preserve"> </w:t>
-      </w:r>
-      <w:r>
-        <w:rPr>
-          <w:sz w:val="28"/>
-          <w:szCs w:val="28"/>
-        </w:rPr>
-        <w:t>свойства</w:t>
-      </w:r>
-      <w:r>
-        <w:rPr>
-          <w:sz w:val="28"/>
-          <w:szCs w:val="28"/>
-          <w:lang w:val="en-US"/>
-        </w:rPr>
-        <w:t xml:space="preserve"> Id, Tag, Description, CollectedAt. </w:t>
-      </w:r>
-      <w:r>
-        <w:rPr>
-          <w:sz w:val="28"/>
-          <w:szCs w:val="28"/>
-        </w:rPr>
-        <w:t xml:space="preserve">Класс связан с классом </w:t>
-      </w:r>
-      <w:proofErr w:type="spellStart"/>
-      <w:r>
-        <w:rPr>
-          <w:sz w:val="28"/>
-          <w:szCs w:val="28"/>
-        </w:rPr>
-        <w:t>Officer</w:t>
-      </w:r>
-      <w:proofErr w:type="spellEnd"/>
-      <w:r>
-        <w:rPr>
-          <w:sz w:val="28"/>
-          <w:szCs w:val="28"/>
-        </w:rPr>
-        <w:t xml:space="preserve"> через свойство </w:t>
-      </w:r>
-      <w:proofErr w:type="spellStart"/>
-      <w:r>
-        <w:rPr>
-          <w:sz w:val="28"/>
-          <w:szCs w:val="28"/>
-        </w:rPr>
-        <w:t>CollectedBy</w:t>
-      </w:r>
-      <w:proofErr w:type="spellEnd"/>
-      <w:r>
-        <w:rPr>
-          <w:sz w:val="28"/>
-          <w:szCs w:val="28"/>
-        </w:rPr>
-        <w:t xml:space="preserve"> и с классом </w:t>
-      </w:r>
-      <w:proofErr w:type="spellStart"/>
-      <w:r>
-        <w:rPr>
-          <w:sz w:val="28"/>
-          <w:szCs w:val="28"/>
-        </w:rPr>
-        <w:t>CaseRecord</w:t>
-      </w:r>
-      <w:proofErr w:type="spellEnd"/>
-      <w:r>
-        <w:rPr>
-          <w:sz w:val="28"/>
-          <w:szCs w:val="28"/>
-        </w:rPr>
-        <w:t xml:space="preserve"> через свойство </w:t>
-      </w:r>
-      <w:proofErr w:type="spellStart"/>
-      <w:r>
-        <w:rPr>
-          <w:sz w:val="28"/>
-          <w:szCs w:val="28"/>
-        </w:rPr>
-        <w:t>CaseRecord</w:t>
-      </w:r>
-      <w:proofErr w:type="spellEnd"/>
-      <w:r>
-        <w:rPr>
-          <w:sz w:val="28"/>
-          <w:szCs w:val="28"/>
-        </w:rPr>
-        <w:t>.</w:t>
-      </w:r>
-    </w:p>
-    <w:p>
-      <w:pPr>
-        <w:spacing w:line="360" w:lineRule="auto"/>
-        <w:ind w:firstLine="709"/>
-        <w:contextualSpacing/>
-        <w:jc w:val="both"/>
-        <w:rPr>
-          <w:sz w:val="28"/>
-          <w:szCs w:val="28"/>
-        </w:rPr>
-      </w:pPr>
-      <w:r>
-        <w:rPr>
-          <w:sz w:val="28"/>
-          <w:szCs w:val="28"/>
-        </w:rPr>
-        <w:t xml:space="preserve">Класс </w:t>
-      </w:r>
-      <w:proofErr w:type="spellStart"/>
-      <w:r>
-        <w:rPr>
-          <w:sz w:val="28"/>
-          <w:szCs w:val="28"/>
-        </w:rPr>
-        <w:t>Suspect</w:t>
-      </w:r>
-      <w:proofErr w:type="spellEnd"/>
-      <w:r>
-        <w:rPr>
-          <w:sz w:val="28"/>
-          <w:szCs w:val="28"/>
-        </w:rPr>
-        <w:t xml:space="preserve"> представляет подозреваемого. Содержит свойства Id, FirstName, LastName, Patronymic, DateOfBirth, а также вычисляемое свойство </w:t>
-      </w:r>
-      <w:proofErr w:type="spellStart"/>
-      <w:r>
-        <w:rPr>
-          <w:sz w:val="28"/>
-          <w:szCs w:val="28"/>
-        </w:rPr>
-        <w:t>FullName</w:t>
-      </w:r>
-      <w:proofErr w:type="spellEnd"/>
-      <w:r>
-        <w:rPr>
-          <w:sz w:val="28"/>
-          <w:szCs w:val="28"/>
-        </w:rPr>
-        <w:t xml:space="preserve"> и не отображаемое на БД поле </w:t>
-      </w:r>
-      <w:proofErr w:type="spellStart"/>
-      <w:r>
-        <w:rPr>
-          <w:sz w:val="28"/>
-          <w:szCs w:val="28"/>
-        </w:rPr>
-        <w:t>AppearedInOtherCasesText</w:t>
-      </w:r>
-      <w:proofErr w:type="spellEnd"/>
-      <w:r>
-        <w:rPr>
-          <w:sz w:val="28"/>
-          <w:szCs w:val="28"/>
-        </w:rPr>
-        <w:t>. Класс содержит коллекцию Cases — список дел, в которых фигурирует подозреваемый.</w:t>
-      </w:r>
-    </w:p>
-    <w:p>
-      <w:pPr>
-        <w:spacing w:line="360" w:lineRule="auto"/>
-        <w:ind w:firstLine="709"/>
-        <w:contextualSpacing/>
-        <w:jc w:val="both"/>
-        <w:rPr>
-          <w:sz w:val="28"/>
-          <w:szCs w:val="28"/>
-        </w:rPr>
-      </w:pPr>
-      <w:r>
-        <w:rPr>
-          <w:sz w:val="28"/>
-          <w:szCs w:val="28"/>
-        </w:rPr>
-        <w:t xml:space="preserve">Класс </w:t>
-      </w:r>
-      <w:proofErr w:type="spellStart"/>
-      <w:r>
-        <w:rPr>
-          <w:sz w:val="28"/>
-          <w:szCs w:val="28"/>
-        </w:rPr>
-        <w:t>OfficerRank</w:t>
-      </w:r>
-      <w:proofErr w:type="spellEnd"/>
-      <w:r>
-        <w:rPr>
-          <w:sz w:val="28"/>
-          <w:szCs w:val="28"/>
-        </w:rPr>
-        <w:t xml:space="preserve"> представляет звание сотрудника. Содержит свойства Id и Name, а также коллекцию Officers.</w:t>
-      </w:r>
-    </w:p>
-    <w:p>
-      <w:pPr>
-        <w:spacing w:line="360" w:lineRule="auto"/>
-        <w:ind w:firstLine="709"/>
-        <w:contextualSpacing/>
-        <w:jc w:val="both"/>
-        <w:rPr>
-          <w:sz w:val="28"/>
-          <w:szCs w:val="28"/>
-        </w:rPr>
-      </w:pPr>
-      <w:r>
-        <w:rPr>
-          <w:sz w:val="28"/>
-          <w:szCs w:val="28"/>
-        </w:rPr>
-        <w:t xml:space="preserve">Класс </w:t>
-      </w:r>
-      <w:proofErr w:type="spellStart"/>
-      <w:r>
-        <w:rPr>
-          <w:sz w:val="28"/>
-          <w:szCs w:val="28"/>
-        </w:rPr>
-        <w:t>Location</w:t>
-      </w:r>
-      <w:proofErr w:type="spellEnd"/>
-      <w:r>
-        <w:rPr>
-          <w:sz w:val="28"/>
-          <w:szCs w:val="28"/>
-        </w:rPr>
-        <w:t xml:space="preserve"> представляет место происшествия. Содержит свойства Id, Street, House, City и коллекцию Cases — список дел, связанных с данным местом.</w:t>
-      </w:r>
-    </w:p>
-    <w:p>
-      <w:pPr>
-        <w:spacing w:line="360" w:lineRule="auto"/>
-        <w:ind w:firstLine="709"/>
-        <w:contextualSpacing/>
-        <w:jc w:val="both"/>
-        <w:rPr>
-          <w:sz w:val="28"/>
-          <w:szCs w:val="28"/>
-        </w:rPr>
-      </w:pPr>
-      <w:r>
-        <w:rPr>
-          <w:sz w:val="28"/>
-          <w:szCs w:val="28"/>
-        </w:rPr>
-        <w:lastRenderedPageBreak/>
-        <w:t xml:space="preserve">Класс </w:t>
-      </w:r>
-      <w:proofErr w:type="spellStart"/>
-      <w:r>
-        <w:rPr>
-          <w:sz w:val="28"/>
-          <w:szCs w:val="28"/>
-        </w:rPr>
-        <w:t>CaseStatusHistory</w:t>
-      </w:r>
-      <w:proofErr w:type="spellEnd"/>
-      <w:r>
-        <w:rPr>
-          <w:sz w:val="28"/>
-          <w:szCs w:val="28"/>
-        </w:rPr>
-        <w:t xml:space="preserve"> хранит историю смены статусов дела. Содержит свойства Id, CaseRecordId, навигационное свойство </w:t>
-      </w:r>
-      <w:proofErr w:type="spellStart"/>
-      <w:r>
-        <w:rPr>
-          <w:sz w:val="28"/>
-          <w:szCs w:val="28"/>
-        </w:rPr>
-        <w:t>CaseRecord</w:t>
-      </w:r>
-      <w:proofErr w:type="spellEnd"/>
-      <w:r>
-        <w:rPr>
-          <w:sz w:val="28"/>
-          <w:szCs w:val="28"/>
-        </w:rPr>
-        <w:t>, а также StatusId и ChangedAt — дату смены статуса.</w:t>
-      </w:r>
-    </w:p>
-    <w:p>
-      <w:pPr>
-        <w:spacing w:line="360" w:lineRule="auto"/>
-        <w:ind w:firstLine="709"/>
-        <w:contextualSpacing/>
-        <w:jc w:val="both"/>
-        <w:rPr>
-          <w:sz w:val="28"/>
-          <w:szCs w:val="28"/>
-        </w:rPr>
-      </w:pPr>
-      <w:r>
-        <w:rPr>
-          <w:sz w:val="28"/>
-          <w:szCs w:val="28"/>
-        </w:rPr>
-        <w:t xml:space="preserve">Класс </w:t>
-      </w:r>
-      <w:proofErr w:type="spellStart"/>
-      <w:r>
-        <w:rPr>
-          <w:sz w:val="28"/>
-          <w:szCs w:val="28"/>
-        </w:rPr>
-        <w:t>Role</w:t>
-      </w:r>
-      <w:proofErr w:type="spellEnd"/>
-      <w:r>
-        <w:rPr>
-          <w:sz w:val="28"/>
-          <w:szCs w:val="28"/>
-        </w:rPr>
-        <w:t xml:space="preserve"> представляет роль пользователя в системе. Содержит свойства Id и Name, а также коллекцию Users.</w:t>
-      </w:r>
-    </w:p>
-    <w:p>
-      <w:pPr>
-        <w:spacing w:line="360" w:lineRule="auto"/>
-        <w:ind w:firstLine="709"/>
-        <w:contextualSpacing/>
-        <w:jc w:val="both"/>
-        <w:rPr>
-          <w:sz w:val="28"/>
-          <w:szCs w:val="28"/>
-        </w:rPr>
-      </w:pPr>
-      <w:r>
-        <w:rPr>
-          <w:sz w:val="28"/>
-          <w:szCs w:val="28"/>
-        </w:rPr>
-        <w:t xml:space="preserve">Класс User представляет учётную запись пользователя. Содержит свойства Id, Username, PasswordHash (хранится как массив байтов). Класс связан с классом </w:t>
-      </w:r>
-      <w:proofErr w:type="spellStart"/>
-      <w:r>
-        <w:rPr>
-          <w:sz w:val="28"/>
-          <w:szCs w:val="28"/>
-        </w:rPr>
-        <w:t>Officer</w:t>
-      </w:r>
-      <w:proofErr w:type="spellEnd"/>
-      <w:r>
-        <w:rPr>
-          <w:sz w:val="28"/>
-          <w:szCs w:val="28"/>
-        </w:rPr>
-        <w:t xml:space="preserve"> через свойство </w:t>
-      </w:r>
-      <w:proofErr w:type="spellStart"/>
-      <w:r>
-        <w:rPr>
-          <w:sz w:val="28"/>
-          <w:szCs w:val="28"/>
-        </w:rPr>
-        <w:t>Officer</w:t>
-      </w:r>
-      <w:proofErr w:type="spellEnd"/>
-      <w:r>
-        <w:rPr>
-          <w:sz w:val="28"/>
-          <w:szCs w:val="28"/>
-        </w:rPr>
-        <w:t xml:space="preserve"> и с классом </w:t>
-      </w:r>
-      <w:proofErr w:type="spellStart"/>
-      <w:r>
-        <w:rPr>
-          <w:sz w:val="28"/>
-          <w:szCs w:val="28"/>
-        </w:rPr>
-        <w:t>Role</w:t>
-      </w:r>
-      <w:proofErr w:type="spellEnd"/>
-      <w:r>
-        <w:rPr>
-          <w:sz w:val="28"/>
-          <w:szCs w:val="28"/>
-        </w:rPr>
-        <w:t xml:space="preserve"> через свойство </w:t>
-      </w:r>
-      <w:proofErr w:type="spellStart"/>
-      <w:r>
-        <w:rPr>
-          <w:sz w:val="28"/>
-          <w:szCs w:val="28"/>
-        </w:rPr>
-        <w:t>Role</w:t>
-      </w:r>
-      <w:proofErr w:type="spellEnd"/>
-      <w:r>
-        <w:rPr>
-          <w:sz w:val="28"/>
-          <w:szCs w:val="28"/>
-        </w:rPr>
-        <w:t>.</w:t>
-      </w:r>
-    </w:p>
-    <w:p>
-      <w:pPr>
-        <w:spacing w:line="360" w:lineRule="auto"/>
-        <w:ind w:firstLine="709"/>
-        <w:contextualSpacing/>
-        <w:jc w:val="both"/>
-        <w:rPr>
-          <w:sz w:val="28"/>
-          <w:szCs w:val="28"/>
-        </w:rPr>
-      </w:pPr>
-      <w:r>
-        <w:rPr>
-          <w:sz w:val="28"/>
-          <w:szCs w:val="28"/>
-        </w:rPr>
-        <w:t>Листинги кодов всех вышеописанных классов представлены в приложениях А и Б.</w:t>
-      </w:r>
-    </w:p>
-    <w:p>
-      <w:pPr>
-        <w:spacing w:line="360" w:lineRule="auto"/>
-        <w:ind w:firstLine="709"/>
-        <w:contextualSpacing/>
-        <w:jc w:val="both"/>
-        <w:rPr>
-          <w:sz w:val="28"/>
-          <w:szCs w:val="28"/>
-        </w:rPr>
-      </w:pPr>
-      <w:r>
-        <w:rPr>
-          <w:sz w:val="28"/>
-          <w:szCs w:val="28"/>
-        </w:rPr>
-        <w:br w:type="page"/>
-      </w:r>
-    </w:p>
-    <w:p>
-      <w:pPr>
-        <w:pStyle w:val="ad"/>
-      </w:pPr>
-      <w:bookmarkStart w:id="53" w:name="_Toc68696093"/>
-      <w:bookmarkStart w:id="54" w:name="_Toc72275222"/>
-      <w:bookmarkStart w:id="55" w:name="_Toc103097573"/>
-    </w:p>
-    <w:p>
-      <w:pPr>
-        <w:pStyle w:val="13"/>
-        <w:rPr>
-          <w:b/>
-          <w:szCs w:val="24"/>
-        </w:rPr>
-      </w:pPr>
-      <w:bookmarkStart w:id="56" w:name="_Toc104795026"/>
-      <w:bookmarkStart w:id="57" w:name="_Toc105597148"/>
-      <w:bookmarkStart w:id="58" w:name="_Toc164804154"/>
-      <w:r>
-        <w:t xml:space="preserve">3 </w:t>
-      </w:r>
-      <w:r>
-        <w:tab/>
-      </w:r>
-      <w:r>
-        <w:t>РАЗРАБОТКА ПРИЛОЖЕНИЯ</w:t>
-      </w:r>
-      <w:bookmarkEnd w:id="53"/>
-      <w:bookmarkEnd w:id="54"/>
-      <w:bookmarkEnd w:id="55"/>
-      <w:bookmarkEnd w:id="56"/>
-      <w:bookmarkEnd w:id="57"/>
-      <w:bookmarkEnd w:id="58"/>
-    </w:p>
-    <w:p>
-      <w:pPr>
-        <w:spacing w:line="360" w:lineRule="auto"/>
-        <w:ind w:firstLine="709"/>
-        <w:contextualSpacing/>
-        <w:jc w:val="both"/>
-        <w:rPr>
-          <w:sz w:val="28"/>
-          <w:szCs w:val="28"/>
-        </w:rPr>
-      </w:pPr>
-    </w:p>
-    <w:p>
-      <w:pPr>
-        <w:spacing w:line="360" w:lineRule="auto"/>
-        <w:ind w:firstLine="709"/>
-        <w:contextualSpacing/>
-        <w:jc w:val="both"/>
-        <w:rPr>
-          <w:sz w:val="28"/>
-          <w:szCs w:val="28"/>
-        </w:rPr>
-      </w:pPr>
-    </w:p>
-    <w:p>
-      <w:pPr>
-        <w:pStyle w:val="22"/>
-        <w:rPr>
-          <w:b/>
-          <w:i/>
-          <w:lang w:eastAsia="en-US"/>
-        </w:rPr>
-      </w:pPr>
-      <w:bookmarkStart w:id="59" w:name="_Toc68696094"/>
-      <w:bookmarkStart w:id="60" w:name="_Toc72275223"/>
-      <w:bookmarkStart w:id="61" w:name="_Toc103097574"/>
-      <w:bookmarkStart w:id="62" w:name="_Toc104795027"/>
-      <w:bookmarkStart w:id="63" w:name="_Toc105597149"/>
-      <w:bookmarkStart w:id="64" w:name="_Toc164804155"/>
-      <w:r>
-        <w:t xml:space="preserve">3.1 </w:t>
-      </w:r>
-      <w:r>
-        <w:tab/>
-      </w:r>
-      <w:r>
-        <w:t>Инструментальные средства разработки приложения</w:t>
-      </w:r>
-      <w:bookmarkEnd w:id="59"/>
-      <w:bookmarkEnd w:id="60"/>
-      <w:bookmarkEnd w:id="61"/>
-      <w:bookmarkEnd w:id="62"/>
-      <w:bookmarkEnd w:id="63"/>
-      <w:bookmarkEnd w:id="64"/>
-    </w:p>
-    <w:p>
-      <w:pPr>
-        <w:spacing w:line="360" w:lineRule="auto"/>
-        <w:ind w:firstLine="709"/>
-        <w:contextualSpacing/>
-        <w:jc w:val="both"/>
-        <w:rPr>
-          <w:sz w:val="28"/>
-          <w:szCs w:val="28"/>
-        </w:rPr>
-      </w:pPr>
-    </w:p>
-    <w:p>
-      <w:pPr>
-        <w:spacing w:line="360" w:lineRule="auto"/>
-        <w:ind w:firstLine="709"/>
-        <w:contextualSpacing/>
-        <w:jc w:val="both"/>
-        <w:rPr>
-          <w:sz w:val="28"/>
-          <w:szCs w:val="28"/>
-        </w:rPr>
-      </w:pPr>
-    </w:p>
-    <w:p>
-      <w:pPr>
-        <w:spacing w:line="360" w:lineRule="auto"/>
-        <w:ind w:firstLine="709"/>
-        <w:contextualSpacing/>
-        <w:jc w:val="both"/>
-        <w:rPr>
-          <w:rFonts w:eastAsia="Calibri"/>
-          <w:sz w:val="28"/>
-          <w:lang w:eastAsia="en-US"/>
-        </w:rPr>
-      </w:pPr>
-      <w:r>
-        <w:rPr>
-          <w:sz w:val="28"/>
-        </w:rPr>
-        <w:t>Для разработки приложения используются следующие средства для разработки:</w:t>
-      </w:r>
-    </w:p>
-    <w:p>
-      <w:pPr>
-        <w:pStyle w:val="a9"/>
-        <w:numPr>
-          <w:ilvl w:val="0"/>
-          <w:numId w:val="3"/>
-        </w:numPr>
-        <w:spacing w:after="200" w:line="360" w:lineRule="auto"/>
-        <w:ind w:left="0" w:firstLine="709"/>
-        <w:jc w:val="both"/>
-        <w:rPr>
-          <w:rFonts w:eastAsiaTheme="minorEastAsia"/>
-          <w:sz w:val="28"/>
-          <w:lang w:eastAsia="ja-JP"/>
-        </w:rPr>
-      </w:pPr>
-      <w:r>
-        <w:rPr>
-          <w:rFonts w:eastAsiaTheme="minorEastAsia"/>
-          <w:sz w:val="28"/>
-          <w:lang w:val="en-US" w:eastAsia="ja-JP"/>
-        </w:rPr>
-        <w:t>M</w:t>
-      </w:r>
-      <w:proofErr w:type="spellStart"/>
-      <w:r>
-        <w:rPr>
-          <w:rFonts w:eastAsiaTheme="minorEastAsia"/>
-          <w:sz w:val="28"/>
-          <w:lang w:eastAsia="ja-JP"/>
-        </w:rPr>
-        <w:t>icrosoft</w:t>
-      </w:r>
-      <w:proofErr w:type="spellEnd"/>
-      <w:r>
-        <w:rPr>
-          <w:rFonts w:eastAsiaTheme="minorEastAsia"/>
-          <w:sz w:val="28"/>
-          <w:lang w:eastAsia="ja-JP"/>
-        </w:rPr>
-        <w:t xml:space="preserve"> SQL Server</w:t>
-      </w:r>
-      <w:r>
-        <w:rPr>
-          <w:rFonts w:eastAsiaTheme="minorEastAsia"/>
-          <w:sz w:val="28"/>
-          <w:lang w:val="en-US" w:eastAsia="ja-JP"/>
-        </w:rPr>
-        <w:t>.</w:t>
-      </w:r>
-    </w:p>
-    <w:p>
-      <w:pPr>
-        <w:pStyle w:val="a9"/>
-        <w:numPr>
-          <w:ilvl w:val="0"/>
-          <w:numId w:val="3"/>
-        </w:numPr>
-        <w:spacing w:after="200" w:line="360" w:lineRule="auto"/>
-        <w:ind w:left="0" w:firstLine="709"/>
-        <w:jc w:val="both"/>
-        <w:rPr>
-          <w:rFonts w:eastAsiaTheme="minorEastAsia"/>
-          <w:sz w:val="28"/>
-          <w:lang w:eastAsia="ja-JP"/>
-        </w:rPr>
-      </w:pPr>
-      <w:r>
-        <w:rPr>
-          <w:rFonts w:eastAsiaTheme="minorEastAsia"/>
-          <w:sz w:val="28"/>
-          <w:lang w:val="en-US" w:eastAsia="ja-JP"/>
-        </w:rPr>
-        <w:t>Visual Studio 2022.</w:t>
-      </w:r>
-    </w:p>
-    <w:p>
-      <w:pPr>
-        <w:pStyle w:val="a9"/>
-        <w:numPr>
-          <w:ilvl w:val="0"/>
-          <w:numId w:val="3"/>
-        </w:numPr>
-        <w:spacing w:after="200" w:line="360" w:lineRule="auto"/>
-        <w:ind w:left="0" w:firstLine="709"/>
-        <w:jc w:val="both"/>
-        <w:rPr>
-          <w:rFonts w:eastAsiaTheme="minorEastAsia"/>
-          <w:sz w:val="28"/>
-          <w:lang w:eastAsia="ja-JP"/>
-        </w:rPr>
-      </w:pPr>
-      <w:r>
-        <w:rPr>
-          <w:rFonts w:eastAsiaTheme="minorEastAsia"/>
-          <w:sz w:val="28"/>
-          <w:lang w:val="en-US" w:eastAsia="ja-JP"/>
-        </w:rPr>
-        <w:t>.N</w:t>
-      </w:r>
-      <w:r>
-        <w:rPr>
-          <w:rFonts w:eastAsiaTheme="minorEastAsia"/>
-          <w:sz w:val="28"/>
-          <w:lang w:val="en-US" w:eastAsia="ja-JP"/>
-        </w:rPr>
-        <w:t>ET</w:t>
-      </w:r>
-      <w:r>
-        <w:rPr>
-          <w:rFonts w:eastAsiaTheme="minorEastAsia"/>
-          <w:sz w:val="28"/>
-          <w:lang w:val="en-US" w:eastAsia="ja-JP"/>
-        </w:rPr>
-        <w:t xml:space="preserve"> </w:t>
-      </w:r>
-      <w:r>
-        <w:rPr>
-          <w:rFonts w:eastAsiaTheme="minorEastAsia"/>
-          <w:sz w:val="28"/>
-          <w:lang w:eastAsia="ja-JP"/>
-        </w:rPr>
-        <w:t>8</w:t>
-      </w:r>
-      <w:r>
-        <w:rPr>
-          <w:rFonts w:eastAsiaTheme="minorEastAsia"/>
-          <w:sz w:val="28"/>
-          <w:lang w:val="en-US" w:eastAsia="ja-JP"/>
-        </w:rPr>
-        <w:t>.</w:t>
-      </w:r>
-    </w:p>
-    <w:p>
-      <w:pPr>
-        <w:pStyle w:val="a9"/>
-        <w:numPr>
-          <w:ilvl w:val="0"/>
-          <w:numId w:val="3"/>
-        </w:numPr>
-        <w:spacing w:after="200" w:line="360" w:lineRule="auto"/>
-        <w:ind w:left="0" w:firstLine="709"/>
-        <w:jc w:val="both"/>
-        <w:rPr>
-          <w:rFonts w:eastAsiaTheme="minorEastAsia"/>
-          <w:sz w:val="28"/>
-          <w:lang w:eastAsia="ja-JP"/>
-        </w:rPr>
-      </w:pPr>
-      <w:proofErr w:type="spellStart"/>
-      <w:r>
-        <w:rPr>
-          <w:rFonts w:eastAsiaTheme="minorEastAsia"/>
-          <w:sz w:val="28"/>
-          <w:lang w:val="en-US" w:eastAsia="ja-JP"/>
-        </w:rPr>
-        <w:t>EntityFramework</w:t>
-      </w:r>
-      <w:proofErr w:type="spellEnd"/>
-      <w:r>
-        <w:rPr>
-          <w:rFonts w:eastAsiaTheme="minorEastAsia"/>
-          <w:sz w:val="28"/>
-          <w:lang w:val="en-US" w:eastAsia="ja-JP"/>
-        </w:rPr>
-        <w:t>.</w:t>
-      </w:r>
-    </w:p>
-    <w:p>
-      <w:pPr>
-        <w:pStyle w:val="a9"/>
-        <w:numPr>
-          <w:ilvl w:val="0"/>
-          <w:numId w:val="3"/>
-        </w:numPr>
-        <w:spacing w:after="200" w:line="360" w:lineRule="auto"/>
-        <w:ind w:left="0" w:firstLine="709"/>
-        <w:jc w:val="both"/>
-        <w:rPr>
-          <w:rFonts w:eastAsiaTheme="minorEastAsia"/>
-          <w:sz w:val="28"/>
-          <w:lang w:eastAsia="ja-JP"/>
-        </w:rPr>
-      </w:pPr>
-      <w:r>
-        <w:rPr>
-          <w:rFonts w:eastAsiaTheme="minorEastAsia"/>
-          <w:sz w:val="28"/>
-          <w:lang w:val="en-US" w:eastAsia="ja-JP"/>
-        </w:rPr>
-        <w:t>WPF</w:t>
-      </w:r>
-    </w:p>
-    <w:p>
-      <w:pPr>
-        <w:spacing w:line="360" w:lineRule="auto"/>
-        <w:ind w:firstLine="709"/>
-        <w:contextualSpacing/>
-        <w:jc w:val="both"/>
-        <w:rPr>
-          <w:rFonts w:eastAsiaTheme="minorEastAsia"/>
-          <w:sz w:val="28"/>
-          <w:lang w:eastAsia="ja-JP"/>
-        </w:rPr>
-      </w:pPr>
-      <w:r>
-        <w:rPr>
-          <w:rFonts w:eastAsiaTheme="minorEastAsia"/>
-          <w:sz w:val="28"/>
-          <w:lang w:eastAsia="ja-JP"/>
-        </w:rPr>
-        <w:t>Microsoft SQL Server выбрана из-за своей надежности, производительности и широких возможностей для работы с данными. SQL Server обеспечивает хорошую поддержку транзакций, масштабируемость и интеграцию с другими продуктами Microsoft.</w:t>
-      </w:r>
-    </w:p>
-    <w:p>
-      <w:pPr>
-        <w:spacing w:line="360" w:lineRule="auto"/>
-        <w:ind w:firstLine="709"/>
-        <w:contextualSpacing/>
-        <w:jc w:val="both"/>
-        <w:rPr>
-          <w:rFonts w:eastAsiaTheme="minorEastAsia"/>
-          <w:sz w:val="28"/>
-          <w:lang w:eastAsia="ja-JP"/>
-        </w:rPr>
-      </w:pPr>
-      <w:r>
-        <w:rPr>
-          <w:rFonts w:eastAsiaTheme="minorEastAsia"/>
-          <w:sz w:val="28"/>
-          <w:lang w:eastAsia="ja-JP"/>
-        </w:rPr>
-        <w:t>Visual Studio обладает удобным интерфейсом, мощными инструментами разработки, отладки и профилирования кода. Выбор обусловлен комфортной работой с .NET технологиями и интеграцией с другими инструментами Microsoft.</w:t>
-      </w:r>
-    </w:p>
-    <w:p>
-      <w:pPr>
-        <w:spacing w:line="360" w:lineRule="auto"/>
-        <w:ind w:firstLine="709"/>
-        <w:contextualSpacing/>
-        <w:jc w:val="both"/>
-        <w:rPr>
-          <w:rFonts w:eastAsiaTheme="minorEastAsia"/>
-          <w:sz w:val="28"/>
-          <w:lang w:eastAsia="ja-JP"/>
-        </w:rPr>
-      </w:pPr>
-      <w:r>
-        <w:rPr>
-          <w:rFonts w:eastAsiaTheme="minorEastAsia"/>
-          <w:sz w:val="28"/>
-          <w:lang w:eastAsia="ja-JP"/>
-        </w:rPr>
-        <w:t>.NET 8 поддерживает различные типы приложений, включая WPF, и обеспечивает высокую совместимость с предыдущими версиями .NET. Выбор обусловлен использованием новых возможностей платформы и удобством разработки.</w:t>
-      </w:r>
-    </w:p>
-    <w:p>
-      <w:pPr>
-        <w:spacing w:line="360" w:lineRule="auto"/>
-        <w:ind w:firstLine="709"/>
-        <w:contextualSpacing/>
-        <w:jc w:val="both"/>
-        <w:rPr>
-          <w:rFonts w:eastAsiaTheme="minorEastAsia"/>
-          <w:sz w:val="28"/>
-          <w:lang w:eastAsia="ja-JP"/>
-        </w:rPr>
-      </w:pPr>
-      <w:proofErr w:type="spellStart"/>
-      <w:r>
-        <w:rPr>
-          <w:rFonts w:eastAsiaTheme="minorEastAsia"/>
-          <w:sz w:val="28"/>
-          <w:lang w:eastAsia="ja-JP"/>
-        </w:rPr>
-        <w:t>EntityFramework</w:t>
-      </w:r>
-      <w:proofErr w:type="spellEnd"/>
-      <w:r>
-        <w:rPr>
-          <w:rFonts w:eastAsiaTheme="minorEastAsia"/>
-          <w:sz w:val="28"/>
-          <w:lang w:eastAsia="ja-JP"/>
-        </w:rPr>
-        <w:t xml:space="preserve"> позволяет работать с данными в виде объектов и использовать LINQ для запросов к базе данных. Выбор обусловлен удобством работы с данными и интеграцией с другими технологиями .NET.</w:t>
-      </w:r>
-    </w:p>
-    <w:p>
-      <w:pPr>
-        <w:spacing w:line="360" w:lineRule="auto"/>
-        <w:ind w:firstLine="709"/>
-        <w:contextualSpacing/>
-        <w:jc w:val="both"/>
-        <w:rPr>
-          <w:rFonts w:eastAsiaTheme="minorEastAsia"/>
-          <w:sz w:val="28"/>
-          <w:lang w:eastAsia="ja-JP"/>
-        </w:rPr>
-      </w:pPr>
-    </w:p>
-    <w:p>
-      <w:pPr>
-        <w:spacing w:line="360" w:lineRule="auto"/>
-        <w:ind w:firstLine="709"/>
-        <w:contextualSpacing/>
-        <w:jc w:val="both"/>
-        <w:rPr>
-          <w:rFonts w:eastAsiaTheme="minorEastAsia"/>
-          <w:sz w:val="28"/>
-          <w:lang w:eastAsia="ja-JP"/>
-        </w:rPr>
-      </w:pPr>
-      <w:r>
-        <w:rPr>
-          <w:rFonts w:eastAsiaTheme="minorEastAsia"/>
-          <w:sz w:val="28"/>
-          <w:lang w:eastAsia="ja-JP"/>
-        </w:rPr>
-        <w:lastRenderedPageBreak/>
-        <w:t>WPF использует XAML для декларативного описания интерфейса, обладает богатыми возможностями стилизации и анимаций. Выбор обусловлен необходимостью создания современного и интерактивного пользовательского интерфейса для приложения под Windows.</w:t>
-      </w:r>
-    </w:p>
-    <w:p>
-      <w:pPr>
-        <w:spacing w:line="360" w:lineRule="auto"/>
-        <w:ind w:firstLine="709"/>
-        <w:contextualSpacing/>
-        <w:jc w:val="both"/>
-        <w:rPr>
-          <w:sz w:val="28"/>
-          <w:szCs w:val="28"/>
-        </w:rPr>
-      </w:pPr>
-    </w:p>
-    <w:p>
-      <w:pPr>
-        <w:spacing w:line="360" w:lineRule="auto"/>
-        <w:ind w:firstLine="709"/>
-        <w:contextualSpacing/>
-        <w:jc w:val="both"/>
-        <w:rPr>
-          <w:sz w:val="28"/>
-          <w:szCs w:val="28"/>
-        </w:rPr>
-      </w:pPr>
-    </w:p>
-    <w:p>
-      <w:pPr>
-        <w:pStyle w:val="22"/>
-        <w:rPr>
-          <w:b/>
-          <w:i/>
-          <w:lang w:eastAsia="en-US"/>
-        </w:rPr>
-      </w:pPr>
-      <w:bookmarkStart w:id="65" w:name="_Toc68696095"/>
-      <w:bookmarkStart w:id="66" w:name="_Toc72275224"/>
-      <w:bookmarkStart w:id="67" w:name="_Toc103097575"/>
-      <w:bookmarkStart w:id="68" w:name="_Toc104795028"/>
-      <w:bookmarkStart w:id="69" w:name="_Toc105597150"/>
-      <w:bookmarkStart w:id="70" w:name="_Toc164804156"/>
-      <w:r>
-        <w:t xml:space="preserve">3.2 </w:t>
-      </w:r>
-      <w:r>
-        <w:tab/>
-      </w:r>
-      <w:r>
-        <w:t>Реализация базы данных</w:t>
-      </w:r>
-      <w:bookmarkEnd w:id="65"/>
-      <w:bookmarkEnd w:id="66"/>
-      <w:bookmarkEnd w:id="67"/>
-      <w:bookmarkEnd w:id="68"/>
-      <w:bookmarkEnd w:id="69"/>
-      <w:bookmarkEnd w:id="70"/>
-    </w:p>
-    <w:p>
-      <w:pPr>
-        <w:spacing w:line="360" w:lineRule="auto"/>
-        <w:ind w:firstLine="709"/>
-        <w:contextualSpacing/>
-        <w:jc w:val="both"/>
-        <w:rPr>
-          <w:sz w:val="28"/>
-          <w:szCs w:val="28"/>
-        </w:rPr>
-      </w:pPr>
-    </w:p>
-    <w:p>
-      <w:pPr>
-        <w:spacing w:line="360" w:lineRule="auto"/>
-        <w:ind w:firstLine="709"/>
-        <w:contextualSpacing/>
-        <w:jc w:val="both"/>
-        <w:rPr>
-          <w:sz w:val="28"/>
-          <w:szCs w:val="28"/>
-        </w:rPr>
-      </w:pPr>
-    </w:p>
-    <w:p>
-      <w:pPr>
-        <w:spacing w:line="360" w:lineRule="auto"/>
-        <w:ind w:firstLine="709"/>
-        <w:jc w:val="both"/>
-        <w:rPr>
-          <w:sz w:val="28"/>
-          <w:szCs w:val="28"/>
-        </w:rPr>
-      </w:pPr>
-      <w:r>
-        <w:rPr>
-          <w:sz w:val="28"/>
-          <w:szCs w:val="28"/>
-        </w:rPr>
-        <w:t>Диаграмма созданной б</w:t>
-      </w:r>
-      <w:r>
-        <w:rPr>
-          <w:sz w:val="28"/>
-          <w:szCs w:val="28"/>
-        </w:rPr>
-        <w:t>аз</w:t>
-      </w:r>
-      <w:r>
-        <w:rPr>
-          <w:sz w:val="28"/>
-          <w:szCs w:val="28"/>
-        </w:rPr>
-        <w:t>ы</w:t>
-      </w:r>
-      <w:r>
-        <w:rPr>
-          <w:sz w:val="28"/>
-          <w:szCs w:val="28"/>
-        </w:rPr>
-        <w:t xml:space="preserve"> данных представлена на рисунке 3.1.</w:t>
-      </w:r>
-    </w:p>
-    <w:p>
-      <w:pPr>
-        <w:spacing w:line="360" w:lineRule="auto"/>
-        <w:ind w:firstLine="709"/>
-        <w:jc w:val="both"/>
-        <w:rPr>
-          <w:sz w:val="28"/>
-          <w:szCs w:val="28"/>
-        </w:rPr>
-      </w:pPr>
-    </w:p>
-    <w:p>
-      <w:pPr>
-        <w:spacing w:line="360" w:lineRule="auto"/>
-        <w:contextualSpacing/>
-        <w:jc w:val="center"/>
-        <w:rPr>
-          <w:sz w:val="28"/>
-          <w:szCs w:val="28"/>
-        </w:rPr>
-      </w:pPr>
-      <w:r>
-        <w:rPr>
-          <w:noProof/>
-        </w:rPr>
-        <w:drawing>
-          <wp:inline distT="0" distB="0" distL="0" distR="0" wp14:anchorId="39F0E008" wp14:editId="5ACB972F">
-            <wp:extent cx="6299835" cy="4424045"/>
-            <wp:effectExtent l="0" t="0" r="5715" b="0"/>
-            <wp:docPr id="5" name="Рисунок 5"/>
             <wp:cNvGraphicFramePr>
               <a:graphicFrameLocks xmlns:a="http://schemas.openxmlformats.org/drawingml/2006/main" noChangeAspect="1"/>
             </wp:cNvGraphicFramePr>
@@ -12665,6 +11015,1816 @@
                   <pic:spPr>
                     <a:xfrm>
                       <a:off x="0" y="0"/>
+                      <a:ext cx="4400842" cy="2736756"/>
+                    </a:xfrm>
+                    <a:prstGeom prst="rect">
+                      <a:avLst/>
+                    </a:prstGeom>
+                  </pic:spPr>
+                </pic:pic>
+              </a:graphicData>
+            </a:graphic>
+          </wp:inline>
+        </w:drawing>
+      </w:r>
+    </w:p>
+    <w:p>
+      <w:pPr>
+        <w:spacing w:line="360" w:lineRule="auto"/>
+        <w:contextualSpacing/>
+        <w:jc w:val="center"/>
+        <w:rPr>
+          <w:sz w:val="26"/>
+          <w:szCs w:val="26"/>
+        </w:rPr>
+      </w:pPr>
+      <w:r>
+        <w:rPr>
+          <w:sz w:val="26"/>
+          <w:szCs w:val="26"/>
+        </w:rPr>
+        <w:t xml:space="preserve">Рисунок </w:t>
+      </w:r>
+      <w:r>
+        <w:rPr>
+          <w:sz w:val="26"/>
+          <w:szCs w:val="26"/>
+        </w:rPr>
+        <w:t>2.</w:t>
+      </w:r>
+      <w:r>
+        <w:rPr>
+          <w:sz w:val="26"/>
+          <w:szCs w:val="26"/>
+        </w:rPr>
+        <w:t>16</w:t>
+      </w:r>
+      <w:r>
+        <w:rPr>
+          <w:sz w:val="26"/>
+          <w:szCs w:val="26"/>
+        </w:rPr>
+        <w:t xml:space="preserve"> – </w:t>
+      </w:r>
+      <w:r>
+        <w:rPr>
+          <w:sz w:val="26"/>
+          <w:szCs w:val="26"/>
+        </w:rPr>
+        <w:t xml:space="preserve">Диаграмма </w:t>
+      </w:r>
+      <w:r>
+        <w:rPr>
+          <w:sz w:val="26"/>
+          <w:szCs w:val="26"/>
+        </w:rPr>
+        <w:t>классов</w:t>
+      </w:r>
+    </w:p>
+    <w:p>
+      <w:pPr>
+        <w:spacing w:line="360" w:lineRule="auto"/>
+        <w:contextualSpacing/>
+        <w:jc w:val="center"/>
+        <w:rPr>
+          <w:sz w:val="28"/>
+          <w:szCs w:val="28"/>
+        </w:rPr>
+      </w:pPr>
+    </w:p>
+    <w:p>
+      <w:pPr>
+        <w:spacing w:line="360" w:lineRule="auto"/>
+        <w:ind w:firstLine="709"/>
+        <w:contextualSpacing/>
+        <w:jc w:val="both"/>
+        <w:rPr>
+          <w:sz w:val="28"/>
+          <w:szCs w:val="28"/>
+        </w:rPr>
+      </w:pPr>
+      <w:r>
+        <w:rPr>
+          <w:sz w:val="28"/>
+          <w:szCs w:val="28"/>
+        </w:rPr>
+        <w:t xml:space="preserve">Класс </w:t>
+      </w:r>
+      <w:proofErr w:type="spellStart"/>
+      <w:r>
+        <w:rPr>
+          <w:sz w:val="28"/>
+          <w:szCs w:val="28"/>
+        </w:rPr>
+        <w:t>MainViewModel</w:t>
+      </w:r>
+      <w:proofErr w:type="spellEnd"/>
+      <w:r>
+        <w:rPr>
+          <w:sz w:val="28"/>
+          <w:szCs w:val="28"/>
+        </w:rPr>
+        <w:t xml:space="preserve"> реализует интерфейс </w:t>
+      </w:r>
+      <w:proofErr w:type="spellStart"/>
+      <w:r>
+        <w:rPr>
+          <w:sz w:val="28"/>
+          <w:szCs w:val="28"/>
+        </w:rPr>
+        <w:t>INotifyPropertyChanged</w:t>
+      </w:r>
+      <w:proofErr w:type="spellEnd"/>
+      <w:r>
+        <w:rPr>
+          <w:sz w:val="28"/>
+          <w:szCs w:val="28"/>
+        </w:rPr>
+        <w:t xml:space="preserve"> и является центральным классом уровня представления. Он содержит приватные поля: _</w:t>
+      </w:r>
+      <w:proofErr w:type="spellStart"/>
+      <w:r>
+        <w:rPr>
+          <w:sz w:val="28"/>
+          <w:szCs w:val="28"/>
+        </w:rPr>
+        <w:t>context</w:t>
+      </w:r>
+      <w:proofErr w:type="spellEnd"/>
+      <w:r>
+        <w:rPr>
+          <w:sz w:val="28"/>
+          <w:szCs w:val="28"/>
+        </w:rPr>
+        <w:t xml:space="preserve"> — объект типа </w:t>
+      </w:r>
+      <w:proofErr w:type="spellStart"/>
+      <w:r>
+        <w:rPr>
+          <w:sz w:val="28"/>
+          <w:szCs w:val="28"/>
+        </w:rPr>
+        <w:t>ORDContext</w:t>
+      </w:r>
+      <w:proofErr w:type="spellEnd"/>
+      <w:r>
+        <w:rPr>
+          <w:sz w:val="28"/>
+          <w:szCs w:val="28"/>
+        </w:rPr>
+        <w:t xml:space="preserve"> для работы с базой данных, _</w:t>
+      </w:r>
+      <w:proofErr w:type="spellStart"/>
+      <w:r>
+        <w:rPr>
+          <w:sz w:val="28"/>
+          <w:szCs w:val="28"/>
+        </w:rPr>
+        <w:t>currentUser</w:t>
+      </w:r>
+      <w:proofErr w:type="spellEnd"/>
+      <w:r>
+        <w:rPr>
+          <w:sz w:val="28"/>
+          <w:szCs w:val="28"/>
+        </w:rPr>
+        <w:t xml:space="preserve"> — объект типа User, представляющий текущего авторизованного пользователя, _</w:t>
+      </w:r>
+      <w:proofErr w:type="spellStart"/>
+      <w:r>
+        <w:rPr>
+          <w:sz w:val="28"/>
+          <w:szCs w:val="28"/>
+        </w:rPr>
+        <w:t>currentOfficerId</w:t>
+      </w:r>
+      <w:proofErr w:type="spellEnd"/>
+      <w:r>
+        <w:rPr>
+          <w:sz w:val="28"/>
+          <w:szCs w:val="28"/>
+        </w:rPr>
+        <w:t xml:space="preserve"> — целочисленный идентификатор сотрудника. Среди публичных свойств класса выделяются: Cases — коллекция объектов </w:t>
+      </w:r>
+      <w:proofErr w:type="spellStart"/>
+      <w:r>
+        <w:rPr>
+          <w:sz w:val="28"/>
+          <w:szCs w:val="28"/>
+        </w:rPr>
+        <w:t>CaseRecord</w:t>
+      </w:r>
+      <w:proofErr w:type="spellEnd"/>
+      <w:r>
+        <w:rPr>
+          <w:sz w:val="28"/>
+          <w:szCs w:val="28"/>
+        </w:rPr>
+        <w:t xml:space="preserve">, </w:t>
+      </w:r>
+      <w:proofErr w:type="spellStart"/>
+      <w:r>
+        <w:rPr>
+          <w:sz w:val="28"/>
+          <w:szCs w:val="28"/>
+        </w:rPr>
+        <w:t>SelectedCase</w:t>
+      </w:r>
+      <w:proofErr w:type="spellEnd"/>
+      <w:r>
+        <w:rPr>
+          <w:sz w:val="28"/>
+          <w:szCs w:val="28"/>
+        </w:rPr>
+        <w:t xml:space="preserve"> — выбранный в интерфейсе объект </w:t>
+      </w:r>
+      <w:proofErr w:type="spellStart"/>
+      <w:r>
+        <w:rPr>
+          <w:sz w:val="28"/>
+          <w:szCs w:val="28"/>
+        </w:rPr>
+        <w:t>CaseRecord</w:t>
+      </w:r>
+      <w:proofErr w:type="spellEnd"/>
+      <w:r>
+        <w:rPr>
+          <w:sz w:val="28"/>
+          <w:szCs w:val="28"/>
+        </w:rPr>
+        <w:t xml:space="preserve">, </w:t>
+      </w:r>
+      <w:proofErr w:type="spellStart"/>
+      <w:r>
+        <w:rPr>
+          <w:sz w:val="28"/>
+          <w:szCs w:val="28"/>
+        </w:rPr>
+        <w:t>CurrentUser</w:t>
+      </w:r>
+      <w:proofErr w:type="spellEnd"/>
+      <w:r>
+        <w:rPr>
+          <w:sz w:val="28"/>
+          <w:szCs w:val="28"/>
+        </w:rPr>
+        <w:t xml:space="preserve"> — текущий пользователь, </w:t>
+      </w:r>
+      <w:proofErr w:type="spellStart"/>
+      <w:r>
+        <w:rPr>
+          <w:sz w:val="28"/>
+          <w:szCs w:val="28"/>
+        </w:rPr>
+        <w:t>CanEditAll</w:t>
+      </w:r>
+      <w:proofErr w:type="spellEnd"/>
+      <w:r>
+        <w:rPr>
+          <w:sz w:val="28"/>
+          <w:szCs w:val="28"/>
+        </w:rPr>
+        <w:t xml:space="preserve"> — логическое свойство, определяющее права на редактирование на основе роли. Класс также содержит команды </w:t>
+      </w:r>
+      <w:proofErr w:type="spellStart"/>
+      <w:r>
+        <w:rPr>
+          <w:sz w:val="28"/>
+          <w:szCs w:val="28"/>
+        </w:rPr>
+        <w:t>AddSampleCaseCommand</w:t>
+      </w:r>
+      <w:proofErr w:type="spellEnd"/>
+      <w:r>
+        <w:rPr>
+          <w:sz w:val="28"/>
+          <w:szCs w:val="28"/>
+        </w:rPr>
+        <w:t xml:space="preserve">, </w:t>
+      </w:r>
+      <w:proofErr w:type="spellStart"/>
+      <w:r>
+        <w:rPr>
+          <w:sz w:val="28"/>
+          <w:szCs w:val="28"/>
+        </w:rPr>
+        <w:t>DeleteCaseCommand</w:t>
+      </w:r>
+      <w:proofErr w:type="spellEnd"/>
+      <w:r>
+        <w:rPr>
+          <w:sz w:val="28"/>
+          <w:szCs w:val="28"/>
+        </w:rPr>
+        <w:t xml:space="preserve">, </w:t>
+      </w:r>
+      <w:proofErr w:type="spellStart"/>
+      <w:r>
+        <w:rPr>
+          <w:sz w:val="28"/>
+          <w:szCs w:val="28"/>
+        </w:rPr>
+        <w:t>EditLeadOfficerCommand</w:t>
+      </w:r>
+      <w:proofErr w:type="spellEnd"/>
+      <w:r>
+        <w:rPr>
+          <w:sz w:val="28"/>
+          <w:szCs w:val="28"/>
+        </w:rPr>
+        <w:t xml:space="preserve">, </w:t>
+      </w:r>
+      <w:proofErr w:type="spellStart"/>
+      <w:r>
+        <w:rPr>
+          <w:sz w:val="28"/>
+          <w:szCs w:val="28"/>
+        </w:rPr>
+        <w:t>ShowDetailsCommand</w:t>
+      </w:r>
+      <w:proofErr w:type="spellEnd"/>
+      <w:r>
+        <w:rPr>
+          <w:sz w:val="28"/>
+          <w:szCs w:val="28"/>
+        </w:rPr>
+        <w:t xml:space="preserve">, реализованные через вспомогательный класс </w:t>
+      </w:r>
+      <w:proofErr w:type="spellStart"/>
+      <w:r>
+        <w:rPr>
+          <w:sz w:val="28"/>
+          <w:szCs w:val="28"/>
+        </w:rPr>
+        <w:t>RelayCommand</w:t>
+      </w:r>
+      <w:proofErr w:type="spellEnd"/>
+      <w:r>
+        <w:rPr>
+          <w:sz w:val="28"/>
+          <w:szCs w:val="28"/>
+        </w:rPr>
+        <w:t xml:space="preserve">. Методы </w:t>
+      </w:r>
+      <w:proofErr w:type="spellStart"/>
+      <w:r>
+        <w:rPr>
+          <w:sz w:val="28"/>
+          <w:szCs w:val="28"/>
+        </w:rPr>
+        <w:t>AddSample</w:t>
+      </w:r>
+      <w:proofErr w:type="spellEnd"/>
+      <w:r>
+        <w:rPr>
+          <w:sz w:val="28"/>
+          <w:szCs w:val="28"/>
+        </w:rPr>
+        <w:t xml:space="preserve">, </w:t>
+      </w:r>
+      <w:proofErr w:type="spellStart"/>
+      <w:r>
+        <w:rPr>
+          <w:sz w:val="28"/>
+          <w:szCs w:val="28"/>
+        </w:rPr>
+        <w:t>DeleteSelected</w:t>
+      </w:r>
+      <w:proofErr w:type="spellEnd"/>
+      <w:r>
+        <w:rPr>
+          <w:sz w:val="28"/>
+          <w:szCs w:val="28"/>
+        </w:rPr>
+        <w:t xml:space="preserve">, </w:t>
+      </w:r>
+      <w:proofErr w:type="spellStart"/>
+      <w:r>
+        <w:rPr>
+          <w:sz w:val="28"/>
+          <w:szCs w:val="28"/>
+        </w:rPr>
+        <w:t>EditLeadOfficer</w:t>
+      </w:r>
+      <w:proofErr w:type="spellEnd"/>
+      <w:r>
+        <w:rPr>
+          <w:sz w:val="28"/>
+          <w:szCs w:val="28"/>
+        </w:rPr>
+        <w:t xml:space="preserve">, </w:t>
+      </w:r>
+      <w:proofErr w:type="spellStart"/>
+      <w:r>
+        <w:rPr>
+          <w:sz w:val="28"/>
+          <w:szCs w:val="28"/>
+        </w:rPr>
+        <w:t>ShowDetails</w:t>
+      </w:r>
+      <w:proofErr w:type="spellEnd"/>
+      <w:r>
+        <w:rPr>
+          <w:sz w:val="28"/>
+          <w:szCs w:val="28"/>
+        </w:rPr>
+        <w:t xml:space="preserve"> и </w:t>
+      </w:r>
+      <w:proofErr w:type="spellStart"/>
+      <w:r>
+        <w:rPr>
+          <w:sz w:val="28"/>
+          <w:szCs w:val="28"/>
+        </w:rPr>
+        <w:lastRenderedPageBreak/>
+        <w:t>OnPropertyChanged</w:t>
+      </w:r>
+      <w:proofErr w:type="spellEnd"/>
+      <w:r>
+        <w:rPr>
+          <w:sz w:val="28"/>
+          <w:szCs w:val="28"/>
+        </w:rPr>
+        <w:t xml:space="preserve"> обеспечивают логику работы команд и уведомления об изменениях свойств.</w:t>
+      </w:r>
+    </w:p>
+    <w:p>
+      <w:pPr>
+        <w:spacing w:line="360" w:lineRule="auto"/>
+        <w:ind w:firstLine="709"/>
+        <w:contextualSpacing/>
+        <w:jc w:val="both"/>
+        <w:rPr>
+          <w:sz w:val="28"/>
+          <w:szCs w:val="28"/>
+        </w:rPr>
+      </w:pPr>
+      <w:r>
+        <w:rPr>
+          <w:sz w:val="28"/>
+          <w:szCs w:val="28"/>
+        </w:rPr>
+        <w:t xml:space="preserve">Класс </w:t>
+      </w:r>
+      <w:proofErr w:type="spellStart"/>
+      <w:r>
+        <w:rPr>
+          <w:sz w:val="28"/>
+          <w:szCs w:val="28"/>
+        </w:rPr>
+        <w:t>CaseRecord</w:t>
+      </w:r>
+      <w:proofErr w:type="spellEnd"/>
+      <w:r>
+        <w:rPr>
+          <w:sz w:val="28"/>
+          <w:szCs w:val="28"/>
+        </w:rPr>
+        <w:t xml:space="preserve"> представляет уголовное дело. Он содержит свойства: Id — уникальный идентификатор, CaseNumber — номер дела, Title — заголовок, Description — описание, StatusId и вычисляемое свойство Status типа </w:t>
+      </w:r>
+      <w:proofErr w:type="spellStart"/>
+      <w:r>
+        <w:rPr>
+          <w:sz w:val="28"/>
+          <w:szCs w:val="28"/>
+        </w:rPr>
+        <w:t>CaseStatus</w:t>
+      </w:r>
+      <w:proofErr w:type="spellEnd"/>
+      <w:r>
+        <w:rPr>
+          <w:sz w:val="28"/>
+          <w:szCs w:val="28"/>
+        </w:rPr>
+        <w:t xml:space="preserve">, CreatedAt и UpdatedAt — даты создания и обновления. Класс связан с классом </w:t>
+      </w:r>
+      <w:proofErr w:type="spellStart"/>
+      <w:r>
+        <w:rPr>
+          <w:sz w:val="28"/>
+          <w:szCs w:val="28"/>
+        </w:rPr>
+        <w:t>Officer</w:t>
+      </w:r>
+      <w:proofErr w:type="spellEnd"/>
+      <w:r>
+        <w:rPr>
+          <w:sz w:val="28"/>
+          <w:szCs w:val="28"/>
+        </w:rPr>
+        <w:t xml:space="preserve"> через свойство </w:t>
+      </w:r>
+      <w:proofErr w:type="spellStart"/>
+      <w:r>
+        <w:rPr>
+          <w:sz w:val="28"/>
+          <w:szCs w:val="28"/>
+        </w:rPr>
+        <w:t>LeadOfficer</w:t>
+      </w:r>
+      <w:proofErr w:type="spellEnd"/>
+      <w:r>
+        <w:rPr>
+          <w:sz w:val="28"/>
+          <w:szCs w:val="28"/>
+        </w:rPr>
+        <w:t xml:space="preserve"> (ведущий сотрудник), с классом </w:t>
+      </w:r>
+      <w:proofErr w:type="spellStart"/>
+      <w:r>
+        <w:rPr>
+          <w:sz w:val="28"/>
+          <w:szCs w:val="28"/>
+        </w:rPr>
+        <w:t>Location</w:t>
+      </w:r>
+      <w:proofErr w:type="spellEnd"/>
+      <w:r>
+        <w:rPr>
+          <w:sz w:val="28"/>
+          <w:szCs w:val="28"/>
+        </w:rPr>
+        <w:t xml:space="preserve"> — через свойство </w:t>
+      </w:r>
+      <w:proofErr w:type="spellStart"/>
+      <w:r>
+        <w:rPr>
+          <w:sz w:val="28"/>
+          <w:szCs w:val="28"/>
+        </w:rPr>
+        <w:t>Location</w:t>
+      </w:r>
+      <w:proofErr w:type="spellEnd"/>
+      <w:r>
+        <w:rPr>
+          <w:sz w:val="28"/>
+          <w:szCs w:val="28"/>
+        </w:rPr>
+        <w:t xml:space="preserve">, а также содержит коллекции Suspects, </w:t>
+      </w:r>
+      <w:proofErr w:type="spellStart"/>
+      <w:r>
+        <w:rPr>
+          <w:sz w:val="28"/>
+          <w:szCs w:val="28"/>
+        </w:rPr>
+        <w:t>StatusHistories</w:t>
+      </w:r>
+      <w:proofErr w:type="spellEnd"/>
+      <w:r>
+        <w:rPr>
+          <w:sz w:val="28"/>
+          <w:szCs w:val="28"/>
+        </w:rPr>
+        <w:t xml:space="preserve"> и </w:t>
+      </w:r>
+      <w:proofErr w:type="spellStart"/>
+      <w:r>
+        <w:rPr>
+          <w:sz w:val="28"/>
+          <w:szCs w:val="28"/>
+        </w:rPr>
+        <w:t>EvidenceItems</w:t>
+      </w:r>
+      <w:proofErr w:type="spellEnd"/>
+      <w:r>
+        <w:rPr>
+          <w:sz w:val="28"/>
+          <w:szCs w:val="28"/>
+        </w:rPr>
+        <w:t>.</w:t>
+      </w:r>
+    </w:p>
+    <w:p>
+      <w:pPr>
+        <w:spacing w:line="360" w:lineRule="auto"/>
+        <w:ind w:firstLine="709"/>
+        <w:contextualSpacing/>
+        <w:jc w:val="both"/>
+        <w:rPr>
+          <w:sz w:val="28"/>
+          <w:szCs w:val="28"/>
+        </w:rPr>
+      </w:pPr>
+      <w:r>
+        <w:rPr>
+          <w:sz w:val="28"/>
+          <w:szCs w:val="28"/>
+        </w:rPr>
+        <w:t xml:space="preserve">Класс </w:t>
+      </w:r>
+      <w:proofErr w:type="spellStart"/>
+      <w:r>
+        <w:rPr>
+          <w:sz w:val="28"/>
+          <w:szCs w:val="28"/>
+        </w:rPr>
+        <w:t>Officer</w:t>
+      </w:r>
+      <w:proofErr w:type="spellEnd"/>
+      <w:r>
+        <w:rPr>
+          <w:sz w:val="28"/>
+          <w:szCs w:val="28"/>
+        </w:rPr>
+        <w:t xml:space="preserve"> представляет сотрудника. Содержит свойства Id, FirstName, LastName, Patronymic, Email, Phone, HiredDate, </w:t>
+      </w:r>
+      <w:proofErr w:type="spellStart"/>
+      <w:r>
+        <w:rPr>
+          <w:sz w:val="28"/>
+          <w:szCs w:val="28"/>
+        </w:rPr>
+        <w:t>CanBeLead</w:t>
+      </w:r>
+      <w:proofErr w:type="spellEnd"/>
+      <w:r>
+        <w:rPr>
+          <w:sz w:val="28"/>
+          <w:szCs w:val="28"/>
+        </w:rPr>
+        <w:t xml:space="preserve">, а также вычисляемое свойство </w:t>
+      </w:r>
+      <w:proofErr w:type="spellStart"/>
+      <w:r>
+        <w:rPr>
+          <w:sz w:val="28"/>
+          <w:szCs w:val="28"/>
+        </w:rPr>
+        <w:t>FullName</w:t>
+      </w:r>
+      <w:proofErr w:type="spellEnd"/>
+      <w:r>
+        <w:rPr>
+          <w:sz w:val="28"/>
+          <w:szCs w:val="28"/>
+        </w:rPr>
+        <w:t xml:space="preserve">, формирующее полное имя сотрудника. Класс связан с классом </w:t>
+      </w:r>
+      <w:proofErr w:type="spellStart"/>
+      <w:r>
+        <w:rPr>
+          <w:sz w:val="28"/>
+          <w:szCs w:val="28"/>
+        </w:rPr>
+        <w:t>OfficerRank</w:t>
+      </w:r>
+      <w:proofErr w:type="spellEnd"/>
+      <w:r>
+        <w:rPr>
+          <w:sz w:val="28"/>
+          <w:szCs w:val="28"/>
+        </w:rPr>
+        <w:t xml:space="preserve"> через свойство </w:t>
+      </w:r>
+      <w:proofErr w:type="spellStart"/>
+      <w:r>
+        <w:rPr>
+          <w:sz w:val="28"/>
+          <w:szCs w:val="28"/>
+        </w:rPr>
+        <w:t>Rank</w:t>
+      </w:r>
+      <w:proofErr w:type="spellEnd"/>
+      <w:r>
+        <w:rPr>
+          <w:sz w:val="28"/>
+          <w:szCs w:val="28"/>
+        </w:rPr>
+        <w:t xml:space="preserve">, с классом Department через свойство Department, содержит коллекции </w:t>
+      </w:r>
+      <w:proofErr w:type="spellStart"/>
+      <w:r>
+        <w:rPr>
+          <w:sz w:val="28"/>
+          <w:szCs w:val="28"/>
+        </w:rPr>
+        <w:t>CasesLed</w:t>
+      </w:r>
+      <w:proofErr w:type="spellEnd"/>
+      <w:r>
+        <w:rPr>
+          <w:sz w:val="28"/>
+          <w:szCs w:val="28"/>
+        </w:rPr>
+        <w:t xml:space="preserve"> и </w:t>
+      </w:r>
+      <w:proofErr w:type="spellStart"/>
+      <w:r>
+        <w:rPr>
+          <w:sz w:val="28"/>
+          <w:szCs w:val="28"/>
+        </w:rPr>
+        <w:t>CollectedEvidence</w:t>
+      </w:r>
+      <w:proofErr w:type="spellEnd"/>
+      <w:r>
+        <w:rPr>
+          <w:sz w:val="28"/>
+          <w:szCs w:val="28"/>
+        </w:rPr>
+        <w:t>, а также навигационное свойство User.</w:t>
+      </w:r>
+    </w:p>
+    <w:p>
+      <w:pPr>
+        <w:spacing w:line="360" w:lineRule="auto"/>
+        <w:ind w:firstLine="709"/>
+        <w:contextualSpacing/>
+        <w:jc w:val="both"/>
+        <w:rPr>
+          <w:sz w:val="28"/>
+          <w:szCs w:val="28"/>
+        </w:rPr>
+      </w:pPr>
+      <w:r>
+        <w:rPr>
+          <w:sz w:val="28"/>
+          <w:szCs w:val="28"/>
+        </w:rPr>
+        <w:t>Класс Department представляет подразделение. Содержит свойства Id, Name, Street, House, City, Phone, а также вычисляемое свойство Address, формирующее полный адрес на основе составных частей. Класс содержит коллекцию Officers — список сотрудников подразделения.</w:t>
+      </w:r>
+    </w:p>
+    <w:p>
+      <w:pPr>
+        <w:spacing w:line="360" w:lineRule="auto"/>
+        <w:ind w:firstLine="709"/>
+        <w:contextualSpacing/>
+        <w:jc w:val="both"/>
+        <w:rPr>
+          <w:sz w:val="28"/>
+          <w:szCs w:val="28"/>
+        </w:rPr>
+      </w:pPr>
+      <w:r>
+        <w:rPr>
+          <w:sz w:val="28"/>
+          <w:szCs w:val="28"/>
+        </w:rPr>
+        <w:t>Класс Evidence представляет вещественное доказательство. Содержит</w:t>
+      </w:r>
+      <w:r>
+        <w:rPr>
+          <w:sz w:val="28"/>
+          <w:szCs w:val="28"/>
+          <w:lang w:val="en-US"/>
+        </w:rPr>
+        <w:t xml:space="preserve"> </w:t>
+      </w:r>
+      <w:r>
+        <w:rPr>
+          <w:sz w:val="28"/>
+          <w:szCs w:val="28"/>
+        </w:rPr>
+        <w:t>свойства</w:t>
+      </w:r>
+      <w:r>
+        <w:rPr>
+          <w:sz w:val="28"/>
+          <w:szCs w:val="28"/>
+          <w:lang w:val="en-US"/>
+        </w:rPr>
+        <w:t xml:space="preserve"> Id, Tag, Description, CollectedAt. </w:t>
+      </w:r>
+      <w:r>
+        <w:rPr>
+          <w:sz w:val="28"/>
+          <w:szCs w:val="28"/>
+        </w:rPr>
+        <w:t xml:space="preserve">Класс связан с классом </w:t>
+      </w:r>
+      <w:proofErr w:type="spellStart"/>
+      <w:r>
+        <w:rPr>
+          <w:sz w:val="28"/>
+          <w:szCs w:val="28"/>
+        </w:rPr>
+        <w:t>Officer</w:t>
+      </w:r>
+      <w:proofErr w:type="spellEnd"/>
+      <w:r>
+        <w:rPr>
+          <w:sz w:val="28"/>
+          <w:szCs w:val="28"/>
+        </w:rPr>
+        <w:t xml:space="preserve"> через свойство </w:t>
+      </w:r>
+      <w:proofErr w:type="spellStart"/>
+      <w:r>
+        <w:rPr>
+          <w:sz w:val="28"/>
+          <w:szCs w:val="28"/>
+        </w:rPr>
+        <w:t>CollectedBy</w:t>
+      </w:r>
+      <w:proofErr w:type="spellEnd"/>
+      <w:r>
+        <w:rPr>
+          <w:sz w:val="28"/>
+          <w:szCs w:val="28"/>
+        </w:rPr>
+        <w:t xml:space="preserve"> и с классом </w:t>
+      </w:r>
+      <w:proofErr w:type="spellStart"/>
+      <w:r>
+        <w:rPr>
+          <w:sz w:val="28"/>
+          <w:szCs w:val="28"/>
+        </w:rPr>
+        <w:t>CaseRecord</w:t>
+      </w:r>
+      <w:proofErr w:type="spellEnd"/>
+      <w:r>
+        <w:rPr>
+          <w:sz w:val="28"/>
+          <w:szCs w:val="28"/>
+        </w:rPr>
+        <w:t xml:space="preserve"> через свойство </w:t>
+      </w:r>
+      <w:proofErr w:type="spellStart"/>
+      <w:r>
+        <w:rPr>
+          <w:sz w:val="28"/>
+          <w:szCs w:val="28"/>
+        </w:rPr>
+        <w:t>CaseRecord</w:t>
+      </w:r>
+      <w:proofErr w:type="spellEnd"/>
+      <w:r>
+        <w:rPr>
+          <w:sz w:val="28"/>
+          <w:szCs w:val="28"/>
+        </w:rPr>
+        <w:t>.</w:t>
+      </w:r>
+    </w:p>
+    <w:p>
+      <w:pPr>
+        <w:spacing w:line="360" w:lineRule="auto"/>
+        <w:ind w:firstLine="709"/>
+        <w:contextualSpacing/>
+        <w:jc w:val="both"/>
+        <w:rPr>
+          <w:sz w:val="28"/>
+          <w:szCs w:val="28"/>
+        </w:rPr>
+      </w:pPr>
+      <w:r>
+        <w:rPr>
+          <w:sz w:val="28"/>
+          <w:szCs w:val="28"/>
+        </w:rPr>
+        <w:t xml:space="preserve">Класс </w:t>
+      </w:r>
+      <w:proofErr w:type="spellStart"/>
+      <w:r>
+        <w:rPr>
+          <w:sz w:val="28"/>
+          <w:szCs w:val="28"/>
+        </w:rPr>
+        <w:t>Suspect</w:t>
+      </w:r>
+      <w:proofErr w:type="spellEnd"/>
+      <w:r>
+        <w:rPr>
+          <w:sz w:val="28"/>
+          <w:szCs w:val="28"/>
+        </w:rPr>
+        <w:t xml:space="preserve"> представляет подозреваемого. Содержит свойства Id, FirstName, LastName, Patronymic, DateOfBirth, а также вычисляемое свойство </w:t>
+      </w:r>
+      <w:proofErr w:type="spellStart"/>
+      <w:r>
+        <w:rPr>
+          <w:sz w:val="28"/>
+          <w:szCs w:val="28"/>
+        </w:rPr>
+        <w:t>FullName</w:t>
+      </w:r>
+      <w:proofErr w:type="spellEnd"/>
+      <w:r>
+        <w:rPr>
+          <w:sz w:val="28"/>
+          <w:szCs w:val="28"/>
+        </w:rPr>
+        <w:t xml:space="preserve"> и не отображаемое на БД поле </w:t>
+      </w:r>
+      <w:proofErr w:type="spellStart"/>
+      <w:r>
+        <w:rPr>
+          <w:sz w:val="28"/>
+          <w:szCs w:val="28"/>
+        </w:rPr>
+        <w:t>AppearedInOtherCasesText</w:t>
+      </w:r>
+      <w:proofErr w:type="spellEnd"/>
+      <w:r>
+        <w:rPr>
+          <w:sz w:val="28"/>
+          <w:szCs w:val="28"/>
+        </w:rPr>
+        <w:t>. Класс содержит коллекцию Cases — список дел, в которых фигурирует подозреваемый.</w:t>
+      </w:r>
+    </w:p>
+    <w:p>
+      <w:pPr>
+        <w:spacing w:line="360" w:lineRule="auto"/>
+        <w:ind w:firstLine="709"/>
+        <w:contextualSpacing/>
+        <w:jc w:val="both"/>
+        <w:rPr>
+          <w:sz w:val="28"/>
+          <w:szCs w:val="28"/>
+        </w:rPr>
+      </w:pPr>
+      <w:r>
+        <w:rPr>
+          <w:sz w:val="28"/>
+          <w:szCs w:val="28"/>
+        </w:rPr>
+        <w:t xml:space="preserve">Класс </w:t>
+      </w:r>
+      <w:proofErr w:type="spellStart"/>
+      <w:r>
+        <w:rPr>
+          <w:sz w:val="28"/>
+          <w:szCs w:val="28"/>
+        </w:rPr>
+        <w:t>OfficerRank</w:t>
+      </w:r>
+      <w:proofErr w:type="spellEnd"/>
+      <w:r>
+        <w:rPr>
+          <w:sz w:val="28"/>
+          <w:szCs w:val="28"/>
+        </w:rPr>
+        <w:t xml:space="preserve"> представляет звание сотрудника. Содержит свойства Id и Name, а также коллекцию Officers.</w:t>
+      </w:r>
+    </w:p>
+    <w:p>
+      <w:pPr>
+        <w:spacing w:line="360" w:lineRule="auto"/>
+        <w:ind w:firstLine="709"/>
+        <w:contextualSpacing/>
+        <w:jc w:val="both"/>
+        <w:rPr>
+          <w:sz w:val="28"/>
+          <w:szCs w:val="28"/>
+        </w:rPr>
+      </w:pPr>
+      <w:r>
+        <w:rPr>
+          <w:sz w:val="28"/>
+          <w:szCs w:val="28"/>
+        </w:rPr>
+        <w:t xml:space="preserve">Класс </w:t>
+      </w:r>
+      <w:proofErr w:type="spellStart"/>
+      <w:r>
+        <w:rPr>
+          <w:sz w:val="28"/>
+          <w:szCs w:val="28"/>
+        </w:rPr>
+        <w:t>Location</w:t>
+      </w:r>
+      <w:proofErr w:type="spellEnd"/>
+      <w:r>
+        <w:rPr>
+          <w:sz w:val="28"/>
+          <w:szCs w:val="28"/>
+        </w:rPr>
+        <w:t xml:space="preserve"> представляет место происшествия. Содержит свойства Id, Street, House, City и коллекцию Cases — список дел, связанных с данным местом.</w:t>
+      </w:r>
+    </w:p>
+    <w:p>
+      <w:pPr>
+        <w:spacing w:line="360" w:lineRule="auto"/>
+        <w:ind w:firstLine="709"/>
+        <w:contextualSpacing/>
+        <w:jc w:val="both"/>
+        <w:rPr>
+          <w:sz w:val="28"/>
+          <w:szCs w:val="28"/>
+        </w:rPr>
+      </w:pPr>
+      <w:r>
+        <w:rPr>
+          <w:sz w:val="28"/>
+          <w:szCs w:val="28"/>
+        </w:rPr>
+        <w:lastRenderedPageBreak/>
+        <w:t xml:space="preserve">Класс </w:t>
+      </w:r>
+      <w:proofErr w:type="spellStart"/>
+      <w:r>
+        <w:rPr>
+          <w:sz w:val="28"/>
+          <w:szCs w:val="28"/>
+        </w:rPr>
+        <w:t>CaseStatusHistory</w:t>
+      </w:r>
+      <w:proofErr w:type="spellEnd"/>
+      <w:r>
+        <w:rPr>
+          <w:sz w:val="28"/>
+          <w:szCs w:val="28"/>
+        </w:rPr>
+        <w:t xml:space="preserve"> хранит историю смены статусов дела. Содержит свойства Id, CaseRecordId, навигационное свойство </w:t>
+      </w:r>
+      <w:proofErr w:type="spellStart"/>
+      <w:r>
+        <w:rPr>
+          <w:sz w:val="28"/>
+          <w:szCs w:val="28"/>
+        </w:rPr>
+        <w:t>CaseRecord</w:t>
+      </w:r>
+      <w:proofErr w:type="spellEnd"/>
+      <w:r>
+        <w:rPr>
+          <w:sz w:val="28"/>
+          <w:szCs w:val="28"/>
+        </w:rPr>
+        <w:t>, а также StatusId и ChangedAt — дату смены статуса.</w:t>
+      </w:r>
+    </w:p>
+    <w:p>
+      <w:pPr>
+        <w:spacing w:line="360" w:lineRule="auto"/>
+        <w:ind w:firstLine="709"/>
+        <w:contextualSpacing/>
+        <w:jc w:val="both"/>
+        <w:rPr>
+          <w:sz w:val="28"/>
+          <w:szCs w:val="28"/>
+        </w:rPr>
+      </w:pPr>
+      <w:r>
+        <w:rPr>
+          <w:sz w:val="28"/>
+          <w:szCs w:val="28"/>
+        </w:rPr>
+        <w:t xml:space="preserve">Класс </w:t>
+      </w:r>
+      <w:proofErr w:type="spellStart"/>
+      <w:r>
+        <w:rPr>
+          <w:sz w:val="28"/>
+          <w:szCs w:val="28"/>
+        </w:rPr>
+        <w:t>Role</w:t>
+      </w:r>
+      <w:proofErr w:type="spellEnd"/>
+      <w:r>
+        <w:rPr>
+          <w:sz w:val="28"/>
+          <w:szCs w:val="28"/>
+        </w:rPr>
+        <w:t xml:space="preserve"> представляет роль пользователя в системе. Содержит свойства Id и Name, а также коллекцию Users.</w:t>
+      </w:r>
+    </w:p>
+    <w:p>
+      <w:pPr>
+        <w:spacing w:line="360" w:lineRule="auto"/>
+        <w:ind w:firstLine="709"/>
+        <w:contextualSpacing/>
+        <w:jc w:val="both"/>
+        <w:rPr>
+          <w:sz w:val="28"/>
+          <w:szCs w:val="28"/>
+        </w:rPr>
+      </w:pPr>
+      <w:r>
+        <w:rPr>
+          <w:sz w:val="28"/>
+          <w:szCs w:val="28"/>
+        </w:rPr>
+        <w:t xml:space="preserve">Класс User представляет учётную запись пользователя. Содержит свойства Id, Username, PasswordHash (хранится как массив байтов). Класс связан с классом </w:t>
+      </w:r>
+      <w:proofErr w:type="spellStart"/>
+      <w:r>
+        <w:rPr>
+          <w:sz w:val="28"/>
+          <w:szCs w:val="28"/>
+        </w:rPr>
+        <w:t>Officer</w:t>
+      </w:r>
+      <w:proofErr w:type="spellEnd"/>
+      <w:r>
+        <w:rPr>
+          <w:sz w:val="28"/>
+          <w:szCs w:val="28"/>
+        </w:rPr>
+        <w:t xml:space="preserve"> через свойство </w:t>
+      </w:r>
+      <w:proofErr w:type="spellStart"/>
+      <w:r>
+        <w:rPr>
+          <w:sz w:val="28"/>
+          <w:szCs w:val="28"/>
+        </w:rPr>
+        <w:t>Officer</w:t>
+      </w:r>
+      <w:proofErr w:type="spellEnd"/>
+      <w:r>
+        <w:rPr>
+          <w:sz w:val="28"/>
+          <w:szCs w:val="28"/>
+        </w:rPr>
+        <w:t xml:space="preserve"> и с классом </w:t>
+      </w:r>
+      <w:proofErr w:type="spellStart"/>
+      <w:r>
+        <w:rPr>
+          <w:sz w:val="28"/>
+          <w:szCs w:val="28"/>
+        </w:rPr>
+        <w:t>Role</w:t>
+      </w:r>
+      <w:proofErr w:type="spellEnd"/>
+      <w:r>
+        <w:rPr>
+          <w:sz w:val="28"/>
+          <w:szCs w:val="28"/>
+        </w:rPr>
+        <w:t xml:space="preserve"> через свойство </w:t>
+      </w:r>
+      <w:proofErr w:type="spellStart"/>
+      <w:r>
+        <w:rPr>
+          <w:sz w:val="28"/>
+          <w:szCs w:val="28"/>
+        </w:rPr>
+        <w:t>Role</w:t>
+      </w:r>
+      <w:proofErr w:type="spellEnd"/>
+      <w:r>
+        <w:rPr>
+          <w:sz w:val="28"/>
+          <w:szCs w:val="28"/>
+        </w:rPr>
+        <w:t>.</w:t>
+      </w:r>
+    </w:p>
+    <w:p>
+      <w:pPr>
+        <w:spacing w:line="360" w:lineRule="auto"/>
+        <w:ind w:firstLine="709"/>
+        <w:contextualSpacing/>
+        <w:jc w:val="both"/>
+        <w:rPr>
+          <w:sz w:val="28"/>
+          <w:szCs w:val="28"/>
+        </w:rPr>
+      </w:pPr>
+      <w:r>
+        <w:rPr>
+          <w:sz w:val="28"/>
+          <w:szCs w:val="28"/>
+        </w:rPr>
+        <w:t>Листинги кодов всех вышеописанных классов представлены в приложениях А и Б.</w:t>
+      </w:r>
+    </w:p>
+    <w:p>
+      <w:pPr>
+        <w:spacing w:line="360" w:lineRule="auto"/>
+        <w:ind w:firstLine="709"/>
+        <w:contextualSpacing/>
+        <w:jc w:val="both"/>
+        <w:rPr>
+          <w:sz w:val="28"/>
+          <w:szCs w:val="28"/>
+        </w:rPr>
+      </w:pPr>
+      <w:r>
+        <w:rPr>
+          <w:sz w:val="28"/>
+          <w:szCs w:val="28"/>
+        </w:rPr>
+        <w:br w:type="page"/>
+      </w:r>
+    </w:p>
+    <w:p>
+      <w:pPr>
+        <w:pStyle w:val="ad"/>
+      </w:pPr>
+      <w:bookmarkStart w:id="53" w:name="_Toc68696093"/>
+      <w:bookmarkStart w:id="54" w:name="_Toc72275222"/>
+      <w:bookmarkStart w:id="55" w:name="_Toc103097573"/>
+    </w:p>
+    <w:p>
+      <w:pPr>
+        <w:pStyle w:val="13"/>
+        <w:rPr>
+          <w:b/>
+          <w:szCs w:val="24"/>
+        </w:rPr>
+      </w:pPr>
+      <w:bookmarkStart w:id="56" w:name="_Toc104795026"/>
+      <w:bookmarkStart w:id="57" w:name="_Toc105597148"/>
+      <w:bookmarkStart w:id="58" w:name="_Toc164804154"/>
+      <w:r>
+        <w:t xml:space="preserve">3 </w:t>
+      </w:r>
+      <w:r>
+        <w:tab/>
+      </w:r>
+      <w:r>
+        <w:t>РАЗРАБОТКА ПРИЛОЖЕНИЯ</w:t>
+      </w:r>
+      <w:bookmarkEnd w:id="53"/>
+      <w:bookmarkEnd w:id="54"/>
+      <w:bookmarkEnd w:id="55"/>
+      <w:bookmarkEnd w:id="56"/>
+      <w:bookmarkEnd w:id="57"/>
+      <w:bookmarkEnd w:id="58"/>
+    </w:p>
+    <w:p>
+      <w:pPr>
+        <w:spacing w:line="360" w:lineRule="auto"/>
+        <w:ind w:firstLine="709"/>
+        <w:contextualSpacing/>
+        <w:jc w:val="both"/>
+        <w:rPr>
+          <w:sz w:val="28"/>
+          <w:szCs w:val="28"/>
+        </w:rPr>
+      </w:pPr>
+    </w:p>
+    <w:p>
+      <w:pPr>
+        <w:spacing w:line="360" w:lineRule="auto"/>
+        <w:ind w:firstLine="709"/>
+        <w:contextualSpacing/>
+        <w:jc w:val="both"/>
+        <w:rPr>
+          <w:sz w:val="28"/>
+          <w:szCs w:val="28"/>
+        </w:rPr>
+      </w:pPr>
+    </w:p>
+    <w:p>
+      <w:pPr>
+        <w:pStyle w:val="22"/>
+        <w:rPr>
+          <w:b/>
+          <w:i/>
+          <w:lang w:eastAsia="en-US"/>
+        </w:rPr>
+      </w:pPr>
+      <w:bookmarkStart w:id="59" w:name="_Toc68696094"/>
+      <w:bookmarkStart w:id="60" w:name="_Toc72275223"/>
+      <w:bookmarkStart w:id="61" w:name="_Toc103097574"/>
+      <w:bookmarkStart w:id="62" w:name="_Toc104795027"/>
+      <w:bookmarkStart w:id="63" w:name="_Toc105597149"/>
+      <w:bookmarkStart w:id="64" w:name="_Toc164804155"/>
+      <w:r>
+        <w:t xml:space="preserve">3.1 </w:t>
+      </w:r>
+      <w:r>
+        <w:tab/>
+      </w:r>
+      <w:r>
+        <w:t>Инструментальные средства разработки приложения</w:t>
+      </w:r>
+      <w:bookmarkEnd w:id="59"/>
+      <w:bookmarkEnd w:id="60"/>
+      <w:bookmarkEnd w:id="61"/>
+      <w:bookmarkEnd w:id="62"/>
+      <w:bookmarkEnd w:id="63"/>
+      <w:bookmarkEnd w:id="64"/>
+    </w:p>
+    <w:p>
+      <w:pPr>
+        <w:spacing w:line="360" w:lineRule="auto"/>
+        <w:ind w:firstLine="709"/>
+        <w:contextualSpacing/>
+        <w:jc w:val="both"/>
+        <w:rPr>
+          <w:sz w:val="28"/>
+          <w:szCs w:val="28"/>
+        </w:rPr>
+      </w:pPr>
+    </w:p>
+    <w:p>
+      <w:pPr>
+        <w:spacing w:line="360" w:lineRule="auto"/>
+        <w:ind w:firstLine="709"/>
+        <w:contextualSpacing/>
+        <w:jc w:val="both"/>
+        <w:rPr>
+          <w:sz w:val="28"/>
+          <w:szCs w:val="28"/>
+        </w:rPr>
+      </w:pPr>
+    </w:p>
+    <w:p>
+      <w:pPr>
+        <w:spacing w:line="360" w:lineRule="auto"/>
+        <w:ind w:firstLine="709"/>
+        <w:contextualSpacing/>
+        <w:jc w:val="both"/>
+        <w:rPr>
+          <w:rFonts w:eastAsia="Calibri"/>
+          <w:sz w:val="28"/>
+          <w:lang w:eastAsia="en-US"/>
+        </w:rPr>
+      </w:pPr>
+      <w:r>
+        <w:rPr>
+          <w:sz w:val="28"/>
+        </w:rPr>
+        <w:t>Для разработки приложения используются следующие средства для разработки:</w:t>
+      </w:r>
+    </w:p>
+    <w:p>
+      <w:pPr>
+        <w:pStyle w:val="a9"/>
+        <w:numPr>
+          <w:ilvl w:val="0"/>
+          <w:numId w:val="3"/>
+        </w:numPr>
+        <w:spacing w:after="200" w:line="360" w:lineRule="auto"/>
+        <w:ind w:left="0" w:firstLine="709"/>
+        <w:jc w:val="both"/>
+        <w:rPr>
+          <w:rFonts w:eastAsiaTheme="minorEastAsia"/>
+          <w:sz w:val="28"/>
+          <w:lang w:eastAsia="ja-JP"/>
+        </w:rPr>
+      </w:pPr>
+      <w:r>
+        <w:rPr>
+          <w:rFonts w:eastAsiaTheme="minorEastAsia"/>
+          <w:sz w:val="28"/>
+          <w:lang w:val="en-US" w:eastAsia="ja-JP"/>
+        </w:rPr>
+        <w:t>M</w:t>
+      </w:r>
+      <w:proofErr w:type="spellStart"/>
+      <w:r>
+        <w:rPr>
+          <w:rFonts w:eastAsiaTheme="minorEastAsia"/>
+          <w:sz w:val="28"/>
+          <w:lang w:eastAsia="ja-JP"/>
+        </w:rPr>
+        <w:t>icrosoft</w:t>
+      </w:r>
+      <w:proofErr w:type="spellEnd"/>
+      <w:r>
+        <w:rPr>
+          <w:rFonts w:eastAsiaTheme="minorEastAsia"/>
+          <w:sz w:val="28"/>
+          <w:lang w:eastAsia="ja-JP"/>
+        </w:rPr>
+        <w:t xml:space="preserve"> SQL Server</w:t>
+      </w:r>
+      <w:r>
+        <w:rPr>
+          <w:rFonts w:eastAsiaTheme="minorEastAsia"/>
+          <w:sz w:val="28"/>
+          <w:lang w:val="en-US" w:eastAsia="ja-JP"/>
+        </w:rPr>
+        <w:t>.</w:t>
+      </w:r>
+    </w:p>
+    <w:p>
+      <w:pPr>
+        <w:pStyle w:val="a9"/>
+        <w:numPr>
+          <w:ilvl w:val="0"/>
+          <w:numId w:val="3"/>
+        </w:numPr>
+        <w:spacing w:after="200" w:line="360" w:lineRule="auto"/>
+        <w:ind w:left="0" w:firstLine="709"/>
+        <w:jc w:val="both"/>
+        <w:rPr>
+          <w:rFonts w:eastAsiaTheme="minorEastAsia"/>
+          <w:sz w:val="28"/>
+          <w:lang w:eastAsia="ja-JP"/>
+        </w:rPr>
+      </w:pPr>
+      <w:r>
+        <w:rPr>
+          <w:rFonts w:eastAsiaTheme="minorEastAsia"/>
+          <w:sz w:val="28"/>
+          <w:lang w:val="en-US" w:eastAsia="ja-JP"/>
+        </w:rPr>
+        <w:t>Visual Studio 2022.</w:t>
+      </w:r>
+    </w:p>
+    <w:p>
+      <w:pPr>
+        <w:pStyle w:val="a9"/>
+        <w:numPr>
+          <w:ilvl w:val="0"/>
+          <w:numId w:val="3"/>
+        </w:numPr>
+        <w:spacing w:after="200" w:line="360" w:lineRule="auto"/>
+        <w:ind w:left="0" w:firstLine="709"/>
+        <w:jc w:val="both"/>
+        <w:rPr>
+          <w:rFonts w:eastAsiaTheme="minorEastAsia"/>
+          <w:sz w:val="28"/>
+          <w:lang w:eastAsia="ja-JP"/>
+        </w:rPr>
+      </w:pPr>
+      <w:r>
+        <w:rPr>
+          <w:rFonts w:eastAsiaTheme="minorEastAsia"/>
+          <w:sz w:val="28"/>
+          <w:lang w:val="en-US" w:eastAsia="ja-JP"/>
+        </w:rPr>
+        <w:t>.N</w:t>
+      </w:r>
+      <w:r>
+        <w:rPr>
+          <w:rFonts w:eastAsiaTheme="minorEastAsia"/>
+          <w:sz w:val="28"/>
+          <w:lang w:val="en-US" w:eastAsia="ja-JP"/>
+        </w:rPr>
+        <w:t>ET</w:t>
+      </w:r>
+      <w:r>
+        <w:rPr>
+          <w:rFonts w:eastAsiaTheme="minorEastAsia"/>
+          <w:sz w:val="28"/>
+          <w:lang w:val="en-US" w:eastAsia="ja-JP"/>
+        </w:rPr>
+        <w:t xml:space="preserve"> </w:t>
+      </w:r>
+      <w:r>
+        <w:rPr>
+          <w:rFonts w:eastAsiaTheme="minorEastAsia"/>
+          <w:sz w:val="28"/>
+          <w:lang w:eastAsia="ja-JP"/>
+        </w:rPr>
+        <w:t>8</w:t>
+      </w:r>
+      <w:r>
+        <w:rPr>
+          <w:rFonts w:eastAsiaTheme="minorEastAsia"/>
+          <w:sz w:val="28"/>
+          <w:lang w:val="en-US" w:eastAsia="ja-JP"/>
+        </w:rPr>
+        <w:t>.</w:t>
+      </w:r>
+    </w:p>
+    <w:p>
+      <w:pPr>
+        <w:pStyle w:val="a9"/>
+        <w:numPr>
+          <w:ilvl w:val="0"/>
+          <w:numId w:val="3"/>
+        </w:numPr>
+        <w:spacing w:after="200" w:line="360" w:lineRule="auto"/>
+        <w:ind w:left="0" w:firstLine="709"/>
+        <w:jc w:val="both"/>
+        <w:rPr>
+          <w:rFonts w:eastAsiaTheme="minorEastAsia"/>
+          <w:sz w:val="28"/>
+          <w:lang w:eastAsia="ja-JP"/>
+        </w:rPr>
+      </w:pPr>
+      <w:proofErr w:type="spellStart"/>
+      <w:r>
+        <w:rPr>
+          <w:rFonts w:eastAsiaTheme="minorEastAsia"/>
+          <w:sz w:val="28"/>
+          <w:lang w:val="en-US" w:eastAsia="ja-JP"/>
+        </w:rPr>
+        <w:t>EntityFramework</w:t>
+      </w:r>
+      <w:proofErr w:type="spellEnd"/>
+      <w:r>
+        <w:rPr>
+          <w:rFonts w:eastAsiaTheme="minorEastAsia"/>
+          <w:sz w:val="28"/>
+          <w:lang w:val="en-US" w:eastAsia="ja-JP"/>
+        </w:rPr>
+        <w:t>.</w:t>
+      </w:r>
+    </w:p>
+    <w:p>
+      <w:pPr>
+        <w:pStyle w:val="a9"/>
+        <w:numPr>
+          <w:ilvl w:val="0"/>
+          <w:numId w:val="3"/>
+        </w:numPr>
+        <w:spacing w:after="200" w:line="360" w:lineRule="auto"/>
+        <w:ind w:left="0" w:firstLine="709"/>
+        <w:jc w:val="both"/>
+        <w:rPr>
+          <w:rFonts w:eastAsiaTheme="minorEastAsia"/>
+          <w:sz w:val="28"/>
+          <w:lang w:eastAsia="ja-JP"/>
+        </w:rPr>
+      </w:pPr>
+      <w:r>
+        <w:rPr>
+          <w:rFonts w:eastAsiaTheme="minorEastAsia"/>
+          <w:sz w:val="28"/>
+          <w:lang w:val="en-US" w:eastAsia="ja-JP"/>
+        </w:rPr>
+        <w:t>WPF</w:t>
+      </w:r>
+    </w:p>
+    <w:p>
+      <w:pPr>
+        <w:spacing w:line="360" w:lineRule="auto"/>
+        <w:ind w:firstLine="709"/>
+        <w:contextualSpacing/>
+        <w:jc w:val="both"/>
+        <w:rPr>
+          <w:rFonts w:eastAsiaTheme="minorEastAsia"/>
+          <w:sz w:val="28"/>
+          <w:lang w:eastAsia="ja-JP"/>
+        </w:rPr>
+      </w:pPr>
+      <w:r>
+        <w:rPr>
+          <w:rFonts w:eastAsiaTheme="minorEastAsia"/>
+          <w:sz w:val="28"/>
+          <w:lang w:eastAsia="ja-JP"/>
+        </w:rPr>
+        <w:t>Microsoft SQL Server выбрана из-за своей надежности, производительности и широких возможностей для работы с данными. SQL Server обеспечивает хорошую поддержку транзакций, масштабируемость и интеграцию с другими продуктами Microsoft.</w:t>
+      </w:r>
+    </w:p>
+    <w:p>
+      <w:pPr>
+        <w:spacing w:line="360" w:lineRule="auto"/>
+        <w:ind w:firstLine="709"/>
+        <w:contextualSpacing/>
+        <w:jc w:val="both"/>
+        <w:rPr>
+          <w:rFonts w:eastAsiaTheme="minorEastAsia"/>
+          <w:sz w:val="28"/>
+          <w:lang w:eastAsia="ja-JP"/>
+        </w:rPr>
+      </w:pPr>
+      <w:r>
+        <w:rPr>
+          <w:rFonts w:eastAsiaTheme="minorEastAsia"/>
+          <w:sz w:val="28"/>
+          <w:lang w:eastAsia="ja-JP"/>
+        </w:rPr>
+        <w:t>Visual Studio обладает удобным интерфейсом, мощными инструментами разработки, отладки и профилирования кода. Выбор обусловлен комфортной работой с .NET технологиями и интеграцией с другими инструментами Microsoft.</w:t>
+      </w:r>
+    </w:p>
+    <w:p>
+      <w:pPr>
+        <w:spacing w:line="360" w:lineRule="auto"/>
+        <w:ind w:firstLine="709"/>
+        <w:contextualSpacing/>
+        <w:jc w:val="both"/>
+        <w:rPr>
+          <w:rFonts w:eastAsiaTheme="minorEastAsia"/>
+          <w:sz w:val="28"/>
+          <w:lang w:eastAsia="ja-JP"/>
+        </w:rPr>
+      </w:pPr>
+      <w:r>
+        <w:rPr>
+          <w:rFonts w:eastAsiaTheme="minorEastAsia"/>
+          <w:sz w:val="28"/>
+          <w:lang w:eastAsia="ja-JP"/>
+        </w:rPr>
+        <w:t>.NET 8 поддерживает различные типы приложений, включая WPF, и обеспечивает высокую совместимость с предыдущими версиями .NET. Выбор обусловлен использованием новых возможностей платформы и удобством разработки.</w:t>
+      </w:r>
+    </w:p>
+    <w:p>
+      <w:pPr>
+        <w:spacing w:line="360" w:lineRule="auto"/>
+        <w:ind w:firstLine="709"/>
+        <w:contextualSpacing/>
+        <w:jc w:val="both"/>
+        <w:rPr>
+          <w:rFonts w:eastAsiaTheme="minorEastAsia"/>
+          <w:sz w:val="28"/>
+          <w:lang w:eastAsia="ja-JP"/>
+        </w:rPr>
+      </w:pPr>
+      <w:proofErr w:type="spellStart"/>
+      <w:r>
+        <w:rPr>
+          <w:rFonts w:eastAsiaTheme="minorEastAsia"/>
+          <w:sz w:val="28"/>
+          <w:lang w:eastAsia="ja-JP"/>
+        </w:rPr>
+        <w:t>EntityFramework</w:t>
+      </w:r>
+      <w:proofErr w:type="spellEnd"/>
+      <w:r>
+        <w:rPr>
+          <w:rFonts w:eastAsiaTheme="minorEastAsia"/>
+          <w:sz w:val="28"/>
+          <w:lang w:eastAsia="ja-JP"/>
+        </w:rPr>
+        <w:t xml:space="preserve"> позволяет работать с данными в виде объектов и использовать LINQ для запросов к базе данных. Выбор обусловлен удобством работы с данными и интеграцией с другими технологиями .NET.</w:t>
+      </w:r>
+    </w:p>
+    <w:p>
+      <w:pPr>
+        <w:spacing w:line="360" w:lineRule="auto"/>
+        <w:ind w:firstLine="709"/>
+        <w:contextualSpacing/>
+        <w:jc w:val="both"/>
+        <w:rPr>
+          <w:rFonts w:eastAsiaTheme="minorEastAsia"/>
+          <w:sz w:val="28"/>
+          <w:lang w:eastAsia="ja-JP"/>
+        </w:rPr>
+      </w:pPr>
+    </w:p>
+    <w:p>
+      <w:pPr>
+        <w:spacing w:line="360" w:lineRule="auto"/>
+        <w:ind w:firstLine="709"/>
+        <w:contextualSpacing/>
+        <w:jc w:val="both"/>
+        <w:rPr>
+          <w:rFonts w:eastAsiaTheme="minorEastAsia"/>
+          <w:sz w:val="28"/>
+          <w:lang w:eastAsia="ja-JP"/>
+        </w:rPr>
+      </w:pPr>
+      <w:r>
+        <w:rPr>
+          <w:rFonts w:eastAsiaTheme="minorEastAsia"/>
+          <w:sz w:val="28"/>
+          <w:lang w:eastAsia="ja-JP"/>
+        </w:rPr>
+        <w:lastRenderedPageBreak/>
+        <w:t>WPF использует XAML для декларативного описания интерфейса, обладает богатыми возможностями стилизации и анимаций. Выбор обусловлен необходимостью создания современного и интерактивного пользовательского интерфейса для приложения под Windows.</w:t>
+      </w:r>
+    </w:p>
+    <w:p>
+      <w:pPr>
+        <w:spacing w:line="360" w:lineRule="auto"/>
+        <w:ind w:firstLine="709"/>
+        <w:contextualSpacing/>
+        <w:jc w:val="both"/>
+        <w:rPr>
+          <w:sz w:val="28"/>
+          <w:szCs w:val="28"/>
+        </w:rPr>
+      </w:pPr>
+    </w:p>
+    <w:p>
+      <w:pPr>
+        <w:spacing w:line="360" w:lineRule="auto"/>
+        <w:ind w:firstLine="709"/>
+        <w:contextualSpacing/>
+        <w:jc w:val="both"/>
+        <w:rPr>
+          <w:sz w:val="28"/>
+          <w:szCs w:val="28"/>
+        </w:rPr>
+      </w:pPr>
+    </w:p>
+    <w:p>
+      <w:pPr>
+        <w:pStyle w:val="22"/>
+        <w:rPr>
+          <w:b/>
+          <w:i/>
+          <w:lang w:eastAsia="en-US"/>
+        </w:rPr>
+      </w:pPr>
+      <w:bookmarkStart w:id="65" w:name="_Toc68696095"/>
+      <w:bookmarkStart w:id="66" w:name="_Toc72275224"/>
+      <w:bookmarkStart w:id="67" w:name="_Toc103097575"/>
+      <w:bookmarkStart w:id="68" w:name="_Toc104795028"/>
+      <w:bookmarkStart w:id="69" w:name="_Toc105597150"/>
+      <w:bookmarkStart w:id="70" w:name="_Toc164804156"/>
+      <w:r>
+        <w:t xml:space="preserve">3.2 </w:t>
+      </w:r>
+      <w:r>
+        <w:tab/>
+      </w:r>
+      <w:r>
+        <w:t>Реализация базы данных</w:t>
+      </w:r>
+      <w:bookmarkEnd w:id="65"/>
+      <w:bookmarkEnd w:id="66"/>
+      <w:bookmarkEnd w:id="67"/>
+      <w:bookmarkEnd w:id="68"/>
+      <w:bookmarkEnd w:id="69"/>
+      <w:bookmarkEnd w:id="70"/>
+    </w:p>
+    <w:p>
+      <w:pPr>
+        <w:spacing w:line="360" w:lineRule="auto"/>
+        <w:ind w:firstLine="709"/>
+        <w:contextualSpacing/>
+        <w:jc w:val="both"/>
+        <w:rPr>
+          <w:sz w:val="28"/>
+          <w:szCs w:val="28"/>
+        </w:rPr>
+      </w:pPr>
+    </w:p>
+    <w:p>
+      <w:pPr>
+        <w:spacing w:line="360" w:lineRule="auto"/>
+        <w:ind w:firstLine="709"/>
+        <w:contextualSpacing/>
+        <w:jc w:val="both"/>
+        <w:rPr>
+          <w:sz w:val="28"/>
+          <w:szCs w:val="28"/>
+        </w:rPr>
+      </w:pPr>
+    </w:p>
+    <w:p>
+      <w:pPr>
+        <w:spacing w:line="360" w:lineRule="auto"/>
+        <w:ind w:firstLine="709"/>
+        <w:jc w:val="both"/>
+        <w:rPr>
+          <w:sz w:val="28"/>
+          <w:szCs w:val="28"/>
+        </w:rPr>
+      </w:pPr>
+      <w:r>
+        <w:rPr>
+          <w:sz w:val="28"/>
+          <w:szCs w:val="28"/>
+        </w:rPr>
+        <w:t>Диаграмма созданной б</w:t>
+      </w:r>
+      <w:r>
+        <w:rPr>
+          <w:sz w:val="28"/>
+          <w:szCs w:val="28"/>
+        </w:rPr>
+        <w:t>аз</w:t>
+      </w:r>
+      <w:r>
+        <w:rPr>
+          <w:sz w:val="28"/>
+          <w:szCs w:val="28"/>
+        </w:rPr>
+        <w:t>ы</w:t>
+      </w:r>
+      <w:r>
+        <w:rPr>
+          <w:sz w:val="28"/>
+          <w:szCs w:val="28"/>
+        </w:rPr>
+        <w:t xml:space="preserve"> данных представлена на рисунке 3.1.</w:t>
+      </w:r>
+    </w:p>
+    <w:p>
+      <w:pPr>
+        <w:spacing w:line="360" w:lineRule="auto"/>
+        <w:ind w:firstLine="709"/>
+        <w:jc w:val="both"/>
+        <w:rPr>
+          <w:sz w:val="28"/>
+          <w:szCs w:val="28"/>
+        </w:rPr>
+      </w:pPr>
+    </w:p>
+    <w:p>
+      <w:pPr>
+        <w:spacing w:line="360" w:lineRule="auto"/>
+        <w:contextualSpacing/>
+        <w:jc w:val="center"/>
+        <w:rPr>
+          <w:sz w:val="28"/>
+          <w:szCs w:val="28"/>
+        </w:rPr>
+      </w:pPr>
+      <w:r>
+        <w:rPr>
+          <w:noProof/>
+        </w:rPr>
+        <w:drawing>
+          <wp:inline distT="0" distB="0" distL="0" distR="0" wp14:anchorId="39F0E008" wp14:editId="5ACB972F">
+            <wp:extent cx="6299835" cy="4424045"/>
+            <wp:effectExtent l="0" t="0" r="5715" b="0"/>
+            <wp:docPr id="5" name="Рисунок 5"/>
+            <wp:cNvGraphicFramePr>
+              <a:graphicFrameLocks xmlns:a="http://schemas.openxmlformats.org/drawingml/2006/main" noChangeAspect="1"/>
+            </wp:cNvGraphicFramePr>
+            <a:graphic xmlns:a="http://schemas.openxmlformats.org/drawingml/2006/main">
+              <a:graphicData uri="http://schemas.openxmlformats.org/drawingml/2006/picture">
+                <pic:pic xmlns:pic="http://schemas.openxmlformats.org/drawingml/2006/picture">
+                  <pic:nvPicPr>
+                    <pic:cNvPr id="1" name=""/>
+                    <pic:cNvPicPr/>
+                  </pic:nvPicPr>
+                  <pic:blipFill>
+                    <a:blip r:embed="rId25"/>
+                    <a:stretch>
+                      <a:fillRect/>
+                    </a:stretch>
+                  </pic:blipFill>
+                  <pic:spPr>
+                    <a:xfrm>
+                      <a:off x="0" y="0"/>
                       <a:ext cx="6299835" cy="4424045"/>
                     </a:xfrm>
                     <a:prstGeom prst="rect">
@@ -13477,7 +13637,7 @@
                     <pic:cNvPicPr/>
                   </pic:nvPicPr>
                   <pic:blipFill>
-                    <a:blip r:embed="rId13"/>
+                    <a:blip r:embed="rId14"/>
                     <a:stretch>
                       <a:fillRect/>
                     </a:stretch>
@@ -13653,7 +13813,7 @@
                     <pic:cNvPicPr/>
                   </pic:nvPicPr>
                   <pic:blipFill>
-                    <a:blip r:embed="rId14"/>
+                    <a:blip r:embed="rId15"/>
                     <a:stretch>
                       <a:fillRect/>
                     </a:stretch>
@@ -13864,7 +14024,7 @@
                     <pic:cNvPicPr/>
                   </pic:nvPicPr>
                   <pic:blipFill>
-                    <a:blip r:embed="rId15"/>
+                    <a:blip r:embed="rId16"/>
                     <a:stretch>
                       <a:fillRect/>
                     </a:stretch>
@@ -13995,7 +14155,7 @@
                     <pic:cNvPicPr/>
                   </pic:nvPicPr>
                   <pic:blipFill>
-                    <a:blip r:embed="rId16"/>
+                    <a:blip r:embed="rId17"/>
                     <a:stretch>
                       <a:fillRect/>
                     </a:stretch>
@@ -14202,7 +14362,7 @@
                     <pic:cNvPicPr/>
                   </pic:nvPicPr>
                   <pic:blipFill>
-                    <a:blip r:embed="rId17"/>
+                    <a:blip r:embed="rId18"/>
                     <a:stretch>
                       <a:fillRect/>
                     </a:stretch>
@@ -14448,7 +14608,7 @@
                     <pic:cNvPicPr/>
                   </pic:nvPicPr>
                   <pic:blipFill>
-                    <a:blip r:embed="rId18"/>
+                    <a:blip r:embed="rId19"/>
                     <a:stretch>
                       <a:fillRect/>
                     </a:stretch>
@@ -14659,7 +14819,7 @@
                     <pic:cNvPicPr/>
                   </pic:nvPicPr>
                   <pic:blipFill>
-                    <a:blip r:embed="rId19"/>
+                    <a:blip r:embed="rId20"/>
                     <a:stretch>
                       <a:fillRect/>
                     </a:stretch>
@@ -14869,7 +15029,7 @@
                     <pic:cNvPicPr/>
                   </pic:nvPicPr>
                   <pic:blipFill>
-                    <a:blip r:embed="rId20"/>
+                    <a:blip r:embed="rId21"/>
                     <a:stretch>
                       <a:fillRect/>
                     </a:stretch>
@@ -15082,7 +15242,7 @@
                     <pic:cNvPicPr/>
                   </pic:nvPicPr>
                   <pic:blipFill>
-                    <a:blip r:embed="rId21"/>
+                    <a:blip r:embed="rId22"/>
                     <a:stretch>
                       <a:fillRect/>
                     </a:stretch>
@@ -15304,7 +15464,7 @@
                     <pic:cNvPicPr/>
                   </pic:nvPicPr>
                   <pic:blipFill>
-                    <a:blip r:embed="rId22"/>
+                    <a:blip r:embed="rId23"/>
                     <a:stretch>
                       <a:fillRect/>
                     </a:stretch>
@@ -19161,7 +19321,7 @@
                     <pic:cNvPicPr/>
                   </pic:nvPicPr>
                   <pic:blipFill>
-                    <a:blip r:embed="rId25"/>
+                    <a:blip r:embed="rId26"/>
                     <a:stretch>
                       <a:fillRect/>
                     </a:stretch>
@@ -19296,7 +19456,7 @@
                     <pic:cNvPicPr/>
                   </pic:nvPicPr>
                   <pic:blipFill>
-                    <a:blip r:embed="rId26"/>
+                    <a:blip r:embed="rId27"/>
                     <a:stretch>
                       <a:fillRect/>
                     </a:stretch>
@@ -19498,7 +19658,7 @@
                     <pic:cNvPicPr/>
                   </pic:nvPicPr>
                   <pic:blipFill>
-                    <a:blip r:embed="rId27"/>
+                    <a:blip r:embed="rId28"/>
                     <a:stretch>
                       <a:fillRect/>
                     </a:stretch>
@@ -19634,7 +19794,7 @@
                     <pic:cNvPicPr/>
                   </pic:nvPicPr>
                   <pic:blipFill>
-                    <a:blip r:embed="rId28"/>
+                    <a:blip r:embed="rId29"/>
                     <a:stretch>
                       <a:fillRect/>
                     </a:stretch>
@@ -19837,7 +19997,7 @@
                     <pic:cNvPicPr/>
                   </pic:nvPicPr>
                   <pic:blipFill>
-                    <a:blip r:embed="rId29"/>
+                    <a:blip r:embed="rId30"/>
                     <a:stretch>
                       <a:fillRect/>
                     </a:stretch>
@@ -19991,7 +20151,7 @@
                     <pic:cNvPicPr/>
                   </pic:nvPicPr>
                   <pic:blipFill>
-                    <a:blip r:embed="rId30"/>
+                    <a:blip r:embed="rId31"/>
                     <a:stretch>
                       <a:fillRect/>
                     </a:stretch>
@@ -20111,7 +20271,7 @@
                     <pic:cNvPicPr/>
                   </pic:nvPicPr>
                   <pic:blipFill>
-                    <a:blip r:embed="rId31"/>
+                    <a:blip r:embed="rId32"/>
                     <a:stretch>
                       <a:fillRect/>
                     </a:stretch>
@@ -20231,7 +20391,7 @@
                     <pic:cNvPicPr/>
                   </pic:nvPicPr>
                   <pic:blipFill>
-                    <a:blip r:embed="rId32"/>
+                    <a:blip r:embed="rId33"/>
                     <a:stretch>
                       <a:fillRect/>
                     </a:stretch>
@@ -20365,7 +20525,7 @@
                     <pic:cNvPicPr/>
                   </pic:nvPicPr>
                   <pic:blipFill>
-                    <a:blip r:embed="rId33"/>
+                    <a:blip r:embed="rId34"/>
                     <a:stretch>
                       <a:fillRect/>
                     </a:stretch>
@@ -20579,7 +20739,7 @@
                     <pic:cNvPicPr/>
                   </pic:nvPicPr>
                   <pic:blipFill>
-                    <a:blip r:embed="rId34"/>
+                    <a:blip r:embed="rId35"/>
                     <a:stretch>
                       <a:fillRect/>
                     </a:stretch>
@@ -20729,7 +20889,7 @@
                     <pic:cNvPicPr/>
                   </pic:nvPicPr>
                   <pic:blipFill>
-                    <a:blip r:embed="rId35"/>
+                    <a:blip r:embed="rId36"/>
                     <a:stretch>
                       <a:fillRect/>
                     </a:stretch>
@@ -20849,7 +21009,7 @@
                     <pic:cNvPicPr/>
                   </pic:nvPicPr>
                   <pic:blipFill>
-                    <a:blip r:embed="rId36"/>
+                    <a:blip r:embed="rId37"/>
                     <a:stretch>
                       <a:fillRect/>
                     </a:stretch>
@@ -21019,7 +21179,7 @@
                     <pic:cNvPicPr/>
                   </pic:nvPicPr>
                   <pic:blipFill>
-                    <a:blip r:embed="rId37"/>
+                    <a:blip r:embed="rId38"/>
                     <a:stretch>
                       <a:fillRect/>
                     </a:stretch>
@@ -21140,7 +21300,7 @@
                     <pic:cNvPicPr/>
                   </pic:nvPicPr>
                   <pic:blipFill>
-                    <a:blip r:embed="rId38"/>
+                    <a:blip r:embed="rId39"/>
                     <a:stretch>
                       <a:fillRect/>
                     </a:stretch>
@@ -21267,7 +21427,7 @@
                     <pic:cNvPicPr/>
                   </pic:nvPicPr>
                   <pic:blipFill>
-                    <a:blip r:embed="rId39"/>
+                    <a:blip r:embed="rId40"/>
                     <a:stretch>
                       <a:fillRect/>
                     </a:stretch>
@@ -21446,7 +21606,7 @@
                     <pic:cNvPicPr/>
                   </pic:nvPicPr>
                   <pic:blipFill>
-                    <a:blip r:embed="rId40"/>
+                    <a:blip r:embed="rId41"/>
                     <a:stretch>
                       <a:fillRect/>
                     </a:stretch>
@@ -21566,7 +21726,7 @@
                     <pic:cNvPicPr/>
                   </pic:nvPicPr>
                   <pic:blipFill>
-                    <a:blip r:embed="rId41"/>
+                    <a:blip r:embed="rId42"/>
                     <a:stretch>
                       <a:fillRect/>
                     </a:stretch>
@@ -21703,7 +21863,7 @@
                     <pic:cNvPicPr/>
                   </pic:nvPicPr>
                   <pic:blipFill>
-                    <a:blip r:embed="rId42"/>
+                    <a:blip r:embed="rId43"/>
                     <a:stretch>
                       <a:fillRect/>
                     </a:stretch>
@@ -21868,7 +22028,7 @@
                     <pic:cNvPicPr/>
                   </pic:nvPicPr>
                   <pic:blipFill>
-                    <a:blip r:embed="rId43"/>
+                    <a:blip r:embed="rId44"/>
                     <a:stretch>
                       <a:fillRect/>
                     </a:stretch>
@@ -22036,7 +22196,7 @@
                     <pic:cNvPicPr/>
                   </pic:nvPicPr>
                   <pic:blipFill>
-                    <a:blip r:embed="rId44"/>
+                    <a:blip r:embed="rId45"/>
                     <a:stretch>
                       <a:fillRect/>
                     </a:stretch>
@@ -22171,7 +22331,7 @@
                     <pic:cNvPicPr/>
                   </pic:nvPicPr>
                   <pic:blipFill>
-                    <a:blip r:embed="rId45"/>
+                    <a:blip r:embed="rId46"/>
                     <a:stretch>
                       <a:fillRect/>
                     </a:stretch>
@@ -22300,7 +22460,7 @@
                     <pic:cNvPicPr/>
                   </pic:nvPicPr>
                   <pic:blipFill>
-                    <a:blip r:embed="rId46"/>
+                    <a:blip r:embed="rId47"/>
                     <a:stretch>
                       <a:fillRect/>
                     </a:stretch>
@@ -22437,7 +22597,7 @@
                     <pic:cNvPicPr/>
                   </pic:nvPicPr>
                   <pic:blipFill>
-                    <a:blip r:embed="rId47"/>
+                    <a:blip r:embed="rId48"/>
                     <a:stretch>
                       <a:fillRect/>
                     </a:stretch>
@@ -24246,7 +24406,7 @@
                     <pic:cNvPicPr/>
                   </pic:nvPicPr>
                   <pic:blipFill>
-                    <a:blip r:embed="rId48"/>
+                    <a:blip r:embed="rId49"/>
                     <a:stretch>
                       <a:fillRect/>
                     </a:stretch>
@@ -24399,7 +24559,7 @@
                     <pic:cNvPicPr/>
                   </pic:nvPicPr>
                   <pic:blipFill>
-                    <a:blip r:embed="rId49"/>
+                    <a:blip r:embed="rId50"/>
                     <a:stretch>
                       <a:fillRect/>
                     </a:stretch>
@@ -25078,7 +25238,7 @@
             </w:rPr>
             <w:t xml:space="preserve">[Электронный ресурс]: – Режим доступа: </w:t>
           </w:r>
-          <w:hyperlink r:id="rId50" w:history="1">
+          <w:hyperlink r:id="rId51" w:history="1">
             <w:r>
               <w:rPr>
                 <w:color w:val="000000" w:themeColor="text1"/>
@@ -46415,10 +46575,10 @@
       </w:r>
     </w:p>
     <w:sectPr>
-      <w:headerReference w:type="default" r:id="rId51"/>
-      <w:footerReference w:type="default" r:id="rId52"/>
-      <w:headerReference w:type="first" r:id="rId53"/>
-      <w:footerReference w:type="first" r:id="rId54"/>
+      <w:headerReference w:type="default" r:id="rId52"/>
+      <w:footerReference w:type="default" r:id="rId53"/>
+      <w:headerReference w:type="first" r:id="rId54"/>
+      <w:footerReference w:type="first" r:id="rId55"/>
       <w:pgSz w:w="11906" w:h="16838" w:code="9"/>
       <w:pgMar w:top="851" w:right="567" w:bottom="1134" w:left="1418" w:header="284" w:footer="0" w:gutter="0"/>
       <w:cols w:space="708"/>
@@ -55778,7 +55938,6 @@
   <w:style w:type="character" w:default="1" w:styleId="a0">
     <w:name w:val="Default Paragraph Font"/>
     <w:uiPriority w:val="1"/>
-    <w:semiHidden/>
     <w:unhideWhenUsed/>
   </w:style>
   <w:style w:type="table" w:default="1" w:styleId="a1">

--- a/КП_ПЗ_Архипов_М.docx
+++ b/КП_ПЗ_Архипов_М.docx
@@ -9009,10 +9009,10 @@
                 <w:szCs w:val="28"/>
               </w:rPr>
               <w:drawing>
-                <wp:inline distT="0" distB="0" distL="0" distR="0" wp14:anchorId="56E6268A" wp14:editId="4BAE29B4">
-                  <wp:extent cx="2585358" cy="4266227"/>
-                  <wp:effectExtent l="0" t="0" r="5715" b="1270"/>
-                  <wp:docPr id="446456059" name="Рисунок 1"/>
+                <wp:inline distT="0" distB="0" distL="0" distR="0" wp14:anchorId="31635CF6" wp14:editId="1B3BEF82">
+                  <wp:extent cx="2647950" cy="4241804"/>
+                  <wp:effectExtent l="0" t="0" r="0" b="6350"/>
+                  <wp:docPr id="1079090093" name="Рисунок 1"/>
                   <wp:cNvGraphicFramePr>
                     <a:graphicFrameLocks xmlns:a="http://schemas.openxmlformats.org/drawingml/2006/main" noChangeAspect="1"/>
                   </wp:cNvGraphicFramePr>
@@ -9020,7 +9020,7 @@
                     <a:graphicData uri="http://schemas.openxmlformats.org/drawingml/2006/picture">
                       <pic:pic xmlns:pic="http://schemas.openxmlformats.org/drawingml/2006/picture">
                         <pic:nvPicPr>
-                          <pic:cNvPr id="1832474757" name=""/>
+                          <pic:cNvPr id="1079090093" name=""/>
                           <pic:cNvPicPr/>
                         </pic:nvPicPr>
                         <pic:blipFill>
@@ -9032,7 +9032,7 @@
                         <pic:spPr>
                           <a:xfrm>
                             <a:off x="0" y="0"/>
-                            <a:ext cx="2599611" cy="4289746"/>
+                            <a:ext cx="2651746" cy="4247885"/>
                           </a:xfrm>
                           <a:prstGeom prst="rect">
                             <a:avLst/>
@@ -9069,6 +9069,7 @@
             </w:pPr>
             <w:r>
               <w:rPr>
+                <w:noProof/>
                 <w:sz w:val="28"/>
                 <w:szCs w:val="28"/>
               </w:rPr>
@@ -9201,6 +9202,7 @@
       </w:pPr>
       <w:r>
         <w:rPr>
+          <w:noProof/>
           <w:sz w:val="26"/>
           <w:szCs w:val="26"/>
           <w:shd w:val="clear" w:color="auto" w:fill="FFFFFF"/>
@@ -9332,6 +9334,7 @@
       </w:pPr>
       <w:r>
         <w:rPr>
+          <w:noProof/>
           <w:sz w:val="28"/>
           <w:szCs w:val="28"/>
         </w:rPr>
@@ -55938,6 +55941,7 @@
   <w:style w:type="character" w:default="1" w:styleId="a0">
     <w:name w:val="Default Paragraph Font"/>
     <w:uiPriority w:val="1"/>
+    <w:semiHidden/>
     <w:unhideWhenUsed/>
   </w:style>
   <w:style w:type="table" w:default="1" w:styleId="a1">

--- a/КП_ПЗ_Архипов_М.docx
+++ b/КП_ПЗ_Архипов_М.docx
@@ -675,21 +675,7 @@
           <w:b/>
           <w:u w:val="single"/>
         </w:rPr>
-        <w:t>{</w:t>
-      </w:r>
-      <w:r>
-        <w:rPr>
-          <w:b/>
-          <w:u w:val="single"/>
-        </w:rPr>
-        <w:t>срок сдачи</w:t>
-      </w:r>
-      <w:r>
-        <w:rPr>
-          <w:b/>
-          <w:u w:val="single"/>
-        </w:rPr>
-        <w:t>}</w:t>
+        <w:t>28.04.2026</w:t>
       </w:r>
     </w:p>
     <w:p>
@@ -1997,7 +1983,7 @@
                 <w:noProof/>
                 <w:webHidden/>
               </w:rPr>
-              <w:t>16</w:t>
+              <w:t>17</w:t>
             </w:r>
             <w:r>
               <w:rPr>
@@ -2088,7 +2074,7 @@
                 <w:noProof/>
                 <w:webHidden/>
               </w:rPr>
-              <w:t>21</w:t>
+              <w:t>22</w:t>
             </w:r>
             <w:r>
               <w:rPr>
@@ -2179,7 +2165,7 @@
                 <w:noProof/>
                 <w:webHidden/>
               </w:rPr>
-              <w:t>24</w:t>
+              <w:t>25</w:t>
             </w:r>
             <w:r>
               <w:rPr>
@@ -2270,7 +2256,7 @@
                 <w:noProof/>
                 <w:webHidden/>
               </w:rPr>
-              <w:t>24</w:t>
+              <w:t>25</w:t>
             </w:r>
             <w:r>
               <w:rPr>
@@ -2361,7 +2347,7 @@
                 <w:noProof/>
                 <w:webHidden/>
               </w:rPr>
-              <w:t>25</w:t>
+              <w:t>26</w:t>
             </w:r>
             <w:r>
               <w:rPr>
@@ -2452,7 +2438,7 @@
                 <w:noProof/>
                 <w:webHidden/>
               </w:rPr>
-              <w:t>26</w:t>
+              <w:t>27</w:t>
             </w:r>
             <w:r>
               <w:rPr>
@@ -2543,7 +2529,7 @@
                 <w:noProof/>
                 <w:webHidden/>
               </w:rPr>
-              <w:t>27</w:t>
+              <w:t>28</w:t>
             </w:r>
             <w:r>
               <w:rPr>
@@ -2634,7 +2620,7 @@
                 <w:noProof/>
                 <w:webHidden/>
               </w:rPr>
-              <w:t>32</w:t>
+              <w:t>33</w:t>
             </w:r>
             <w:r>
               <w:rPr>
@@ -2725,7 +2711,7 @@
                 <w:noProof/>
                 <w:webHidden/>
               </w:rPr>
-              <w:t>32</w:t>
+              <w:t>33</w:t>
             </w:r>
             <w:r>
               <w:rPr>
@@ -2816,7 +2802,7 @@
                 <w:noProof/>
                 <w:webHidden/>
               </w:rPr>
-              <w:t>34</w:t>
+              <w:t>35</w:t>
             </w:r>
             <w:r>
               <w:rPr>
@@ -2911,7 +2897,7 @@
                 <w:noProof/>
                 <w:webHidden/>
               </w:rPr>
-              <w:t>39</w:t>
+              <w:t>40</w:t>
             </w:r>
             <w:r>
               <w:rPr>
@@ -3016,7 +3002,7 @@
                 <w:noProof/>
                 <w:webHidden/>
               </w:rPr>
-              <w:t>50</w:t>
+              <w:t>51</w:t>
             </w:r>
             <w:r>
               <w:rPr>
@@ -3086,7 +3072,7 @@
                 <w:noProof/>
                 <w:webHidden/>
               </w:rPr>
-              <w:t>53</w:t>
+              <w:t>54</w:t>
             </w:r>
             <w:r>
               <w:rPr>
@@ -3156,7 +3142,7 @@
                 <w:noProof/>
                 <w:webHidden/>
               </w:rPr>
-              <w:t>54</w:t>
+              <w:t>55</w:t>
             </w:r>
             <w:r>
               <w:rPr>
@@ -3227,7 +3213,7 @@
                 <w:noProof/>
                 <w:webHidden/>
               </w:rPr>
-              <w:t>55</w:t>
+              <w:t>56</w:t>
             </w:r>
             <w:r>
               <w:rPr>
@@ -3315,7 +3301,7 @@
                 <w:noProof/>
                 <w:webHidden/>
               </w:rPr>
-              <w:t>62</w:t>
+              <w:t>63</w:t>
             </w:r>
             <w:r>
               <w:rPr>
@@ -3390,7 +3376,7 @@
                 <w:noProof/>
                 <w:webHidden/>
               </w:rPr>
-              <w:t>68</w:t>
+              <w:t>69</w:t>
             </w:r>
             <w:r>
               <w:rPr>
@@ -9005,6 +8991,7 @@
             </w:pPr>
             <w:r>
               <w:rPr>
+                <w:noProof/>
                 <w:sz w:val="28"/>
                 <w:szCs w:val="28"/>
               </w:rPr>

--- a/КП_ПЗ_Архипов_М.docx
+++ b/КП_ПЗ_Архипов_М.docx
@@ -1801,7 +1801,7 @@
                 <w:noProof/>
                 <w:webHidden/>
               </w:rPr>
-              <w:t>12</w:t>
+              <w:t>13</w:t>
             </w:r>
             <w:r>
               <w:rPr>
@@ -3072,7 +3072,7 @@
                 <w:noProof/>
                 <w:webHidden/>
               </w:rPr>
-              <w:t>54</w:t>
+              <w:t>55</w:t>
             </w:r>
             <w:r>
               <w:rPr>
@@ -3142,7 +3142,7 @@
                 <w:noProof/>
                 <w:webHidden/>
               </w:rPr>
-              <w:t>55</w:t>
+              <w:t>56</w:t>
             </w:r>
             <w:r>
               <w:rPr>
@@ -3213,7 +3213,7 @@
                 <w:noProof/>
                 <w:webHidden/>
               </w:rPr>
-              <w:t>56</w:t>
+              <w:t>57</w:t>
             </w:r>
             <w:r>
               <w:rPr>
@@ -3301,7 +3301,7 @@
                 <w:noProof/>
                 <w:webHidden/>
               </w:rPr>
-              <w:t>63</w:t>
+              <w:t>64</w:t>
             </w:r>
             <w:r>
               <w:rPr>
@@ -3376,7 +3376,7 @@
                 <w:noProof/>
                 <w:webHidden/>
               </w:rPr>
-              <w:t>69</w:t>
+              <w:t>70</w:t>
             </w:r>
             <w:r>
               <w:rPr>
@@ -3959,6 +3959,29 @@
     </w:p>
     <w:p>
       <w:pPr>
+        <w:pStyle w:val="a9"/>
+        <w:numPr>
+          <w:ilvl w:val="0"/>
+          <w:numId w:val="1"/>
+        </w:numPr>
+        <w:spacing w:line="360" w:lineRule="auto"/>
+        <w:ind w:left="0" w:firstLine="709"/>
+        <w:jc w:val="both"/>
+        <w:rPr>
+          <w:sz w:val="28"/>
+          <w:szCs w:val="28"/>
+        </w:rPr>
+      </w:pPr>
+      <w:r>
+        <w:rPr>
+          <w:sz w:val="28"/>
+          <w:szCs w:val="28"/>
+        </w:rPr>
+        <w:t>Наблюдатель — пользователь системы с минимальными правами доступа. Он может просматривать информацию об уголовных делах, подозреваемых и доказательствах, но не имеет возможности редактирования данных или создания новых записей. Данная роль предназначена для контроля и ознакомления с информацией без возможности её изменения.</w:t>
+      </w:r>
+    </w:p>
+    <w:p>
+      <w:pPr>
         <w:spacing w:line="360" w:lineRule="auto"/>
         <w:ind w:firstLine="709"/>
         <w:contextualSpacing/>
@@ -4099,7 +4122,15 @@
           <w:sz w:val="28"/>
           <w:szCs w:val="28"/>
         </w:rPr>
-        <w:t xml:space="preserve">Microsoft Excel. Программа для работы с электронными таблицами, созданная корпорацией Microsoft. В целом, Microsoft Excel представляет собой достаточно гибкий инструмент для ведения небольших учётных реестров благодаря широкому спектру функций: фильтрации, сортировке, условному форматированию, формулам и возможности совместного использования через облачные сервисы. Однако при работе с оперативными данными Excel имеет существенные недостатки: отсутствует разграничение прав доступа к отдельным записям, не обеспечивается целостность связанных данных, а при одновременной работе нескольких пользователей велик риск конфликтов версий файла. Хранение конфиденциальных оперативных данных в формате </w:t>
+        <w:t xml:space="preserve">Microsoft Excel. Программа для работы с электронными таблицами, созданная корпорацией Microsoft. В целом, Microsoft Excel представляет собой достаточно гибкий инструмент для ведения небольших учётных реестров благодаря широкому спектру функций: фильтрации, сортировке, условному форматированию, формулам и возможности совместного использования через облачные сервисы. Однако при работе с оперативными данными Excel имеет существенные недостатки: отсутствует разграничение прав доступа к отдельным записям, не обеспечивается целостность связанных данных, а при одновременной работе нескольких пользователей велик риск конфликтов версий файла. Хранение </w:t>
+      </w:r>
+      <w:r>
+        <w:rPr>
+          <w:sz w:val="28"/>
+          <w:szCs w:val="28"/>
+        </w:rPr>
+        <w:lastRenderedPageBreak/>
+        <w:t xml:space="preserve">конфиденциальных оперативных данных в формате </w:t>
       </w:r>
       <w:proofErr w:type="spellStart"/>
       <w:r>
@@ -4134,15 +4165,7 @@
           <w:sz w:val="28"/>
           <w:szCs w:val="28"/>
         </w:rPr>
-        <w:t xml:space="preserve">1С: Управление делами предприятия. Программная платформа 1С предлагает конфигурации для ведения делопроизводства и документооборота. С точки зрения функционала платформа обладает широчайшими возможностями, поддерживает </w:t>
-      </w:r>
-      <w:r>
-        <w:rPr>
-          <w:sz w:val="28"/>
-          <w:szCs w:val="28"/>
-        </w:rPr>
-        <w:lastRenderedPageBreak/>
-        <w:t>гибкую настройку бизнес-процессов, ведение журналов событий и разграничение прав доступа. Вместе с тем 1С-решения ориентированы прежде всего на коммерческое делопроизводство и не содержат специализированного функционала для учёта уголовных дел, доказательств и подозреваемых. Внедрение и настройка требуют значительных финансовых вложений и привлечения квалифицированных специалистов, что нецелесообразно для подразделений МВД.</w:t>
+        <w:t>1С: Управление делами предприятия. Программная платформа 1С предлагает конфигурации для ведения делопроизводства и документооборота. С точки зрения функционала платформа обладает широчайшими возможностями, поддерживает гибкую настройку бизнес-процессов, ведение журналов событий и разграничение прав доступа. Вместе с тем 1С-решения ориентированы прежде всего на коммерческое делопроизводство и не содержат специализированного функционала для учёта уголовных дел, доказательств и подозреваемых. Внедрение и настройка требуют значительных финансовых вложений и привлечения квалифицированных специалистов, что нецелесообразно для подразделений МВД.</w:t>
       </w:r>
     </w:p>
     <w:p>
@@ -4351,7 +4374,7 @@
           <w:rFonts w:eastAsiaTheme="minorEastAsia"/>
           <w:sz w:val="28"/>
           <w:szCs w:val="28"/>
-          <w:lang w:eastAsia="ja-JP"/>
+          <w:lang w:val="en-US" w:eastAsia="ja-JP"/>
         </w:rPr>
       </w:pPr>
       <w:r>
@@ -4359,10 +4382,10 @@
           <w:noProof/>
         </w:rPr>
         <w:drawing>
-          <wp:inline distT="0" distB="0" distL="0" distR="0" wp14:anchorId="756DB13B" wp14:editId="6CFA20B6">
-            <wp:extent cx="4800600" cy="3422502"/>
-            <wp:effectExtent l="0" t="0" r="0" b="6985"/>
-            <wp:docPr id="1452504276" name="Рисунок 1"/>
+          <wp:inline distT="0" distB="0" distL="0" distR="0" wp14:anchorId="0C150E05" wp14:editId="00F80064">
+            <wp:extent cx="4374776" cy="3091138"/>
+            <wp:effectExtent l="0" t="0" r="6985" b="0"/>
+            <wp:docPr id="210224928" name="Рисунок 1"/>
             <wp:cNvGraphicFramePr>
               <a:graphicFrameLocks xmlns:a="http://schemas.openxmlformats.org/drawingml/2006/main" noChangeAspect="1"/>
             </wp:cNvGraphicFramePr>
@@ -4370,7 +4393,7 @@
               <a:graphicData uri="http://schemas.openxmlformats.org/drawingml/2006/picture">
                 <pic:pic xmlns:pic="http://schemas.openxmlformats.org/drawingml/2006/picture">
                   <pic:nvPicPr>
-                    <pic:cNvPr id="1452504276" name=""/>
+                    <pic:cNvPr id="210224928" name=""/>
                     <pic:cNvPicPr/>
                   </pic:nvPicPr>
                   <pic:blipFill>
@@ -4382,7 +4405,7 @@
                   <pic:spPr>
                     <a:xfrm>
                       <a:off x="0" y="0"/>
-                      <a:ext cx="4803703" cy="3424714"/>
+                      <a:ext cx="4389033" cy="3101212"/>
                     </a:xfrm>
                     <a:prstGeom prst="rect">
                       <a:avLst/>
@@ -4818,7 +4841,7 @@
       <w:tr>
         <w:tc>
           <w:tcPr>
-            <w:tcW w:w="1441" w:type="dxa"/>
+            <w:tcW w:w="1421" w:type="dxa"/>
             <w:vAlign w:val="center"/>
           </w:tcPr>
           <w:p>
@@ -4840,7 +4863,7 @@
         </w:tc>
         <w:tc>
           <w:tcPr>
-            <w:tcW w:w="2189" w:type="dxa"/>
+            <w:tcW w:w="2309" w:type="dxa"/>
             <w:vAlign w:val="center"/>
           </w:tcPr>
           <w:p>
@@ -4862,7 +4885,7 @@
         </w:tc>
         <w:tc>
           <w:tcPr>
-            <w:tcW w:w="1487" w:type="dxa"/>
+            <w:tcW w:w="1451" w:type="dxa"/>
             <w:vAlign w:val="center"/>
           </w:tcPr>
           <w:p>
@@ -4884,7 +4907,7 @@
         </w:tc>
         <w:tc>
           <w:tcPr>
-            <w:tcW w:w="1619" w:type="dxa"/>
+            <w:tcW w:w="1720" w:type="dxa"/>
             <w:vAlign w:val="center"/>
           </w:tcPr>
           <w:p>
@@ -4906,7 +4929,7 @@
         </w:tc>
         <w:tc>
           <w:tcPr>
-            <w:tcW w:w="2608" w:type="dxa"/>
+            <w:tcW w:w="2443" w:type="dxa"/>
             <w:vAlign w:val="center"/>
           </w:tcPr>
           <w:p>
@@ -4955,7 +4978,7 @@
       <w:tr>
         <w:tc>
           <w:tcPr>
-            <w:tcW w:w="1441" w:type="dxa"/>
+            <w:tcW w:w="1421" w:type="dxa"/>
             <w:vAlign w:val="center"/>
           </w:tcPr>
           <w:p>
@@ -4966,7 +4989,7 @@
         </w:tc>
         <w:tc>
           <w:tcPr>
-            <w:tcW w:w="2189" w:type="dxa"/>
+            <w:tcW w:w="2309" w:type="dxa"/>
             <w:vAlign w:val="center"/>
           </w:tcPr>
           <w:p>
@@ -4977,7 +5000,7 @@
         </w:tc>
         <w:tc>
           <w:tcPr>
-            <w:tcW w:w="1487" w:type="dxa"/>
+            <w:tcW w:w="1451" w:type="dxa"/>
             <w:vAlign w:val="center"/>
           </w:tcPr>
           <w:p>
@@ -4988,7 +5011,7 @@
         </w:tc>
         <w:tc>
           <w:tcPr>
-            <w:tcW w:w="1619" w:type="dxa"/>
+            <w:tcW w:w="1720" w:type="dxa"/>
             <w:vAlign w:val="center"/>
           </w:tcPr>
           <w:p>
@@ -5002,7 +5025,7 @@
         </w:tc>
         <w:tc>
           <w:tcPr>
-            <w:tcW w:w="2608" w:type="dxa"/>
+            <w:tcW w:w="2443" w:type="dxa"/>
             <w:vAlign w:val="center"/>
           </w:tcPr>
           <w:p>
@@ -5015,14 +5038,14 @@
       <w:tr>
         <w:tc>
           <w:tcPr>
-            <w:tcW w:w="1441" w:type="dxa"/>
+            <w:tcW w:w="1421" w:type="dxa"/>
             <w:vAlign w:val="center"/>
           </w:tcPr>
           <w:p/>
         </w:tc>
         <w:tc>
           <w:tcPr>
-            <w:tcW w:w="2189" w:type="dxa"/>
+            <w:tcW w:w="2309" w:type="dxa"/>
             <w:vAlign w:val="center"/>
           </w:tcPr>
           <w:p>
@@ -5033,7 +5056,7 @@
         </w:tc>
         <w:tc>
           <w:tcPr>
-            <w:tcW w:w="1487" w:type="dxa"/>
+            <w:tcW w:w="1451" w:type="dxa"/>
             <w:vAlign w:val="center"/>
           </w:tcPr>
           <w:p>
@@ -5044,7 +5067,7 @@
         </w:tc>
         <w:tc>
           <w:tcPr>
-            <w:tcW w:w="1619" w:type="dxa"/>
+            <w:tcW w:w="1720" w:type="dxa"/>
             <w:vAlign w:val="center"/>
           </w:tcPr>
           <w:p>
@@ -5058,7 +5081,7 @@
         </w:tc>
         <w:tc>
           <w:tcPr>
-            <w:tcW w:w="2608" w:type="dxa"/>
+            <w:tcW w:w="2443" w:type="dxa"/>
             <w:vAlign w:val="center"/>
           </w:tcPr>
           <w:p>
@@ -5071,14 +5094,14 @@
       <w:tr>
         <w:tc>
           <w:tcPr>
-            <w:tcW w:w="1441" w:type="dxa"/>
+            <w:tcW w:w="1421" w:type="dxa"/>
             <w:vAlign w:val="center"/>
           </w:tcPr>
           <w:p/>
         </w:tc>
         <w:tc>
           <w:tcPr>
-            <w:tcW w:w="2189" w:type="dxa"/>
+            <w:tcW w:w="2309" w:type="dxa"/>
             <w:vAlign w:val="center"/>
           </w:tcPr>
           <w:p>
@@ -5089,7 +5112,7 @@
         </w:tc>
         <w:tc>
           <w:tcPr>
-            <w:tcW w:w="1487" w:type="dxa"/>
+            <w:tcW w:w="1451" w:type="dxa"/>
             <w:vAlign w:val="center"/>
           </w:tcPr>
           <w:p>
@@ -5100,7 +5123,7 @@
         </w:tc>
         <w:tc>
           <w:tcPr>
-            <w:tcW w:w="1619" w:type="dxa"/>
+            <w:tcW w:w="1720" w:type="dxa"/>
             <w:vAlign w:val="center"/>
           </w:tcPr>
           <w:p>
@@ -5114,7 +5137,7 @@
         </w:tc>
         <w:tc>
           <w:tcPr>
-            <w:tcW w:w="2608" w:type="dxa"/>
+            <w:tcW w:w="2443" w:type="dxa"/>
             <w:vAlign w:val="center"/>
           </w:tcPr>
           <w:p>
@@ -5127,14 +5150,14 @@
       <w:tr>
         <w:tc>
           <w:tcPr>
-            <w:tcW w:w="1441" w:type="dxa"/>
+            <w:tcW w:w="1421" w:type="dxa"/>
             <w:vAlign w:val="center"/>
           </w:tcPr>
           <w:p/>
         </w:tc>
         <w:tc>
           <w:tcPr>
-            <w:tcW w:w="2189" w:type="dxa"/>
+            <w:tcW w:w="2309" w:type="dxa"/>
             <w:vAlign w:val="center"/>
           </w:tcPr>
           <w:p>
@@ -5145,7 +5168,7 @@
         </w:tc>
         <w:tc>
           <w:tcPr>
-            <w:tcW w:w="1487" w:type="dxa"/>
+            <w:tcW w:w="1451" w:type="dxa"/>
             <w:vAlign w:val="center"/>
           </w:tcPr>
           <w:p>
@@ -5156,7 +5179,7 @@
         </w:tc>
         <w:tc>
           <w:tcPr>
-            <w:tcW w:w="1619" w:type="dxa"/>
+            <w:tcW w:w="1720" w:type="dxa"/>
             <w:vAlign w:val="center"/>
           </w:tcPr>
           <w:p>
@@ -5170,7 +5193,7 @@
         </w:tc>
         <w:tc>
           <w:tcPr>
-            <w:tcW w:w="2608" w:type="dxa"/>
+            <w:tcW w:w="2443" w:type="dxa"/>
             <w:vAlign w:val="center"/>
           </w:tcPr>
           <w:p>
@@ -5183,7 +5206,7 @@
       <w:tr>
         <w:tc>
           <w:tcPr>
-            <w:tcW w:w="1441" w:type="dxa"/>
+            <w:tcW w:w="1421" w:type="dxa"/>
             <w:vAlign w:val="center"/>
           </w:tcPr>
           <w:p>
@@ -5194,7 +5217,7 @@
         </w:tc>
         <w:tc>
           <w:tcPr>
-            <w:tcW w:w="2189" w:type="dxa"/>
+            <w:tcW w:w="2309" w:type="dxa"/>
             <w:vAlign w:val="center"/>
           </w:tcPr>
           <w:p>
@@ -5205,7 +5228,7 @@
         </w:tc>
         <w:tc>
           <w:tcPr>
-            <w:tcW w:w="1487" w:type="dxa"/>
+            <w:tcW w:w="1451" w:type="dxa"/>
             <w:vAlign w:val="center"/>
           </w:tcPr>
           <w:p>
@@ -5216,7 +5239,7 @@
         </w:tc>
         <w:tc>
           <w:tcPr>
-            <w:tcW w:w="1619" w:type="dxa"/>
+            <w:tcW w:w="1720" w:type="dxa"/>
             <w:vAlign w:val="center"/>
           </w:tcPr>
           <w:p>
@@ -5230,7 +5253,7 @@
         </w:tc>
         <w:tc>
           <w:tcPr>
-            <w:tcW w:w="2608" w:type="dxa"/>
+            <w:tcW w:w="2443" w:type="dxa"/>
             <w:vAlign w:val="center"/>
           </w:tcPr>
           <w:p>
@@ -5243,7 +5266,7 @@
       <w:tr>
         <w:tc>
           <w:tcPr>
-            <w:tcW w:w="1441" w:type="dxa"/>
+            <w:tcW w:w="1421" w:type="dxa"/>
             <w:vAlign w:val="center"/>
           </w:tcPr>
           <w:p>
@@ -5254,7 +5277,7 @@
         </w:tc>
         <w:tc>
           <w:tcPr>
-            <w:tcW w:w="2189" w:type="dxa"/>
+            <w:tcW w:w="2309" w:type="dxa"/>
             <w:vAlign w:val="center"/>
           </w:tcPr>
           <w:p>
@@ -5265,7 +5288,7 @@
         </w:tc>
         <w:tc>
           <w:tcPr>
-            <w:tcW w:w="1487" w:type="dxa"/>
+            <w:tcW w:w="1451" w:type="dxa"/>
             <w:vAlign w:val="center"/>
           </w:tcPr>
           <w:p>
@@ -5276,7 +5299,7 @@
         </w:tc>
         <w:tc>
           <w:tcPr>
-            <w:tcW w:w="1619" w:type="dxa"/>
+            <w:tcW w:w="1720" w:type="dxa"/>
             <w:vAlign w:val="center"/>
           </w:tcPr>
           <w:p>
@@ -5290,7 +5313,7 @@
         </w:tc>
         <w:tc>
           <w:tcPr>
-            <w:tcW w:w="2608" w:type="dxa"/>
+            <w:tcW w:w="2443" w:type="dxa"/>
             <w:vAlign w:val="center"/>
           </w:tcPr>
           <w:p>
@@ -5303,14 +5326,14 @@
       <w:tr>
         <w:tc>
           <w:tcPr>
-            <w:tcW w:w="1441" w:type="dxa"/>
+            <w:tcW w:w="1421" w:type="dxa"/>
             <w:vAlign w:val="center"/>
           </w:tcPr>
           <w:p/>
         </w:tc>
         <w:tc>
           <w:tcPr>
-            <w:tcW w:w="2189" w:type="dxa"/>
+            <w:tcW w:w="2309" w:type="dxa"/>
             <w:vAlign w:val="center"/>
           </w:tcPr>
           <w:p>
@@ -5321,7 +5344,7 @@
         </w:tc>
         <w:tc>
           <w:tcPr>
-            <w:tcW w:w="1487" w:type="dxa"/>
+            <w:tcW w:w="1451" w:type="dxa"/>
             <w:vAlign w:val="center"/>
           </w:tcPr>
           <w:p>
@@ -5332,7 +5355,7 @@
         </w:tc>
         <w:tc>
           <w:tcPr>
-            <w:tcW w:w="1619" w:type="dxa"/>
+            <w:tcW w:w="1720" w:type="dxa"/>
             <w:vAlign w:val="center"/>
           </w:tcPr>
           <w:p>
@@ -5346,12 +5369,123 @@
         </w:tc>
         <w:tc>
           <w:tcPr>
-            <w:tcW w:w="2608" w:type="dxa"/>
+            <w:tcW w:w="2443" w:type="dxa"/>
             <w:vAlign w:val="center"/>
           </w:tcPr>
           <w:p>
             <w:r>
               <w:t>Электронная почта</w:t>
+            </w:r>
+          </w:p>
+        </w:tc>
+      </w:tr>
+    </w:tbl>
+    <w:p>
+      <w:pPr>
+        <w:spacing w:line="360" w:lineRule="auto"/>
+        <w:ind w:firstLine="709"/>
+        <w:jc w:val="both"/>
+        <w:rPr>
+          <w:sz w:val="28"/>
+          <w:szCs w:val="28"/>
+        </w:rPr>
+      </w:pPr>
+    </w:p>
+    <w:p>
+      <w:pPr>
+        <w:spacing w:line="360" w:lineRule="auto"/>
+        <w:ind w:firstLine="709"/>
+        <w:jc w:val="both"/>
+        <w:rPr>
+          <w:sz w:val="28"/>
+          <w:szCs w:val="28"/>
+        </w:rPr>
+      </w:pPr>
+      <w:r>
+        <w:rPr>
+          <w:sz w:val="28"/>
+          <w:szCs w:val="28"/>
+        </w:rPr>
+        <w:t>Продолжение таблицы 2.1</w:t>
+      </w:r>
+    </w:p>
+    <w:p>
+      <w:pPr>
+        <w:spacing w:line="360" w:lineRule="auto"/>
+        <w:ind w:firstLine="709"/>
+        <w:jc w:val="both"/>
+        <w:rPr>
+          <w:sz w:val="28"/>
+          <w:szCs w:val="28"/>
+        </w:rPr>
+      </w:pPr>
+    </w:p>
+    <w:tbl>
+      <w:tblPr>
+        <w:tblStyle w:val="a7"/>
+        <w:tblW w:w="9344" w:type="dxa"/>
+        <w:tblInd w:w="392" w:type="dxa"/>
+        <w:tblLook w:val="04A0" w:firstRow="1" w:lastRow="0" w:firstColumn="1" w:lastColumn="0" w:noHBand="0" w:noVBand="1"/>
+      </w:tblPr>
+      <w:tblGrid>
+        <w:gridCol w:w="1436"/>
+        <w:gridCol w:w="2309"/>
+        <w:gridCol w:w="1477"/>
+        <w:gridCol w:w="1559"/>
+        <w:gridCol w:w="2563"/>
+      </w:tblGrid>
+      <w:tr>
+        <w:tc>
+          <w:tcPr>
+            <w:tcW w:w="1436" w:type="dxa"/>
+            <w:vAlign w:val="center"/>
+          </w:tcPr>
+          <w:p/>
+        </w:tc>
+        <w:tc>
+          <w:tcPr>
+            <w:tcW w:w="2309" w:type="dxa"/>
+            <w:vAlign w:val="center"/>
+          </w:tcPr>
+          <w:p>
+            <w:r>
+              <w:t>Phone</w:t>
+            </w:r>
+          </w:p>
+        </w:tc>
+        <w:tc>
+          <w:tcPr>
+            <w:tcW w:w="1477" w:type="dxa"/>
+            <w:vAlign w:val="center"/>
+          </w:tcPr>
+          <w:p>
+            <w:r>
+              <w:t>текстовый</w:t>
+            </w:r>
+          </w:p>
+        </w:tc>
+        <w:tc>
+          <w:tcPr>
+            <w:tcW w:w="1559" w:type="dxa"/>
+            <w:vAlign w:val="center"/>
+          </w:tcPr>
+          <w:p>
+            <w:pPr>
+              <w:jc w:val="center"/>
+            </w:pPr>
+            <w:r>
+              <w:t>Нет</w:t>
+            </w:r>
+          </w:p>
+        </w:tc>
+        <w:tc>
+          <w:tcPr>
+            <w:tcW w:w="2563" w:type="dxa"/>
+            <w:vAlign w:val="center"/>
+          </w:tcPr>
+          <w:p>
+            <w:r>
+              <w:t>Номер телефона</w:t>
             </w:r>
           </w:p>
         </w:tc>
@@ -5359,36 +5493,36 @@
       <w:tr>
         <w:tc>
           <w:tcPr>
-            <w:tcW w:w="1441" w:type="dxa"/>
+            <w:tcW w:w="1436" w:type="dxa"/>
             <w:vAlign w:val="center"/>
           </w:tcPr>
           <w:p/>
         </w:tc>
         <w:tc>
           <w:tcPr>
-            <w:tcW w:w="2189" w:type="dxa"/>
+            <w:tcW w:w="2309" w:type="dxa"/>
             <w:vAlign w:val="center"/>
           </w:tcPr>
           <w:p>
             <w:r>
-              <w:t>Phone</w:t>
+              <w:t>HiredDate</w:t>
             </w:r>
           </w:p>
         </w:tc>
         <w:tc>
           <w:tcPr>
-            <w:tcW w:w="1487" w:type="dxa"/>
+            <w:tcW w:w="1477" w:type="dxa"/>
             <w:vAlign w:val="center"/>
           </w:tcPr>
           <w:p>
             <w:r>
-              <w:t>текстовый</w:t>
+              <w:t>временной</w:t>
             </w:r>
           </w:p>
         </w:tc>
         <w:tc>
           <w:tcPr>
-            <w:tcW w:w="1619" w:type="dxa"/>
+            <w:tcW w:w="1559" w:type="dxa"/>
             <w:vAlign w:val="center"/>
           </w:tcPr>
           <w:p>
@@ -5402,63 +5536,7 @@
         </w:tc>
         <w:tc>
           <w:tcPr>
-            <w:tcW w:w="2608" w:type="dxa"/>
-            <w:vAlign w:val="center"/>
-          </w:tcPr>
-          <w:p>
-            <w:r>
-              <w:t>Номер телефона</w:t>
-            </w:r>
-          </w:p>
-        </w:tc>
-      </w:tr>
-      <w:tr>
-        <w:tc>
-          <w:tcPr>
-            <w:tcW w:w="1441" w:type="dxa"/>
-            <w:vAlign w:val="center"/>
-          </w:tcPr>
-          <w:p/>
-        </w:tc>
-        <w:tc>
-          <w:tcPr>
-            <w:tcW w:w="2189" w:type="dxa"/>
-            <w:vAlign w:val="center"/>
-          </w:tcPr>
-          <w:p>
-            <w:r>
-              <w:t>HiredDate</w:t>
-            </w:r>
-          </w:p>
-        </w:tc>
-        <w:tc>
-          <w:tcPr>
-            <w:tcW w:w="1487" w:type="dxa"/>
-            <w:vAlign w:val="center"/>
-          </w:tcPr>
-          <w:p>
-            <w:r>
-              <w:t>временной</w:t>
-            </w:r>
-          </w:p>
-        </w:tc>
-        <w:tc>
-          <w:tcPr>
-            <w:tcW w:w="1619" w:type="dxa"/>
-            <w:vAlign w:val="center"/>
-          </w:tcPr>
-          <w:p>
-            <w:pPr>
-              <w:jc w:val="center"/>
-            </w:pPr>
-            <w:r>
-              <w:t>Нет</w:t>
-            </w:r>
-          </w:p>
-        </w:tc>
-        <w:tc>
-          <w:tcPr>
-            <w:tcW w:w="2608" w:type="dxa"/>
+            <w:tcW w:w="2563" w:type="dxa"/>
             <w:vAlign w:val="center"/>
           </w:tcPr>
           <w:p>
@@ -5496,7 +5574,7 @@
       <w:tr>
         <w:tc>
           <w:tcPr>
-            <w:tcW w:w="1441" w:type="dxa"/>
+            <w:tcW w:w="1436" w:type="dxa"/>
             <w:vAlign w:val="center"/>
           </w:tcPr>
           <w:p>
@@ -5507,7 +5585,7 @@
         </w:tc>
         <w:tc>
           <w:tcPr>
-            <w:tcW w:w="2189" w:type="dxa"/>
+            <w:tcW w:w="2309" w:type="dxa"/>
             <w:vAlign w:val="center"/>
           </w:tcPr>
           <w:p>
@@ -5518,7 +5596,7 @@
         </w:tc>
         <w:tc>
           <w:tcPr>
-            <w:tcW w:w="1487" w:type="dxa"/>
+            <w:tcW w:w="1477" w:type="dxa"/>
             <w:vAlign w:val="center"/>
           </w:tcPr>
           <w:p>
@@ -5529,7 +5607,7 @@
         </w:tc>
         <w:tc>
           <w:tcPr>
-            <w:tcW w:w="1619" w:type="dxa"/>
+            <w:tcW w:w="1559" w:type="dxa"/>
             <w:vAlign w:val="center"/>
           </w:tcPr>
           <w:p>
@@ -5543,7 +5621,7 @@
         </w:tc>
         <w:tc>
           <w:tcPr>
-            <w:tcW w:w="2608" w:type="dxa"/>
+            <w:tcW w:w="2563" w:type="dxa"/>
             <w:vAlign w:val="center"/>
           </w:tcPr>
           <w:p>
@@ -5556,14 +5634,14 @@
       <w:tr>
         <w:tc>
           <w:tcPr>
-            <w:tcW w:w="1441" w:type="dxa"/>
+            <w:tcW w:w="1436" w:type="dxa"/>
             <w:vAlign w:val="center"/>
           </w:tcPr>
           <w:p/>
         </w:tc>
         <w:tc>
           <w:tcPr>
-            <w:tcW w:w="2189" w:type="dxa"/>
+            <w:tcW w:w="2309" w:type="dxa"/>
             <w:vAlign w:val="center"/>
           </w:tcPr>
           <w:p>
@@ -5574,7 +5652,7 @@
         </w:tc>
         <w:tc>
           <w:tcPr>
-            <w:tcW w:w="1487" w:type="dxa"/>
+            <w:tcW w:w="1477" w:type="dxa"/>
             <w:vAlign w:val="center"/>
           </w:tcPr>
           <w:p>
@@ -5585,7 +5663,7 @@
         </w:tc>
         <w:tc>
           <w:tcPr>
-            <w:tcW w:w="1619" w:type="dxa"/>
+            <w:tcW w:w="1559" w:type="dxa"/>
             <w:vAlign w:val="center"/>
           </w:tcPr>
           <w:p>
@@ -5599,7 +5677,7 @@
         </w:tc>
         <w:tc>
           <w:tcPr>
-            <w:tcW w:w="2608" w:type="dxa"/>
+            <w:tcW w:w="2563" w:type="dxa"/>
             <w:vAlign w:val="center"/>
           </w:tcPr>
           <w:p>
@@ -5612,14 +5690,14 @@
       <w:tr>
         <w:tc>
           <w:tcPr>
-            <w:tcW w:w="1441" w:type="dxa"/>
+            <w:tcW w:w="1436" w:type="dxa"/>
             <w:vAlign w:val="center"/>
           </w:tcPr>
           <w:p/>
         </w:tc>
         <w:tc>
           <w:tcPr>
-            <w:tcW w:w="2189" w:type="dxa"/>
+            <w:tcW w:w="2309" w:type="dxa"/>
             <w:vAlign w:val="center"/>
           </w:tcPr>
           <w:p>
@@ -5630,7 +5708,7 @@
         </w:tc>
         <w:tc>
           <w:tcPr>
-            <w:tcW w:w="1487" w:type="dxa"/>
+            <w:tcW w:w="1477" w:type="dxa"/>
             <w:vAlign w:val="center"/>
           </w:tcPr>
           <w:p>
@@ -5641,7 +5719,7 @@
         </w:tc>
         <w:tc>
           <w:tcPr>
-            <w:tcW w:w="1619" w:type="dxa"/>
+            <w:tcW w:w="1559" w:type="dxa"/>
             <w:vAlign w:val="center"/>
           </w:tcPr>
           <w:p>
@@ -5655,7 +5733,7 @@
         </w:tc>
         <w:tc>
           <w:tcPr>
-            <w:tcW w:w="2608" w:type="dxa"/>
+            <w:tcW w:w="2563" w:type="dxa"/>
             <w:vAlign w:val="center"/>
           </w:tcPr>
           <w:p>
@@ -5668,14 +5746,14 @@
       <w:tr>
         <w:tc>
           <w:tcPr>
-            <w:tcW w:w="1441" w:type="dxa"/>
+            <w:tcW w:w="1436" w:type="dxa"/>
             <w:vAlign w:val="center"/>
           </w:tcPr>
           <w:p/>
         </w:tc>
         <w:tc>
           <w:tcPr>
-            <w:tcW w:w="2189" w:type="dxa"/>
+            <w:tcW w:w="2309" w:type="dxa"/>
             <w:vAlign w:val="center"/>
           </w:tcPr>
           <w:p>
@@ -5686,7 +5764,7 @@
         </w:tc>
         <w:tc>
           <w:tcPr>
-            <w:tcW w:w="1487" w:type="dxa"/>
+            <w:tcW w:w="1477" w:type="dxa"/>
             <w:vAlign w:val="center"/>
           </w:tcPr>
           <w:p>
@@ -5697,7 +5775,7 @@
         </w:tc>
         <w:tc>
           <w:tcPr>
-            <w:tcW w:w="1619" w:type="dxa"/>
+            <w:tcW w:w="1559" w:type="dxa"/>
             <w:vAlign w:val="center"/>
           </w:tcPr>
           <w:p>
@@ -5711,7 +5789,7 @@
         </w:tc>
         <w:tc>
           <w:tcPr>
-            <w:tcW w:w="2608" w:type="dxa"/>
+            <w:tcW w:w="2563" w:type="dxa"/>
             <w:vAlign w:val="center"/>
           </w:tcPr>
           <w:p>
@@ -5724,14 +5802,14 @@
       <w:tr>
         <w:tc>
           <w:tcPr>
-            <w:tcW w:w="1441" w:type="dxa"/>
+            <w:tcW w:w="1436" w:type="dxa"/>
             <w:vAlign w:val="center"/>
           </w:tcPr>
           <w:p/>
         </w:tc>
         <w:tc>
           <w:tcPr>
-            <w:tcW w:w="2189" w:type="dxa"/>
+            <w:tcW w:w="2309" w:type="dxa"/>
             <w:vAlign w:val="center"/>
           </w:tcPr>
           <w:p>
@@ -5742,7 +5820,7 @@
         </w:tc>
         <w:tc>
           <w:tcPr>
-            <w:tcW w:w="1487" w:type="dxa"/>
+            <w:tcW w:w="1477" w:type="dxa"/>
             <w:vAlign w:val="center"/>
           </w:tcPr>
           <w:p>
@@ -5753,7 +5831,7 @@
         </w:tc>
         <w:tc>
           <w:tcPr>
-            <w:tcW w:w="1619" w:type="dxa"/>
+            <w:tcW w:w="1559" w:type="dxa"/>
             <w:vAlign w:val="center"/>
           </w:tcPr>
           <w:p>
@@ -5767,7 +5845,7 @@
         </w:tc>
         <w:tc>
           <w:tcPr>
-            <w:tcW w:w="2608" w:type="dxa"/>
+            <w:tcW w:w="2563" w:type="dxa"/>
             <w:vAlign w:val="center"/>
           </w:tcPr>
           <w:p>
@@ -5780,14 +5858,14 @@
       <w:tr>
         <w:tc>
           <w:tcPr>
-            <w:tcW w:w="1441" w:type="dxa"/>
+            <w:tcW w:w="1436" w:type="dxa"/>
             <w:vAlign w:val="center"/>
           </w:tcPr>
           <w:p/>
         </w:tc>
         <w:tc>
           <w:tcPr>
-            <w:tcW w:w="2189" w:type="dxa"/>
+            <w:tcW w:w="2309" w:type="dxa"/>
             <w:vAlign w:val="center"/>
           </w:tcPr>
           <w:p>
@@ -5798,7 +5876,7 @@
         </w:tc>
         <w:tc>
           <w:tcPr>
-            <w:tcW w:w="1487" w:type="dxa"/>
+            <w:tcW w:w="1477" w:type="dxa"/>
             <w:vAlign w:val="center"/>
           </w:tcPr>
           <w:p>
@@ -5809,7 +5887,7 @@
         </w:tc>
         <w:tc>
           <w:tcPr>
-            <w:tcW w:w="1619" w:type="dxa"/>
+            <w:tcW w:w="1559" w:type="dxa"/>
             <w:vAlign w:val="center"/>
           </w:tcPr>
           <w:p>
@@ -5823,7 +5901,7 @@
         </w:tc>
         <w:tc>
           <w:tcPr>
-            <w:tcW w:w="2608" w:type="dxa"/>
+            <w:tcW w:w="2563" w:type="dxa"/>
             <w:vAlign w:val="center"/>
           </w:tcPr>
           <w:p>
@@ -5861,7 +5939,7 @@
       <w:tr>
         <w:tc>
           <w:tcPr>
-            <w:tcW w:w="1441" w:type="dxa"/>
+            <w:tcW w:w="1436" w:type="dxa"/>
             <w:vAlign w:val="center"/>
           </w:tcPr>
           <w:p>
@@ -5872,7 +5950,7 @@
         </w:tc>
         <w:tc>
           <w:tcPr>
-            <w:tcW w:w="2189" w:type="dxa"/>
+            <w:tcW w:w="2309" w:type="dxa"/>
             <w:vAlign w:val="center"/>
           </w:tcPr>
           <w:p>
@@ -5883,7 +5961,7 @@
         </w:tc>
         <w:tc>
           <w:tcPr>
-            <w:tcW w:w="1487" w:type="dxa"/>
+            <w:tcW w:w="1477" w:type="dxa"/>
             <w:vAlign w:val="center"/>
           </w:tcPr>
           <w:p>
@@ -5894,7 +5972,7 @@
         </w:tc>
         <w:tc>
           <w:tcPr>
-            <w:tcW w:w="1619" w:type="dxa"/>
+            <w:tcW w:w="1559" w:type="dxa"/>
             <w:vAlign w:val="center"/>
           </w:tcPr>
           <w:p>
@@ -5908,7 +5986,7 @@
         </w:tc>
         <w:tc>
           <w:tcPr>
-            <w:tcW w:w="2608" w:type="dxa"/>
+            <w:tcW w:w="2563" w:type="dxa"/>
             <w:vAlign w:val="center"/>
           </w:tcPr>
           <w:p>
@@ -5921,14 +5999,14 @@
       <w:tr>
         <w:tc>
           <w:tcPr>
-            <w:tcW w:w="1441" w:type="dxa"/>
+            <w:tcW w:w="1436" w:type="dxa"/>
             <w:vAlign w:val="center"/>
           </w:tcPr>
           <w:p/>
         </w:tc>
         <w:tc>
           <w:tcPr>
-            <w:tcW w:w="2189" w:type="dxa"/>
+            <w:tcW w:w="2309" w:type="dxa"/>
             <w:vAlign w:val="center"/>
           </w:tcPr>
           <w:p>
@@ -5939,7 +6017,7 @@
         </w:tc>
         <w:tc>
           <w:tcPr>
-            <w:tcW w:w="1487" w:type="dxa"/>
+            <w:tcW w:w="1477" w:type="dxa"/>
             <w:vAlign w:val="center"/>
           </w:tcPr>
           <w:p>
@@ -5950,7 +6028,7 @@
         </w:tc>
         <w:tc>
           <w:tcPr>
-            <w:tcW w:w="1619" w:type="dxa"/>
+            <w:tcW w:w="1559" w:type="dxa"/>
             <w:vAlign w:val="center"/>
           </w:tcPr>
           <w:p>
@@ -5964,7 +6042,7 @@
         </w:tc>
         <w:tc>
           <w:tcPr>
-            <w:tcW w:w="2608" w:type="dxa"/>
+            <w:tcW w:w="2563" w:type="dxa"/>
             <w:vAlign w:val="center"/>
           </w:tcPr>
           <w:p>
@@ -6002,7 +6080,7 @@
       <w:tr>
         <w:tc>
           <w:tcPr>
-            <w:tcW w:w="1441" w:type="dxa"/>
+            <w:tcW w:w="1436" w:type="dxa"/>
             <w:vAlign w:val="center"/>
           </w:tcPr>
           <w:p>
@@ -6013,7 +6091,7 @@
         </w:tc>
         <w:tc>
           <w:tcPr>
-            <w:tcW w:w="2189" w:type="dxa"/>
+            <w:tcW w:w="2309" w:type="dxa"/>
             <w:vAlign w:val="center"/>
           </w:tcPr>
           <w:p>
@@ -6024,7 +6102,7 @@
         </w:tc>
         <w:tc>
           <w:tcPr>
-            <w:tcW w:w="1487" w:type="dxa"/>
+            <w:tcW w:w="1477" w:type="dxa"/>
             <w:vAlign w:val="center"/>
           </w:tcPr>
           <w:p>
@@ -6035,7 +6113,7 @@
         </w:tc>
         <w:tc>
           <w:tcPr>
-            <w:tcW w:w="1619" w:type="dxa"/>
+            <w:tcW w:w="1559" w:type="dxa"/>
             <w:vAlign w:val="center"/>
           </w:tcPr>
           <w:p>
@@ -6049,7 +6127,7 @@
         </w:tc>
         <w:tc>
           <w:tcPr>
-            <w:tcW w:w="2608" w:type="dxa"/>
+            <w:tcW w:w="2563" w:type="dxa"/>
             <w:vAlign w:val="center"/>
           </w:tcPr>
           <w:p>
@@ -6062,14 +6140,14 @@
       <w:tr>
         <w:tc>
           <w:tcPr>
-            <w:tcW w:w="1441" w:type="dxa"/>
+            <w:tcW w:w="1436" w:type="dxa"/>
             <w:vAlign w:val="center"/>
           </w:tcPr>
           <w:p/>
         </w:tc>
         <w:tc>
           <w:tcPr>
-            <w:tcW w:w="2189" w:type="dxa"/>
+            <w:tcW w:w="2309" w:type="dxa"/>
             <w:vAlign w:val="center"/>
           </w:tcPr>
           <w:p>
@@ -6080,7 +6158,7 @@
         </w:tc>
         <w:tc>
           <w:tcPr>
-            <w:tcW w:w="1487" w:type="dxa"/>
+            <w:tcW w:w="1477" w:type="dxa"/>
             <w:vAlign w:val="center"/>
           </w:tcPr>
           <w:p>
@@ -6091,7 +6169,7 @@
         </w:tc>
         <w:tc>
           <w:tcPr>
-            <w:tcW w:w="1619" w:type="dxa"/>
+            <w:tcW w:w="1559" w:type="dxa"/>
             <w:vAlign w:val="center"/>
           </w:tcPr>
           <w:p>
@@ -6105,7 +6183,7 @@
         </w:tc>
         <w:tc>
           <w:tcPr>
-            <w:tcW w:w="2608" w:type="dxa"/>
+            <w:tcW w:w="2563" w:type="dxa"/>
             <w:vAlign w:val="center"/>
           </w:tcPr>
           <w:p>
@@ -6118,14 +6196,14 @@
       <w:tr>
         <w:tc>
           <w:tcPr>
-            <w:tcW w:w="1441" w:type="dxa"/>
+            <w:tcW w:w="1436" w:type="dxa"/>
             <w:vAlign w:val="center"/>
           </w:tcPr>
           <w:p/>
         </w:tc>
         <w:tc>
           <w:tcPr>
-            <w:tcW w:w="2189" w:type="dxa"/>
+            <w:tcW w:w="2309" w:type="dxa"/>
             <w:vAlign w:val="center"/>
           </w:tcPr>
           <w:p>
@@ -6136,7 +6214,7 @@
         </w:tc>
         <w:tc>
           <w:tcPr>
-            <w:tcW w:w="1487" w:type="dxa"/>
+            <w:tcW w:w="1477" w:type="dxa"/>
             <w:vAlign w:val="center"/>
           </w:tcPr>
           <w:p>
@@ -6147,7 +6225,7 @@
         </w:tc>
         <w:tc>
           <w:tcPr>
-            <w:tcW w:w="1619" w:type="dxa"/>
+            <w:tcW w:w="1559" w:type="dxa"/>
             <w:vAlign w:val="center"/>
           </w:tcPr>
           <w:p>
@@ -6161,7 +6239,7 @@
         </w:tc>
         <w:tc>
           <w:tcPr>
-            <w:tcW w:w="2608" w:type="dxa"/>
+            <w:tcW w:w="2563" w:type="dxa"/>
             <w:vAlign w:val="center"/>
           </w:tcPr>
           <w:p>
@@ -6174,14 +6252,14 @@
       <w:tr>
         <w:tc>
           <w:tcPr>
-            <w:tcW w:w="1441" w:type="dxa"/>
+            <w:tcW w:w="1436" w:type="dxa"/>
             <w:vAlign w:val="center"/>
           </w:tcPr>
           <w:p/>
         </w:tc>
         <w:tc>
           <w:tcPr>
-            <w:tcW w:w="2189" w:type="dxa"/>
+            <w:tcW w:w="2309" w:type="dxa"/>
             <w:vAlign w:val="center"/>
           </w:tcPr>
           <w:p>
@@ -6192,7 +6270,7 @@
         </w:tc>
         <w:tc>
           <w:tcPr>
-            <w:tcW w:w="1487" w:type="dxa"/>
+            <w:tcW w:w="1477" w:type="dxa"/>
             <w:vAlign w:val="center"/>
           </w:tcPr>
           <w:p>
@@ -6203,7 +6281,7 @@
         </w:tc>
         <w:tc>
           <w:tcPr>
-            <w:tcW w:w="1619" w:type="dxa"/>
+            <w:tcW w:w="1559" w:type="dxa"/>
             <w:vAlign w:val="center"/>
           </w:tcPr>
           <w:p>
@@ -6217,7 +6295,7 @@
         </w:tc>
         <w:tc>
           <w:tcPr>
-            <w:tcW w:w="2608" w:type="dxa"/>
+            <w:tcW w:w="2563" w:type="dxa"/>
             <w:vAlign w:val="center"/>
           </w:tcPr>
           <w:p>
@@ -6230,14 +6308,14 @@
       <w:tr>
         <w:tc>
           <w:tcPr>
-            <w:tcW w:w="1441" w:type="dxa"/>
+            <w:tcW w:w="1436" w:type="dxa"/>
             <w:vAlign w:val="center"/>
           </w:tcPr>
           <w:p/>
         </w:tc>
         <w:tc>
           <w:tcPr>
-            <w:tcW w:w="2189" w:type="dxa"/>
+            <w:tcW w:w="2309" w:type="dxa"/>
             <w:vAlign w:val="center"/>
           </w:tcPr>
           <w:p>
@@ -6248,7 +6326,7 @@
         </w:tc>
         <w:tc>
           <w:tcPr>
-            <w:tcW w:w="1487" w:type="dxa"/>
+            <w:tcW w:w="1477" w:type="dxa"/>
             <w:vAlign w:val="center"/>
           </w:tcPr>
           <w:p>
@@ -6259,7 +6337,7 @@
         </w:tc>
         <w:tc>
           <w:tcPr>
-            <w:tcW w:w="1619" w:type="dxa"/>
+            <w:tcW w:w="1559" w:type="dxa"/>
             <w:vAlign w:val="center"/>
           </w:tcPr>
           <w:p>
@@ -6273,7 +6351,7 @@
         </w:tc>
         <w:tc>
           <w:tcPr>
-            <w:tcW w:w="2608" w:type="dxa"/>
+            <w:tcW w:w="2563" w:type="dxa"/>
             <w:vAlign w:val="center"/>
           </w:tcPr>
           <w:p>
@@ -6286,14 +6364,14 @@
       <w:tr>
         <w:tc>
           <w:tcPr>
-            <w:tcW w:w="1441" w:type="dxa"/>
+            <w:tcW w:w="1436" w:type="dxa"/>
             <w:vAlign w:val="center"/>
           </w:tcPr>
           <w:p/>
         </w:tc>
         <w:tc>
           <w:tcPr>
-            <w:tcW w:w="2189" w:type="dxa"/>
+            <w:tcW w:w="2309" w:type="dxa"/>
             <w:vAlign w:val="center"/>
           </w:tcPr>
           <w:p>
@@ -6304,7 +6382,7 @@
         </w:tc>
         <w:tc>
           <w:tcPr>
-            <w:tcW w:w="1487" w:type="dxa"/>
+            <w:tcW w:w="1477" w:type="dxa"/>
             <w:vAlign w:val="center"/>
           </w:tcPr>
           <w:p>
@@ -6315,7 +6393,7 @@
         </w:tc>
         <w:tc>
           <w:tcPr>
-            <w:tcW w:w="1619" w:type="dxa"/>
+            <w:tcW w:w="1559" w:type="dxa"/>
             <w:vAlign w:val="center"/>
           </w:tcPr>
           <w:p>
@@ -6329,7 +6407,7 @@
         </w:tc>
         <w:tc>
           <w:tcPr>
-            <w:tcW w:w="2608" w:type="dxa"/>
+            <w:tcW w:w="2563" w:type="dxa"/>
             <w:vAlign w:val="center"/>
           </w:tcPr>
           <w:p>
@@ -6342,14 +6420,14 @@
       <w:tr>
         <w:tc>
           <w:tcPr>
-            <w:tcW w:w="1441" w:type="dxa"/>
+            <w:tcW w:w="1436" w:type="dxa"/>
             <w:vAlign w:val="center"/>
           </w:tcPr>
           <w:p/>
         </w:tc>
         <w:tc>
           <w:tcPr>
-            <w:tcW w:w="2189" w:type="dxa"/>
+            <w:tcW w:w="2309" w:type="dxa"/>
             <w:vAlign w:val="center"/>
           </w:tcPr>
           <w:p>
@@ -6360,7 +6438,7 @@
         </w:tc>
         <w:tc>
           <w:tcPr>
-            <w:tcW w:w="1487" w:type="dxa"/>
+            <w:tcW w:w="1477" w:type="dxa"/>
             <w:vAlign w:val="center"/>
           </w:tcPr>
           <w:p>
@@ -6371,7 +6449,7 @@
         </w:tc>
         <w:tc>
           <w:tcPr>
-            <w:tcW w:w="1619" w:type="dxa"/>
+            <w:tcW w:w="1559" w:type="dxa"/>
             <w:vAlign w:val="center"/>
           </w:tcPr>
           <w:p>
@@ -6385,7 +6463,7 @@
         </w:tc>
         <w:tc>
           <w:tcPr>
-            <w:tcW w:w="2608" w:type="dxa"/>
+            <w:tcW w:w="2563" w:type="dxa"/>
             <w:vAlign w:val="center"/>
           </w:tcPr>
           <w:p>
@@ -6398,7 +6476,7 @@
       <w:tr>
         <w:tc>
           <w:tcPr>
-            <w:tcW w:w="1441" w:type="dxa"/>
+            <w:tcW w:w="1436" w:type="dxa"/>
             <w:vAlign w:val="center"/>
           </w:tcPr>
           <w:p>
@@ -6409,7 +6487,7 @@
         </w:tc>
         <w:tc>
           <w:tcPr>
-            <w:tcW w:w="2189" w:type="dxa"/>
+            <w:tcW w:w="2309" w:type="dxa"/>
             <w:vAlign w:val="center"/>
           </w:tcPr>
           <w:p>
@@ -6420,7 +6498,7 @@
         </w:tc>
         <w:tc>
           <w:tcPr>
-            <w:tcW w:w="1487" w:type="dxa"/>
+            <w:tcW w:w="1477" w:type="dxa"/>
             <w:vAlign w:val="center"/>
           </w:tcPr>
           <w:p>
@@ -6431,7 +6509,7 @@
         </w:tc>
         <w:tc>
           <w:tcPr>
-            <w:tcW w:w="1619" w:type="dxa"/>
+            <w:tcW w:w="1559" w:type="dxa"/>
             <w:vAlign w:val="center"/>
           </w:tcPr>
           <w:p>
@@ -6445,7 +6523,7 @@
         </w:tc>
         <w:tc>
           <w:tcPr>
-            <w:tcW w:w="2608" w:type="dxa"/>
+            <w:tcW w:w="2563" w:type="dxa"/>
             <w:vAlign w:val="center"/>
           </w:tcPr>
           <w:p>
@@ -6458,7 +6536,7 @@
       <w:tr>
         <w:tc>
           <w:tcPr>
-            <w:tcW w:w="1441" w:type="dxa"/>
+            <w:tcW w:w="1436" w:type="dxa"/>
             <w:vAlign w:val="center"/>
           </w:tcPr>
           <w:p>
@@ -6469,7 +6547,7 @@
         </w:tc>
         <w:tc>
           <w:tcPr>
-            <w:tcW w:w="2189" w:type="dxa"/>
+            <w:tcW w:w="2309" w:type="dxa"/>
             <w:vAlign w:val="center"/>
           </w:tcPr>
           <w:p>
@@ -6480,7 +6558,7 @@
         </w:tc>
         <w:tc>
           <w:tcPr>
-            <w:tcW w:w="1487" w:type="dxa"/>
+            <w:tcW w:w="1477" w:type="dxa"/>
             <w:vAlign w:val="center"/>
           </w:tcPr>
           <w:p>
@@ -6491,7 +6569,7 @@
         </w:tc>
         <w:tc>
           <w:tcPr>
-            <w:tcW w:w="1619" w:type="dxa"/>
+            <w:tcW w:w="1559" w:type="dxa"/>
             <w:vAlign w:val="center"/>
           </w:tcPr>
           <w:p>
@@ -6505,7 +6583,7 @@
         </w:tc>
         <w:tc>
           <w:tcPr>
-            <w:tcW w:w="2608" w:type="dxa"/>
+            <w:tcW w:w="2563" w:type="dxa"/>
             <w:vAlign w:val="center"/>
           </w:tcPr>
           <w:p>
@@ -6543,7 +6621,7 @@
       <w:tr>
         <w:tc>
           <w:tcPr>
-            <w:tcW w:w="1441" w:type="dxa"/>
+            <w:tcW w:w="1436" w:type="dxa"/>
             <w:vAlign w:val="center"/>
           </w:tcPr>
           <w:p>
@@ -6554,7 +6632,7 @@
         </w:tc>
         <w:tc>
           <w:tcPr>
-            <w:tcW w:w="2189" w:type="dxa"/>
+            <w:tcW w:w="2309" w:type="dxa"/>
             <w:vAlign w:val="center"/>
           </w:tcPr>
           <w:p>
@@ -6565,7 +6643,7 @@
         </w:tc>
         <w:tc>
           <w:tcPr>
-            <w:tcW w:w="1487" w:type="dxa"/>
+            <w:tcW w:w="1477" w:type="dxa"/>
             <w:vAlign w:val="center"/>
           </w:tcPr>
           <w:p>
@@ -6576,7 +6654,7 @@
         </w:tc>
         <w:tc>
           <w:tcPr>
-            <w:tcW w:w="1619" w:type="dxa"/>
+            <w:tcW w:w="1559" w:type="dxa"/>
             <w:vAlign w:val="center"/>
           </w:tcPr>
           <w:p>
@@ -6590,7 +6668,7 @@
         </w:tc>
         <w:tc>
           <w:tcPr>
-            <w:tcW w:w="2608" w:type="dxa"/>
+            <w:tcW w:w="2563" w:type="dxa"/>
             <w:vAlign w:val="center"/>
           </w:tcPr>
           <w:p>
@@ -6603,14 +6681,14 @@
       <w:tr>
         <w:tc>
           <w:tcPr>
-            <w:tcW w:w="1441" w:type="dxa"/>
+            <w:tcW w:w="1436" w:type="dxa"/>
             <w:vAlign w:val="center"/>
           </w:tcPr>
           <w:p/>
         </w:tc>
         <w:tc>
           <w:tcPr>
-            <w:tcW w:w="2189" w:type="dxa"/>
+            <w:tcW w:w="2309" w:type="dxa"/>
             <w:vAlign w:val="center"/>
           </w:tcPr>
           <w:p>
@@ -6621,7 +6699,7 @@
         </w:tc>
         <w:tc>
           <w:tcPr>
-            <w:tcW w:w="1487" w:type="dxa"/>
+            <w:tcW w:w="1477" w:type="dxa"/>
             <w:vAlign w:val="center"/>
           </w:tcPr>
           <w:p>
@@ -6632,7 +6710,7 @@
         </w:tc>
         <w:tc>
           <w:tcPr>
-            <w:tcW w:w="1619" w:type="dxa"/>
+            <w:tcW w:w="1559" w:type="dxa"/>
             <w:vAlign w:val="center"/>
           </w:tcPr>
           <w:p>
@@ -6646,7 +6724,7 @@
         </w:tc>
         <w:tc>
           <w:tcPr>
-            <w:tcW w:w="2608" w:type="dxa"/>
+            <w:tcW w:w="2563" w:type="dxa"/>
             <w:vAlign w:val="center"/>
           </w:tcPr>
           <w:p>
@@ -6659,14 +6737,14 @@
       <w:tr>
         <w:tc>
           <w:tcPr>
-            <w:tcW w:w="1441" w:type="dxa"/>
+            <w:tcW w:w="1436" w:type="dxa"/>
             <w:vAlign w:val="center"/>
           </w:tcPr>
           <w:p/>
         </w:tc>
         <w:tc>
           <w:tcPr>
-            <w:tcW w:w="2189" w:type="dxa"/>
+            <w:tcW w:w="2309" w:type="dxa"/>
             <w:vAlign w:val="center"/>
           </w:tcPr>
           <w:p>
@@ -6677,7 +6755,7 @@
         </w:tc>
         <w:tc>
           <w:tcPr>
-            <w:tcW w:w="1487" w:type="dxa"/>
+            <w:tcW w:w="1477" w:type="dxa"/>
             <w:vAlign w:val="center"/>
           </w:tcPr>
           <w:p>
@@ -6688,7 +6766,7 @@
         </w:tc>
         <w:tc>
           <w:tcPr>
-            <w:tcW w:w="1619" w:type="dxa"/>
+            <w:tcW w:w="1559" w:type="dxa"/>
             <w:vAlign w:val="center"/>
           </w:tcPr>
           <w:p>
@@ -6702,7 +6780,7 @@
         </w:tc>
         <w:tc>
           <w:tcPr>
-            <w:tcW w:w="2608" w:type="dxa"/>
+            <w:tcW w:w="2563" w:type="dxa"/>
             <w:vAlign w:val="center"/>
           </w:tcPr>
           <w:p>
@@ -6715,14 +6793,14 @@
       <w:tr>
         <w:tc>
           <w:tcPr>
-            <w:tcW w:w="1441" w:type="dxa"/>
+            <w:tcW w:w="1436" w:type="dxa"/>
             <w:vAlign w:val="center"/>
           </w:tcPr>
           <w:p/>
         </w:tc>
         <w:tc>
           <w:tcPr>
-            <w:tcW w:w="2189" w:type="dxa"/>
+            <w:tcW w:w="2309" w:type="dxa"/>
             <w:vAlign w:val="center"/>
           </w:tcPr>
           <w:p>
@@ -6733,7 +6811,7 @@
         </w:tc>
         <w:tc>
           <w:tcPr>
-            <w:tcW w:w="1487" w:type="dxa"/>
+            <w:tcW w:w="1477" w:type="dxa"/>
             <w:vAlign w:val="center"/>
           </w:tcPr>
           <w:p>
@@ -6744,7 +6822,7 @@
         </w:tc>
         <w:tc>
           <w:tcPr>
-            <w:tcW w:w="1619" w:type="dxa"/>
+            <w:tcW w:w="1559" w:type="dxa"/>
             <w:vAlign w:val="center"/>
           </w:tcPr>
           <w:p>
@@ -6758,7 +6836,7 @@
         </w:tc>
         <w:tc>
           <w:tcPr>
-            <w:tcW w:w="2608" w:type="dxa"/>
+            <w:tcW w:w="2563" w:type="dxa"/>
             <w:vAlign w:val="center"/>
           </w:tcPr>
           <w:p>
@@ -6771,14 +6849,14 @@
       <w:tr>
         <w:tc>
           <w:tcPr>
-            <w:tcW w:w="1441" w:type="dxa"/>
+            <w:tcW w:w="1436" w:type="dxa"/>
             <w:vAlign w:val="center"/>
           </w:tcPr>
           <w:p/>
         </w:tc>
         <w:tc>
           <w:tcPr>
-            <w:tcW w:w="2189" w:type="dxa"/>
+            <w:tcW w:w="2309" w:type="dxa"/>
             <w:vAlign w:val="center"/>
           </w:tcPr>
           <w:p>
@@ -6789,7 +6867,7 @@
         </w:tc>
         <w:tc>
           <w:tcPr>
-            <w:tcW w:w="1487" w:type="dxa"/>
+            <w:tcW w:w="1477" w:type="dxa"/>
             <w:vAlign w:val="center"/>
           </w:tcPr>
           <w:p>
@@ -6800,7 +6878,7 @@
         </w:tc>
         <w:tc>
           <w:tcPr>
-            <w:tcW w:w="1619" w:type="dxa"/>
+            <w:tcW w:w="1559" w:type="dxa"/>
             <w:vAlign w:val="center"/>
           </w:tcPr>
           <w:p>
@@ -6814,7 +6892,7 @@
         </w:tc>
         <w:tc>
           <w:tcPr>
-            <w:tcW w:w="2608" w:type="dxa"/>
+            <w:tcW w:w="2563" w:type="dxa"/>
             <w:vAlign w:val="center"/>
           </w:tcPr>
           <w:p>
@@ -6852,7 +6930,7 @@
       <w:tr>
         <w:tc>
           <w:tcPr>
-            <w:tcW w:w="1441" w:type="dxa"/>
+            <w:tcW w:w="1436" w:type="dxa"/>
             <w:vAlign w:val="center"/>
           </w:tcPr>
           <w:p>
@@ -6863,7 +6941,7 @@
         </w:tc>
         <w:tc>
           <w:tcPr>
-            <w:tcW w:w="2189" w:type="dxa"/>
+            <w:tcW w:w="2309" w:type="dxa"/>
             <w:vAlign w:val="center"/>
           </w:tcPr>
           <w:p>
@@ -6874,7 +6952,7 @@
         </w:tc>
         <w:tc>
           <w:tcPr>
-            <w:tcW w:w="1487" w:type="dxa"/>
+            <w:tcW w:w="1477" w:type="dxa"/>
             <w:vAlign w:val="center"/>
           </w:tcPr>
           <w:p>
@@ -6885,7 +6963,7 @@
         </w:tc>
         <w:tc>
           <w:tcPr>
-            <w:tcW w:w="1619" w:type="dxa"/>
+            <w:tcW w:w="1559" w:type="dxa"/>
             <w:vAlign w:val="center"/>
           </w:tcPr>
           <w:p>
@@ -6899,7 +6977,7 @@
         </w:tc>
         <w:tc>
           <w:tcPr>
-            <w:tcW w:w="2608" w:type="dxa"/>
+            <w:tcW w:w="2563" w:type="dxa"/>
             <w:vAlign w:val="center"/>
           </w:tcPr>
           <w:p>
@@ -6912,14 +6990,14 @@
       <w:tr>
         <w:tc>
           <w:tcPr>
-            <w:tcW w:w="1441" w:type="dxa"/>
+            <w:tcW w:w="1436" w:type="dxa"/>
             <w:vAlign w:val="center"/>
           </w:tcPr>
           <w:p/>
         </w:tc>
         <w:tc>
           <w:tcPr>
-            <w:tcW w:w="2189" w:type="dxa"/>
+            <w:tcW w:w="2309" w:type="dxa"/>
             <w:vAlign w:val="center"/>
           </w:tcPr>
           <w:p>
@@ -6930,7 +7008,7 @@
         </w:tc>
         <w:tc>
           <w:tcPr>
-            <w:tcW w:w="1487" w:type="dxa"/>
+            <w:tcW w:w="1477" w:type="dxa"/>
             <w:vAlign w:val="center"/>
           </w:tcPr>
           <w:p>
@@ -6941,7 +7019,7 @@
         </w:tc>
         <w:tc>
           <w:tcPr>
-            <w:tcW w:w="1619" w:type="dxa"/>
+            <w:tcW w:w="1559" w:type="dxa"/>
             <w:vAlign w:val="center"/>
           </w:tcPr>
           <w:p>
@@ -6955,7 +7033,7 @@
         </w:tc>
         <w:tc>
           <w:tcPr>
-            <w:tcW w:w="2608" w:type="dxa"/>
+            <w:tcW w:w="2563" w:type="dxa"/>
             <w:vAlign w:val="center"/>
           </w:tcPr>
           <w:p>
@@ -6968,14 +7046,14 @@
       <w:tr>
         <w:tc>
           <w:tcPr>
-            <w:tcW w:w="1441" w:type="dxa"/>
+            <w:tcW w:w="1436" w:type="dxa"/>
             <w:vAlign w:val="center"/>
           </w:tcPr>
           <w:p/>
         </w:tc>
         <w:tc>
           <w:tcPr>
-            <w:tcW w:w="2189" w:type="dxa"/>
+            <w:tcW w:w="2309" w:type="dxa"/>
             <w:vAlign w:val="center"/>
           </w:tcPr>
           <w:p>
@@ -6986,7 +7064,7 @@
         </w:tc>
         <w:tc>
           <w:tcPr>
-            <w:tcW w:w="1487" w:type="dxa"/>
+            <w:tcW w:w="1477" w:type="dxa"/>
             <w:vAlign w:val="center"/>
           </w:tcPr>
           <w:p>
@@ -6997,7 +7075,7 @@
         </w:tc>
         <w:tc>
           <w:tcPr>
-            <w:tcW w:w="1619" w:type="dxa"/>
+            <w:tcW w:w="1559" w:type="dxa"/>
             <w:vAlign w:val="center"/>
           </w:tcPr>
           <w:p>
@@ -7011,7 +7089,7 @@
         </w:tc>
         <w:tc>
           <w:tcPr>
-            <w:tcW w:w="2608" w:type="dxa"/>
+            <w:tcW w:w="2563" w:type="dxa"/>
             <w:vAlign w:val="center"/>
           </w:tcPr>
           <w:p>
@@ -7024,14 +7102,14 @@
       <w:tr>
         <w:tc>
           <w:tcPr>
-            <w:tcW w:w="1441" w:type="dxa"/>
+            <w:tcW w:w="1436" w:type="dxa"/>
             <w:vAlign w:val="center"/>
           </w:tcPr>
           <w:p/>
         </w:tc>
         <w:tc>
           <w:tcPr>
-            <w:tcW w:w="2189" w:type="dxa"/>
+            <w:tcW w:w="2309" w:type="dxa"/>
             <w:vAlign w:val="center"/>
           </w:tcPr>
           <w:p>
@@ -7042,7 +7120,7 @@
         </w:tc>
         <w:tc>
           <w:tcPr>
-            <w:tcW w:w="1487" w:type="dxa"/>
+            <w:tcW w:w="1477" w:type="dxa"/>
             <w:vAlign w:val="center"/>
           </w:tcPr>
           <w:p>
@@ -7053,7 +7131,7 @@
         </w:tc>
         <w:tc>
           <w:tcPr>
-            <w:tcW w:w="1619" w:type="dxa"/>
+            <w:tcW w:w="1559" w:type="dxa"/>
             <w:vAlign w:val="center"/>
           </w:tcPr>
           <w:p>
@@ -7067,7 +7145,7 @@
         </w:tc>
         <w:tc>
           <w:tcPr>
-            <w:tcW w:w="2608" w:type="dxa"/>
+            <w:tcW w:w="2563" w:type="dxa"/>
             <w:vAlign w:val="center"/>
           </w:tcPr>
           <w:p>
@@ -7077,6 +7155,61 @@
           </w:p>
         </w:tc>
       </w:tr>
+    </w:tbl>
+    <w:p>
+      <w:pPr>
+        <w:spacing w:line="360" w:lineRule="auto"/>
+        <w:ind w:firstLine="709"/>
+        <w:jc w:val="both"/>
+        <w:rPr>
+          <w:sz w:val="28"/>
+          <w:szCs w:val="28"/>
+        </w:rPr>
+      </w:pPr>
+    </w:p>
+    <w:p>
+      <w:pPr>
+        <w:spacing w:line="360" w:lineRule="auto"/>
+        <w:ind w:firstLine="709"/>
+        <w:jc w:val="both"/>
+        <w:rPr>
+          <w:sz w:val="28"/>
+          <w:szCs w:val="28"/>
+        </w:rPr>
+      </w:pPr>
+      <w:r>
+        <w:rPr>
+          <w:sz w:val="28"/>
+          <w:szCs w:val="28"/>
+        </w:rPr>
+        <w:t>Продолжение таблицы 2.1</w:t>
+      </w:r>
+    </w:p>
+    <w:p>
+      <w:pPr>
+        <w:spacing w:line="360" w:lineRule="auto"/>
+        <w:ind w:firstLine="709"/>
+        <w:jc w:val="both"/>
+        <w:rPr>
+          <w:sz w:val="28"/>
+          <w:szCs w:val="28"/>
+        </w:rPr>
+      </w:pPr>
+    </w:p>
+    <w:tbl>
+      <w:tblPr>
+        <w:tblStyle w:val="a7"/>
+        <w:tblW w:w="9344" w:type="dxa"/>
+        <w:tblInd w:w="392" w:type="dxa"/>
+        <w:tblLook w:val="04A0" w:firstRow="1" w:lastRow="0" w:firstColumn="1" w:lastColumn="0" w:noHBand="0" w:noVBand="1"/>
+      </w:tblPr>
+      <w:tblGrid>
+        <w:gridCol w:w="1436"/>
+        <w:gridCol w:w="2309"/>
+        <w:gridCol w:w="1477"/>
+        <w:gridCol w:w="1559"/>
+        <w:gridCol w:w="2563"/>
+      </w:tblGrid>
       <w:tr>
         <w:tc>
           <w:tcPr>
@@ -7230,7 +7363,6 @@
           </w:tcPr>
           <w:p>
             <w:r>
-              <w:lastRenderedPageBreak/>
               <w:t>первичный</w:t>
             </w:r>
           </w:p>
@@ -8341,95 +8473,88 @@
         <w:contextualSpacing/>
         <w:jc w:val="both"/>
         <w:rPr>
-          <w:sz w:val="28"/>
-          <w:szCs w:val="28"/>
-        </w:rPr>
-      </w:pPr>
-      <w:r>
-        <w:rPr>
-          <w:sz w:val="28"/>
-          <w:szCs w:val="28"/>
-        </w:rPr>
-        <w:t xml:space="preserve">Словарь </w:t>
-      </w:r>
-      <w:r>
-        <w:rPr>
-          <w:sz w:val="28"/>
-          <w:szCs w:val="28"/>
-        </w:rPr>
-        <w:t>данных,</w:t>
-      </w:r>
-      <w:r>
-        <w:rPr>
-          <w:sz w:val="28"/>
-          <w:szCs w:val="28"/>
-        </w:rPr>
-        <w:t xml:space="preserve"> представленный в т</w:t>
-      </w:r>
-      <w:r>
-        <w:rPr>
-          <w:sz w:val="28"/>
-          <w:szCs w:val="28"/>
-        </w:rPr>
-        <w:t>аблиц</w:t>
-      </w:r>
-      <w:r>
-        <w:rPr>
-          <w:sz w:val="28"/>
-          <w:szCs w:val="28"/>
-        </w:rPr>
-        <w:t>е</w:t>
-      </w:r>
-      <w:r>
-        <w:rPr>
-          <w:sz w:val="28"/>
-          <w:szCs w:val="28"/>
-        </w:rPr>
-        <w:t xml:space="preserve"> 2.1</w:t>
-      </w:r>
-      <w:r>
-        <w:rPr>
-          <w:sz w:val="28"/>
-          <w:szCs w:val="28"/>
-        </w:rPr>
-        <w:t>,</w:t>
-      </w:r>
-      <w:r>
-        <w:rPr>
-          <w:sz w:val="28"/>
-          <w:szCs w:val="28"/>
-        </w:rPr>
-        <w:t xml:space="preserve"> описывает поля </w:t>
-      </w:r>
-      <w:r>
-        <w:rPr>
-          <w:sz w:val="28"/>
-          <w:szCs w:val="28"/>
-        </w:rPr>
-        <w:t>сущностей</w:t>
-      </w:r>
-      <w:r>
-        <w:rPr>
-          <w:sz w:val="28"/>
-          <w:szCs w:val="28"/>
-        </w:rPr>
-        <w:t xml:space="preserve"> </w:t>
-      </w:r>
-      <w:r>
-        <w:rPr>
-          <w:bCs/>
-          <w:sz w:val="28"/>
-        </w:rPr>
-        <w:t>ER</w:t>
-      </w:r>
-      <w:r>
-        <w:rPr>
           <w:bCs/>
           <w:sz w:val="28"/>
           <w:szCs w:val="21"/>
           <w:shd w:val="clear" w:color="auto" w:fill="FFFFFF"/>
         </w:rPr>
-        <w:t>-диаграмм</w:t>
+      </w:pPr>
+      <w:r>
+        <w:rPr>
+          <w:sz w:val="28"/>
+          <w:szCs w:val="28"/>
+        </w:rPr>
+        <w:t xml:space="preserve">Словарь </w:t>
+      </w:r>
+      <w:r>
+        <w:rPr>
+          <w:sz w:val="28"/>
+          <w:szCs w:val="28"/>
+        </w:rPr>
+        <w:t>данных,</w:t>
+      </w:r>
+      <w:r>
+        <w:rPr>
+          <w:sz w:val="28"/>
+          <w:szCs w:val="28"/>
+        </w:rPr>
+        <w:t xml:space="preserve"> представленный в т</w:t>
+      </w:r>
+      <w:r>
+        <w:rPr>
+          <w:sz w:val="28"/>
+          <w:szCs w:val="28"/>
+        </w:rPr>
+        <w:t>аблиц</w:t>
+      </w:r>
+      <w:r>
+        <w:rPr>
+          <w:sz w:val="28"/>
+          <w:szCs w:val="28"/>
+        </w:rPr>
+        <w:t>е</w:t>
+      </w:r>
+      <w:r>
+        <w:rPr>
+          <w:sz w:val="28"/>
+          <w:szCs w:val="28"/>
+        </w:rPr>
+        <w:t xml:space="preserve"> 2.1</w:t>
+      </w:r>
+      <w:r>
+        <w:rPr>
+          <w:sz w:val="28"/>
+          <w:szCs w:val="28"/>
+        </w:rPr>
+        <w:t>,</w:t>
+      </w:r>
+      <w:r>
+        <w:rPr>
+          <w:sz w:val="28"/>
+          <w:szCs w:val="28"/>
+        </w:rPr>
+        <w:t xml:space="preserve"> описывает поля </w:t>
+      </w:r>
+      <w:r>
+        <w:rPr>
+          <w:sz w:val="28"/>
+          <w:szCs w:val="28"/>
+        </w:rPr>
+        <w:t>сущностей</w:t>
+      </w:r>
+      <w:r>
+        <w:rPr>
+          <w:sz w:val="28"/>
+          <w:szCs w:val="28"/>
+        </w:rPr>
+        <w:t xml:space="preserve"> </w:t>
+      </w:r>
+      <w:r>
+        <w:rPr>
+          <w:bCs/>
+          <w:sz w:val="28"/>
+        </w:rPr>
+        <w:t>ER</w:t>
       </w:r>
       <w:r>
         <w:rPr>
@@ -8438,7 +8563,7 @@
           <w:szCs w:val="21"/>
           <w:shd w:val="clear" w:color="auto" w:fill="FFFFFF"/>
         </w:rPr>
-        <w:t>ы, представленной на рисунке 2.1</w:t>
+        <w:t>-диаграмм</w:t>
       </w:r>
       <w:r>
         <w:rPr>
@@ -8447,20 +8572,37 @@
           <w:szCs w:val="21"/>
           <w:shd w:val="clear" w:color="auto" w:fill="FFFFFF"/>
         </w:rPr>
+        <w:t>ы, представленной на рисунке 2.1</w:t>
+      </w:r>
+      <w:r>
+        <w:rPr>
+          <w:bCs/>
+          <w:sz w:val="28"/>
+          <w:szCs w:val="21"/>
+          <w:shd w:val="clear" w:color="auto" w:fill="FFFFFF"/>
+        </w:rPr>
         <w:t>.</w:t>
       </w:r>
     </w:p>
     <w:p>
       <w:pPr>
-        <w:spacing w:line="360" w:lineRule="auto"/>
-        <w:ind w:firstLine="709"/>
-        <w:contextualSpacing/>
-        <w:jc w:val="both"/>
-        <w:rPr>
-          <w:sz w:val="28"/>
-          <w:szCs w:val="28"/>
-        </w:rPr>
-      </w:pPr>
+        <w:spacing w:after="160" w:line="259" w:lineRule="auto"/>
+        <w:rPr>
+          <w:bCs/>
+          <w:sz w:val="28"/>
+          <w:szCs w:val="21"/>
+          <w:shd w:val="clear" w:color="auto" w:fill="FFFFFF"/>
+        </w:rPr>
+      </w:pPr>
+      <w:r>
+        <w:rPr>
+          <w:bCs/>
+          <w:sz w:val="28"/>
+          <w:szCs w:val="21"/>
+          <w:shd w:val="clear" w:color="auto" w:fill="FFFFFF"/>
+        </w:rPr>
+        <w:br w:type="page"/>
+      </w:r>
     </w:p>
     <w:p>
       <w:pPr>
@@ -8638,22 +8780,6 @@
         </w:rPr>
         <w:t>.</w:t>
       </w:r>
-      <w:r>
-        <w:rPr>
-          <w:sz w:val="28"/>
-          <w:szCs w:val="28"/>
-        </w:rPr>
-        <w:br w:type="page"/>
-      </w:r>
-    </w:p>
-    <w:p>
-      <w:pPr>
-        <w:spacing w:line="360" w:lineRule="auto"/>
-        <w:jc w:val="center"/>
-        <w:rPr>
-          <w:noProof/>
-        </w:rPr>
-      </w:pPr>
     </w:p>
     <w:p>
       <w:pPr>
@@ -8671,9 +8797,9 @@
           <w:noProof/>
         </w:rPr>
         <w:drawing>
-          <wp:inline distT="0" distB="0" distL="0" distR="0" wp14:anchorId="145555CF" wp14:editId="0440AA20">
-            <wp:extent cx="4211368" cy="6899564"/>
-            <wp:effectExtent l="0" t="0" r="0" b="0"/>
+          <wp:inline distT="0" distB="0" distL="0" distR="0" wp14:anchorId="145555CF" wp14:editId="4FC12CBB">
+            <wp:extent cx="3545840" cy="5809220"/>
+            <wp:effectExtent l="0" t="0" r="0" b="1270"/>
             <wp:docPr id="1392628583" name="Рисунок 3"/>
             <wp:cNvGraphicFramePr>
               <a:graphicFrameLocks xmlns:a="http://schemas.openxmlformats.org/drawingml/2006/main" noChangeAspect="1"/>
@@ -8688,7 +8814,7 @@
                     </pic:cNvPicPr>
                   </pic:nvPicPr>
                   <pic:blipFill>
-                    <a:blip r:embed="rId9">
+                    <a:blip r:embed="rId9" cstate="print">
                       <a:extLst>
                         <a:ext uri="{28A0092B-C50C-407E-A947-70E740481C1C}">
                           <a14:useLocalDpi xmlns:a14="http://schemas.microsoft.com/office/drawing/2010/main" val="0"/>
@@ -8703,7 +8829,7 @@
                   <pic:spPr bwMode="auto">
                     <a:xfrm>
                       <a:off x="0" y="0"/>
-                      <a:ext cx="4213799" cy="6903547"/>
+                      <a:ext cx="3590052" cy="5881654"/>
                     </a:xfrm>
                     <a:prstGeom prst="rect">
                       <a:avLst/>
@@ -10883,8 +11009,12 @@
         <w:pStyle w:val="22"/>
       </w:pPr>
       <w:bookmarkStart w:id="52" w:name="_Toc164804153"/>
-      <w:r>
-        <w:lastRenderedPageBreak/>
+    </w:p>
+    <w:p>
+      <w:pPr>
+        <w:pStyle w:val="22"/>
+      </w:pPr>
+      <w:r>
         <w:t>2.6</w:t>
       </w:r>
       <w:r>
@@ -14318,6 +14448,25 @@
         </w:rPr>
         <w:t xml:space="preserve"> первого запуска — создание учётной записи администратора.</w:t>
       </w:r>
+      <w:r>
+        <w:rPr>
+          <w:sz w:val="28"/>
+          <w:szCs w:val="28"/>
+        </w:rPr>
+        <w:br w:type="page"/>
+      </w:r>
+    </w:p>
+    <w:p>
+      <w:pPr>
+        <w:spacing w:line="360" w:lineRule="auto"/>
+        <w:ind w:firstLine="709"/>
+        <w:contextualSpacing/>
+        <w:jc w:val="both"/>
+        <w:rPr>
+          <w:sz w:val="28"/>
+          <w:szCs w:val="28"/>
+        </w:rPr>
+      </w:pPr>
     </w:p>
     <w:p>
       <w:pPr>
@@ -14335,7 +14484,6 @@
           <w:sz w:val="28"/>
           <w:szCs w:val="28"/>
         </w:rPr>
-        <w:lastRenderedPageBreak/>
         <w:drawing>
           <wp:inline distT="0" distB="0" distL="0" distR="0" wp14:anchorId="396E6623" wp14:editId="5B512DD2">
             <wp:extent cx="4145280" cy="3130254"/>
@@ -14777,6 +14925,25 @@
         </w:rPr>
         <w:t xml:space="preserve"> форма с полями названия, адреса и телефона.</w:t>
       </w:r>
+      <w:r>
+        <w:rPr>
+          <w:sz w:val="28"/>
+          <w:szCs w:val="28"/>
+        </w:rPr>
+        <w:br w:type="page"/>
+      </w:r>
+    </w:p>
+    <w:p>
+      <w:pPr>
+        <w:spacing w:line="360" w:lineRule="auto"/>
+        <w:ind w:firstLine="709"/>
+        <w:contextualSpacing/>
+        <w:jc w:val="both"/>
+        <w:rPr>
+          <w:sz w:val="28"/>
+          <w:szCs w:val="28"/>
+        </w:rPr>
+      </w:pPr>
     </w:p>
     <w:p>
       <w:pPr>
@@ -14792,7 +14959,6 @@
         <w:rPr>
           <w:noProof/>
         </w:rPr>
-        <w:lastRenderedPageBreak/>
         <w:drawing>
           <wp:inline distT="0" distB="0" distL="0" distR="0" wp14:anchorId="33D6500B" wp14:editId="3FC9856C">
             <wp:extent cx="3909060" cy="2404626"/>
@@ -15203,6 +15369,22 @@
     </w:p>
     <w:p>
       <w:pPr>
+        <w:spacing w:after="160" w:line="259" w:lineRule="auto"/>
+        <w:rPr>
+          <w:sz w:val="28"/>
+          <w:szCs w:val="28"/>
+        </w:rPr>
+      </w:pPr>
+      <w:r>
+        <w:rPr>
+          <w:sz w:val="28"/>
+          <w:szCs w:val="28"/>
+        </w:rPr>
+        <w:br w:type="page"/>
+      </w:r>
+    </w:p>
+    <w:p>
+      <w:pPr>
         <w:spacing w:line="360" w:lineRule="auto"/>
         <w:contextualSpacing/>
         <w:jc w:val="center"/>
@@ -15211,11 +15393,21 @@
           <w:szCs w:val="28"/>
         </w:rPr>
       </w:pPr>
+    </w:p>
+    <w:p>
+      <w:pPr>
+        <w:spacing w:line="360" w:lineRule="auto"/>
+        <w:contextualSpacing/>
+        <w:jc w:val="center"/>
+        <w:rPr>
+          <w:sz w:val="28"/>
+          <w:szCs w:val="28"/>
+        </w:rPr>
+      </w:pPr>
       <w:r>
         <w:rPr>
           <w:noProof/>
         </w:rPr>
-        <w:lastRenderedPageBreak/>
         <w:drawing>
           <wp:inline distT="0" distB="0" distL="0" distR="0" wp14:anchorId="586EAE98" wp14:editId="292CE61F">
             <wp:extent cx="3771900" cy="3506638"/>
@@ -21244,6 +21436,22 @@
     </w:p>
     <w:p>
       <w:pPr>
+        <w:spacing w:after="160" w:line="259" w:lineRule="auto"/>
+        <w:rPr>
+          <w:sz w:val="28"/>
+          <w:szCs w:val="28"/>
+        </w:rPr>
+      </w:pPr>
+      <w:r>
+        <w:rPr>
+          <w:sz w:val="28"/>
+          <w:szCs w:val="28"/>
+        </w:rPr>
+        <w:br w:type="page"/>
+      </w:r>
+    </w:p>
+    <w:p>
+      <w:pPr>
         <w:pStyle w:val="a9"/>
         <w:spacing w:line="360" w:lineRule="auto"/>
         <w:ind w:left="0" w:firstLine="709"/>
@@ -21273,7 +21481,6 @@
           <w:sz w:val="26"/>
           <w:szCs w:val="26"/>
         </w:rPr>
-        <w:lastRenderedPageBreak/>
         <w:drawing>
           <wp:inline distT="0" distB="0" distL="0" distR="0" wp14:anchorId="79CE1A47" wp14:editId="41F214BB">
             <wp:extent cx="4717473" cy="2520170"/>
@@ -21538,6 +21745,7 @@
           <w:sz w:val="28"/>
           <w:szCs w:val="28"/>
         </w:rPr>
+        <w:lastRenderedPageBreak/>
         <w:t>CaseDetailsWindow</w:t>
       </w:r>
       <w:proofErr w:type="spellEnd"/>
@@ -21932,6 +22140,7 @@
           <w:sz w:val="28"/>
           <w:szCs w:val="28"/>
         </w:rPr>
+        <w:lastRenderedPageBreak/>
         <w:t>EvidenceGrid</w:t>
       </w:r>
       <w:proofErr w:type="spellEnd"/>
@@ -21942,34 +22151,6 @@
         </w:rPr>
         <w:t xml:space="preserve"> после удаления: строка «УЛИКА-1» отсутствует. представлено на рисунке 4.19.</w:t>
       </w:r>
-    </w:p>
-    <w:p>
-      <w:pPr>
-        <w:spacing w:after="160" w:line="259" w:lineRule="auto"/>
-        <w:rPr>
-          <w:sz w:val="28"/>
-          <w:szCs w:val="28"/>
-        </w:rPr>
-      </w:pPr>
-      <w:r>
-        <w:rPr>
-          <w:sz w:val="28"/>
-          <w:szCs w:val="28"/>
-        </w:rPr>
-        <w:br w:type="page"/>
-      </w:r>
-    </w:p>
-    <w:p>
-      <w:pPr>
-        <w:pStyle w:val="a9"/>
-        <w:spacing w:line="360" w:lineRule="auto"/>
-        <w:ind w:left="0" w:firstLine="709"/>
-        <w:jc w:val="both"/>
-        <w:rPr>
-          <w:sz w:val="28"/>
-          <w:szCs w:val="28"/>
-        </w:rPr>
-      </w:pPr>
     </w:p>
     <w:p>
       <w:pPr>
@@ -22404,9 +22585,23 @@
     </w:p>
     <w:p>
       <w:pPr>
-        <w:pStyle w:val="a9"/>
-        <w:spacing w:line="360" w:lineRule="auto"/>
-        <w:ind w:left="0" w:firstLine="709"/>
+        <w:spacing w:after="160" w:line="259" w:lineRule="auto"/>
+        <w:rPr>
+          <w:sz w:val="28"/>
+          <w:szCs w:val="28"/>
+        </w:rPr>
+      </w:pPr>
+      <w:r>
+        <w:rPr>
+          <w:sz w:val="28"/>
+          <w:szCs w:val="28"/>
+        </w:rPr>
+        <w:br w:type="page"/>
+      </w:r>
+    </w:p>
+    <w:p>
+      <w:pPr>
+        <w:spacing w:line="360" w:lineRule="auto"/>
         <w:jc w:val="both"/>
         <w:rPr>
           <w:sz w:val="28"/>
@@ -22433,7 +22628,6 @@
           <w:sz w:val="26"/>
           <w:szCs w:val="26"/>
         </w:rPr>
-        <w:lastRenderedPageBreak/>
         <w:drawing>
           <wp:inline distT="0" distB="0" distL="0" distR="0" wp14:anchorId="51744FB0" wp14:editId="7621EF79">
             <wp:extent cx="4267796" cy="1952898"/>
@@ -24381,9 +24575,9 @@
           <w:szCs w:val="28"/>
         </w:rPr>
         <w:drawing>
-          <wp:inline distT="0" distB="0" distL="0" distR="0" wp14:anchorId="2BF6CEA6" wp14:editId="0631DF15">
-            <wp:extent cx="4564820" cy="1638476"/>
-            <wp:effectExtent l="0" t="0" r="7620" b="0"/>
+          <wp:inline distT="0" distB="0" distL="0" distR="0" wp14:anchorId="2BF6CEA6" wp14:editId="58588F93">
+            <wp:extent cx="4137660" cy="1485153"/>
+            <wp:effectExtent l="0" t="0" r="0" b="1270"/>
             <wp:docPr id="68430770" name="Рисунок 1"/>
             <wp:cNvGraphicFramePr>
               <a:graphicFrameLocks xmlns:a="http://schemas.openxmlformats.org/drawingml/2006/main" noChangeAspect="1"/>
@@ -24404,7 +24598,7 @@
                   <pic:spPr>
                     <a:xfrm>
                       <a:off x="0" y="0"/>
-                      <a:ext cx="4582998" cy="1645001"/>
+                      <a:ext cx="4163830" cy="1494546"/>
                     </a:xfrm>
                     <a:prstGeom prst="rect">
                       <a:avLst/>
@@ -24438,37 +24632,44 @@
           <w:sz w:val="26"/>
           <w:szCs w:val="26"/>
         </w:rPr>
-        <w:t>4.42</w:t>
+        <w:t>4.</w:t>
       </w:r>
       <w:r>
         <w:rPr>
           <w:sz w:val="26"/>
           <w:szCs w:val="26"/>
         </w:rPr>
-        <w:t xml:space="preserve"> </w:t>
+        <w:t>9</w:t>
       </w:r>
       <w:r>
         <w:rPr>
           <w:sz w:val="26"/>
           <w:szCs w:val="26"/>
         </w:rPr>
-        <w:t>– Успешное выполнение тестов</w:t>
-      </w:r>
-    </w:p>
-    <w:p>
-      <w:pPr>
-        <w:spacing w:line="360" w:lineRule="auto"/>
-        <w:jc w:val="center"/>
+        <w:t xml:space="preserve"> </w:t>
+      </w:r>
+      <w:r>
         <w:rPr>
           <w:sz w:val="26"/>
           <w:szCs w:val="26"/>
         </w:rPr>
-      </w:pPr>
-      <w:r>
+        <w:t>– Успешное выполнение тестов</w:t>
+      </w:r>
+    </w:p>
+    <w:p>
+      <w:pPr>
+        <w:spacing w:line="360" w:lineRule="auto"/>
+        <w:jc w:val="center"/>
         <w:rPr>
           <w:sz w:val="26"/>
           <w:szCs w:val="26"/>
         </w:rPr>
+      </w:pPr>
+      <w:r>
+        <w:rPr>
+          <w:sz w:val="26"/>
+          <w:szCs w:val="26"/>
+        </w:rPr>
         <w:t xml:space="preserve"> </w:t>
       </w:r>
     </w:p>
@@ -24509,6 +24710,91 @@
       <w:pPr>
         <w:spacing w:line="360" w:lineRule="auto"/>
         <w:ind w:firstLine="709"/>
+        <w:contextualSpacing/>
+        <w:jc w:val="both"/>
+        <w:rPr>
+          <w:sz w:val="28"/>
+          <w:szCs w:val="28"/>
+        </w:rPr>
+      </w:pPr>
+      <w:r>
+        <w:rPr>
+          <w:sz w:val="28"/>
+          <w:szCs w:val="28"/>
+        </w:rPr>
+        <w:t>На рисунке 4.</w:t>
+      </w:r>
+      <w:r>
+        <w:rPr>
+          <w:sz w:val="28"/>
+          <w:szCs w:val="28"/>
+        </w:rPr>
+        <w:t>9</w:t>
+      </w:r>
+      <w:r>
+        <w:rPr>
+          <w:sz w:val="28"/>
+          <w:szCs w:val="28"/>
+        </w:rPr>
+        <w:t xml:space="preserve"> представлено успешное выполнение всех </w:t>
+      </w:r>
+      <w:r>
+        <w:rPr>
+          <w:sz w:val="28"/>
+          <w:szCs w:val="28"/>
+          <w:lang w:val="en-US"/>
+        </w:rPr>
+        <w:t>unit</w:t>
+      </w:r>
+      <w:r>
+        <w:rPr>
+          <w:sz w:val="28"/>
+          <w:szCs w:val="28"/>
+        </w:rPr>
+        <w:t xml:space="preserve">-тестов. </w:t>
+      </w:r>
+    </w:p>
+    <w:p>
+      <w:pPr>
+        <w:spacing w:line="360" w:lineRule="auto"/>
+        <w:ind w:firstLine="709"/>
+        <w:contextualSpacing/>
+        <w:jc w:val="both"/>
+        <w:rPr>
+          <w:sz w:val="28"/>
+          <w:szCs w:val="28"/>
+        </w:rPr>
+      </w:pPr>
+      <w:r>
+        <w:rPr>
+          <w:sz w:val="28"/>
+          <w:szCs w:val="28"/>
+        </w:rPr>
+        <w:t xml:space="preserve">Каждый тест соответствует отдельному тестовому случаю, описанному в таблицах 4.1–4.7. </w:t>
+      </w:r>
+    </w:p>
+    <w:p>
+      <w:pPr>
+        <w:spacing w:line="360" w:lineRule="auto"/>
+        <w:ind w:firstLine="709"/>
+        <w:contextualSpacing/>
+        <w:jc w:val="both"/>
+        <w:rPr>
+          <w:sz w:val="28"/>
+          <w:szCs w:val="28"/>
+        </w:rPr>
+      </w:pPr>
+      <w:r>
+        <w:rPr>
+          <w:sz w:val="28"/>
+          <w:szCs w:val="28"/>
+        </w:rPr>
+        <w:t>Зелёные индикаторы означают, что тесты завершились успешно без ошибок.</w:t>
+      </w:r>
+    </w:p>
+    <w:p>
+      <w:pPr>
+        <w:spacing w:line="360" w:lineRule="auto"/>
         <w:contextualSpacing/>
         <w:jc w:val="both"/>
         <w:rPr>
@@ -24591,20 +24877,27 @@
           <w:sz w:val="26"/>
           <w:szCs w:val="26"/>
         </w:rPr>
-        <w:t>4.43</w:t>
+        <w:t>4.</w:t>
       </w:r>
       <w:r>
         <w:rPr>
           <w:sz w:val="26"/>
           <w:szCs w:val="26"/>
         </w:rPr>
-        <w:t xml:space="preserve"> </w:t>
+        <w:t>10</w:t>
       </w:r>
       <w:r>
         <w:rPr>
           <w:sz w:val="26"/>
           <w:szCs w:val="26"/>
         </w:rPr>
+        <w:t xml:space="preserve"> </w:t>
+      </w:r>
+      <w:r>
+        <w:rPr>
+          <w:sz w:val="26"/>
+          <w:szCs w:val="26"/>
+        </w:rPr>
         <w:t>– Покрытие кода тестами</w:t>
       </w:r>
     </w:p>
@@ -24636,7 +24929,111 @@
           <w:sz w:val="28"/>
           <w:szCs w:val="28"/>
         </w:rPr>
-        <w:t>Все вышеописанные тесты были запущены и успешно пройдены. Тестируемый код каждого тестового случая представлен в приложении В.</w:t>
+        <w:t>На рисунке 4.</w:t>
+      </w:r>
+      <w:r>
+        <w:rPr>
+          <w:sz w:val="28"/>
+          <w:szCs w:val="28"/>
+        </w:rPr>
+        <w:t>10</w:t>
+      </w:r>
+      <w:r>
+        <w:rPr>
+          <w:sz w:val="28"/>
+          <w:szCs w:val="28"/>
+        </w:rPr>
+        <w:t xml:space="preserve"> представлено покрытие кода тестами. </w:t>
+      </w:r>
+    </w:p>
+    <w:p>
+      <w:pPr>
+        <w:spacing w:line="360" w:lineRule="auto"/>
+        <w:ind w:firstLine="709"/>
+        <w:contextualSpacing/>
+        <w:jc w:val="both"/>
+        <w:rPr>
+          <w:sz w:val="28"/>
+          <w:szCs w:val="28"/>
+        </w:rPr>
+      </w:pPr>
+      <w:r>
+        <w:rPr>
+          <w:sz w:val="28"/>
+          <w:szCs w:val="28"/>
+        </w:rPr>
+        <w:t xml:space="preserve">Процент покрытия показывает долю кода, которая была выполнена в процессе тестирования. </w:t>
+      </w:r>
+    </w:p>
+    <w:p>
+      <w:pPr>
+        <w:spacing w:line="360" w:lineRule="auto"/>
+        <w:ind w:firstLine="709"/>
+        <w:contextualSpacing/>
+        <w:jc w:val="both"/>
+        <w:rPr>
+          <w:sz w:val="28"/>
+          <w:szCs w:val="28"/>
+        </w:rPr>
+      </w:pPr>
+      <w:r>
+        <w:rPr>
+          <w:sz w:val="28"/>
+          <w:szCs w:val="28"/>
+        </w:rPr>
+        <w:t xml:space="preserve">Чем выше значение, тем более полно протестировано приложение. </w:t>
+      </w:r>
+    </w:p>
+    <w:p>
+      <w:pPr>
+        <w:spacing w:line="360" w:lineRule="auto"/>
+        <w:ind w:firstLine="709"/>
+        <w:contextualSpacing/>
+        <w:jc w:val="both"/>
+        <w:rPr>
+          <w:sz w:val="28"/>
+          <w:szCs w:val="28"/>
+        </w:rPr>
+      </w:pPr>
+      <w:r>
+        <w:rPr>
+          <w:sz w:val="28"/>
+          <w:szCs w:val="28"/>
+        </w:rPr>
+        <w:t>Отдельные числовые значения указывают процент покрытия по методам и классам.</w:t>
+      </w:r>
+    </w:p>
+    <w:p>
+      <w:pPr>
+        <w:spacing w:line="360" w:lineRule="auto"/>
+        <w:ind w:firstLine="709"/>
+        <w:contextualSpacing/>
+        <w:jc w:val="both"/>
+        <w:rPr>
+          <w:sz w:val="28"/>
+          <w:szCs w:val="28"/>
+        </w:rPr>
+      </w:pPr>
+      <w:r>
+        <w:rPr>
+          <w:sz w:val="28"/>
+          <w:szCs w:val="28"/>
+        </w:rPr>
+        <w:t>Все вышеописанные тесты были запущены и успешно пройдены.</w:t>
+      </w:r>
+      <w:r>
+        <w:rPr>
+          <w:sz w:val="28"/>
+          <w:szCs w:val="28"/>
+        </w:rPr>
+        <w:t xml:space="preserve"> </w:t>
+      </w:r>
+      <w:r>
+        <w:rPr>
+          <w:sz w:val="28"/>
+          <w:szCs w:val="28"/>
+        </w:rPr>
+        <w:t>Тестируемый код каждого тестового случая представлен в приложении В.</w:t>
       </w:r>
     </w:p>
     <w:p>
@@ -24901,7 +25298,6 @@
           <w:sdt>
             <w:sdtPr>
               <w:id w:val="111145805"/>
-              <w:showingPlcHdr/>
               <w:bibliography/>
             </w:sdtPr>
             <w:sdtContent>
@@ -24918,47 +25314,14 @@
             </w:rPr>
             <w:t xml:space="preserve"> </w:t>
           </w:r>
+          <w:proofErr w:type="spellStart"/>
           <w:r>
             <w:rPr>
               <w:color w:val="000000" w:themeColor="text1"/>
               <w:sz w:val="28"/>
               <w:szCs w:val="28"/>
             </w:rPr>
-            <w:t>Леонардо</w:t>
-          </w:r>
-          <w:r>
-            <w:rPr>
-              <w:color w:val="000000" w:themeColor="text1"/>
-              <w:sz w:val="28"/>
-            </w:rPr>
-            <w:t xml:space="preserve"> [Электронный ресурс]: – Режим доступа: </w:t>
-          </w:r>
-          <w:r>
-            <w:rPr>
-              <w:color w:val="000000" w:themeColor="text1"/>
-              <w:sz w:val="28"/>
-              <w:szCs w:val="28"/>
-              <w:lang w:val="en-US"/>
-            </w:rPr>
-            <w:t>https</w:t>
-          </w:r>
-          <w:r>
-            <w:rPr>
-              <w:color w:val="000000" w:themeColor="text1"/>
-              <w:sz w:val="28"/>
-              <w:szCs w:val="28"/>
-            </w:rPr>
-            <w:t>://</w:t>
-          </w:r>
-          <w:proofErr w:type="spellStart"/>
-          <w:r>
-            <w:rPr>
-              <w:color w:val="000000" w:themeColor="text1"/>
-              <w:sz w:val="28"/>
-              <w:szCs w:val="28"/>
-              <w:lang w:val="en-US"/>
-            </w:rPr>
-            <w:t>leonardo</w:t>
+            <w:t>Троелсен</w:t>
           </w:r>
           <w:proofErr w:type="spellEnd"/>
           <w:r>
@@ -24967,7 +25330,7 @@
               <w:sz w:val="28"/>
               <w:szCs w:val="28"/>
             </w:rPr>
-            <w:t>.</w:t>
+            <w:t xml:space="preserve"> Э., </w:t>
           </w:r>
           <w:proofErr w:type="spellStart"/>
           <w:r>
@@ -24975,52 +25338,17 @@
               <w:color w:val="000000" w:themeColor="text1"/>
               <w:sz w:val="28"/>
               <w:szCs w:val="28"/>
-              <w:lang w:val="en-US"/>
             </w:rPr>
-            <w:t>ru</w:t>
+            <w:t>Джепсен</w:t>
           </w:r>
           <w:proofErr w:type="spellEnd"/>
           <w:r>
             <w:rPr>
+              <w:color w:val="000000" w:themeColor="text1"/>
               <w:sz w:val="28"/>
               <w:szCs w:val="28"/>
             </w:rPr>
-            <w:t xml:space="preserve"> </w:t>
-          </w:r>
-          <w:r>
-            <w:rPr>
-              <w:sz w:val="28"/>
-              <w:szCs w:val="28"/>
-            </w:rPr>
-            <w:t xml:space="preserve">(дата обращения: </w:t>
-          </w:r>
-          <w:r>
-            <w:rPr>
-              <w:sz w:val="28"/>
-              <w:szCs w:val="28"/>
-            </w:rPr>
-            <w:t>02</w:t>
-          </w:r>
-          <w:r>
-            <w:rPr>
-              <w:sz w:val="28"/>
-              <w:szCs w:val="28"/>
-            </w:rPr>
-            <w:t>.04.202</w:t>
-          </w:r>
-          <w:r>
-            <w:rPr>
-              <w:sz w:val="28"/>
-              <w:szCs w:val="28"/>
-            </w:rPr>
-            <w:t>4</w:t>
-          </w:r>
-          <w:r>
-            <w:rPr>
-              <w:sz w:val="28"/>
-              <w:szCs w:val="28"/>
-            </w:rPr>
-            <w:t>);</w:t>
+            <w:t xml:space="preserve"> Ф. Язык программирования C# 10 и платформа .NET 6. — СПб.: Питер, 2022.</w:t>
           </w:r>
         </w:p>
         <w:p>
@@ -25045,139 +25373,20 @@
               <w:sz w:val="28"/>
               <w:szCs w:val="28"/>
             </w:rPr>
-            <w:t xml:space="preserve">METANIT.COM </w:t>
+            <w:t xml:space="preserve">2. METANIT.COM [Электронный ресурс]: – Режим доступа: </w:t>
           </w:r>
-          <w:r>
-            <w:rPr>
-              <w:color w:val="000000" w:themeColor="text1"/>
-              <w:sz w:val="28"/>
-            </w:rPr>
-            <w:t xml:space="preserve">[Электронный ресурс]: – Режим доступа: </w:t>
-          </w:r>
-          <w:r>
-            <w:rPr>
-              <w:color w:val="000000" w:themeColor="text1"/>
-              <w:sz w:val="28"/>
-              <w:szCs w:val="28"/>
-              <w:lang w:val="en-US"/>
-            </w:rPr>
-            <w:t>https</w:t>
-          </w:r>
-          <w:r>
-            <w:rPr>
-              <w:color w:val="000000" w:themeColor="text1"/>
-              <w:sz w:val="28"/>
-              <w:szCs w:val="28"/>
-            </w:rPr>
-            <w:t>://</w:t>
-          </w:r>
-          <w:proofErr w:type="spellStart"/>
-          <w:r>
-            <w:rPr>
-              <w:color w:val="000000" w:themeColor="text1"/>
-              <w:sz w:val="28"/>
-              <w:szCs w:val="28"/>
-              <w:lang w:val="en-US"/>
-            </w:rPr>
-            <w:t>metanit</w:t>
-          </w:r>
-          <w:proofErr w:type="spellEnd"/>
-          <w:r>
-            <w:rPr>
-              <w:color w:val="000000" w:themeColor="text1"/>
-              <w:sz w:val="28"/>
-              <w:szCs w:val="28"/>
-            </w:rPr>
-            <w:t>.</w:t>
-          </w:r>
-          <w:r>
-            <w:rPr>
-              <w:color w:val="000000" w:themeColor="text1"/>
-              <w:sz w:val="28"/>
-              <w:szCs w:val="28"/>
-              <w:lang w:val="en-US"/>
-            </w:rPr>
-            <w:t>com</w:t>
-          </w:r>
-          <w:r>
-            <w:rPr>
-              <w:color w:val="000000" w:themeColor="text1"/>
-              <w:sz w:val="28"/>
-              <w:szCs w:val="28"/>
-            </w:rPr>
-            <w:t>/</w:t>
-          </w:r>
-          <w:r>
-            <w:rPr>
-              <w:color w:val="000000" w:themeColor="text1"/>
-              <w:sz w:val="28"/>
-              <w:szCs w:val="28"/>
-              <w:lang w:val="en-US"/>
-            </w:rPr>
-            <w:t>sharp</w:t>
-          </w:r>
-          <w:r>
-            <w:rPr>
-              <w:color w:val="000000" w:themeColor="text1"/>
-              <w:sz w:val="28"/>
-              <w:szCs w:val="28"/>
-            </w:rPr>
-            <w:t>/</w:t>
-          </w:r>
-          <w:proofErr w:type="spellStart"/>
-          <w:r>
-            <w:rPr>
-              <w:color w:val="000000" w:themeColor="text1"/>
-              <w:sz w:val="28"/>
-              <w:szCs w:val="28"/>
-              <w:lang w:val="en-US"/>
-            </w:rPr>
-            <w:t>wpf</w:t>
-          </w:r>
-          <w:proofErr w:type="spellEnd"/>
-          <w:r>
-            <w:rPr>
-              <w:color w:val="000000" w:themeColor="text1"/>
-              <w:sz w:val="28"/>
-              <w:szCs w:val="28"/>
-            </w:rPr>
-            <w:t>/</w:t>
-          </w:r>
-          <w:r>
-            <w:rPr>
-              <w:sz w:val="28"/>
-              <w:szCs w:val="28"/>
-            </w:rPr>
-            <w:t xml:space="preserve"> (дата обращения: </w:t>
-          </w:r>
-          <w:r>
-            <w:rPr>
-              <w:sz w:val="28"/>
-              <w:szCs w:val="28"/>
-            </w:rPr>
-            <w:t>02</w:t>
-          </w:r>
-          <w:r>
-            <w:rPr>
-              <w:sz w:val="28"/>
-              <w:szCs w:val="28"/>
-            </w:rPr>
-            <w:t>.04.202</w:t>
-          </w:r>
-          <w:r>
-            <w:rPr>
-              <w:sz w:val="28"/>
-              <w:szCs w:val="28"/>
-            </w:rPr>
-            <w:t>4</w:t>
-          </w:r>
-          <w:r>
-            <w:rPr>
-              <w:sz w:val="28"/>
-              <w:szCs w:val="28"/>
-            </w:rPr>
-            <w:t>);</w:t>
-          </w:r>
+          <w:hyperlink r:id="rId51" w:history="1">
+            <w:r>
+              <w:rPr>
+                <w:rStyle w:val="aa"/>
+                <w:color w:val="auto"/>
+                <w:sz w:val="28"/>
+                <w:szCs w:val="28"/>
+                <w:u w:val="none"/>
+              </w:rPr>
+              <w:t>https://metanit.com/sharp/wpf/</w:t>
+            </w:r>
+          </w:hyperlink>
         </w:p>
         <w:p>
           <w:pPr>
@@ -25201,275 +25410,20 @@
               <w:sz w:val="28"/>
               <w:szCs w:val="28"/>
             </w:rPr>
-            <w:t xml:space="preserve">Документация по Windows </w:t>
+            <w:t xml:space="preserve">Документация Microsoft по WPF [Электронный ресурс]: – Режим доступа: </w:t>
           </w:r>
-          <w:proofErr w:type="spellStart"/>
-          <w:r>
-            <w:rPr>
-              <w:color w:val="000000" w:themeColor="text1"/>
-              <w:sz w:val="28"/>
-              <w:szCs w:val="28"/>
-            </w:rPr>
-            <w:t>Presentation</w:t>
-          </w:r>
-          <w:proofErr w:type="spellEnd"/>
-          <w:r>
-            <w:rPr>
-              <w:color w:val="000000" w:themeColor="text1"/>
-              <w:sz w:val="28"/>
-              <w:szCs w:val="28"/>
-            </w:rPr>
-            <w:t xml:space="preserve"> Foundation </w:t>
-          </w:r>
-          <w:r>
-            <w:rPr>
-              <w:color w:val="000000" w:themeColor="text1"/>
-              <w:sz w:val="28"/>
-            </w:rPr>
-            <w:t xml:space="preserve">[Электронный ресурс]: – Режим доступа: </w:t>
-          </w:r>
-          <w:hyperlink r:id="rId51" w:history="1">
+          <w:hyperlink r:id="rId52" w:history="1">
             <w:r>
               <w:rPr>
-                <w:color w:val="000000" w:themeColor="text1"/>
+                <w:rStyle w:val="aa"/>
+                <w:color w:val="auto"/>
                 <w:sz w:val="28"/>
                 <w:szCs w:val="28"/>
-                <w:lang w:val="en-US"/>
+                <w:u w:val="none"/>
               </w:rPr>
-              <w:t>https</w:t>
-            </w:r>
-            <w:r>
-              <w:rPr>
-                <w:color w:val="000000" w:themeColor="text1"/>
-                <w:sz w:val="28"/>
-                <w:szCs w:val="28"/>
-              </w:rPr>
-              <w:t>://</w:t>
-            </w:r>
-            <w:r>
-              <w:rPr>
-                <w:color w:val="000000" w:themeColor="text1"/>
-                <w:sz w:val="28"/>
-                <w:szCs w:val="28"/>
-                <w:lang w:val="en-US"/>
-              </w:rPr>
-              <w:t>learn</w:t>
-            </w:r>
-            <w:r>
-              <w:rPr>
-                <w:color w:val="000000" w:themeColor="text1"/>
-                <w:sz w:val="28"/>
-                <w:szCs w:val="28"/>
-              </w:rPr>
-              <w:t>.</w:t>
-            </w:r>
-            <w:proofErr w:type="spellStart"/>
-            <w:r>
-              <w:rPr>
-                <w:color w:val="000000" w:themeColor="text1"/>
-                <w:sz w:val="28"/>
-                <w:szCs w:val="28"/>
-                <w:lang w:val="en-US"/>
-              </w:rPr>
-              <w:t>microsoft</w:t>
-            </w:r>
-            <w:proofErr w:type="spellEnd"/>
-            <w:r>
-              <w:rPr>
-                <w:color w:val="000000" w:themeColor="text1"/>
-                <w:sz w:val="28"/>
-                <w:szCs w:val="28"/>
-              </w:rPr>
-              <w:t>.</w:t>
-            </w:r>
-            <w:r>
-              <w:rPr>
-                <w:color w:val="000000" w:themeColor="text1"/>
-                <w:sz w:val="28"/>
-                <w:szCs w:val="28"/>
-                <w:lang w:val="en-US"/>
-              </w:rPr>
-              <w:t>com</w:t>
-            </w:r>
-            <w:r>
-              <w:rPr>
-                <w:color w:val="000000" w:themeColor="text1"/>
-                <w:sz w:val="28"/>
-                <w:szCs w:val="28"/>
-              </w:rPr>
-              <w:t>/</w:t>
-            </w:r>
-            <w:proofErr w:type="spellStart"/>
-            <w:r>
-              <w:rPr>
-                <w:color w:val="000000" w:themeColor="text1"/>
-                <w:sz w:val="28"/>
-                <w:szCs w:val="28"/>
-                <w:lang w:val="en-US"/>
-              </w:rPr>
-              <w:t>ru</w:t>
-            </w:r>
-            <w:proofErr w:type="spellEnd"/>
-            <w:r>
-              <w:rPr>
-                <w:color w:val="000000" w:themeColor="text1"/>
-                <w:sz w:val="28"/>
-                <w:szCs w:val="28"/>
-              </w:rPr>
-              <w:t>-</w:t>
-            </w:r>
-            <w:proofErr w:type="spellStart"/>
-            <w:r>
-              <w:rPr>
-                <w:color w:val="000000" w:themeColor="text1"/>
-                <w:sz w:val="28"/>
-                <w:szCs w:val="28"/>
-                <w:lang w:val="en-US"/>
-              </w:rPr>
-              <w:t>ru</w:t>
-            </w:r>
-            <w:proofErr w:type="spellEnd"/>
-            <w:r>
-              <w:rPr>
-                <w:color w:val="000000" w:themeColor="text1"/>
-                <w:sz w:val="28"/>
-                <w:szCs w:val="28"/>
-              </w:rPr>
-              <w:t>/</w:t>
-            </w:r>
-            <w:r>
-              <w:rPr>
-                <w:color w:val="000000" w:themeColor="text1"/>
-                <w:sz w:val="28"/>
-                <w:szCs w:val="28"/>
-                <w:lang w:val="en-US"/>
-              </w:rPr>
-              <w:t>dotnet</w:t>
-            </w:r>
-            <w:r>
-              <w:rPr>
-                <w:color w:val="000000" w:themeColor="text1"/>
-                <w:sz w:val="28"/>
-                <w:szCs w:val="28"/>
-              </w:rPr>
-              <w:t>/</w:t>
-            </w:r>
-            <w:r>
-              <w:rPr>
-                <w:color w:val="000000" w:themeColor="text1"/>
-                <w:sz w:val="28"/>
-                <w:szCs w:val="28"/>
-                <w:lang w:val="en-US"/>
-              </w:rPr>
-              <w:t>desktop</w:t>
-            </w:r>
-            <w:r>
-              <w:rPr>
-                <w:color w:val="000000" w:themeColor="text1"/>
-                <w:sz w:val="28"/>
-                <w:szCs w:val="28"/>
-              </w:rPr>
-              <w:t>/</w:t>
-            </w:r>
-            <w:proofErr w:type="spellStart"/>
-            <w:r>
-              <w:rPr>
-                <w:color w:val="000000" w:themeColor="text1"/>
-                <w:sz w:val="28"/>
-                <w:szCs w:val="28"/>
-                <w:lang w:val="en-US"/>
-              </w:rPr>
-              <w:t>wpf</w:t>
-            </w:r>
-            <w:proofErr w:type="spellEnd"/>
-            <w:r>
-              <w:rPr>
-                <w:color w:val="000000" w:themeColor="text1"/>
-                <w:sz w:val="28"/>
-                <w:szCs w:val="28"/>
-              </w:rPr>
-              <w:t>/?</w:t>
-            </w:r>
-            <w:r>
-              <w:rPr>
-                <w:color w:val="000000" w:themeColor="text1"/>
-                <w:sz w:val="28"/>
-                <w:szCs w:val="28"/>
-                <w:lang w:val="en-US"/>
-              </w:rPr>
-              <w:t>view</w:t>
-            </w:r>
-            <w:r>
-              <w:rPr>
-                <w:color w:val="000000" w:themeColor="text1"/>
-                <w:sz w:val="28"/>
-                <w:szCs w:val="28"/>
-              </w:rPr>
-              <w:t>=</w:t>
-            </w:r>
-            <w:proofErr w:type="spellStart"/>
-            <w:r>
-              <w:rPr>
-                <w:color w:val="000000" w:themeColor="text1"/>
-                <w:sz w:val="28"/>
-                <w:szCs w:val="28"/>
-                <w:lang w:val="en-US"/>
-              </w:rPr>
-              <w:t>netdesktop</w:t>
-            </w:r>
-            <w:proofErr w:type="spellEnd"/>
-            <w:r>
-              <w:rPr>
-                <w:color w:val="000000" w:themeColor="text1"/>
-                <w:sz w:val="28"/>
-                <w:szCs w:val="28"/>
-              </w:rPr>
-              <w:t>-8.0</w:t>
+              <w:t>https://learn.microsoft.com/ru-ru/dotnet/desktop/wpf/</w:t>
             </w:r>
           </w:hyperlink>
-          <w:r>
-            <w:rPr>
-              <w:color w:val="000000" w:themeColor="text1"/>
-              <w:sz w:val="28"/>
-              <w:szCs w:val="28"/>
-            </w:rPr>
-            <w:t xml:space="preserve"> (дата</w:t>
-          </w:r>
-          <w:r>
-            <w:rPr>
-              <w:sz w:val="28"/>
-              <w:szCs w:val="28"/>
-            </w:rPr>
-            <w:t xml:space="preserve"> обращения: </w:t>
-          </w:r>
-          <w:r>
-            <w:rPr>
-              <w:sz w:val="28"/>
-              <w:szCs w:val="28"/>
-            </w:rPr>
-            <w:t>02</w:t>
-          </w:r>
-          <w:r>
-            <w:rPr>
-              <w:sz w:val="28"/>
-              <w:szCs w:val="28"/>
-            </w:rPr>
-            <w:t>.04.202</w:t>
-          </w:r>
-          <w:r>
-            <w:rPr>
-              <w:sz w:val="28"/>
-              <w:szCs w:val="28"/>
-            </w:rPr>
-            <w:t>4</w:t>
-          </w:r>
-          <w:r>
-            <w:rPr>
-              <w:sz w:val="28"/>
-              <w:szCs w:val="28"/>
-            </w:rPr>
-            <w:t>);</w:t>
-          </w:r>
         </w:p>
         <w:p>
           <w:pPr>
@@ -25492,85 +25446,8 @@
               <w:color w:val="000000" w:themeColor="text1"/>
               <w:sz w:val="28"/>
               <w:szCs w:val="28"/>
-              <w:lang w:val="en-US"/>
             </w:rPr>
-            <w:t>Microsoft</w:t>
-          </w:r>
-          <w:r>
-            <w:rPr>
-              <w:color w:val="000000" w:themeColor="text1"/>
-              <w:sz w:val="28"/>
-              <w:szCs w:val="28"/>
-            </w:rPr>
-            <w:t xml:space="preserve"> </w:t>
-          </w:r>
-          <w:r>
-            <w:rPr>
-              <w:color w:val="000000" w:themeColor="text1"/>
-              <w:sz w:val="28"/>
-              <w:szCs w:val="28"/>
-              <w:lang w:val="en-US"/>
-            </w:rPr>
-            <w:t>Windows</w:t>
-          </w:r>
-          <w:r>
-            <w:rPr>
-              <w:color w:val="000000" w:themeColor="text1"/>
-              <w:sz w:val="28"/>
-              <w:szCs w:val="28"/>
-            </w:rPr>
-            <w:t xml:space="preserve"> </w:t>
-          </w:r>
-          <w:r>
-            <w:rPr>
-              <w:color w:val="000000" w:themeColor="text1"/>
-              <w:sz w:val="28"/>
-              <w:szCs w:val="28"/>
-              <w:lang w:val="en-US"/>
-            </w:rPr>
-            <w:t>Presentation</w:t>
-          </w:r>
-          <w:r>
-            <w:rPr>
-              <w:color w:val="000000" w:themeColor="text1"/>
-              <w:sz w:val="28"/>
-              <w:szCs w:val="28"/>
-            </w:rPr>
-            <w:t xml:space="preserve"> </w:t>
-          </w:r>
-          <w:r>
-            <w:rPr>
-              <w:color w:val="000000" w:themeColor="text1"/>
-              <w:sz w:val="28"/>
-              <w:szCs w:val="28"/>
-              <w:lang w:val="en-US"/>
-            </w:rPr>
-            <w:t>Foundation</w:t>
-          </w:r>
-          <w:r>
-            <w:rPr>
-              <w:color w:val="000000" w:themeColor="text1"/>
-              <w:sz w:val="28"/>
-              <w:szCs w:val="28"/>
-            </w:rPr>
-            <w:t xml:space="preserve">: — </w:t>
-          </w:r>
-          <w:r>
-            <w:rPr>
-              <w:color w:val="000000" w:themeColor="text1"/>
-              <w:sz w:val="28"/>
-              <w:szCs w:val="28"/>
-              <w:lang w:val="en-US"/>
-            </w:rPr>
-            <w:t>M</w:t>
-          </w:r>
-          <w:r>
-            <w:rPr>
-              <w:color w:val="000000" w:themeColor="text1"/>
-              <w:sz w:val="28"/>
-              <w:szCs w:val="28"/>
-            </w:rPr>
-            <w:t xml:space="preserve">.: Издательство «Русская </w:t>
+            <w:t xml:space="preserve">Рихтер Дж. CLR </w:t>
           </w:r>
           <w:proofErr w:type="spellStart"/>
           <w:r>
@@ -25579,7 +25456,7 @@
               <w:sz w:val="28"/>
               <w:szCs w:val="28"/>
             </w:rPr>
-            <w:t>Редакция»;СПб</w:t>
+            <w:t>via</w:t>
           </w:r>
           <w:proofErr w:type="spellEnd"/>
           <w:r>
@@ -25588,7 +25465,7 @@
               <w:sz w:val="28"/>
               <w:szCs w:val="28"/>
             </w:rPr>
-            <w:t>.: Питер, 2008. — 944 с.</w:t>
+            <w:t xml:space="preserve"> C#. — СПб.: Питер, 2019.</w:t>
           </w:r>
         </w:p>
       </w:sdtContent>
@@ -46565,10 +46442,10 @@
       </w:r>
     </w:p>
     <w:sectPr>
-      <w:headerReference w:type="default" r:id="rId52"/>
-      <w:footerReference w:type="default" r:id="rId53"/>
-      <w:headerReference w:type="first" r:id="rId54"/>
-      <w:footerReference w:type="first" r:id="rId55"/>
+      <w:headerReference w:type="default" r:id="rId53"/>
+      <w:footerReference w:type="default" r:id="rId54"/>
+      <w:headerReference w:type="first" r:id="rId55"/>
+      <w:footerReference w:type="first" r:id="rId56"/>
       <w:pgSz w:w="11906" w:h="16838" w:code="9"/>
       <w:pgMar w:top="851" w:right="567" w:bottom="1134" w:left="1418" w:header="284" w:footer="0" w:gutter="0"/>
       <w:cols w:space="708"/>
@@ -48184,13 +48061,14 @@
         <w:p>
           <w:pPr>
             <w:pStyle w:val="a5"/>
+            <w:spacing w:line="260" w:lineRule="exact"/>
             <w:jc w:val="center"/>
             <w:rPr>
               <w:rFonts w:ascii="Arial" w:hAnsi="Arial" w:cs="Arial"/>
               <w:i/>
               <w:w w:val="90"/>
-              <w:sz w:val="28"/>
-              <w:szCs w:val="28"/>
+              <w:sz w:val="40"/>
+              <w:szCs w:val="40"/>
             </w:rPr>
           </w:pPr>
           <w:r>
@@ -48201,7 +48079,7 @@
               <w:sz w:val="28"/>
               <w:szCs w:val="28"/>
             </w:rPr>
-            <w:t xml:space="preserve">Разработка программного продукта автоматизации работы </w:t>
+            <w:t>Информационная система учёта оперативно-разыскной деятельности (ОРД)</w:t>
           </w:r>
           <w:r>
             <w:rPr>
@@ -48211,32 +48089,8 @@
               <w:sz w:val="28"/>
               <w:szCs w:val="28"/>
             </w:rPr>
-            <w:t>с</w:t>
+            <w:t xml:space="preserve">. </w:t>
           </w:r>
-          <w:r>
-            <w:rPr>
-              <w:rFonts w:ascii="Arial" w:hAnsi="Arial" w:cs="Arial"/>
-              <w:i/>
-              <w:w w:val="90"/>
-              <w:sz w:val="28"/>
-              <w:szCs w:val="28"/>
-            </w:rPr>
-            <w:t>.</w:t>
-          </w:r>
-        </w:p>
-        <w:p>
-          <w:pPr>
-            <w:pStyle w:val="a5"/>
-            <w:spacing w:line="240" w:lineRule="exact"/>
-            <w:jc w:val="center"/>
-            <w:rPr>
-              <w:rFonts w:ascii="Arial" w:hAnsi="Arial" w:cs="Arial"/>
-              <w:i/>
-              <w:w w:val="90"/>
-              <w:sz w:val="40"/>
-              <w:szCs w:val="40"/>
-            </w:rPr>
-          </w:pPr>
           <w:r>
             <w:rPr>
               <w:rFonts w:ascii="Arial" w:hAnsi="Arial" w:cs="Arial"/>
@@ -55928,7 +55782,6 @@
   <w:style w:type="character" w:default="1" w:styleId="a0">
     <w:name w:val="Default Paragraph Font"/>
     <w:uiPriority w:val="1"/>
-    <w:semiHidden/>
     <w:unhideWhenUsed/>
   </w:style>
   <w:style w:type="table" w:default="1" w:styleId="a1">

--- a/КП_ПЗ_Архипов_М.docx
+++ b/КП_ПЗ_Архипов_М.docx
@@ -978,7 +978,10 @@
         <w:tab/>
       </w:r>
       <w:r>
-        <w:t>Архипов М.В.</w:t>
+        <w:t xml:space="preserve">М.В. </w:t>
+      </w:r>
+      <w:r>
+        <w:t>Архипов</w:t>
       </w:r>
     </w:p>
     <w:p>
@@ -8797,7 +8800,7 @@
           <w:noProof/>
         </w:rPr>
         <w:drawing>
-          <wp:inline distT="0" distB="0" distL="0" distR="0" wp14:anchorId="145555CF" wp14:editId="4FC12CBB">
+          <wp:inline distT="0" distB="0" distL="0" distR="0" wp14:anchorId="145555CF" wp14:editId="32431EBA">
             <wp:extent cx="3545840" cy="5809220"/>
             <wp:effectExtent l="0" t="0" r="0" b="1270"/>
             <wp:docPr id="1392628583" name="Рисунок 3"/>
@@ -47956,7 +47959,6 @@
             </w:rPr>
             <w:t xml:space="preserve"> </w:t>
           </w:r>
-          <w:proofErr w:type="gramStart"/>
           <w:r>
             <w:rPr>
               <w:rFonts w:ascii="Arial" w:hAnsi="Arial" w:cs="Arial"/>
@@ -47997,7 +47999,6 @@
             </w:rPr>
             <w:t>.</w:t>
           </w:r>
-          <w:proofErr w:type="gramEnd"/>
         </w:p>
       </w:tc>
       <w:tc>
@@ -48295,20 +48296,8 @@
               <w:sz w:val="20"/>
               <w:szCs w:val="20"/>
             </w:rPr>
-            <w:t xml:space="preserve"> </w:t>
+            <w:t xml:space="preserve"> Е.С.</w:t>
           </w:r>
-          <w:proofErr w:type="gramStart"/>
-          <w:r>
-            <w:rPr>
-              <w:rFonts w:ascii="Arial" w:hAnsi="Arial" w:cs="Arial"/>
-              <w:i/>
-              <w:w w:val="90"/>
-              <w:sz w:val="20"/>
-              <w:szCs w:val="20"/>
-            </w:rPr>
-            <w:t>Е.С.</w:t>
-          </w:r>
-          <w:proofErr w:type="gramEnd"/>
         </w:p>
       </w:tc>
       <w:tc>
@@ -55782,6 +55771,7 @@
   <w:style w:type="character" w:default="1" w:styleId="a0">
     <w:name w:val="Default Paragraph Font"/>
     <w:uiPriority w:val="1"/>
+    <w:semiHidden/>
     <w:unhideWhenUsed/>
   </w:style>
   <w:style w:type="table" w:default="1" w:styleId="a1">
